--- a/fuentes/CF5_621209_DU.docx
+++ b/fuentes/CF5_621209_DU.docx
@@ -527,23 +527,18 @@
       </w:r>
       <w:r>
         <w:rPr>
-          <w:rFonts w:cs="Calibri"/>
-          <w:bCs/>
-          <w:i/>
-          <w:iCs/>
+          <w:rStyle w:val="Extranjerismo"/>
+        </w:rPr>
+        <w:t>retail,</w:t>
+      </w:r>
+      <w:r>
+        <w:rPr>
+          <w:rFonts w:cs="Calibri"/>
+          <w:bCs/>
           <w:color w:val="000000"/>
           <w:kern w:val="0"/>
         </w:rPr>
-        <w:t>retail</w:t>
-      </w:r>
-      <w:r>
-        <w:rPr>
-          <w:rFonts w:cs="Calibri"/>
-          <w:bCs/>
-          <w:color w:val="000000"/>
-          <w:kern w:val="0"/>
-        </w:rPr>
-        <w:t>, enfocándose en conocimientos relacionados con la gestión de almacenes, incluyendo recibo, despacho y manejo de datos, así como el tratamiento del envase, empaque y embalaje en </w:t>
+        <w:t xml:space="preserve"> enfocándose en conocimientos relacionados con la gestión de almacenes, incluyendo recibo, despacho y manejo de datos, así como el tratamiento del envase, empaque y embalaje en </w:t>
       </w:r>
       <w:r>
         <w:rPr>
@@ -628,7 +623,7 @@
           <w:noProof/>
         </w:rPr>
       </w:pPr>
-      <w:bookmarkStart w:id="0" w:name="_Toc231886524"/>
+      <w:bookmarkStart w:id="0" w:name="_Toc232362403"/>
       <w:r>
         <w:lastRenderedPageBreak/>
         <w:t>Tabla de contenido</w:t>
@@ -658,6 +653,7 @@
     <w:p>
       <w:pPr>
         <w:pStyle w:val="TDC1"/>
+        <w:spacing w:line="360" w:lineRule="auto"/>
         <w:rPr>
           <w:rFonts w:asciiTheme="minorHAnsi" w:eastAsiaTheme="minorEastAsia" w:hAnsiTheme="minorHAnsi" w:cstheme="minorBidi"/>
           <w:noProof/>
@@ -667,13 +663,13 @@
           <w14:ligatures w14:val="standardContextual"/>
         </w:rPr>
       </w:pPr>
-      <w:hyperlink w:anchor="_Toc231886524" w:history="1">
+      <w:hyperlink w:anchor="_Toc232362404" w:history="1">
         <w:r>
           <w:rPr>
             <w:rStyle w:val="Hipervnculo"/>
             <w:noProof/>
           </w:rPr>
-          <w:t>Tabla de contenido</w:t>
+          <w:t>Introducción</w:t>
         </w:r>
         <w:r>
           <w:rPr>
@@ -694,7 +690,7 @@
             <w:noProof/>
             <w:webHidden/>
           </w:rPr>
-          <w:instrText xml:space="preserve"> PAGEREF _Toc231886524 \h </w:instrText>
+          <w:instrText xml:space="preserve"> PAGEREF _Toc232362404 \h </w:instrText>
         </w:r>
         <w:r>
           <w:rPr>
@@ -714,7 +710,7 @@
             <w:noProof/>
             <w:webHidden/>
           </w:rPr>
-          <w:t>2</w:t>
+          <w:t>3</w:t>
         </w:r>
         <w:r>
           <w:rPr>
@@ -738,78 +734,7 @@
           <w14:ligatures w14:val="standardContextual"/>
         </w:rPr>
       </w:pPr>
-      <w:hyperlink w:anchor="_Toc231886525" w:history="1">
-        <w:r>
-          <w:rPr>
-            <w:rStyle w:val="Hipervnculo"/>
-            <w:noProof/>
-          </w:rPr>
-          <w:t>Introducción</w:t>
-        </w:r>
-        <w:r>
-          <w:rPr>
-            <w:noProof/>
-            <w:webHidden/>
-          </w:rPr>
-          <w:tab/>
-        </w:r>
-        <w:r>
-          <w:rPr>
-            <w:noProof/>
-            <w:webHidden/>
-          </w:rPr>
-          <w:fldChar w:fldCharType="begin"/>
-        </w:r>
-        <w:r>
-          <w:rPr>
-            <w:noProof/>
-            <w:webHidden/>
-          </w:rPr>
-          <w:instrText xml:space="preserve"> PAGEREF _Toc231886525 \h </w:instrText>
-        </w:r>
-        <w:r>
-          <w:rPr>
-            <w:noProof/>
-            <w:webHidden/>
-          </w:rPr>
-        </w:r>
-        <w:r>
-          <w:rPr>
-            <w:noProof/>
-            <w:webHidden/>
-          </w:rPr>
-          <w:fldChar w:fldCharType="separate"/>
-        </w:r>
-        <w:r>
-          <w:rPr>
-            <w:noProof/>
-            <w:webHidden/>
-          </w:rPr>
-          <w:t>3</w:t>
-        </w:r>
-        <w:r>
-          <w:rPr>
-            <w:noProof/>
-            <w:webHidden/>
-          </w:rPr>
-          <w:fldChar w:fldCharType="end"/>
-        </w:r>
-      </w:hyperlink>
-    </w:p>
-    <w:p>
-      <w:pPr>
-        <w:pStyle w:val="TDC1"/>
-        <w:spacing w:line="360" w:lineRule="auto"/>
-        <w:rPr>
-          <w:rFonts w:asciiTheme="minorHAnsi" w:eastAsiaTheme="minorEastAsia" w:hAnsiTheme="minorHAnsi" w:cstheme="minorBidi"/>
-          <w:noProof/>
-          <w:sz w:val="24"/>
-          <w:szCs w:val="24"/>
-          <w:lang w:eastAsia="es-CO"/>
-          <w14:ligatures w14:val="standardContextual"/>
-        </w:rPr>
-      </w:pPr>
-      <w:hyperlink w:anchor="_Toc231886526" w:history="1">
+      <w:hyperlink w:anchor="_Toc232362405" w:history="1">
         <w:r>
           <w:rPr>
             <w:rStyle w:val="Hipervnculo"/>
@@ -854,7 +779,7 @@
             <w:noProof/>
             <w:webHidden/>
           </w:rPr>
-          <w:instrText xml:space="preserve"> PAGEREF _Toc231886526 \h </w:instrText>
+          <w:instrText xml:space="preserve"> PAGEREF _Toc232362405 \h </w:instrText>
         </w:r>
         <w:r>
           <w:rPr>
@@ -902,7 +827,7 @@
           <w14:ligatures w14:val="standardContextual"/>
         </w:rPr>
       </w:pPr>
-      <w:hyperlink w:anchor="_Toc231886527" w:history="1">
+      <w:hyperlink w:anchor="_Toc232362406" w:history="1">
         <w:r>
           <w:rPr>
             <w:rStyle w:val="Hipervnculo"/>
@@ -947,7 +872,7 @@
             <w:noProof/>
             <w:webHidden/>
           </w:rPr>
-          <w:instrText xml:space="preserve"> PAGEREF _Toc231886527 \h </w:instrText>
+          <w:instrText xml:space="preserve"> PAGEREF _Toc232362406 \h </w:instrText>
         </w:r>
         <w:r>
           <w:rPr>
@@ -967,7 +892,7 @@
             <w:noProof/>
             <w:webHidden/>
           </w:rPr>
-          <w:t>8</w:t>
+          <w:t>9</w:t>
         </w:r>
         <w:r>
           <w:rPr>
@@ -995,7 +920,7 @@
           <w14:ligatures w14:val="standardContextual"/>
         </w:rPr>
       </w:pPr>
-      <w:hyperlink w:anchor="_Toc231886528" w:history="1">
+      <w:hyperlink w:anchor="_Toc232362407" w:history="1">
         <w:r>
           <w:rPr>
             <w:rStyle w:val="Hipervnculo"/>
@@ -1040,7 +965,7 @@
             <w:noProof/>
             <w:webHidden/>
           </w:rPr>
-          <w:instrText xml:space="preserve"> PAGEREF _Toc231886528 \h </w:instrText>
+          <w:instrText xml:space="preserve"> PAGEREF _Toc232362407 \h </w:instrText>
         </w:r>
         <w:r>
           <w:rPr>
@@ -1060,7 +985,7 @@
             <w:noProof/>
             <w:webHidden/>
           </w:rPr>
-          <w:t>13</w:t>
+          <w:t>14</w:t>
         </w:r>
         <w:r>
           <w:rPr>
@@ -1088,7 +1013,7 @@
           <w14:ligatures w14:val="standardContextual"/>
         </w:rPr>
       </w:pPr>
-      <w:hyperlink w:anchor="_Toc231886529" w:history="1">
+      <w:hyperlink w:anchor="_Toc232362408" w:history="1">
         <w:r>
           <w:rPr>
             <w:rStyle w:val="Hipervnculo"/>
@@ -1133,7 +1058,7 @@
             <w:noProof/>
             <w:webHidden/>
           </w:rPr>
-          <w:instrText xml:space="preserve"> PAGEREF _Toc231886529 \h </w:instrText>
+          <w:instrText xml:space="preserve"> PAGEREF _Toc232362408 \h </w:instrText>
         </w:r>
         <w:r>
           <w:rPr>
@@ -1153,7 +1078,7 @@
             <w:noProof/>
             <w:webHidden/>
           </w:rPr>
-          <w:t>17</w:t>
+          <w:t>18</w:t>
         </w:r>
         <w:r>
           <w:rPr>
@@ -1177,7 +1102,7 @@
           <w14:ligatures w14:val="standardContextual"/>
         </w:rPr>
       </w:pPr>
-      <w:hyperlink w:anchor="_Toc231886530" w:history="1">
+      <w:hyperlink w:anchor="_Toc232362409" w:history="1">
         <w:r>
           <w:rPr>
             <w:rStyle w:val="Hipervnculo"/>
@@ -1226,7 +1151,7 @@
             <w:noProof/>
             <w:webHidden/>
           </w:rPr>
-          <w:instrText xml:space="preserve"> PAGEREF _Toc231886530 \h </w:instrText>
+          <w:instrText xml:space="preserve"> PAGEREF _Toc232362409 \h </w:instrText>
         </w:r>
         <w:r>
           <w:rPr>
@@ -1246,7 +1171,7 @@
             <w:noProof/>
             <w:webHidden/>
           </w:rPr>
-          <w:t>19</w:t>
+          <w:t>20</w:t>
         </w:r>
         <w:r>
           <w:rPr>
@@ -1274,7 +1199,7 @@
           <w14:ligatures w14:val="standardContextual"/>
         </w:rPr>
       </w:pPr>
-      <w:hyperlink w:anchor="_Toc231886531" w:history="1">
+      <w:hyperlink w:anchor="_Toc232362410" w:history="1">
         <w:r>
           <w:rPr>
             <w:rStyle w:val="Hipervnculo"/>
@@ -1319,7 +1244,7 @@
             <w:noProof/>
             <w:webHidden/>
           </w:rPr>
-          <w:instrText xml:space="preserve"> PAGEREF _Toc231886531 \h </w:instrText>
+          <w:instrText xml:space="preserve"> PAGEREF _Toc232362410 \h </w:instrText>
         </w:r>
         <w:r>
           <w:rPr>
@@ -1339,7 +1264,7 @@
             <w:noProof/>
             <w:webHidden/>
           </w:rPr>
-          <w:t>19</w:t>
+          <w:t>20</w:t>
         </w:r>
         <w:r>
           <w:rPr>
@@ -1367,7 +1292,7 @@
           <w14:ligatures w14:val="standardContextual"/>
         </w:rPr>
       </w:pPr>
-      <w:hyperlink w:anchor="_Toc231886532" w:history="1">
+      <w:hyperlink w:anchor="_Toc232362411" w:history="1">
         <w:r>
           <w:rPr>
             <w:rStyle w:val="Hipervnculo"/>
@@ -1412,7 +1337,7 @@
             <w:noProof/>
             <w:webHidden/>
           </w:rPr>
-          <w:instrText xml:space="preserve"> PAGEREF _Toc231886532 \h </w:instrText>
+          <w:instrText xml:space="preserve"> PAGEREF _Toc232362411 \h </w:instrText>
         </w:r>
         <w:r>
           <w:rPr>
@@ -1432,7 +1357,7 @@
             <w:noProof/>
             <w:webHidden/>
           </w:rPr>
-          <w:t>23</w:t>
+          <w:t>24</w:t>
         </w:r>
         <w:r>
           <w:rPr>
@@ -1460,7 +1385,7 @@
           <w14:ligatures w14:val="standardContextual"/>
         </w:rPr>
       </w:pPr>
-      <w:hyperlink w:anchor="_Toc231886533" w:history="1">
+      <w:hyperlink w:anchor="_Toc232362412" w:history="1">
         <w:r>
           <w:rPr>
             <w:rStyle w:val="Hipervnculo"/>
@@ -1505,7 +1430,7 @@
             <w:noProof/>
             <w:webHidden/>
           </w:rPr>
-          <w:instrText xml:space="preserve"> PAGEREF _Toc231886533 \h </w:instrText>
+          <w:instrText xml:space="preserve"> PAGEREF _Toc232362412 \h </w:instrText>
         </w:r>
         <w:r>
           <w:rPr>
@@ -1525,7 +1450,7 @@
             <w:noProof/>
             <w:webHidden/>
           </w:rPr>
-          <w:t>24</w:t>
+          <w:t>25</w:t>
         </w:r>
         <w:r>
           <w:rPr>
@@ -1549,7 +1474,7 @@
           <w14:ligatures w14:val="standardContextual"/>
         </w:rPr>
       </w:pPr>
-      <w:hyperlink w:anchor="_Toc231886534" w:history="1">
+      <w:hyperlink w:anchor="_Toc232362413" w:history="1">
         <w:r>
           <w:rPr>
             <w:rStyle w:val="Hipervnculo"/>
@@ -1594,7 +1519,7 @@
             <w:noProof/>
             <w:webHidden/>
           </w:rPr>
-          <w:instrText xml:space="preserve"> PAGEREF _Toc231886534 \h </w:instrText>
+          <w:instrText xml:space="preserve"> PAGEREF _Toc232362413 \h </w:instrText>
         </w:r>
         <w:r>
           <w:rPr>
@@ -1614,7 +1539,7 @@
             <w:noProof/>
             <w:webHidden/>
           </w:rPr>
-          <w:t>26</w:t>
+          <w:t>27</w:t>
         </w:r>
         <w:r>
           <w:rPr>
@@ -1642,7 +1567,7 @@
           <w14:ligatures w14:val="standardContextual"/>
         </w:rPr>
       </w:pPr>
-      <w:hyperlink w:anchor="_Toc231886535" w:history="1">
+      <w:hyperlink w:anchor="_Toc232362414" w:history="1">
         <w:r>
           <w:rPr>
             <w:rStyle w:val="Hipervnculo"/>
@@ -1687,7 +1612,7 @@
             <w:noProof/>
             <w:webHidden/>
           </w:rPr>
-          <w:instrText xml:space="preserve"> PAGEREF _Toc231886535 \h </w:instrText>
+          <w:instrText xml:space="preserve"> PAGEREF _Toc232362414 \h </w:instrText>
         </w:r>
         <w:r>
           <w:rPr>
@@ -1707,7 +1632,7 @@
             <w:noProof/>
             <w:webHidden/>
           </w:rPr>
-          <w:t>26</w:t>
+          <w:t>27</w:t>
         </w:r>
         <w:r>
           <w:rPr>
@@ -1735,7 +1660,7 @@
           <w14:ligatures w14:val="standardContextual"/>
         </w:rPr>
       </w:pPr>
-      <w:hyperlink w:anchor="_Toc231886536" w:history="1">
+      <w:hyperlink w:anchor="_Toc232362415" w:history="1">
         <w:r>
           <w:rPr>
             <w:rStyle w:val="Hipervnculo"/>
@@ -1780,7 +1705,7 @@
             <w:noProof/>
             <w:webHidden/>
           </w:rPr>
-          <w:instrText xml:space="preserve"> PAGEREF _Toc231886536 \h </w:instrText>
+          <w:instrText xml:space="preserve"> PAGEREF _Toc232362415 \h </w:instrText>
         </w:r>
         <w:r>
           <w:rPr>
@@ -1800,7 +1725,7 @@
             <w:noProof/>
             <w:webHidden/>
           </w:rPr>
-          <w:t>26</w:t>
+          <w:t>27</w:t>
         </w:r>
         <w:r>
           <w:rPr>
@@ -1828,7 +1753,7 @@
           <w14:ligatures w14:val="standardContextual"/>
         </w:rPr>
       </w:pPr>
-      <w:hyperlink w:anchor="_Toc231886537" w:history="1">
+      <w:hyperlink w:anchor="_Toc232362416" w:history="1">
         <w:r>
           <w:rPr>
             <w:rStyle w:val="Hipervnculo"/>
@@ -1873,7 +1798,7 @@
             <w:noProof/>
             <w:webHidden/>
           </w:rPr>
-          <w:instrText xml:space="preserve"> PAGEREF _Toc231886537 \h </w:instrText>
+          <w:instrText xml:space="preserve"> PAGEREF _Toc232362416 \h </w:instrText>
         </w:r>
         <w:r>
           <w:rPr>
@@ -1893,7 +1818,7 @@
             <w:noProof/>
             <w:webHidden/>
           </w:rPr>
-          <w:t>27</w:t>
+          <w:t>28</w:t>
         </w:r>
         <w:r>
           <w:rPr>
@@ -1921,7 +1846,7 @@
           <w14:ligatures w14:val="standardContextual"/>
         </w:rPr>
       </w:pPr>
-      <w:hyperlink w:anchor="_Toc231886538" w:history="1">
+      <w:hyperlink w:anchor="_Toc232362417" w:history="1">
         <w:r>
           <w:rPr>
             <w:rStyle w:val="Hipervnculo"/>
@@ -1966,7 +1891,7 @@
             <w:noProof/>
             <w:webHidden/>
           </w:rPr>
-          <w:instrText xml:space="preserve"> PAGEREF _Toc231886538 \h </w:instrText>
+          <w:instrText xml:space="preserve"> PAGEREF _Toc232362417 \h </w:instrText>
         </w:r>
         <w:r>
           <w:rPr>
@@ -1986,7 +1911,7 @@
             <w:noProof/>
             <w:webHidden/>
           </w:rPr>
-          <w:t>28</w:t>
+          <w:t>29</w:t>
         </w:r>
         <w:r>
           <w:rPr>
@@ -2014,7 +1939,7 @@
           <w14:ligatures w14:val="standardContextual"/>
         </w:rPr>
       </w:pPr>
-      <w:hyperlink w:anchor="_Toc231886539" w:history="1">
+      <w:hyperlink w:anchor="_Toc232362418" w:history="1">
         <w:r>
           <w:rPr>
             <w:rStyle w:val="Hipervnculo"/>
@@ -2059,7 +1984,7 @@
             <w:noProof/>
             <w:webHidden/>
           </w:rPr>
-          <w:instrText xml:space="preserve"> PAGEREF _Toc231886539 \h </w:instrText>
+          <w:instrText xml:space="preserve"> PAGEREF _Toc232362418 \h </w:instrText>
         </w:r>
         <w:r>
           <w:rPr>
@@ -2079,7 +2004,7 @@
             <w:noProof/>
             <w:webHidden/>
           </w:rPr>
-          <w:t>28</w:t>
+          <w:t>29</w:t>
         </w:r>
         <w:r>
           <w:rPr>
@@ -2107,7 +2032,7 @@
           <w14:ligatures w14:val="standardContextual"/>
         </w:rPr>
       </w:pPr>
-      <w:hyperlink w:anchor="_Toc231886540" w:history="1">
+      <w:hyperlink w:anchor="_Toc232362419" w:history="1">
         <w:r>
           <w:rPr>
             <w:rStyle w:val="Hipervnculo"/>
@@ -2152,7 +2077,7 @@
             <w:noProof/>
             <w:webHidden/>
           </w:rPr>
-          <w:instrText xml:space="preserve"> PAGEREF _Toc231886540 \h </w:instrText>
+          <w:instrText xml:space="preserve"> PAGEREF _Toc232362419 \h </w:instrText>
         </w:r>
         <w:r>
           <w:rPr>
@@ -2172,7 +2097,7 @@
             <w:noProof/>
             <w:webHidden/>
           </w:rPr>
-          <w:t>31</w:t>
+          <w:t>32</w:t>
         </w:r>
         <w:r>
           <w:rPr>
@@ -2196,7 +2121,7 @@
           <w14:ligatures w14:val="standardContextual"/>
         </w:rPr>
       </w:pPr>
-      <w:hyperlink w:anchor="_Toc231886541" w:history="1">
+      <w:hyperlink w:anchor="_Toc232362420" w:history="1">
         <w:r>
           <w:rPr>
             <w:rStyle w:val="Hipervnculo"/>
@@ -2223,7 +2148,7 @@
             <w:noProof/>
             <w:webHidden/>
           </w:rPr>
-          <w:instrText xml:space="preserve"> PAGEREF _Toc231886541 \h </w:instrText>
+          <w:instrText xml:space="preserve"> PAGEREF _Toc232362420 \h </w:instrText>
         </w:r>
         <w:r>
           <w:rPr>
@@ -2243,7 +2168,7 @@
             <w:noProof/>
             <w:webHidden/>
           </w:rPr>
-          <w:t>35</w:t>
+          <w:t>36</w:t>
         </w:r>
         <w:r>
           <w:rPr>
@@ -2267,7 +2192,7 @@
           <w14:ligatures w14:val="standardContextual"/>
         </w:rPr>
       </w:pPr>
-      <w:hyperlink w:anchor="_Toc231886542" w:history="1">
+      <w:hyperlink w:anchor="_Toc232362421" w:history="1">
         <w:r>
           <w:rPr>
             <w:rStyle w:val="Hipervnculo"/>
@@ -2294,7 +2219,7 @@
             <w:noProof/>
             <w:webHidden/>
           </w:rPr>
-          <w:instrText xml:space="preserve"> PAGEREF _Toc231886542 \h </w:instrText>
+          <w:instrText xml:space="preserve"> PAGEREF _Toc232362421 \h </w:instrText>
         </w:r>
         <w:r>
           <w:rPr>
@@ -2314,7 +2239,7 @@
             <w:noProof/>
             <w:webHidden/>
           </w:rPr>
-          <w:t>36</w:t>
+          <w:t>37</w:t>
         </w:r>
         <w:r>
           <w:rPr>
@@ -2338,7 +2263,7 @@
           <w14:ligatures w14:val="standardContextual"/>
         </w:rPr>
       </w:pPr>
-      <w:hyperlink w:anchor="_Toc231886543" w:history="1">
+      <w:hyperlink w:anchor="_Toc232362422" w:history="1">
         <w:r>
           <w:rPr>
             <w:rStyle w:val="Hipervnculo"/>
@@ -2365,7 +2290,7 @@
             <w:noProof/>
             <w:webHidden/>
           </w:rPr>
-          <w:instrText xml:space="preserve"> PAGEREF _Toc231886543 \h </w:instrText>
+          <w:instrText xml:space="preserve"> PAGEREF _Toc232362422 \h </w:instrText>
         </w:r>
         <w:r>
           <w:rPr>
@@ -2385,7 +2310,7 @@
             <w:noProof/>
             <w:webHidden/>
           </w:rPr>
-          <w:t>38</w:t>
+          <w:t>39</w:t>
         </w:r>
         <w:r>
           <w:rPr>
@@ -2409,7 +2334,7 @@
           <w14:ligatures w14:val="standardContextual"/>
         </w:rPr>
       </w:pPr>
-      <w:hyperlink w:anchor="_Toc231886544" w:history="1">
+      <w:hyperlink w:anchor="_Toc232362423" w:history="1">
         <w:r>
           <w:rPr>
             <w:rStyle w:val="Hipervnculo"/>
@@ -2436,7 +2361,7 @@
             <w:noProof/>
             <w:webHidden/>
           </w:rPr>
-          <w:instrText xml:space="preserve"> PAGEREF _Toc231886544 \h </w:instrText>
+          <w:instrText xml:space="preserve"> PAGEREF _Toc232362423 \h </w:instrText>
         </w:r>
         <w:r>
           <w:rPr>
@@ -2456,7 +2381,7 @@
             <w:noProof/>
             <w:webHidden/>
           </w:rPr>
-          <w:t>39</w:t>
+          <w:t>40</w:t>
         </w:r>
         <w:r>
           <w:rPr>
@@ -2502,7 +2427,7 @@
         </w:numPr>
         <w:ind w:left="709"/>
       </w:pPr>
-      <w:bookmarkStart w:id="2" w:name="_Toc231886525"/>
+      <w:bookmarkStart w:id="2" w:name="_Toc232362404"/>
       <w:r>
         <w:lastRenderedPageBreak/>
         <w:t>Introducción</w:t>
@@ -2522,7 +2447,20 @@
           <w:rFonts w:cs="Calibri"/>
           <w:lang w:eastAsia="es-CO"/>
         </w:rPr>
-        <w:t>La logística comercial, es considerada como un proceso fundamental y de gran importancia en las operaciones comerciales en retail, toda la gestión que esta implica será abordada a través de diferentes conceptos en este material de formación. Consulte el video que a continuación se presenta. ¡Muchos éxitos en este proceso de aprendizaje!</w:t>
+        <w:t xml:space="preserve">La logística comercial, es considerada como un proceso fundamental y de gran importancia en las operaciones comerciales en </w:t>
+      </w:r>
+      <w:r>
+        <w:rPr>
+          <w:rStyle w:val="Extranjerismo"/>
+        </w:rPr>
+        <w:t>retail,</w:t>
+      </w:r>
+      <w:r>
+        <w:rPr>
+          <w:rFonts w:cs="Calibri"/>
+          <w:lang w:eastAsia="es-CO"/>
+        </w:rPr>
+        <w:t xml:space="preserve"> toda la gestión que esta implica será abordada a través de diferentes conceptos en este material de formación. Consulte el video que a continuación se presenta. ¡Muchos éxitos en este proceso de aprendizaje!</w:t>
       </w:r>
     </w:p>
     <w:p>
@@ -2541,7 +2479,7 @@
           <w:noProof/>
         </w:rPr>
         <w:drawing>
-          <wp:inline distT="0" distB="0" distL="0" distR="0" wp14:anchorId="3229D916" wp14:editId="0894D0D5">
+          <wp:inline distT="0" distB="0" distL="0" distR="0" wp14:anchorId="3229D916" wp14:editId="2F5CCCB3">
             <wp:extent cx="4680000" cy="2635200"/>
             <wp:effectExtent l="0" t="0" r="6350" b="0"/>
             <wp:docPr id="1685114196" name="Imagen 4">
@@ -2687,7 +2625,7 @@
               <w:t xml:space="preserve"> </w:t>
             </w:r>
             <w:r>
-              <w:t>L</w:t>
+              <w:t>l</w:t>
             </w:r>
             <w:r>
               <w:t>ogística comercial</w:t>
@@ -2751,7 +2689,16 @@
               <w:t xml:space="preserve"> </w:t>
             </w:r>
             <w:r>
-              <w:t>operaciones comerciales en retail Por lo</w:t>
+              <w:t>operaciones comerciales en</w:t>
+            </w:r>
+            <w:r>
+              <w:rPr>
+                <w:rStyle w:val="Extranjerismo"/>
+              </w:rPr>
+              <w:t xml:space="preserve"> retail</w:t>
+            </w:r>
+            <w:r>
+              <w:t xml:space="preserve"> Por lo</w:t>
             </w:r>
             <w:r>
               <w:t xml:space="preserve"> </w:t>
@@ -2948,7 +2895,7 @@
           <w:numId w:val="11"/>
         </w:numPr>
       </w:pPr>
-      <w:bookmarkStart w:id="3" w:name="_Toc231886526"/>
+      <w:bookmarkStart w:id="3" w:name="_Toc232362405"/>
       <w:r>
         <w:lastRenderedPageBreak/>
         <w:t>Almacenamiento</w:t>
@@ -2973,9 +2920,7 @@
       </w:r>
       <w:r>
         <w:rPr>
-          <w:rFonts w:cs="Calibri"/>
-          <w:i/>
-          <w:iCs/>
+          <w:rStyle w:val="Extranjerismo"/>
           <w:lang w:eastAsia="es-CO"/>
         </w:rPr>
         <w:t>stock</w:t>
@@ -2989,9 +2934,7 @@
       </w:r>
       <w:r>
         <w:rPr>
-          <w:rFonts w:cs="Calibri"/>
-          <w:i/>
-          <w:iCs/>
+          <w:rStyle w:val="Extranjerismo"/>
           <w:lang w:eastAsia="es-CO"/>
         </w:rPr>
         <w:t>stock</w:t>
@@ -3255,7 +3198,6 @@
           <w:rStyle w:val="Extranjerismo"/>
           <w:b/>
           <w:bCs/>
-          <w:lang w:eastAsia="es-CO"/>
         </w:rPr>
         <w:t>retail,</w:t>
       </w:r>
@@ -3497,7 +3439,20 @@
           <w:rFonts w:cs="Calibri"/>
           <w:lang w:eastAsia="es-CO"/>
         </w:rPr>
-        <w:t>Son los artículos destinados a corregir o reparar las unidades que ya han estado en manos de los consumidores. Si bien las incidencias de este tipo son mínimas, los retail siempre deben disponer de material en almacén para las peticiones y necesidades de último momento.</w:t>
+        <w:t xml:space="preserve">Son los artículos destinados a corregir o reparar las unidades que ya han estado en manos de los consumidores. Si bien las incidencias de este tipo son mínimas, los </w:t>
+      </w:r>
+      <w:r>
+        <w:rPr>
+          <w:rStyle w:val="Extranjerismo"/>
+        </w:rPr>
+        <w:t>retail</w:t>
+      </w:r>
+      <w:r>
+        <w:rPr>
+          <w:rFonts w:cs="Calibri"/>
+          <w:lang w:eastAsia="es-CO"/>
+        </w:rPr>
+        <w:t xml:space="preserve"> siempre deben disponer de material en almacén para las peticiones y necesidades de último momento.</w:t>
       </w:r>
     </w:p>
     <w:p>
@@ -3535,7 +3490,6 @@
       <w:r>
         <w:rPr>
           <w:rStyle w:val="Extranjerismo"/>
-          <w:lang w:eastAsia="es-CO"/>
         </w:rPr>
         <w:t>retail</w:t>
       </w:r>
@@ -3809,7 +3763,7 @@
           <w:numId w:val="11"/>
         </w:numPr>
       </w:pPr>
-      <w:bookmarkStart w:id="4" w:name="_Toc231886527"/>
+      <w:bookmarkStart w:id="4" w:name="_Toc232362406"/>
       <w:r>
         <w:t>Recibo</w:t>
       </w:r>
@@ -3883,7 +3837,13 @@
         <w:rPr>
           <w:rStyle w:val="Extranjerismo"/>
         </w:rPr>
-        <w:t>retail,</w:t>
+        <w:t>retail</w:t>
+      </w:r>
+      <w:r>
+        <w:rPr>
+          <w:rStyle w:val="Extranjerismo"/>
+        </w:rPr>
+        <w:t>,</w:t>
       </w:r>
       <w:r>
         <w:rPr>
@@ -4456,7 +4416,7 @@
           <w:numId w:val="11"/>
         </w:numPr>
       </w:pPr>
-      <w:bookmarkStart w:id="5" w:name="_Toc231886528"/>
+      <w:bookmarkStart w:id="5" w:name="_Toc232362407"/>
       <w:r>
         <w:t>Despacho</w:t>
       </w:r>
@@ -4989,7 +4949,34 @@
           <w:rFonts w:cs="Calibri"/>
           <w:lang w:eastAsia="es-CO"/>
         </w:rPr>
-        <w:t>Facturación registrando el número del sello de seguridad que lleve el vehículo, al igual que el número de estibas, cajas o recipientes. Se debe tener en cuenta la posibilidad de un carrusel de sellos para entregas parciales en varios almacenes. Nota: estos datos deben incluirse en el aviso de despacho cuando se aplica.</w:t>
+        <w:t xml:space="preserve">Facturación registrando el número del sello de seguridad que lleve el vehículo, al igual que el número de estibas, cajas o recipientes. Se debe tener en cuenta la posibilidad de un carrusel de sellos para entregas parciales en varios almacenes. </w:t>
+      </w:r>
+    </w:p>
+    <w:p>
+      <w:pPr>
+        <w:pStyle w:val="Prrafodelista"/>
+        <w:spacing w:before="0" w:after="0"/>
+        <w:ind w:left="1429" w:firstLine="0"/>
+        <w:rPr>
+          <w:rFonts w:cs="Calibri"/>
+          <w:lang w:eastAsia="es-CO"/>
+        </w:rPr>
+      </w:pPr>
+      <w:r>
+        <w:rPr>
+          <w:rFonts w:cs="Calibri"/>
+          <w:b/>
+          <w:bCs/>
+          <w:lang w:eastAsia="es-CO"/>
+        </w:rPr>
+        <w:t>Nota</w:t>
+      </w:r>
+      <w:r>
+        <w:rPr>
+          <w:rFonts w:cs="Calibri"/>
+          <w:lang w:eastAsia="es-CO"/>
+        </w:rPr>
+        <w:t>: estos datos deben incluirse en el aviso de despacho cuando se aplica.</w:t>
       </w:r>
     </w:p>
     <w:p>
@@ -5101,7 +5088,6 @@
           <w:bCs/>
           <w:lang w:eastAsia="es-CO"/>
         </w:rPr>
-        <w:lastRenderedPageBreak/>
         <w:t>Al iniciar</w:t>
       </w:r>
     </w:p>
@@ -5171,6 +5157,17 @@
     <w:p>
       <w:pPr>
         <w:pStyle w:val="Prrafodelista"/>
+        <w:spacing w:before="0" w:after="0"/>
+        <w:ind w:left="1776" w:firstLine="0"/>
+        <w:rPr>
+          <w:rFonts w:cs="Calibri"/>
+          <w:lang w:eastAsia="es-CO"/>
+        </w:rPr>
+      </w:pPr>
+    </w:p>
+    <w:p>
+      <w:pPr>
+        <w:pStyle w:val="Prrafodelista"/>
         <w:numPr>
           <w:ilvl w:val="0"/>
           <w:numId w:val="8"/>
@@ -5280,6 +5277,17 @@
     <w:p>
       <w:pPr>
         <w:pStyle w:val="Prrafodelista"/>
+        <w:spacing w:before="0" w:after="0"/>
+        <w:ind w:left="1776" w:firstLine="0"/>
+        <w:rPr>
+          <w:rFonts w:cs="Calibri"/>
+          <w:lang w:eastAsia="es-CO"/>
+        </w:rPr>
+      </w:pPr>
+    </w:p>
+    <w:p>
+      <w:pPr>
+        <w:pStyle w:val="Prrafodelista"/>
         <w:numPr>
           <w:ilvl w:val="0"/>
           <w:numId w:val="8"/>
@@ -5347,6 +5355,17 @@
     <w:p>
       <w:pPr>
         <w:pStyle w:val="Prrafodelista"/>
+        <w:spacing w:before="0" w:after="0"/>
+        <w:ind w:left="1776" w:firstLine="0"/>
+        <w:rPr>
+          <w:rFonts w:cs="Calibri"/>
+          <w:lang w:eastAsia="es-CO"/>
+        </w:rPr>
+      </w:pPr>
+    </w:p>
+    <w:p>
+      <w:pPr>
+        <w:pStyle w:val="Prrafodelista"/>
         <w:numPr>
           <w:ilvl w:val="0"/>
           <w:numId w:val="8"/>
@@ -5366,6 +5385,7 @@
           <w:bCs/>
           <w:lang w:eastAsia="es-CO"/>
         </w:rPr>
+        <w:lastRenderedPageBreak/>
         <w:t>Para finalizar</w:t>
       </w:r>
     </w:p>
@@ -5408,7 +5428,6 @@
           <w:rFonts w:cs="Calibri"/>
           <w:lang w:eastAsia="es-CO"/>
         </w:rPr>
-        <w:lastRenderedPageBreak/>
         <w:t>Recibe los documentos firmados de la entrega y, cuando aplique, el material de intercambio (activos retornables: estibas, canastillas, etc.) y las devoluciones.</w:t>
       </w:r>
     </w:p>
@@ -5528,22 +5547,13 @@
     </w:p>
     <w:p>
       <w:pPr>
-        <w:spacing w:before="0" w:after="0"/>
-        <w:rPr>
-          <w:rFonts w:cs="Calibri"/>
-          <w:lang w:eastAsia="es-CO"/>
-        </w:rPr>
-      </w:pPr>
-    </w:p>
-    <w:p>
-      <w:pPr>
         <w:pStyle w:val="Ttulo2"/>
         <w:numPr>
           <w:ilvl w:val="1"/>
           <w:numId w:val="11"/>
         </w:numPr>
       </w:pPr>
-      <w:bookmarkStart w:id="6" w:name="_Toc231886529"/>
+      <w:bookmarkStart w:id="6" w:name="_Toc232362408"/>
       <w:r>
         <w:t>Datos</w:t>
       </w:r>
@@ -5599,6 +5609,7 @@
           <w:rFonts w:cs="Calibri"/>
           <w:lang w:eastAsia="es-CO"/>
         </w:rPr>
+        <w:lastRenderedPageBreak/>
         <w:t>Las empresas han implementado sistemas de gestión de datos para atender las necesidades y requisitos operativos, garantizando un manejo ético y responsable de la información de los clientes.</w:t>
       </w:r>
     </w:p>
@@ -5619,7 +5630,6 @@
           <w:bCs/>
           <w:lang w:eastAsia="es-CO"/>
         </w:rPr>
-        <w:lastRenderedPageBreak/>
         <w:t>Importancia y manejo responsable</w:t>
       </w:r>
     </w:p>
@@ -5728,33 +5738,6 @@
         </w:rPr>
         <w:t> necesitan emplear un equipo interno con tecnología avanzada en gestión de datos.</w:t>
       </w:r>
-    </w:p>
-    <w:p>
-      <w:pPr>
-        <w:spacing w:before="0" w:after="0"/>
-        <w:rPr>
-          <w:rFonts w:cs="Calibri"/>
-          <w:lang w:eastAsia="es-CO"/>
-        </w:rPr>
-      </w:pPr>
-    </w:p>
-    <w:p>
-      <w:pPr>
-        <w:spacing w:before="0" w:after="0"/>
-        <w:rPr>
-          <w:rFonts w:cs="Calibri"/>
-          <w:lang w:eastAsia="es-CO"/>
-        </w:rPr>
-      </w:pPr>
-    </w:p>
-    <w:p>
-      <w:pPr>
-        <w:spacing w:before="0" w:after="0"/>
-        <w:rPr>
-          <w:rFonts w:cs="Calibri"/>
-          <w:lang w:eastAsia="es-CO"/>
-        </w:rPr>
-      </w:pPr>
     </w:p>
     <w:p>
       <w:pPr>
@@ -5776,7 +5759,7 @@
           <w:rStyle w:val="Extranjerismo"/>
         </w:rPr>
       </w:pPr>
-      <w:bookmarkStart w:id="7" w:name="_Toc231886530"/>
+      <w:bookmarkStart w:id="7" w:name="_Toc232362409"/>
       <w:r>
         <w:rPr>
           <w:rStyle w:val="Extranjerismo"/>
@@ -5788,14 +5771,13 @@
     </w:p>
     <w:p>
       <w:r>
-        <w:t>Es el proceso de pedido, almacenamiento y uso del inventario, desde las materias primas hasta el producto terminado, o desde el producto terminado hasta la góndola o exhibición en el punto de venta del cliente o </w:t>
-      </w:r>
-      <w:r>
-        <w:rPr>
-          <w:i/>
-          <w:iCs/>
-        </w:rPr>
-        <w:t>retail</w:t>
+        <w:t>Es el proceso de pedido, almacenamiento y uso del inventario, desde las materias primas hasta el producto terminado, o desde el producto terminado hasta la góndola o exhibición en el punto de venta del cliente o</w:t>
+      </w:r>
+      <w:r>
+        <w:rPr>
+          <w:rStyle w:val="Extranjerismo"/>
+        </w:rPr>
+        <w:t> retail</w:t>
       </w:r>
       <w:r>
         <w:t> determinado.</w:t>
@@ -5859,7 +5841,7 @@
           <w:numId w:val="10"/>
         </w:numPr>
       </w:pPr>
-      <w:bookmarkStart w:id="8" w:name="_Toc231886531"/>
+      <w:bookmarkStart w:id="8" w:name="_Toc232362410"/>
       <w:r>
         <w:t>Envase</w:t>
       </w:r>
@@ -5989,13 +5971,22 @@
       </w:pPr>
       <w:r>
         <w:rPr>
+          <w:rStyle w:val="Extranjerismo"/>
+          <w:b/>
+          <w:bCs/>
+          <w:lang w:eastAsia="es-CO"/>
+        </w:rPr>
+        <w:t>Flip top</w:t>
+      </w:r>
+      <w:r>
+        <w:rPr>
           <w:b/>
           <w:bCs/>
           <w:i/>
           <w:iCs/>
           <w:lang w:eastAsia="es-CO"/>
         </w:rPr>
-        <w:t>Flip top:</w:t>
+        <w:t>:</w:t>
       </w:r>
       <w:r>
         <w:rPr>
@@ -6019,10 +6010,9 @@
       </w:pPr>
       <w:r>
         <w:rPr>
-          <w:b/>
-          <w:bCs/>
-          <w:i/>
-          <w:iCs/>
+          <w:rStyle w:val="Extranjerismo"/>
+          <w:b/>
+          <w:bCs/>
           <w:lang w:eastAsia="es-CO"/>
         </w:rPr>
         <w:t>Disc top</w:t>
@@ -6668,7 +6658,24 @@
           <w:bCs/>
           <w:lang w:eastAsia="es-CO"/>
         </w:rPr>
-        <w:t>Función de marketing: </w:t>
+        <w:t xml:space="preserve">Función de </w:t>
+      </w:r>
+      <w:r>
+        <w:rPr>
+          <w:rStyle w:val="Extranjerismo"/>
+          <w:b/>
+          <w:bCs/>
+          <w:lang w:eastAsia="es-CO"/>
+        </w:rPr>
+        <w:t>marketing</w:t>
+      </w:r>
+      <w:r>
+        <w:rPr>
+          <w:b/>
+          <w:bCs/>
+          <w:lang w:eastAsia="es-CO"/>
+        </w:rPr>
+        <w:t>: </w:t>
       </w:r>
       <w:r>
         <w:rPr>
@@ -6753,7 +6760,7 @@
           <w:numId w:val="10"/>
         </w:numPr>
       </w:pPr>
-      <w:bookmarkStart w:id="9" w:name="_Toc231886532"/>
+      <w:bookmarkStart w:id="9" w:name="_Toc232362411"/>
       <w:r>
         <w:lastRenderedPageBreak/>
         <w:t>Empaque</w:t>
@@ -6969,7 +6976,7 @@
           <w:numId w:val="10"/>
         </w:numPr>
       </w:pPr>
-      <w:bookmarkStart w:id="10" w:name="_Toc231886533"/>
+      <w:bookmarkStart w:id="10" w:name="_Toc232362412"/>
       <w:r>
         <w:lastRenderedPageBreak/>
         <w:t>Embalaje</w:t>
@@ -6993,7 +7000,33 @@
         <w:rPr>
           <w:lang w:eastAsia="es-CO"/>
         </w:rPr>
-        <w:t>Se define el conteo para el inventario como la acción o el proceso de cuantificar la cantidad de stock en poder de un retail o la existencia de productos en una organización. Existen diversas técnicas para inventariar las existencias de productos, definidas de la siguiente manera:</w:t>
+        <w:t xml:space="preserve">Se define el conteo para el inventario como la acción o el proceso de cuantificar la cantidad de </w:t>
+      </w:r>
+      <w:r>
+        <w:rPr>
+          <w:rStyle w:val="Extranjerismo"/>
+          <w:lang w:eastAsia="es-CO"/>
+        </w:rPr>
+        <w:t>stock</w:t>
+      </w:r>
+      <w:r>
+        <w:rPr>
+          <w:lang w:eastAsia="es-CO"/>
+        </w:rPr>
+        <w:t xml:space="preserve"> en poder de un </w:t>
+      </w:r>
+      <w:r>
+        <w:rPr>
+          <w:rStyle w:val="Extranjerismo"/>
+          <w:lang w:eastAsia="es-CO"/>
+        </w:rPr>
+        <w:t xml:space="preserve">retail </w:t>
+      </w:r>
+      <w:r>
+        <w:rPr>
+          <w:lang w:eastAsia="es-CO"/>
+        </w:rPr>
+        <w:t>o la existencia de productos en una organización. Existen diversas técnicas para inventariar las existencias de productos, definidas de la siguiente manera:</w:t>
       </w:r>
     </w:p>
     <w:p>
@@ -7390,7 +7423,7 @@
       <w:pPr>
         <w:pStyle w:val="Ttulo1"/>
       </w:pPr>
-      <w:bookmarkStart w:id="11" w:name="_Toc231886534"/>
+      <w:bookmarkStart w:id="11" w:name="_Toc232362413"/>
       <w:r>
         <w:lastRenderedPageBreak/>
         <w:t>Carga</w:t>
@@ -7456,7 +7489,7 @@
           <w:numId w:val="4"/>
         </w:numPr>
       </w:pPr>
-      <w:bookmarkStart w:id="12" w:name="_Toc231886535"/>
+      <w:bookmarkStart w:id="12" w:name="_Toc232362414"/>
       <w:r>
         <w:t>Unitarización</w:t>
       </w:r>
@@ -7503,7 +7536,7 @@
           <w:numId w:val="4"/>
         </w:numPr>
       </w:pPr>
-      <w:bookmarkStart w:id="13" w:name="_Toc231886536"/>
+      <w:bookmarkStart w:id="13" w:name="_Toc232362415"/>
       <w:r>
         <w:t>Desuniarización</w:t>
       </w:r>
@@ -7555,7 +7588,7 @@
       <w:r>
         <w:t xml:space="preserve"> </w:t>
       </w:r>
-      <w:bookmarkStart w:id="14" w:name="_Toc231886537"/>
+      <w:bookmarkStart w:id="14" w:name="_Toc232362416"/>
       <w:r>
         <w:t>Rotulación</w:t>
       </w:r>
@@ -7668,7 +7701,7 @@
           <w:numId w:val="4"/>
         </w:numPr>
       </w:pPr>
-      <w:bookmarkStart w:id="15" w:name="_Toc231886538"/>
+      <w:bookmarkStart w:id="15" w:name="_Toc232362417"/>
       <w:r>
         <w:lastRenderedPageBreak/>
         <w:t>Cubicaje</w:t>
@@ -7693,9 +7726,7 @@
       </w:r>
       <w:r>
         <w:rPr>
-          <w:rFonts w:cs="Calibri"/>
-          <w:i/>
-          <w:iCs/>
+          <w:rStyle w:val="Extranjerismo"/>
           <w:lang w:eastAsia="es-CO"/>
         </w:rPr>
         <w:t>pallets</w:t>
@@ -7753,7 +7784,7 @@
           <w:numId w:val="4"/>
         </w:numPr>
       </w:pPr>
-      <w:bookmarkStart w:id="16" w:name="_Toc231886539"/>
+      <w:bookmarkStart w:id="16" w:name="_Toc232362418"/>
       <w:r>
         <w:t>Buenas Prácticas de Manufactura (BPM)</w:t>
       </w:r>
@@ -7773,7 +7804,21 @@
           <w:rFonts w:cs="Calibri"/>
           <w:lang w:eastAsia="es-CO"/>
         </w:rPr>
-        <w:t>Las Buenas Prácticas de Manufactura (BPM), son requerimientos estandarizados de higiene en el proceso de elaboración, preparación, manipulación, envasado, almacenamiento, transporte y distribución de alimentos destinados al consumo, con el fin de que estos cumplan con condiciones sanitarias óptimas y minimizando posibles riesgos propios de los procesos.</w:t>
+        <w:t>Las Buenas Prácticas de Manufactura (BPM)</w:t>
+      </w:r>
+      <w:r>
+        <w:rPr>
+          <w:rFonts w:cs="Calibri"/>
+          <w:lang w:eastAsia="es-CO"/>
+        </w:rPr>
+        <w:t xml:space="preserve"> </w:t>
+      </w:r>
+      <w:r>
+        <w:rPr>
+          <w:rFonts w:cs="Calibri"/>
+          <w:lang w:eastAsia="es-CO"/>
+        </w:rPr>
+        <w:t>son requerimientos estandarizados de higiene en el proceso de elaboración, preparación, manipulación, envasado, almacenamiento, transporte y distribución de alimentos destinados al consumo, con el fin de que estos cumplan con condiciones sanitarias óptimas y minimizando posibles riesgos propios de los procesos.</w:t>
       </w:r>
     </w:p>
     <w:p>
@@ -8245,7 +8290,7 @@
           <w:numId w:val="4"/>
         </w:numPr>
       </w:pPr>
-      <w:bookmarkStart w:id="17" w:name="_Toc231886540"/>
+      <w:bookmarkStart w:id="17" w:name="_Toc232362419"/>
       <w:r>
         <w:lastRenderedPageBreak/>
         <w:t>Normativa técnica en seguridad y salud en el trabajo</w:t>
@@ -9234,7 +9279,7 @@
         </w:numPr>
         <w:ind w:left="709"/>
       </w:pPr>
-      <w:bookmarkStart w:id="18" w:name="_Toc231886541"/>
+      <w:bookmarkStart w:id="18" w:name="_Toc232362420"/>
       <w:r>
         <w:lastRenderedPageBreak/>
         <w:t>Síntesis</w:t>
@@ -9428,7 +9473,7 @@
         <w:ind w:left="709"/>
       </w:pPr>
       <w:bookmarkStart w:id="19" w:name="_Toc176443725"/>
-      <w:bookmarkStart w:id="20" w:name="_Toc231886542"/>
+      <w:bookmarkStart w:id="20" w:name="_Toc232362421"/>
       <w:r>
         <w:lastRenderedPageBreak/>
         <w:t>Glosario</w:t>
@@ -9537,133 +9582,140 @@
       </w:r>
       <w:r>
         <w:rPr>
-          <w:rFonts w:cs="Calibri"/>
+          <w:rStyle w:val="Extranjerismo"/>
+          <w:b/>
+          <w:bCs/>
+          <w:lang w:eastAsia="es-CO"/>
+        </w:rPr>
+        <w:t>stock</w:t>
+      </w:r>
+      <w:r>
+        <w:rPr>
+          <w:rFonts w:cs="Calibri"/>
+          <w:b/>
+          <w:bCs/>
+          <w:lang w:eastAsia="es-CO"/>
+        </w:rPr>
+        <w:t>: </w:t>
+      </w:r>
+      <w:r>
+        <w:rPr>
+          <w:rFonts w:cs="Calibri"/>
+          <w:bCs/>
+          <w:lang w:eastAsia="es-CO"/>
+        </w:rPr>
+        <w:t>es el proceso de gestionar las existencias de producto y su valor.</w:t>
+      </w:r>
+    </w:p>
+    <w:p>
+      <w:pPr>
+        <w:spacing w:before="0" w:after="0"/>
+        <w:rPr>
+          <w:rFonts w:cs="Calibri"/>
+          <w:bCs/>
+          <w:lang w:eastAsia="es-CO"/>
+        </w:rPr>
+      </w:pPr>
+      <w:r>
+        <w:rPr>
+          <w:rFonts w:cs="Calibri"/>
+          <w:b/>
+          <w:bCs/>
+          <w:lang w:eastAsia="es-CO"/>
+        </w:rPr>
+        <w:t>Gestión logística: </w:t>
+      </w:r>
+      <w:r>
+        <w:rPr>
+          <w:rFonts w:cs="Calibri"/>
+          <w:bCs/>
+          <w:lang w:eastAsia="es-CO"/>
+        </w:rPr>
+        <w:t>abarca los procesos desde la planificación, almacenamiento y distribución de productos o materiales, así como el manejo de datos inherentes al proceso.</w:t>
+      </w:r>
+    </w:p>
+    <w:p>
+      <w:pPr>
+        <w:spacing w:before="0" w:after="0"/>
+        <w:rPr>
+          <w:rFonts w:cs="Calibri"/>
+          <w:bCs/>
+          <w:lang w:eastAsia="es-CO"/>
+        </w:rPr>
+      </w:pPr>
+      <w:r>
+        <w:rPr>
+          <w:rFonts w:cs="Calibri"/>
+          <w:b/>
+          <w:bCs/>
+          <w:lang w:eastAsia="es-CO"/>
+        </w:rPr>
+        <w:t>Logística de abastecimiento: </w:t>
+      </w:r>
+      <w:r>
+        <w:rPr>
+          <w:rFonts w:cs="Calibri"/>
+          <w:bCs/>
+          <w:lang w:eastAsia="es-CO"/>
+        </w:rPr>
+        <w:t>unifica las funciones de diferentes departamentos que permitan una continua comunicación y alineación con los factores involucrados en el proceso.</w:t>
+      </w:r>
+    </w:p>
+    <w:p>
+      <w:pPr>
+        <w:spacing w:before="0" w:after="0"/>
+        <w:rPr>
+          <w:rFonts w:cs="Calibri"/>
+          <w:bCs/>
+          <w:lang w:eastAsia="es-CO"/>
+        </w:rPr>
+      </w:pPr>
+      <w:r>
+        <w:rPr>
+          <w:rFonts w:cs="Calibri"/>
+          <w:b/>
+          <w:bCs/>
+          <w:lang w:eastAsia="es-CO"/>
+        </w:rPr>
+        <w:t>Logística de distribución: </w:t>
+      </w:r>
+      <w:r>
+        <w:rPr>
+          <w:rFonts w:cs="Calibri"/>
+          <w:bCs/>
+          <w:lang w:eastAsia="es-CO"/>
+        </w:rPr>
+        <w:t>comprende las actividades de expedición y distribución de los productos terminados a los distintos mercados, constituyendo un nexo entre las funciones de producción y de comercialización.</w:t>
+      </w:r>
+    </w:p>
+    <w:p>
+      <w:pPr>
+        <w:spacing w:before="0" w:after="0"/>
+        <w:rPr>
+          <w:rFonts w:cs="Calibri"/>
+          <w:bCs/>
+          <w:lang w:eastAsia="es-CO"/>
+        </w:rPr>
+      </w:pPr>
+      <w:r>
+        <w:rPr>
+          <w:rStyle w:val="Extranjerismo"/>
+          <w:b/>
+          <w:bCs/>
+          <w:lang w:eastAsia="es-CO"/>
+        </w:rPr>
+        <w:t>Pallet</w:t>
+      </w:r>
+      <w:r>
+        <w:rPr>
+          <w:rStyle w:val="Extranjerismo"/>
           <w:b/>
           <w:bCs/>
           <w:i/>
           <w:iCs/>
           <w:lang w:eastAsia="es-CO"/>
         </w:rPr>
-        <w:t>stock</w:t>
-      </w:r>
-      <w:r>
-        <w:rPr>
-          <w:rFonts w:cs="Calibri"/>
-          <w:b/>
-          <w:bCs/>
-          <w:lang w:eastAsia="es-CO"/>
-        </w:rPr>
-        <w:t>: </w:t>
-      </w:r>
-      <w:r>
-        <w:rPr>
-          <w:rFonts w:cs="Calibri"/>
-          <w:bCs/>
-          <w:lang w:eastAsia="es-CO"/>
-        </w:rPr>
-        <w:t>es el proceso de gestionar las existencias de producto y su valor.</w:t>
-      </w:r>
-    </w:p>
-    <w:p>
-      <w:pPr>
-        <w:spacing w:before="0" w:after="0"/>
-        <w:rPr>
-          <w:rFonts w:cs="Calibri"/>
-          <w:bCs/>
-          <w:lang w:eastAsia="es-CO"/>
-        </w:rPr>
-      </w:pPr>
-      <w:r>
-        <w:rPr>
-          <w:rFonts w:cs="Calibri"/>
-          <w:b/>
-          <w:bCs/>
-          <w:lang w:eastAsia="es-CO"/>
-        </w:rPr>
-        <w:t>Gestión logística: </w:t>
-      </w:r>
-      <w:r>
-        <w:rPr>
-          <w:rFonts w:cs="Calibri"/>
-          <w:bCs/>
-          <w:lang w:eastAsia="es-CO"/>
-        </w:rPr>
-        <w:t>abarca los procesos desde la planificación, almacenamiento y distribución de productos o materiales, así como el manejo de datos inherentes al proceso.</w:t>
-      </w:r>
-    </w:p>
-    <w:p>
-      <w:pPr>
-        <w:spacing w:before="0" w:after="0"/>
-        <w:rPr>
-          <w:rFonts w:cs="Calibri"/>
-          <w:bCs/>
-          <w:lang w:eastAsia="es-CO"/>
-        </w:rPr>
-      </w:pPr>
-      <w:r>
-        <w:rPr>
-          <w:rFonts w:cs="Calibri"/>
-          <w:b/>
-          <w:bCs/>
-          <w:lang w:eastAsia="es-CO"/>
-        </w:rPr>
-        <w:t>Logística de abastecimiento: </w:t>
-      </w:r>
-      <w:r>
-        <w:rPr>
-          <w:rFonts w:cs="Calibri"/>
-          <w:bCs/>
-          <w:lang w:eastAsia="es-CO"/>
-        </w:rPr>
-        <w:t>unifica las funciones de diferentes departamentos que permitan una continua comunicación y alineación con los factores involucrados en el proceso.</w:t>
-      </w:r>
-    </w:p>
-    <w:p>
-      <w:pPr>
-        <w:spacing w:before="0" w:after="0"/>
-        <w:rPr>
-          <w:rFonts w:cs="Calibri"/>
-          <w:bCs/>
-          <w:lang w:eastAsia="es-CO"/>
-        </w:rPr>
-      </w:pPr>
-      <w:r>
-        <w:rPr>
-          <w:rFonts w:cs="Calibri"/>
-          <w:b/>
-          <w:bCs/>
-          <w:lang w:eastAsia="es-CO"/>
-        </w:rPr>
-        <w:t>Logística de distribución: </w:t>
-      </w:r>
-      <w:r>
-        <w:rPr>
-          <w:rFonts w:cs="Calibri"/>
-          <w:bCs/>
-          <w:lang w:eastAsia="es-CO"/>
-        </w:rPr>
-        <w:t>comprende las actividades de expedición y distribución de los productos terminados a los distintos mercados, constituyendo un nexo entre las funciones de producción y de comercialización.</w:t>
-      </w:r>
-    </w:p>
-    <w:p>
-      <w:pPr>
-        <w:spacing w:before="0" w:after="0"/>
-        <w:rPr>
-          <w:rFonts w:cs="Calibri"/>
-          <w:bCs/>
-          <w:lang w:eastAsia="es-CO"/>
-        </w:rPr>
-      </w:pPr>
-      <w:r>
-        <w:rPr>
-          <w:rStyle w:val="Extranjerismo"/>
-          <w:b/>
-          <w:bCs/>
-          <w:i/>
-          <w:iCs/>
-          <w:lang w:eastAsia="es-CO"/>
-        </w:rPr>
-        <w:t>Pallet:</w:t>
+        <w:t>:</w:t>
       </w:r>
       <w:r>
         <w:rPr>
@@ -9793,10 +9845,7 @@
       </w:r>
       <w:r>
         <w:rPr>
-          <w:rFonts w:cs="Calibri"/>
-          <w:bCs/>
-          <w:i/>
-          <w:iCs/>
+          <w:rStyle w:val="Extranjerismo"/>
           <w:lang w:eastAsia="es-CO"/>
         </w:rPr>
         <w:t>pallets</w:t>
@@ -10074,7 +10123,7 @@
         <w:ind w:left="709"/>
       </w:pPr>
       <w:bookmarkStart w:id="21" w:name="_Toc176443726"/>
-      <w:bookmarkStart w:id="22" w:name="_Toc231886543"/>
+      <w:bookmarkStart w:id="22" w:name="_Toc232362422"/>
       <w:r>
         <w:lastRenderedPageBreak/>
         <w:t>Referencias bibliográficas</w:t>
@@ -10231,15 +10280,7 @@
             <w:rFonts w:cs="Calibri"/>
             <w:lang w:val="es-MX" w:eastAsia="es-CO"/>
           </w:rPr>
-          <w:t>https://www.beetrack.com/es/blog/preparacion-de-pedido</w:t>
-        </w:r>
-        <w:r>
-          <w:rPr>
-            <w:rStyle w:val="Hipervnculo"/>
-            <w:rFonts w:cs="Calibri"/>
-            <w:lang w:val="es-MX" w:eastAsia="es-CO"/>
-          </w:rPr>
-          <w:t>s</w:t>
+          <w:t>https://www.beetrack.com/es/blog/preparacion-de-pedidos</w:t>
         </w:r>
       </w:hyperlink>
       <w:r>
@@ -10364,7 +10405,7 @@
         <w:ind w:left="709"/>
       </w:pPr>
       <w:bookmarkStart w:id="23" w:name="_Toc176443727"/>
-      <w:bookmarkStart w:id="24" w:name="_Toc231886544"/>
+      <w:bookmarkStart w:id="24" w:name="_Toc232362423"/>
       <w:r>
         <w:lastRenderedPageBreak/>
         <w:t>Créditos</w:t>
@@ -10381,8 +10422,8 @@
       </w:tblPr>
       <w:tblGrid>
         <w:gridCol w:w="2830"/>
-        <w:gridCol w:w="3119"/>
-        <w:gridCol w:w="4111"/>
+        <w:gridCol w:w="3686"/>
+        <w:gridCol w:w="3544"/>
       </w:tblGrid>
       <w:tr>
         <w:trPr>
@@ -10414,7 +10455,7 @@
         </w:tc>
         <w:tc>
           <w:tcPr>
-            <w:tcW w:w="3119" w:type="dxa"/>
+            <w:tcW w:w="3686" w:type="dxa"/>
           </w:tcPr>
           <w:p>
             <w:pPr>
@@ -10436,7 +10477,7 @@
         </w:tc>
         <w:tc>
           <w:tcPr>
-            <w:tcW w:w="4111" w:type="dxa"/>
+            <w:tcW w:w="3544" w:type="dxa"/>
           </w:tcPr>
           <w:p>
             <w:pPr>
@@ -10489,7 +10530,7 @@
         </w:tc>
         <w:tc>
           <w:tcPr>
-            <w:tcW w:w="3119" w:type="dxa"/>
+            <w:tcW w:w="3686" w:type="dxa"/>
           </w:tcPr>
           <w:p>
             <w:pPr>
@@ -10505,13 +10546,20 @@
                 <w:sz w:val="28"/>
                 <w:szCs w:val="28"/>
               </w:rPr>
+              <w:t xml:space="preserve">Profesional 06. </w:t>
+            </w:r>
+            <w:r>
+              <w:rPr>
+                <w:sz w:val="28"/>
+                <w:szCs w:val="28"/>
+              </w:rPr>
               <w:t>Responsable del Ecosistema de Recursos Educativos Digitales (RED)</w:t>
             </w:r>
           </w:p>
         </w:tc>
         <w:tc>
           <w:tcPr>
-            <w:tcW w:w="4111" w:type="dxa"/>
+            <w:tcW w:w="3544" w:type="dxa"/>
           </w:tcPr>
           <w:p>
             <w:pPr>
@@ -10561,7 +10609,7 @@
         </w:tc>
         <w:tc>
           <w:tcPr>
-            <w:tcW w:w="3119" w:type="dxa"/>
+            <w:tcW w:w="3686" w:type="dxa"/>
           </w:tcPr>
           <w:p>
             <w:pPr>
@@ -10583,7 +10631,7 @@
         </w:tc>
         <w:tc>
           <w:tcPr>
-            <w:tcW w:w="4111" w:type="dxa"/>
+            <w:tcW w:w="3544" w:type="dxa"/>
           </w:tcPr>
           <w:p>
             <w:pPr>
@@ -10636,7 +10684,7 @@
         </w:tc>
         <w:tc>
           <w:tcPr>
-            <w:tcW w:w="3119" w:type="dxa"/>
+            <w:tcW w:w="3686" w:type="dxa"/>
           </w:tcPr>
           <w:p>
             <w:pPr>
@@ -10658,7 +10706,7 @@
         </w:tc>
         <w:tc>
           <w:tcPr>
-            <w:tcW w:w="4111" w:type="dxa"/>
+            <w:tcW w:w="3544" w:type="dxa"/>
           </w:tcPr>
           <w:p>
             <w:pPr>
@@ -10708,7 +10756,7 @@
         </w:tc>
         <w:tc>
           <w:tcPr>
-            <w:tcW w:w="3119" w:type="dxa"/>
+            <w:tcW w:w="3686" w:type="dxa"/>
           </w:tcPr>
           <w:p>
             <w:pPr>
@@ -10730,7 +10778,7 @@
         </w:tc>
         <w:tc>
           <w:tcPr>
-            <w:tcW w:w="4111" w:type="dxa"/>
+            <w:tcW w:w="3544" w:type="dxa"/>
           </w:tcPr>
           <w:p>
             <w:pPr>
@@ -10783,7 +10831,7 @@
         </w:tc>
         <w:tc>
           <w:tcPr>
-            <w:tcW w:w="3119" w:type="dxa"/>
+            <w:tcW w:w="3686" w:type="dxa"/>
           </w:tcPr>
           <w:p>
             <w:pPr>
@@ -10805,7 +10853,7 @@
         </w:tc>
         <w:tc>
           <w:tcPr>
-            <w:tcW w:w="4111" w:type="dxa"/>
+            <w:tcW w:w="3544" w:type="dxa"/>
           </w:tcPr>
           <w:p>
             <w:pPr>
@@ -10855,7 +10903,7 @@
         </w:tc>
         <w:tc>
           <w:tcPr>
-            <w:tcW w:w="3119" w:type="dxa"/>
+            <w:tcW w:w="3686" w:type="dxa"/>
           </w:tcPr>
           <w:p>
             <w:pPr>
@@ -10877,7 +10925,7 @@
         </w:tc>
         <w:tc>
           <w:tcPr>
-            <w:tcW w:w="4111" w:type="dxa"/>
+            <w:tcW w:w="3544" w:type="dxa"/>
           </w:tcPr>
           <w:p>
             <w:pPr>
@@ -10930,7 +10978,7 @@
         </w:tc>
         <w:tc>
           <w:tcPr>
-            <w:tcW w:w="3119" w:type="dxa"/>
+            <w:tcW w:w="3686" w:type="dxa"/>
           </w:tcPr>
           <w:p>
             <w:pPr>
@@ -10973,7 +11021,7 @@
         </w:tc>
         <w:tc>
           <w:tcPr>
-            <w:tcW w:w="4111" w:type="dxa"/>
+            <w:tcW w:w="3544" w:type="dxa"/>
           </w:tcPr>
           <w:p>
             <w:pPr>
@@ -11023,7 +11071,7 @@
         </w:tc>
         <w:tc>
           <w:tcPr>
-            <w:tcW w:w="3119" w:type="dxa"/>
+            <w:tcW w:w="3686" w:type="dxa"/>
           </w:tcPr>
           <w:p>
             <w:pPr>
@@ -11053,7 +11101,7 @@
         </w:tc>
         <w:tc>
           <w:tcPr>
-            <w:tcW w:w="4111" w:type="dxa"/>
+            <w:tcW w:w="3544" w:type="dxa"/>
           </w:tcPr>
           <w:p>
             <w:pPr>
@@ -11100,6 +11148,7 @@
                 <w:sz w:val="28"/>
                 <w:szCs w:val="28"/>
               </w:rPr>
+              <w:lastRenderedPageBreak/>
               <w:t>María Alejandra Vera Briceño</w:t>
             </w:r>
             <w:r>
@@ -11115,7 +11164,7 @@
         </w:tc>
         <w:tc>
           <w:tcPr>
-            <w:tcW w:w="3119" w:type="dxa"/>
+            <w:tcW w:w="3686" w:type="dxa"/>
           </w:tcPr>
           <w:p>
             <w:pPr>
@@ -11165,7 +11214,7 @@
         </w:tc>
         <w:tc>
           <w:tcPr>
-            <w:tcW w:w="4111" w:type="dxa"/>
+            <w:tcW w:w="3544" w:type="dxa"/>
           </w:tcPr>
           <w:p>
             <w:pPr>
@@ -11209,14 +11258,13 @@
                 <w:sz w:val="28"/>
                 <w:szCs w:val="28"/>
               </w:rPr>
-              <w:lastRenderedPageBreak/>
               <w:t>Yineth Ibette González Quintero</w:t>
             </w:r>
           </w:p>
         </w:tc>
         <w:tc>
           <w:tcPr>
-            <w:tcW w:w="3119" w:type="dxa"/>
+            <w:tcW w:w="3686" w:type="dxa"/>
           </w:tcPr>
           <w:p>
             <w:pPr>
@@ -11238,7 +11286,7 @@
         </w:tc>
         <w:tc>
           <w:tcPr>
-            <w:tcW w:w="4111" w:type="dxa"/>
+            <w:tcW w:w="3544" w:type="dxa"/>
           </w:tcPr>
           <w:p>
             <w:pPr>
@@ -11291,7 +11339,7 @@
         </w:tc>
         <w:tc>
           <w:tcPr>
-            <w:tcW w:w="3119" w:type="dxa"/>
+            <w:tcW w:w="3686" w:type="dxa"/>
           </w:tcPr>
           <w:p>
             <w:pPr>
@@ -11313,7 +11361,7 @@
         </w:tc>
         <w:tc>
           <w:tcPr>
-            <w:tcW w:w="4111" w:type="dxa"/>
+            <w:tcW w:w="3544" w:type="dxa"/>
           </w:tcPr>
           <w:p>
             <w:pPr>
@@ -14603,6 +14651,7 @@
   <w:style w:type="character" w:default="1" w:styleId="Fuentedeprrafopredeter">
     <w:name w:val="Default Paragraph Font"/>
     <w:uiPriority w:val="1"/>
+    <w:semiHidden/>
     <w:unhideWhenUsed/>
   </w:style>
   <w:style w:type="table" w:default="1" w:styleId="Tablanormal">
@@ -15836,6 +15885,17 @@
 </file>
 
 <file path=customXml/item1.xml><?xml version="1.0" encoding="utf-8"?>
+<p:properties xmlns:p="http://schemas.microsoft.com/office/2006/metadata/properties" xmlns:xsi="http://www.w3.org/2001/XMLSchema-instance" xmlns:pc="http://schemas.microsoft.com/office/infopath/2007/PartnerControls">
+  <documentManagement>
+    <TaxCatchAll xmlns="13c90a0b-73bc-4dc0-be5f-28d77b615beb" xsi:nil="true"/>
+    <lcf76f155ced4ddcb4097134ff3c332f xmlns="13c93bba-48ce-428c-bfe5-88b42c19b028">
+      <Terms xmlns="http://schemas.microsoft.com/office/infopath/2007/PartnerControls"/>
+    </lcf76f155ced4ddcb4097134ff3c332f>
+  </documentManagement>
+</p:properties>
+</file>
+
+<file path=customXml/item2.xml><?xml version="1.0" encoding="utf-8"?>
 <ct:contentTypeSchema xmlns:ct="http://schemas.microsoft.com/office/2006/metadata/contentType" xmlns:ma="http://schemas.microsoft.com/office/2006/metadata/properties/metaAttributes" ct:_="" ma:_="" ma:contentTypeName="Documento" ma:contentTypeID="0x0101006A81D6BD42E8DF4C91013959704817E1" ma:contentTypeVersion="15" ma:contentTypeDescription="Crear nuevo documento." ma:contentTypeScope="" ma:versionID="bf4f72ffd194f0963ff564daca6869f7">
   <xsd:schema xmlns:xsd="http://www.w3.org/2001/XMLSchema" xmlns:xs="http://www.w3.org/2001/XMLSchema" xmlns:p="http://schemas.microsoft.com/office/2006/metadata/properties" xmlns:ns2="13c90a0b-73bc-4dc0-be5f-28d77b615beb" xmlns:ns3="13c93bba-48ce-428c-bfe5-88b42c19b028" targetNamespace="http://schemas.microsoft.com/office/2006/metadata/properties" ma:root="true" ma:fieldsID="8718d6f4873a5b1392a45044efa78385" ns2:_="" ns3:_="">
     <xsd:import namespace="13c90a0b-73bc-4dc0-be5f-28d77b615beb"/>
@@ -16070,22 +16130,7 @@
 </ct:contentTypeSchema>
 </file>
 
-<file path=customXml/item2.xml><?xml version="1.0" encoding="utf-8"?>
-<p:properties xmlns:p="http://schemas.microsoft.com/office/2006/metadata/properties" xmlns:xsi="http://www.w3.org/2001/XMLSchema-instance" xmlns:pc="http://schemas.microsoft.com/office/infopath/2007/PartnerControls">
-  <documentManagement>
-    <TaxCatchAll xmlns="13c90a0b-73bc-4dc0-be5f-28d77b615beb" xsi:nil="true"/>
-    <lcf76f155ced4ddcb4097134ff3c332f xmlns="13c93bba-48ce-428c-bfe5-88b42c19b028">
-      <Terms xmlns="http://schemas.microsoft.com/office/infopath/2007/PartnerControls"/>
-    </lcf76f155ced4ddcb4097134ff3c332f>
-  </documentManagement>
-</p:properties>
-</file>
-
 <file path=customXml/item3.xml><?xml version="1.0" encoding="utf-8"?>
-<b:Sources xmlns:b="http://schemas.openxmlformats.org/officeDocument/2006/bibliography" xmlns="http://schemas.openxmlformats.org/officeDocument/2006/bibliography" SelectedStyle="\APASixthEditionOfficeOnline.xsl" StyleName="APA" Version="6"/>
-</file>
-
-<file path=customXml/item4.xml><?xml version="1.0" encoding="utf-8"?>
 <?mso-contentType ?>
 <FormTemplates xmlns="http://schemas.microsoft.com/sharepoint/v3/contenttype/forms">
   <Display>DocumentLibraryForm</Display>
@@ -16094,7 +16139,22 @@
 </FormTemplates>
 </file>
 
+<file path=customXml/item4.xml><?xml version="1.0" encoding="utf-8"?>
+<b:Sources xmlns:b="http://schemas.openxmlformats.org/officeDocument/2006/bibliography" xmlns="http://schemas.openxmlformats.org/officeDocument/2006/bibliography" SelectedStyle="\APASixthEditionOfficeOnline.xsl" StyleName="APA" Version="6"/>
+</file>
+
 <file path=customXml/itemProps1.xml><?xml version="1.0" encoding="utf-8"?>
+<ds:datastoreItem xmlns:ds="http://schemas.openxmlformats.org/officeDocument/2006/customXml" ds:itemID="{CEECB56F-E1D8-45BF-A0A3-B5258E7263D4}">
+  <ds:schemaRefs>
+    <ds:schemaRef ds:uri="http://schemas.microsoft.com/office/2006/metadata/properties"/>
+    <ds:schemaRef ds:uri="http://schemas.microsoft.com/office/infopath/2007/PartnerControls"/>
+    <ds:schemaRef ds:uri="13c90a0b-73bc-4dc0-be5f-28d77b615beb"/>
+    <ds:schemaRef ds:uri="13c93bba-48ce-428c-bfe5-88b42c19b028"/>
+  </ds:schemaRefs>
+</ds:datastoreItem>
+</file>
+
+<file path=customXml/itemProps2.xml><?xml version="1.0" encoding="utf-8"?>
 <ds:datastoreItem xmlns:ds="http://schemas.openxmlformats.org/officeDocument/2006/customXml" ds:itemID="{4B3C6E78-634C-4AE7-B2E1-4D68F5BA9D52}">
   <ds:schemaRefs>
     <ds:schemaRef ds:uri="http://schemas.microsoft.com/office/2006/metadata/contentType"/>
@@ -16113,29 +16173,18 @@
 </ds:datastoreItem>
 </file>
 
-<file path=customXml/itemProps2.xml><?xml version="1.0" encoding="utf-8"?>
-<ds:datastoreItem xmlns:ds="http://schemas.openxmlformats.org/officeDocument/2006/customXml" ds:itemID="{CEECB56F-E1D8-45BF-A0A3-B5258E7263D4}">
+<file path=customXml/itemProps3.xml><?xml version="1.0" encoding="utf-8"?>
+<ds:datastoreItem xmlns:ds="http://schemas.openxmlformats.org/officeDocument/2006/customXml" ds:itemID="{91756AAB-0645-4FFC-990B-34BB6096B23B}">
   <ds:schemaRefs>
-    <ds:schemaRef ds:uri="http://schemas.microsoft.com/office/2006/metadata/properties"/>
-    <ds:schemaRef ds:uri="http://schemas.microsoft.com/office/infopath/2007/PartnerControls"/>
-    <ds:schemaRef ds:uri="13c90a0b-73bc-4dc0-be5f-28d77b615beb"/>
-    <ds:schemaRef ds:uri="13c93bba-48ce-428c-bfe5-88b42c19b028"/>
+    <ds:schemaRef ds:uri="http://schemas.microsoft.com/sharepoint/v3/contenttype/forms"/>
   </ds:schemaRefs>
 </ds:datastoreItem>
 </file>
 
-<file path=customXml/itemProps3.xml><?xml version="1.0" encoding="utf-8"?>
+<file path=customXml/itemProps4.xml><?xml version="1.0" encoding="utf-8"?>
 <ds:datastoreItem xmlns:ds="http://schemas.openxmlformats.org/officeDocument/2006/customXml" ds:itemID="{1AF2C25B-FB23-49D7-861B-D97474F002D2}">
   <ds:schemaRefs>
     <ds:schemaRef ds:uri="http://schemas.openxmlformats.org/officeDocument/2006/bibliography"/>
   </ds:schemaRefs>
 </ds:datastoreItem>
-</file>
-
-<file path=customXml/itemProps4.xml><?xml version="1.0" encoding="utf-8"?>
-<ds:datastoreItem xmlns:ds="http://schemas.openxmlformats.org/officeDocument/2006/customXml" ds:itemID="{91756AAB-0645-4FFC-990B-34BB6096B23B}">
-  <ds:schemaRefs>
-    <ds:schemaRef ds:uri="http://schemas.microsoft.com/sharepoint/v3/contenttype/forms"/>
-  </ds:schemaRefs>
-</ds:datastoreItem>
 </file>
--- a/fuentes/CF5_621209_DU.docx
+++ b/fuentes/CF5_621209_DU.docx
@@ -2479,7 +2479,7 @@
           <w:noProof/>
         </w:rPr>
         <w:drawing>
-          <wp:inline distT="0" distB="0" distL="0" distR="0" wp14:anchorId="3229D916" wp14:editId="2F5CCCB3">
+          <wp:inline distT="0" distB="0" distL="0" distR="0" wp14:anchorId="3229D916" wp14:editId="567D719A">
             <wp:extent cx="4680000" cy="2635200"/>
             <wp:effectExtent l="0" t="0" r="6350" b="0"/>
             <wp:docPr id="1685114196" name="Imagen 4">
@@ -2562,11 +2562,11 @@
     <w:tbl>
       <w:tblPr>
         <w:tblStyle w:val="Tablaconcuadrcula"/>
-        <w:tblW w:w="0" w:type="auto"/>
+        <w:tblW w:w="10060" w:type="dxa"/>
         <w:tblLook w:val="04A0" w:firstRow="1" w:lastRow="0" w:firstColumn="1" w:lastColumn="0" w:noHBand="0" w:noVBand="1"/>
       </w:tblPr>
       <w:tblGrid>
-        <w:gridCol w:w="9962"/>
+        <w:gridCol w:w="10060"/>
       </w:tblGrid>
       <w:tr>
         <w:trPr>
@@ -2574,7 +2574,7 @@
         </w:trPr>
         <w:tc>
           <w:tcPr>
-            <w:tcW w:w="9962" w:type="dxa"/>
+            <w:tcW w:w="10060" w:type="dxa"/>
           </w:tcPr>
           <w:p>
             <w:pPr>
@@ -2605,7 +2605,7 @@
       <w:tr>
         <w:tc>
           <w:tcPr>
-            <w:tcW w:w="9962" w:type="dxa"/>
+            <w:tcW w:w="10060" w:type="dxa"/>
           </w:tcPr>
           <w:p>
             <w:pPr>
@@ -2661,17 +2661,23 @@
               <w:t>retail</w:t>
             </w:r>
             <w:r>
-              <w:t xml:space="preserve"> han venido adquiriendo una incuestionable relevancia en el comercio; de ahí la importancia de la participación en la mejora de la gestión de la sala de ventas. Estos temas han sido definidos con muchos nombres, incluyendo: distribución física, administración de materiales, administración de la transportación, </w:t>
-            </w:r>
-            <w:r>
-              <w:lastRenderedPageBreak/>
-              <w:t>logística, administración de la cadena de suministros y, ahora, logística comercial, definida como todas las técnicas que actúan en el manejo de mercancías y materiales dentro de una empresa.</w:t>
+              <w:t xml:space="preserve"> han venido adquiriendo una incuestionable relevancia en el comercio; de ahí la importancia de la participación en la mejora de la gestión de la sala de ventas. </w:t>
             </w:r>
           </w:p>
           <w:p>
             <w:pPr>
               <w:spacing w:before="0" w:after="0"/>
               <w:ind w:right="-142" w:firstLine="0"/>
+            </w:pPr>
+            <w:r>
+              <w:lastRenderedPageBreak/>
+              <w:t>Estos temas han sido definidos con muchos nombres, incluyendo: distribución física, administración de materiales, administración de la transportación, logística, administración de la cadena de suministros y, ahora, logística comercial, definida como todas las técnicas que actúan en el manejo de mercancías y materiales dentro de una empresa.</w:t>
+            </w:r>
+          </w:p>
+          <w:p>
+            <w:pPr>
+              <w:spacing w:before="0" w:after="0"/>
+              <w:ind w:firstLine="0"/>
             </w:pPr>
             <w:r>
               <w:t>L</w:t>
@@ -2698,31 +2704,73 @@
               <w:t xml:space="preserve"> retail</w:t>
             </w:r>
             <w:r>
+              <w:rPr>
+                <w:rStyle w:val="Extranjerismo"/>
+              </w:rPr>
+              <w:t xml:space="preserve">. </w:t>
+            </w:r>
+            <w:r>
               <w:t xml:space="preserve"> Por lo</w:t>
             </w:r>
             <w:r>
               <w:t xml:space="preserve"> </w:t>
             </w:r>
             <w:r>
-              <w:t>cual es de Vital importancia para</w:t>
+              <w:t xml:space="preserve">cual es de </w:t>
+            </w:r>
+            <w:r>
+              <w:t>v</w:t>
+            </w:r>
+            <w:r>
+              <w:t>ital importancia para</w:t>
             </w:r>
             <w:r>
               <w:t xml:space="preserve"> </w:t>
             </w:r>
             <w:r>
-              <w:t>conocer realmente cómo productos objetos</w:t>
+              <w:t>conocer realmente cómo productos</w:t>
+            </w:r>
+            <w:r>
+              <w:t>,</w:t>
+            </w:r>
+            <w:r>
+              <w:t xml:space="preserve"> objetos</w:t>
+            </w:r>
+            <w:r>
+              <w:t>,</w:t>
             </w:r>
             <w:r>
               <w:t xml:space="preserve"> </w:t>
             </w:r>
             <w:r>
-              <w:t>compras Regalos y mercados pueden</w:t>
+              <w:t>compras</w:t>
+            </w:r>
+            <w:r>
+              <w:t>,</w:t>
             </w:r>
             <w:r>
               <w:t xml:space="preserve"> </w:t>
             </w:r>
             <w:r>
-              <w:t>terminar finalmente en nuestras manos</w:t>
+              <w:t>r</w:t>
+            </w:r>
+            <w:r>
+              <w:t>egalos y mercados pueden</w:t>
+            </w:r>
+            <w:r>
+              <w:t xml:space="preserve"> </w:t>
+            </w:r>
+            <w:r>
+              <w:t xml:space="preserve">terminar </w:t>
+            </w:r>
+            <w:r>
+              <w:t xml:space="preserve">finalmente </w:t>
+            </w:r>
+            <w:r>
+              <w:t>en</w:t>
+            </w:r>
+            <w:r>
+              <w:t xml:space="preserve"> nuestras manos</w:t>
             </w:r>
             <w:r>
               <w:t xml:space="preserve"> </w:t>
@@ -2873,22 +2921,6 @@
     </w:p>
     <w:p>
       <w:pPr>
-        <w:spacing w:before="0" w:after="0"/>
-        <w:rPr>
-          <w:lang w:eastAsia="es-CO"/>
-        </w:rPr>
-      </w:pPr>
-    </w:p>
-    <w:p>
-      <w:pPr>
-        <w:spacing w:before="0" w:after="0"/>
-        <w:rPr>
-          <w:lang w:eastAsia="es-CO"/>
-        </w:rPr>
-      </w:pPr>
-    </w:p>
-    <w:p>
-      <w:pPr>
         <w:pStyle w:val="Ttulo1"/>
         <w:numPr>
           <w:ilvl w:val="0"/>
@@ -3110,10 +3142,10 @@
           <w:lang w:eastAsia="es-CO"/>
         </w:rPr>
         <w:drawing>
-          <wp:inline distT="0" distB="0" distL="0" distR="0" wp14:anchorId="1040DABC" wp14:editId="4D95D1EF">
+          <wp:inline distT="0" distB="0" distL="0" distR="0" wp14:anchorId="1040DABC" wp14:editId="52D82D3F">
             <wp:extent cx="4680000" cy="3721185"/>
             <wp:effectExtent l="0" t="0" r="6350" b="0"/>
-            <wp:docPr id="1387301346" name="Gráfico 5"/>
+            <wp:docPr id="1387301346" name="Gráfico 5" descr="La figura dispone a manera de infografía el proceso de almacenamiento. Indica que, una bodega o almacén es un espacio planificado para ubicar, mantener y manipular mercancías y materiales. Destacan dos funciones dominantes en este proceso: el almacenamiento y el manejo de materiales. Se presentan además, las actividades físicas desarrolladas durante el proceso de almacenamiento: recepción, almacenaje, preparación de pedidos y expedición."/>
             <wp:cNvGraphicFramePr>
               <a:graphicFrameLocks xmlns:a="http://schemas.openxmlformats.org/drawingml/2006/main" noChangeAspect="1"/>
             </wp:cNvGraphicFramePr>
@@ -3121,7 +3153,7 @@
               <a:graphicData uri="http://schemas.openxmlformats.org/drawingml/2006/picture">
                 <pic:pic xmlns:pic="http://schemas.openxmlformats.org/drawingml/2006/picture">
                   <pic:nvPicPr>
-                    <pic:cNvPr id="1387301346" name="Gráfico 1387301346"/>
+                    <pic:cNvPr id="1387301346" name="Gráfico 5" descr="La figura dispone a manera de infografía el proceso de almacenamiento. Indica que, una bodega o almacén es un espacio planificado para ubicar, mantener y manipular mercancías y materiales. Destacan dos funciones dominantes en este proceso: el almacenamiento y el manejo de materiales. Se presentan además, las actividades físicas desarrolladas durante el proceso de almacenamiento: recepción, almacenaje, preparación de pedidos y expedición."/>
                     <pic:cNvPicPr/>
                   </pic:nvPicPr>
                   <pic:blipFill>
@@ -5771,20 +5803,6 @@
     </w:p>
     <w:p>
       <w:r>
-        <w:t>Es el proceso de pedido, almacenamiento y uso del inventario, desde las materias primas hasta el producto terminado, o desde el producto terminado hasta la góndola o exhibición en el punto de venta del cliente o</w:t>
-      </w:r>
-      <w:r>
-        <w:rPr>
-          <w:rStyle w:val="Extranjerismo"/>
-        </w:rPr>
-        <w:t> retail</w:t>
-      </w:r>
-      <w:r>
-        <w:t> determinado.</w:t>
-      </w:r>
-    </w:p>
-    <w:p>
-      <w:r>
         <w:t>El </w:t>
       </w:r>
       <w:r>
@@ -5873,54 +5891,46 @@
       <w:pPr>
         <w:spacing w:before="0" w:after="0"/>
         <w:rPr>
-          <w:lang w:eastAsia="es-CO"/>
-        </w:rPr>
-      </w:pPr>
-    </w:p>
-    <w:p>
-      <w:pPr>
-        <w:spacing w:before="0" w:after="0"/>
-        <w:rPr>
-          <w:b/>
-          <w:bCs/>
-          <w:lang w:eastAsia="es-CO"/>
-        </w:rPr>
-      </w:pPr>
-      <w:r>
-        <w:rPr>
-          <w:b/>
-          <w:bCs/>
+          <w:b/>
+          <w:bCs/>
+          <w:lang w:eastAsia="es-CO"/>
+        </w:rPr>
+      </w:pPr>
+      <w:r>
+        <w:rPr>
+          <w:b/>
+          <w:bCs/>
+          <w:lang w:eastAsia="es-CO"/>
+        </w:rPr>
+        <w:t>Características y tipos</w:t>
+      </w:r>
+    </w:p>
+    <w:p>
+      <w:pPr>
+        <w:spacing w:before="0" w:after="0"/>
+        <w:rPr>
+          <w:lang w:eastAsia="es-CO"/>
+        </w:rPr>
+      </w:pPr>
+      <w:r>
+        <w:rPr>
+          <w:lang w:eastAsia="es-CO"/>
+        </w:rPr>
+        <w:t>Existen muchos criterios para clasificar los envases. A continuación, se destacan dos: el tipo de cierre y el material de fabricación.</w:t>
+      </w:r>
+    </w:p>
+    <w:p>
+      <w:pPr>
+        <w:spacing w:before="0" w:after="0"/>
+        <w:rPr>
+          <w:lang w:eastAsia="es-CO"/>
+        </w:rPr>
+      </w:pPr>
+      <w:r>
+        <w:rPr>
           <w:lang w:eastAsia="es-CO"/>
         </w:rPr>
         <w:lastRenderedPageBreak/>
-        <w:t>Características y tipos</w:t>
-      </w:r>
-    </w:p>
-    <w:p>
-      <w:pPr>
-        <w:spacing w:before="0" w:after="0"/>
-        <w:rPr>
-          <w:lang w:eastAsia="es-CO"/>
-        </w:rPr>
-      </w:pPr>
-      <w:r>
-        <w:rPr>
-          <w:lang w:eastAsia="es-CO"/>
-        </w:rPr>
-        <w:t>Existen muchos criterios para clasificar los envases. A continuación, se destacan dos: el tipo de cierre y el material de fabricación.</w:t>
-      </w:r>
-    </w:p>
-    <w:p>
-      <w:pPr>
-        <w:spacing w:before="0" w:after="0"/>
-        <w:rPr>
-          <w:lang w:eastAsia="es-CO"/>
-        </w:rPr>
-      </w:pPr>
-      <w:r>
-        <w:rPr>
-          <w:lang w:eastAsia="es-CO"/>
-        </w:rPr>
         <w:t>Por definición, los envases contienen y protegen productos, por lo que es fundamental que estén bien cerrados. Se identifican a continuación varios tipos de sistemas de cierre:</w:t>
       </w:r>
     </w:p>
@@ -6108,6 +6118,30 @@
       <w:pPr>
         <w:spacing w:before="0" w:after="0"/>
         <w:rPr>
+          <w:lang w:eastAsia="es-CO"/>
+        </w:rPr>
+      </w:pPr>
+    </w:p>
+    <w:p>
+      <w:pPr>
+        <w:spacing w:before="0" w:after="0"/>
+        <w:rPr>
+          <w:lang w:eastAsia="es-CO"/>
+        </w:rPr>
+      </w:pPr>
+    </w:p>
+    <w:p>
+      <w:pPr>
+        <w:spacing w:before="0" w:after="0"/>
+        <w:rPr>
+          <w:lang w:eastAsia="es-CO"/>
+        </w:rPr>
+      </w:pPr>
+    </w:p>
+    <w:p>
+      <w:pPr>
+        <w:spacing w:before="0" w:after="0"/>
+        <w:rPr>
           <w:rStyle w:val="Extranjerismo"/>
           <w:b/>
           <w:bCs/>
@@ -6611,11 +6645,10 @@
       <w:pPr>
         <w:pStyle w:val="Prrafodelista"/>
         <w:numPr>
-          <w:ilvl w:val="0"/>
-          <w:numId w:val="16"/>
+          <w:ilvl w:val="1"/>
+          <w:numId w:val="28"/>
         </w:numPr>
         <w:spacing w:before="0" w:after="0"/>
-        <w:ind w:left="993"/>
         <w:rPr>
           <w:b/>
           <w:bCs/>
@@ -6641,11 +6674,10 @@
       <w:pPr>
         <w:pStyle w:val="Prrafodelista"/>
         <w:numPr>
-          <w:ilvl w:val="0"/>
-          <w:numId w:val="16"/>
+          <w:ilvl w:val="1"/>
+          <w:numId w:val="28"/>
         </w:numPr>
         <w:spacing w:before="0" w:after="0"/>
-        <w:ind w:left="993"/>
         <w:rPr>
           <w:b/>
           <w:bCs/>
@@ -6688,11 +6720,10 @@
       <w:pPr>
         <w:pStyle w:val="Prrafodelista"/>
         <w:numPr>
-          <w:ilvl w:val="0"/>
-          <w:numId w:val="16"/>
+          <w:ilvl w:val="1"/>
+          <w:numId w:val="28"/>
         </w:numPr>
         <w:spacing w:before="0" w:after="0"/>
-        <w:ind w:left="993"/>
         <w:rPr>
           <w:b/>
           <w:bCs/>
@@ -6718,11 +6749,10 @@
       <w:pPr>
         <w:pStyle w:val="Prrafodelista"/>
         <w:numPr>
-          <w:ilvl w:val="0"/>
-          <w:numId w:val="16"/>
+          <w:ilvl w:val="1"/>
+          <w:numId w:val="28"/>
         </w:numPr>
         <w:spacing w:before="0" w:after="0"/>
-        <w:ind w:left="993"/>
         <w:rPr>
           <w:b/>
           <w:bCs/>
@@ -7000,33 +7030,7 @@
         <w:rPr>
           <w:lang w:eastAsia="es-CO"/>
         </w:rPr>
-        <w:t xml:space="preserve">Se define el conteo para el inventario como la acción o el proceso de cuantificar la cantidad de </w:t>
-      </w:r>
-      <w:r>
-        <w:rPr>
-          <w:rStyle w:val="Extranjerismo"/>
-          <w:lang w:eastAsia="es-CO"/>
-        </w:rPr>
-        <w:t>stock</w:t>
-      </w:r>
-      <w:r>
-        <w:rPr>
-          <w:lang w:eastAsia="es-CO"/>
-        </w:rPr>
-        <w:t xml:space="preserve"> en poder de un </w:t>
-      </w:r>
-      <w:r>
-        <w:rPr>
-          <w:rStyle w:val="Extranjerismo"/>
-          <w:lang w:eastAsia="es-CO"/>
-        </w:rPr>
-        <w:t xml:space="preserve">retail </w:t>
-      </w:r>
-      <w:r>
-        <w:rPr>
-          <w:lang w:eastAsia="es-CO"/>
-        </w:rPr>
-        <w:t>o la existencia de productos en una organización. Existen diversas técnicas para inventariar las existencias de productos, definidas de la siguiente manera:</w:t>
+        <w:t>El embalaje es todo aquello necesario en el transcurso de acondicionar los productos para protegerlos, y/o agruparlos de manera temporal pensando en su manipulación, transporte y almacenamiento. Finalmente, el embalaje es el envoltorio o protección de las mercancías.</w:t>
       </w:r>
     </w:p>
     <w:p>
@@ -7898,7 +7902,25 @@
           <w:lang w:eastAsia="es-CO"/>
         </w:rPr>
         <w:lastRenderedPageBreak/>
-        <w:t>Higiene Personal</w:t>
+        <w:t xml:space="preserve">Higiene </w:t>
+      </w:r>
+      <w:r>
+        <w:rPr>
+          <w:rFonts w:cs="Calibri"/>
+          <w:b/>
+          <w:bCs/>
+          <w:lang w:eastAsia="es-CO"/>
+        </w:rPr>
+        <w:t>p</w:t>
+      </w:r>
+      <w:r>
+        <w:rPr>
+          <w:rFonts w:cs="Calibri"/>
+          <w:b/>
+          <w:bCs/>
+          <w:lang w:eastAsia="es-CO"/>
+        </w:rPr>
+        <w:t>ersonal</w:t>
       </w:r>
     </w:p>
     <w:p>
@@ -7983,7 +8005,25 @@
           <w:bCs/>
           <w:lang w:eastAsia="es-CO"/>
         </w:rPr>
-        <w:t>Legislación Sanitaria</w:t>
+        <w:t xml:space="preserve">Legislación </w:t>
+      </w:r>
+      <w:r>
+        <w:rPr>
+          <w:rFonts w:cs="Calibri"/>
+          <w:b/>
+          <w:bCs/>
+          <w:lang w:eastAsia="es-CO"/>
+        </w:rPr>
+        <w:t>s</w:t>
+      </w:r>
+      <w:r>
+        <w:rPr>
+          <w:rFonts w:cs="Calibri"/>
+          <w:b/>
+          <w:bCs/>
+          <w:lang w:eastAsia="es-CO"/>
+        </w:rPr>
+        <w:t>anitaria</w:t>
       </w:r>
     </w:p>
     <w:p>
@@ -8992,233 +9032,6 @@
         </w:rPr>
         <w:t>Es el modo de acción que toda compañía debe de llevar a cabo en caso de que se demuestren situaciones de riesgo, minimizando los posibles peligros que se podrían desencadenar sobre las personas y demás espacios de la organización.</w:t>
       </w:r>
-    </w:p>
-    <w:p>
-      <w:pPr>
-        <w:spacing w:before="0" w:after="0"/>
-        <w:ind w:firstLine="708"/>
-        <w:rPr>
-          <w:rFonts w:cs="Calibri"/>
-          <w:b/>
-          <w:bCs/>
-          <w:lang w:eastAsia="es-CO"/>
-        </w:rPr>
-      </w:pPr>
-      <w:r>
-        <w:rPr>
-          <w:rFonts w:cs="Calibri"/>
-          <w:b/>
-          <w:bCs/>
-          <w:lang w:eastAsia="es-CO"/>
-        </w:rPr>
-        <w:t>Capacitación</w:t>
-      </w:r>
-    </w:p>
-    <w:p>
-      <w:pPr>
-        <w:spacing w:before="0" w:after="0"/>
-        <w:ind w:firstLine="708"/>
-        <w:rPr>
-          <w:rFonts w:cs="Calibri"/>
-          <w:lang w:eastAsia="es-CO"/>
-        </w:rPr>
-      </w:pPr>
-      <w:r>
-        <w:rPr>
-          <w:rFonts w:cs="Calibri"/>
-          <w:lang w:eastAsia="es-CO"/>
-        </w:rPr>
-        <w:t>Es un instrumento importante que contiene las metodologías y estrategias de formación, encaminadas a proporcionar al trabajador los conocimientos y destrezas necesarias para desempeñar su labor asegurando la prevención de accidentes y el nivel de riesgos.</w:t>
-      </w:r>
-    </w:p>
-    <w:p>
-      <w:pPr>
-        <w:spacing w:before="0" w:after="0"/>
-        <w:ind w:firstLine="708"/>
-        <w:rPr>
-          <w:rFonts w:cs="Calibri"/>
-          <w:b/>
-          <w:bCs/>
-          <w:lang w:eastAsia="es-CO"/>
-        </w:rPr>
-      </w:pPr>
-      <w:r>
-        <w:rPr>
-          <w:rFonts w:cs="Calibri"/>
-          <w:b/>
-          <w:bCs/>
-          <w:lang w:eastAsia="es-CO"/>
-        </w:rPr>
-        <w:lastRenderedPageBreak/>
-        <w:t>Respuesta ante emergencias</w:t>
-      </w:r>
-    </w:p>
-    <w:p>
-      <w:pPr>
-        <w:spacing w:before="0" w:after="0"/>
-        <w:ind w:firstLine="708"/>
-        <w:rPr>
-          <w:rFonts w:cs="Calibri"/>
-          <w:lang w:eastAsia="es-CO"/>
-        </w:rPr>
-      </w:pPr>
-      <w:r>
-        <w:rPr>
-          <w:rFonts w:cs="Calibri"/>
-          <w:lang w:eastAsia="es-CO"/>
-        </w:rPr>
-        <w:t>Es el modo de acción que toda compañía debe de llevar a cabo en caso de que se demuestren situaciones de riesgo, minimizando los posibles peligros que se podrían desencadenar sobre las personas y demás espacios de la organización.</w:t>
-      </w:r>
-    </w:p>
-    <w:p>
-      <w:pPr>
-        <w:spacing w:before="0" w:after="0"/>
-        <w:ind w:firstLine="708"/>
-        <w:rPr>
-          <w:rFonts w:cs="Calibri"/>
-          <w:lang w:eastAsia="es-CO"/>
-        </w:rPr>
-      </w:pPr>
-    </w:p>
-    <w:p>
-      <w:pPr>
-        <w:spacing w:before="0" w:after="0"/>
-        <w:ind w:firstLine="708"/>
-        <w:rPr>
-          <w:rFonts w:cs="Calibri"/>
-          <w:lang w:eastAsia="es-CO"/>
-        </w:rPr>
-      </w:pPr>
-    </w:p>
-    <w:p>
-      <w:pPr>
-        <w:spacing w:before="0" w:after="0"/>
-        <w:ind w:firstLine="708"/>
-        <w:rPr>
-          <w:rFonts w:cs="Calibri"/>
-          <w:lang w:eastAsia="es-CO"/>
-        </w:rPr>
-      </w:pPr>
-    </w:p>
-    <w:p>
-      <w:pPr>
-        <w:spacing w:before="0" w:after="0"/>
-        <w:ind w:firstLine="708"/>
-        <w:rPr>
-          <w:rFonts w:cs="Calibri"/>
-          <w:lang w:eastAsia="es-CO"/>
-        </w:rPr>
-      </w:pPr>
-    </w:p>
-    <w:p>
-      <w:pPr>
-        <w:spacing w:before="0" w:after="0"/>
-        <w:ind w:firstLine="708"/>
-        <w:rPr>
-          <w:rFonts w:cs="Calibri"/>
-          <w:lang w:eastAsia="es-CO"/>
-        </w:rPr>
-      </w:pPr>
-    </w:p>
-    <w:p>
-      <w:pPr>
-        <w:spacing w:before="0" w:after="0"/>
-        <w:ind w:firstLine="708"/>
-        <w:rPr>
-          <w:rFonts w:cs="Calibri"/>
-          <w:lang w:eastAsia="es-CO"/>
-        </w:rPr>
-      </w:pPr>
-    </w:p>
-    <w:p>
-      <w:pPr>
-        <w:spacing w:before="0" w:after="0"/>
-        <w:ind w:firstLine="708"/>
-        <w:rPr>
-          <w:rFonts w:cs="Calibri"/>
-          <w:lang w:eastAsia="es-CO"/>
-        </w:rPr>
-      </w:pPr>
-    </w:p>
-    <w:p>
-      <w:pPr>
-        <w:spacing w:before="0" w:after="0"/>
-        <w:ind w:firstLine="708"/>
-        <w:rPr>
-          <w:rFonts w:cs="Calibri"/>
-          <w:lang w:eastAsia="es-CO"/>
-        </w:rPr>
-      </w:pPr>
-    </w:p>
-    <w:p>
-      <w:pPr>
-        <w:spacing w:before="0" w:after="0"/>
-        <w:ind w:firstLine="708"/>
-        <w:rPr>
-          <w:rFonts w:cs="Calibri"/>
-          <w:lang w:eastAsia="es-CO"/>
-        </w:rPr>
-      </w:pPr>
-    </w:p>
-    <w:p>
-      <w:pPr>
-        <w:spacing w:before="0" w:after="0"/>
-        <w:ind w:firstLine="708"/>
-        <w:rPr>
-          <w:rFonts w:cs="Calibri"/>
-          <w:lang w:eastAsia="es-CO"/>
-        </w:rPr>
-      </w:pPr>
-    </w:p>
-    <w:p>
-      <w:pPr>
-        <w:spacing w:before="0" w:after="0"/>
-        <w:ind w:firstLine="708"/>
-        <w:rPr>
-          <w:rFonts w:cs="Calibri"/>
-          <w:lang w:eastAsia="es-CO"/>
-        </w:rPr>
-      </w:pPr>
-    </w:p>
-    <w:p>
-      <w:pPr>
-        <w:spacing w:before="0" w:after="0"/>
-        <w:ind w:firstLine="708"/>
-        <w:rPr>
-          <w:rFonts w:cs="Calibri"/>
-          <w:lang w:eastAsia="es-CO"/>
-        </w:rPr>
-      </w:pPr>
-    </w:p>
-    <w:p>
-      <w:pPr>
-        <w:spacing w:before="0" w:after="0"/>
-        <w:ind w:firstLine="708"/>
-        <w:rPr>
-          <w:rFonts w:cs="Calibri"/>
-          <w:lang w:eastAsia="es-CO"/>
-        </w:rPr>
-      </w:pPr>
-    </w:p>
-    <w:p>
-      <w:pPr>
-        <w:spacing w:before="0" w:after="0"/>
-        <w:ind w:firstLine="708"/>
-        <w:rPr>
-          <w:rFonts w:cs="Calibri"/>
-          <w:lang w:eastAsia="es-CO"/>
-        </w:rPr>
-      </w:pPr>
-    </w:p>
-    <w:p>
-      <w:pPr>
-        <w:spacing w:before="0" w:after="0"/>
-        <w:ind w:firstLine="708"/>
-        <w:rPr>
-          <w:rFonts w:cs="Calibri"/>
-          <w:lang w:eastAsia="es-CO"/>
-        </w:rPr>
-      </w:pPr>
     </w:p>
     <w:p>
       <w:pPr>
@@ -9351,10 +9164,10 @@
           <w:lang w:eastAsia="es-CO"/>
         </w:rPr>
         <w:drawing>
-          <wp:inline distT="0" distB="0" distL="0" distR="0" wp14:anchorId="09CE8E06" wp14:editId="0144C9B5">
+          <wp:inline distT="0" distB="0" distL="0" distR="0" wp14:anchorId="2BE30A85" wp14:editId="1B2399F2">
             <wp:extent cx="6332220" cy="2701925"/>
             <wp:effectExtent l="0" t="0" r="0" b="3175"/>
-            <wp:docPr id="782521452" name="Gráfico 4" descr="El esquema presenta de manera general las temáticas que aborda el componente formativo Logística comercial, incluyendo conocimientos asociados al almacenamiento, picking y packing, carga, y conceptos relacionados."/>
+            <wp:docPr id="2106402533" name="Gráfico 4" descr="El esquema presenta de manera general las temáticas que aborda el componente formativo Logística comercial, incluyendo conocimientos asociados al almacenamiento, picking y packing, carga, y conceptos relacionados."/>
             <wp:cNvGraphicFramePr>
               <a:graphicFrameLocks xmlns:a="http://schemas.openxmlformats.org/drawingml/2006/main" noChangeAspect="1"/>
             </wp:cNvGraphicFramePr>
@@ -9362,7 +9175,7 @@
               <a:graphicData uri="http://schemas.openxmlformats.org/drawingml/2006/picture">
                 <pic:pic xmlns:pic="http://schemas.openxmlformats.org/drawingml/2006/picture">
                   <pic:nvPicPr>
-                    <pic:cNvPr id="782521452" name="Gráfico 4" descr="El esquema presenta de manera general las temáticas que aborda el componente formativo Logística comercial, incluyendo conocimientos asociados al almacenamiento, picking y packing, carga, y conceptos relacionados."/>
+                    <pic:cNvPr id="2106402533" name="Gráfico 4" descr="El esquema presenta de manera general las temáticas que aborda el componente formativo Logística comercial, incluyendo conocimientos asociados al almacenamiento, picking y packing, carga, y conceptos relacionados."/>
                     <pic:cNvPicPr/>
                   </pic:nvPicPr>
                   <pic:blipFill>
@@ -10144,7 +9957,35 @@
           <w:rFonts w:cs="Calibri"/>
           <w:lang w:val="es-MX" w:eastAsia="es-CO"/>
         </w:rPr>
-        <w:t>anyflip.com. (2021, May 8). Gomez Aparicio Juan Miguel - Gestión Logística Y Comercial - Páginas de Flipbook 201-216 | AnyFlip.</w:t>
+        <w:t>Castellanos Ramírez, A. (</w:t>
+      </w:r>
+      <w:r>
+        <w:rPr>
+          <w:rFonts w:cs="Calibri"/>
+          <w:lang w:val="es-MX" w:eastAsia="es-CO"/>
+        </w:rPr>
+        <w:t>s</w:t>
+      </w:r>
+      <w:r>
+        <w:rPr>
+          <w:rFonts w:cs="Calibri"/>
+          <w:lang w:val="es-MX" w:eastAsia="es-CO"/>
+        </w:rPr>
+        <w:t>.</w:t>
+      </w:r>
+      <w:r>
+        <w:rPr>
+          <w:rFonts w:cs="Calibri"/>
+          <w:lang w:val="es-MX" w:eastAsia="es-CO"/>
+        </w:rPr>
+        <w:t xml:space="preserve"> f</w:t>
+      </w:r>
+      <w:r>
+        <w:rPr>
+          <w:rFonts w:cs="Calibri"/>
+          <w:lang w:val="es-MX" w:eastAsia="es-CO"/>
+        </w:rPr>
+        <w:t>.). Logística comercial internacional.</w:t>
       </w:r>
       <w:r>
         <w:rPr>
@@ -10160,7 +10001,7 @@
             <w:rFonts w:cs="Calibri"/>
             <w:lang w:val="es-MX" w:eastAsia="es-CO"/>
           </w:rPr>
-          <w:t>https://anyflip.com/nzfse/blag/basic/201-216</w:t>
+          <w:t>https://www.ecoeediciones.com/wp-content/uploads/2015/07/Logistica-Comercial-Internacional.pdf?srsltid=AfmBOoqDiiUgOhJ3-ayEoZ-RvzEuf4WJC_Jgn29o_LU9FoB4V8eZvODz</w:t>
         </w:r>
       </w:hyperlink>
       <w:r>
@@ -10182,25 +10023,122 @@
       <w:r>
         <w:rPr>
           <w:rFonts w:cs="Calibri"/>
+          <w:lang w:eastAsia="es-CO"/>
+        </w:rPr>
+        <w:t xml:space="preserve">Gómez Aparicio, J. M. (2013). Gestión logística y comercial. Mc Graw Hill Interamericana de España </w:t>
+      </w:r>
+      <w:proofErr w:type="spellStart"/>
+      <w:r>
+        <w:rPr>
+          <w:rFonts w:cs="Calibri"/>
+          <w:lang w:eastAsia="es-CO"/>
+        </w:rPr>
+        <w:t>S.I.</w:t>
+      </w:r>
+      <w:hyperlink r:id="rId24" w:tgtFrame="_blank" w:history="1">
+        <w:r>
+          <w:rPr>
+            <w:rStyle w:val="Hipervnculo"/>
+            <w:rFonts w:cs="Calibri"/>
+            <w:lang w:eastAsia="es-CO"/>
+          </w:rPr>
+          <w:t>https</w:t>
+        </w:r>
+        <w:proofErr w:type="spellEnd"/>
+        <w:r>
+          <w:rPr>
+            <w:rStyle w:val="Hipervnculo"/>
+            <w:rFonts w:cs="Calibri"/>
+            <w:lang w:eastAsia="es-CO"/>
+          </w:rPr>
+          <w:t>://anyflip.com/</w:t>
+        </w:r>
+        <w:proofErr w:type="spellStart"/>
+        <w:r>
+          <w:rPr>
+            <w:rStyle w:val="Hipervnculo"/>
+            <w:rFonts w:cs="Calibri"/>
+            <w:lang w:eastAsia="es-CO"/>
+          </w:rPr>
+          <w:t>nzfse</w:t>
+        </w:r>
+        <w:proofErr w:type="spellEnd"/>
+        <w:r>
+          <w:rPr>
+            <w:rStyle w:val="Hipervnculo"/>
+            <w:rFonts w:cs="Calibri"/>
+            <w:lang w:eastAsia="es-CO"/>
+          </w:rPr>
+          <w:t>/</w:t>
+        </w:r>
+        <w:proofErr w:type="spellStart"/>
+        <w:r>
+          <w:rPr>
+            <w:rStyle w:val="Hipervnculo"/>
+            <w:rFonts w:cs="Calibri"/>
+            <w:lang w:eastAsia="es-CO"/>
+          </w:rPr>
+          <w:t>blag</w:t>
+        </w:r>
+        <w:proofErr w:type="spellEnd"/>
+        <w:r>
+          <w:rPr>
+            <w:rStyle w:val="Hipervnculo"/>
+            <w:rFonts w:cs="Calibri"/>
+            <w:lang w:eastAsia="es-CO"/>
+          </w:rPr>
+          <w:t>/</w:t>
+        </w:r>
+        <w:proofErr w:type="spellStart"/>
+        <w:r>
+          <w:rPr>
+            <w:rStyle w:val="Hipervnculo"/>
+            <w:rFonts w:cs="Calibri"/>
+            <w:lang w:eastAsia="es-CO"/>
+          </w:rPr>
+          <w:t>basic</w:t>
+        </w:r>
+        <w:proofErr w:type="spellEnd"/>
+        <w:r>
+          <w:rPr>
+            <w:rStyle w:val="Hipervnculo"/>
+            <w:rFonts w:cs="Calibri"/>
+            <w:lang w:eastAsia="es-CO"/>
+          </w:rPr>
+          <w:t>/201-216</w:t>
+        </w:r>
+      </w:hyperlink>
+    </w:p>
+    <w:p>
+      <w:pPr>
+        <w:spacing w:before="0" w:after="0"/>
+        <w:rPr>
+          <w:rFonts w:cs="Calibri"/>
           <w:lang w:val="es-MX" w:eastAsia="es-CO"/>
         </w:rPr>
-        <w:t>Castellanos Ramírez, A. (n.d.). Logística comercial internacional.</w:t>
-      </w:r>
+      </w:pPr>
       <w:r>
         <w:rPr>
           <w:rFonts w:cs="Calibri"/>
           <w:lang w:val="es-MX" w:eastAsia="es-CO"/>
         </w:rPr>
+        <w:t>Martín-Andino, R. (2006). Cadena de suministro (SCM). Madrid: EOI Escuela de Negocios.</w:t>
+      </w:r>
+      <w:r>
+        <w:rPr>
+          <w:rFonts w:cs="Calibri"/>
+          <w:lang w:val="es-MX" w:eastAsia="es-CO"/>
+        </w:rPr>
         <w:t xml:space="preserve"> </w:t>
       </w:r>
-      <w:hyperlink r:id="rId24" w:history="1">
+      <w:hyperlink r:id="rId25" w:history="1">
         <w:r>
           <w:rPr>
             <w:rStyle w:val="Hipervnculo"/>
             <w:rFonts w:cs="Calibri"/>
             <w:lang w:val="es-MX" w:eastAsia="es-CO"/>
           </w:rPr>
-          <w:t>https://www.ecoeediciones.com/wp-content/uploads/2015/07/Logistica-Comercial-Internacional.pdf?srsltid=AfmBOoqDiiUgOhJ3-ayEoZ-RvzEuf4WJC_Jgn29o_LU9FoB4V8eZvODz</w:t>
+          <w:t>https://www.eoi.es/sites/default/files/savia/documents/componente45144.pdf</w:t>
         </w:r>
       </w:hyperlink>
       <w:r>
@@ -10224,23 +10162,58 @@
           <w:rFonts w:cs="Calibri"/>
           <w:lang w:val="es-MX" w:eastAsia="es-CO"/>
         </w:rPr>
-        <w:t>Martín-Andino, R. (2006). Cadena de suministro (SCM). Madrid: EOI Escuela de Negocios.</w:t>
+        <w:t>Preparación de pedidos: definición, etapas, métodos y sistemas. (</w:t>
       </w:r>
       <w:r>
         <w:rPr>
           <w:rFonts w:cs="Calibri"/>
           <w:lang w:val="es-MX" w:eastAsia="es-CO"/>
         </w:rPr>
+        <w:t>s</w:t>
+      </w:r>
+      <w:r>
+        <w:rPr>
+          <w:rFonts w:cs="Calibri"/>
+          <w:lang w:val="es-MX" w:eastAsia="es-CO"/>
+        </w:rPr>
+        <w:t>.</w:t>
+      </w:r>
+      <w:r>
+        <w:rPr>
+          <w:rFonts w:cs="Calibri"/>
+          <w:lang w:val="es-MX" w:eastAsia="es-CO"/>
+        </w:rPr>
         <w:t xml:space="preserve"> </w:t>
       </w:r>
-      <w:hyperlink r:id="rId25" w:history="1">
+      <w:r>
+        <w:rPr>
+          <w:rFonts w:cs="Calibri"/>
+          <w:lang w:val="es-MX" w:eastAsia="es-CO"/>
+        </w:rPr>
+        <w:t>f</w:t>
+      </w:r>
+      <w:r>
+        <w:rPr>
+          <w:rFonts w:cs="Calibri"/>
+          <w:lang w:val="es-MX" w:eastAsia="es-CO"/>
+        </w:rPr>
+        <w:t>.).</w:t>
+      </w:r>
+      <w:r>
+        <w:rPr>
+          <w:rFonts w:cs="Calibri"/>
+          <w:lang w:val="es-MX" w:eastAsia="es-CO"/>
+        </w:rPr>
+        <w:t xml:space="preserve"> </w:t>
+      </w:r>
+      <w:hyperlink r:id="rId26" w:history="1">
         <w:r>
           <w:rPr>
             <w:rStyle w:val="Hipervnculo"/>
             <w:rFonts w:cs="Calibri"/>
             <w:lang w:val="es-MX" w:eastAsia="es-CO"/>
           </w:rPr>
-          <w:t>https://www.eoi.es/sites/default/files/savia/documents/componente45144.pdf</w:t>
+          <w:t>https://www.beetrack.com/es/blog/preparacion-de-pedidos</w:t>
         </w:r>
       </w:hyperlink>
       <w:r>
@@ -10264,23 +10237,26 @@
           <w:rFonts w:cs="Calibri"/>
           <w:lang w:val="es-MX" w:eastAsia="es-CO"/>
         </w:rPr>
-        <w:t>Preparación de pedidos: definición, etapas, métodos y sistemas. (n.d.).</w:t>
-      </w:r>
-      <w:r>
+        <w:t>Zarate, P. (2023, 8 junio). ¿Qué es unidad de carga y cómo se integra cada tipo? Nasa Pack.</w:t>
+      </w:r>
+    </w:p>
+    <w:p>
+      <w:pPr>
+        <w:spacing w:before="0" w:after="0"/>
+        <w:ind w:firstLine="0"/>
         <w:rPr>
           <w:rFonts w:cs="Calibri"/>
           <w:lang w:val="es-MX" w:eastAsia="es-CO"/>
         </w:rPr>
-        <w:t xml:space="preserve"> </w:t>
-      </w:r>
-      <w:hyperlink r:id="rId26" w:history="1">
+      </w:pPr>
+      <w:hyperlink r:id="rId27" w:history="1">
         <w:r>
           <w:rPr>
             <w:rStyle w:val="Hipervnculo"/>
             <w:rFonts w:cs="Calibri"/>
             <w:lang w:val="es-MX" w:eastAsia="es-CO"/>
           </w:rPr>
-          <w:t>https://www.beetrack.com/es/blog/preparacion-de-pedidos</w:t>
+          <w:t>https://www.nasapack.com/que-es-unidad-de-carga/</w:t>
         </w:r>
       </w:hyperlink>
       <w:r>
@@ -10289,22 +10265,6 @@
           <w:lang w:val="es-MX" w:eastAsia="es-CO"/>
         </w:rPr>
         <w:t xml:space="preserve"> </w:t>
-      </w:r>
-    </w:p>
-    <w:p>
-      <w:pPr>
-        <w:spacing w:before="0" w:after="0"/>
-        <w:rPr>
-          <w:rFonts w:cs="Calibri"/>
-          <w:lang w:val="es-MX" w:eastAsia="es-CO"/>
-        </w:rPr>
-      </w:pPr>
-      <w:r>
-        <w:rPr>
-          <w:rFonts w:cs="Calibri"/>
-          <w:lang w:val="es-MX" w:eastAsia="es-CO"/>
-        </w:rPr>
-        <w:t>Zarate, P. (2023, 8 junio). ¿Qué es unidad de carga y cómo se integra cada tipo? Nasa Pack.https://www.nasapack.com/que-es-unidad-de-carga/</w:t>
       </w:r>
       <w:r>
         <w:rPr>
@@ -10422,8 +10382,8 @@
       </w:tblPr>
       <w:tblGrid>
         <w:gridCol w:w="2830"/>
+        <w:gridCol w:w="3544"/>
         <w:gridCol w:w="3686"/>
-        <w:gridCol w:w="3544"/>
       </w:tblGrid>
       <w:tr>
         <w:trPr>
@@ -10455,7 +10415,7 @@
         </w:tc>
         <w:tc>
           <w:tcPr>
-            <w:tcW w:w="3686" w:type="dxa"/>
+            <w:tcW w:w="3544" w:type="dxa"/>
           </w:tcPr>
           <w:p>
             <w:pPr>
@@ -10477,7 +10437,7 @@
         </w:tc>
         <w:tc>
           <w:tcPr>
-            <w:tcW w:w="3544" w:type="dxa"/>
+            <w:tcW w:w="3686" w:type="dxa"/>
           </w:tcPr>
           <w:p>
             <w:pPr>
@@ -10530,7 +10490,7 @@
         </w:tc>
         <w:tc>
           <w:tcPr>
-            <w:tcW w:w="3686" w:type="dxa"/>
+            <w:tcW w:w="3544" w:type="dxa"/>
           </w:tcPr>
           <w:p>
             <w:pPr>
@@ -10559,7 +10519,7 @@
         </w:tc>
         <w:tc>
           <w:tcPr>
-            <w:tcW w:w="3544" w:type="dxa"/>
+            <w:tcW w:w="3686" w:type="dxa"/>
           </w:tcPr>
           <w:p>
             <w:pPr>
@@ -10609,7 +10569,7 @@
         </w:tc>
         <w:tc>
           <w:tcPr>
-            <w:tcW w:w="3686" w:type="dxa"/>
+            <w:tcW w:w="3544" w:type="dxa"/>
           </w:tcPr>
           <w:p>
             <w:pPr>
@@ -10631,7 +10591,7 @@
         </w:tc>
         <w:tc>
           <w:tcPr>
-            <w:tcW w:w="3544" w:type="dxa"/>
+            <w:tcW w:w="3686" w:type="dxa"/>
           </w:tcPr>
           <w:p>
             <w:pPr>
@@ -10684,7 +10644,7 @@
         </w:tc>
         <w:tc>
           <w:tcPr>
-            <w:tcW w:w="3686" w:type="dxa"/>
+            <w:tcW w:w="3544" w:type="dxa"/>
           </w:tcPr>
           <w:p>
             <w:pPr>
@@ -10706,7 +10666,7 @@
         </w:tc>
         <w:tc>
           <w:tcPr>
-            <w:tcW w:w="3544" w:type="dxa"/>
+            <w:tcW w:w="3686" w:type="dxa"/>
           </w:tcPr>
           <w:p>
             <w:pPr>
@@ -10756,7 +10716,7 @@
         </w:tc>
         <w:tc>
           <w:tcPr>
-            <w:tcW w:w="3686" w:type="dxa"/>
+            <w:tcW w:w="3544" w:type="dxa"/>
           </w:tcPr>
           <w:p>
             <w:pPr>
@@ -10778,7 +10738,7 @@
         </w:tc>
         <w:tc>
           <w:tcPr>
-            <w:tcW w:w="3544" w:type="dxa"/>
+            <w:tcW w:w="3686" w:type="dxa"/>
           </w:tcPr>
           <w:p>
             <w:pPr>
@@ -10831,7 +10791,7 @@
         </w:tc>
         <w:tc>
           <w:tcPr>
-            <w:tcW w:w="3686" w:type="dxa"/>
+            <w:tcW w:w="3544" w:type="dxa"/>
           </w:tcPr>
           <w:p>
             <w:pPr>
@@ -10853,7 +10813,7 @@
         </w:tc>
         <w:tc>
           <w:tcPr>
-            <w:tcW w:w="3544" w:type="dxa"/>
+            <w:tcW w:w="3686" w:type="dxa"/>
           </w:tcPr>
           <w:p>
             <w:pPr>
@@ -10903,7 +10863,7 @@
         </w:tc>
         <w:tc>
           <w:tcPr>
-            <w:tcW w:w="3686" w:type="dxa"/>
+            <w:tcW w:w="3544" w:type="dxa"/>
           </w:tcPr>
           <w:p>
             <w:pPr>
@@ -10925,7 +10885,7 @@
         </w:tc>
         <w:tc>
           <w:tcPr>
-            <w:tcW w:w="3544" w:type="dxa"/>
+            <w:tcW w:w="3686" w:type="dxa"/>
           </w:tcPr>
           <w:p>
             <w:pPr>
@@ -10978,7 +10938,7 @@
         </w:tc>
         <w:tc>
           <w:tcPr>
-            <w:tcW w:w="3686" w:type="dxa"/>
+            <w:tcW w:w="3544" w:type="dxa"/>
           </w:tcPr>
           <w:p>
             <w:pPr>
@@ -11021,7 +10981,7 @@
         </w:tc>
         <w:tc>
           <w:tcPr>
-            <w:tcW w:w="3544" w:type="dxa"/>
+            <w:tcW w:w="3686" w:type="dxa"/>
           </w:tcPr>
           <w:p>
             <w:pPr>
@@ -11071,7 +11031,7 @@
         </w:tc>
         <w:tc>
           <w:tcPr>
-            <w:tcW w:w="3686" w:type="dxa"/>
+            <w:tcW w:w="3544" w:type="dxa"/>
           </w:tcPr>
           <w:p>
             <w:pPr>
@@ -11101,7 +11061,7 @@
         </w:tc>
         <w:tc>
           <w:tcPr>
-            <w:tcW w:w="3544" w:type="dxa"/>
+            <w:tcW w:w="3686" w:type="dxa"/>
           </w:tcPr>
           <w:p>
             <w:pPr>
@@ -11164,7 +11124,7 @@
         </w:tc>
         <w:tc>
           <w:tcPr>
-            <w:tcW w:w="3686" w:type="dxa"/>
+            <w:tcW w:w="3544" w:type="dxa"/>
           </w:tcPr>
           <w:p>
             <w:pPr>
@@ -11214,7 +11174,7 @@
         </w:tc>
         <w:tc>
           <w:tcPr>
-            <w:tcW w:w="3544" w:type="dxa"/>
+            <w:tcW w:w="3686" w:type="dxa"/>
           </w:tcPr>
           <w:p>
             <w:pPr>
@@ -11264,7 +11224,7 @@
         </w:tc>
         <w:tc>
           <w:tcPr>
-            <w:tcW w:w="3686" w:type="dxa"/>
+            <w:tcW w:w="3544" w:type="dxa"/>
           </w:tcPr>
           <w:p>
             <w:pPr>
@@ -11286,7 +11246,7 @@
         </w:tc>
         <w:tc>
           <w:tcPr>
-            <w:tcW w:w="3544" w:type="dxa"/>
+            <w:tcW w:w="3686" w:type="dxa"/>
           </w:tcPr>
           <w:p>
             <w:pPr>
@@ -11339,7 +11299,7 @@
         </w:tc>
         <w:tc>
           <w:tcPr>
-            <w:tcW w:w="3686" w:type="dxa"/>
+            <w:tcW w:w="3544" w:type="dxa"/>
           </w:tcPr>
           <w:p>
             <w:pPr>
@@ -11361,7 +11321,7 @@
         </w:tc>
         <w:tc>
           <w:tcPr>
-            <w:tcW w:w="3544" w:type="dxa"/>
+            <w:tcW w:w="3686" w:type="dxa"/>
           </w:tcPr>
           <w:p>
             <w:pPr>
@@ -11392,8 +11352,8 @@
       </w:pPr>
     </w:p>
     <w:sectPr>
-      <w:headerReference w:type="default" r:id="rId27"/>
-      <w:footerReference w:type="default" r:id="rId28"/>
+      <w:headerReference w:type="default" r:id="rId28"/>
+      <w:footerReference w:type="default" r:id="rId29"/>
       <w:pgSz w:w="12240" w:h="15840"/>
       <w:pgMar w:top="1701" w:right="1134" w:bottom="1134" w:left="1134" w:header="709" w:footer="737" w:gutter="0"/>
       <w:pgNumType w:start="1"/>
@@ -11968,7 +11928,7 @@
         <w:rFonts w:ascii="Symbol" w:hAnsi="Symbol" w:hint="default"/>
       </w:rPr>
     </w:lvl>
-    <w:lvl w:ilvl="1" w:tplc="FFFFFFFF" w:tentative="1">
+    <w:lvl w:ilvl="1" w:tplc="FFFFFFFF">
       <w:start w:val="1"/>
       <w:numFmt w:val="bullet"/>
       <w:lvlText w:val="o"/>
@@ -12265,6 +12225,119 @@
     </w:lvl>
   </w:abstractNum>
   <w:abstractNum w:abstractNumId="6" w15:restartNumberingAfterBreak="0">
+    <w:nsid w:val="2D8D4387"/>
+    <w:multiLevelType w:val="hybridMultilevel"/>
+    <w:tmpl w:val="309AD6A8"/>
+    <w:lvl w:ilvl="0" w:tplc="FFFFFFFF">
+      <w:start w:val="1"/>
+      <w:numFmt w:val="bullet"/>
+      <w:lvlText w:val=""/>
+      <w:lvlJc w:val="left"/>
+      <w:pPr>
+        <w:ind w:left="1429" w:hanging="360"/>
+      </w:pPr>
+      <w:rPr>
+        <w:rFonts w:ascii="Symbol" w:hAnsi="Symbol" w:hint="default"/>
+      </w:rPr>
+    </w:lvl>
+    <w:lvl w:ilvl="1" w:tplc="240A000D">
+      <w:start w:val="1"/>
+      <w:numFmt w:val="bullet"/>
+      <w:lvlText w:val=""/>
+      <w:lvlJc w:val="left"/>
+      <w:pPr>
+        <w:ind w:left="1429" w:hanging="360"/>
+      </w:pPr>
+      <w:rPr>
+        <w:rFonts w:ascii="Wingdings" w:hAnsi="Wingdings" w:hint="default"/>
+      </w:rPr>
+    </w:lvl>
+    <w:lvl w:ilvl="2" w:tplc="FFFFFFFF" w:tentative="1">
+      <w:start w:val="1"/>
+      <w:numFmt w:val="bullet"/>
+      <w:lvlText w:val=""/>
+      <w:lvlJc w:val="left"/>
+      <w:pPr>
+        <w:ind w:left="2869" w:hanging="360"/>
+      </w:pPr>
+      <w:rPr>
+        <w:rFonts w:ascii="Wingdings" w:hAnsi="Wingdings" w:hint="default"/>
+      </w:rPr>
+    </w:lvl>
+    <w:lvl w:ilvl="3" w:tplc="FFFFFFFF" w:tentative="1">
+      <w:start w:val="1"/>
+      <w:numFmt w:val="bullet"/>
+      <w:lvlText w:val=""/>
+      <w:lvlJc w:val="left"/>
+      <w:pPr>
+        <w:ind w:left="3589" w:hanging="360"/>
+      </w:pPr>
+      <w:rPr>
+        <w:rFonts w:ascii="Symbol" w:hAnsi="Symbol" w:hint="default"/>
+      </w:rPr>
+    </w:lvl>
+    <w:lvl w:ilvl="4" w:tplc="FFFFFFFF" w:tentative="1">
+      <w:start w:val="1"/>
+      <w:numFmt w:val="bullet"/>
+      <w:lvlText w:val="o"/>
+      <w:lvlJc w:val="left"/>
+      <w:pPr>
+        <w:ind w:left="4309" w:hanging="360"/>
+      </w:pPr>
+      <w:rPr>
+        <w:rFonts w:ascii="Courier New" w:hAnsi="Courier New" w:cs="Courier New" w:hint="default"/>
+      </w:rPr>
+    </w:lvl>
+    <w:lvl w:ilvl="5" w:tplc="FFFFFFFF" w:tentative="1">
+      <w:start w:val="1"/>
+      <w:numFmt w:val="bullet"/>
+      <w:lvlText w:val=""/>
+      <w:lvlJc w:val="left"/>
+      <w:pPr>
+        <w:ind w:left="5029" w:hanging="360"/>
+      </w:pPr>
+      <w:rPr>
+        <w:rFonts w:ascii="Wingdings" w:hAnsi="Wingdings" w:hint="default"/>
+      </w:rPr>
+    </w:lvl>
+    <w:lvl w:ilvl="6" w:tplc="FFFFFFFF" w:tentative="1">
+      <w:start w:val="1"/>
+      <w:numFmt w:val="bullet"/>
+      <w:lvlText w:val=""/>
+      <w:lvlJc w:val="left"/>
+      <w:pPr>
+        <w:ind w:left="5749" w:hanging="360"/>
+      </w:pPr>
+      <w:rPr>
+        <w:rFonts w:ascii="Symbol" w:hAnsi="Symbol" w:hint="default"/>
+      </w:rPr>
+    </w:lvl>
+    <w:lvl w:ilvl="7" w:tplc="FFFFFFFF" w:tentative="1">
+      <w:start w:val="1"/>
+      <w:numFmt w:val="bullet"/>
+      <w:lvlText w:val="o"/>
+      <w:lvlJc w:val="left"/>
+      <w:pPr>
+        <w:ind w:left="6469" w:hanging="360"/>
+      </w:pPr>
+      <w:rPr>
+        <w:rFonts w:ascii="Courier New" w:hAnsi="Courier New" w:cs="Courier New" w:hint="default"/>
+      </w:rPr>
+    </w:lvl>
+    <w:lvl w:ilvl="8" w:tplc="FFFFFFFF" w:tentative="1">
+      <w:start w:val="1"/>
+      <w:numFmt w:val="bullet"/>
+      <w:lvlText w:val=""/>
+      <w:lvlJc w:val="left"/>
+      <w:pPr>
+        <w:ind w:left="7189" w:hanging="360"/>
+      </w:pPr>
+      <w:rPr>
+        <w:rFonts w:ascii="Wingdings" w:hAnsi="Wingdings" w:hint="default"/>
+      </w:rPr>
+    </w:lvl>
+  </w:abstractNum>
+  <w:abstractNum w:abstractNumId="7" w15:restartNumberingAfterBreak="0">
     <w:nsid w:val="2E7B6EF4"/>
     <w:multiLevelType w:val="hybridMultilevel"/>
     <w:tmpl w:val="A056A7D6"/>
@@ -12350,7 +12423,7 @@
       </w:pPr>
     </w:lvl>
   </w:abstractNum>
-  <w:abstractNum w:abstractNumId="7" w15:restartNumberingAfterBreak="0">
+  <w:abstractNum w:abstractNumId="8" w15:restartNumberingAfterBreak="0">
     <w:nsid w:val="368E176E"/>
     <w:multiLevelType w:val="hybridMultilevel"/>
     <w:tmpl w:val="BDF054FE"/>
@@ -12444,7 +12517,7 @@
       </w:pPr>
     </w:lvl>
   </w:abstractNum>
-  <w:abstractNum w:abstractNumId="8" w15:restartNumberingAfterBreak="0">
+  <w:abstractNum w:abstractNumId="9" w15:restartNumberingAfterBreak="0">
     <w:nsid w:val="3F1A17A9"/>
     <w:multiLevelType w:val="hybridMultilevel"/>
     <w:tmpl w:val="B4A6D38A"/>
@@ -12557,7 +12630,7 @@
       </w:rPr>
     </w:lvl>
   </w:abstractNum>
-  <w:abstractNum w:abstractNumId="9" w15:restartNumberingAfterBreak="0">
+  <w:abstractNum w:abstractNumId="10" w15:restartNumberingAfterBreak="0">
     <w:nsid w:val="3FF272E4"/>
     <w:multiLevelType w:val="hybridMultilevel"/>
     <w:tmpl w:val="EE108A60"/>
@@ -12670,7 +12743,7 @@
       </w:rPr>
     </w:lvl>
   </w:abstractNum>
-  <w:abstractNum w:abstractNumId="10" w15:restartNumberingAfterBreak="0">
+  <w:abstractNum w:abstractNumId="11" w15:restartNumberingAfterBreak="0">
     <w:nsid w:val="4E9B676F"/>
     <w:multiLevelType w:val="multilevel"/>
     <w:tmpl w:val="8586E486"/>
@@ -12819,7 +12892,7 @@
       </w:rPr>
     </w:lvl>
   </w:abstractNum>
-  <w:abstractNum w:abstractNumId="11" w15:restartNumberingAfterBreak="0">
+  <w:abstractNum w:abstractNumId="12" w15:restartNumberingAfterBreak="0">
     <w:nsid w:val="4EBE1EF6"/>
     <w:multiLevelType w:val="hybridMultilevel"/>
     <w:tmpl w:val="A190C170"/>
@@ -12913,7 +12986,7 @@
       </w:pPr>
     </w:lvl>
   </w:abstractNum>
-  <w:abstractNum w:abstractNumId="12" w15:restartNumberingAfterBreak="0">
+  <w:abstractNum w:abstractNumId="13" w15:restartNumberingAfterBreak="0">
     <w:nsid w:val="5DA13499"/>
     <w:multiLevelType w:val="multilevel"/>
     <w:tmpl w:val="6472000E"/>
@@ -13032,7 +13105,7 @@
       </w:rPr>
     </w:lvl>
   </w:abstractNum>
-  <w:abstractNum w:abstractNumId="13" w15:restartNumberingAfterBreak="0">
+  <w:abstractNum w:abstractNumId="14" w15:restartNumberingAfterBreak="0">
     <w:nsid w:val="5E246269"/>
     <w:multiLevelType w:val="hybridMultilevel"/>
     <w:tmpl w:val="8870DAA2"/>
@@ -13145,7 +13218,7 @@
       </w:rPr>
     </w:lvl>
   </w:abstractNum>
-  <w:abstractNum w:abstractNumId="14" w15:restartNumberingAfterBreak="0">
+  <w:abstractNum w:abstractNumId="15" w15:restartNumberingAfterBreak="0">
     <w:nsid w:val="5F807E74"/>
     <w:multiLevelType w:val="hybridMultilevel"/>
     <w:tmpl w:val="F4BA4C9C"/>
@@ -13258,7 +13331,7 @@
       </w:rPr>
     </w:lvl>
   </w:abstractNum>
-  <w:abstractNum w:abstractNumId="15" w15:restartNumberingAfterBreak="0">
+  <w:abstractNum w:abstractNumId="16" w15:restartNumberingAfterBreak="0">
     <w:nsid w:val="65A53B5E"/>
     <w:multiLevelType w:val="hybridMultilevel"/>
     <w:tmpl w:val="FD009216"/>
@@ -13371,7 +13444,7 @@
       </w:rPr>
     </w:lvl>
   </w:abstractNum>
-  <w:abstractNum w:abstractNumId="16" w15:restartNumberingAfterBreak="0">
+  <w:abstractNum w:abstractNumId="17" w15:restartNumberingAfterBreak="0">
     <w:nsid w:val="6A7E2BA6"/>
     <w:multiLevelType w:val="hybridMultilevel"/>
     <w:tmpl w:val="6CC075AE"/>
@@ -13484,7 +13557,7 @@
       </w:rPr>
     </w:lvl>
   </w:abstractNum>
-  <w:abstractNum w:abstractNumId="17" w15:restartNumberingAfterBreak="0">
+  <w:abstractNum w:abstractNumId="18" w15:restartNumberingAfterBreak="0">
     <w:nsid w:val="6F490038"/>
     <w:multiLevelType w:val="hybridMultilevel"/>
     <w:tmpl w:val="47F4D464"/>
@@ -13597,7 +13670,7 @@
       </w:rPr>
     </w:lvl>
   </w:abstractNum>
-  <w:abstractNum w:abstractNumId="18" w15:restartNumberingAfterBreak="0">
+  <w:abstractNum w:abstractNumId="19" w15:restartNumberingAfterBreak="0">
     <w:nsid w:val="72974A25"/>
     <w:multiLevelType w:val="hybridMultilevel"/>
     <w:tmpl w:val="62A6E554"/>
@@ -13710,7 +13783,7 @@
       </w:rPr>
     </w:lvl>
   </w:abstractNum>
-  <w:abstractNum w:abstractNumId="19" w15:restartNumberingAfterBreak="0">
+  <w:abstractNum w:abstractNumId="20" w15:restartNumberingAfterBreak="0">
     <w:nsid w:val="77776523"/>
     <w:multiLevelType w:val="hybridMultilevel"/>
     <w:tmpl w:val="630649B4"/>
@@ -13823,7 +13896,7 @@
       </w:rPr>
     </w:lvl>
   </w:abstractNum>
-  <w:abstractNum w:abstractNumId="20" w15:restartNumberingAfterBreak="0">
+  <w:abstractNum w:abstractNumId="21" w15:restartNumberingAfterBreak="0">
     <w:nsid w:val="7C5C3200"/>
     <w:multiLevelType w:val="hybridMultilevel"/>
     <w:tmpl w:val="D38C25D0"/>
@@ -13940,37 +14013,37 @@
     <w:abstractNumId w:val="0"/>
   </w:num>
   <w:num w:numId="2" w16cid:durableId="1587882489">
-    <w:abstractNumId w:val="11"/>
+    <w:abstractNumId w:val="12"/>
   </w:num>
   <w:num w:numId="3" w16cid:durableId="815605698">
+    <w:abstractNumId w:val="8"/>
+  </w:num>
+  <w:num w:numId="4" w16cid:durableId="1831018542">
+    <w:abstractNumId w:val="13"/>
+  </w:num>
+  <w:num w:numId="5" w16cid:durableId="1871646219">
+    <w:abstractNumId w:val="21"/>
+  </w:num>
+  <w:num w:numId="6" w16cid:durableId="1468621876">
+    <w:abstractNumId w:val="16"/>
+  </w:num>
+  <w:num w:numId="7" w16cid:durableId="1148325436">
+    <w:abstractNumId w:val="10"/>
+  </w:num>
+  <w:num w:numId="8" w16cid:durableId="296301905">
     <w:abstractNumId w:val="7"/>
   </w:num>
-  <w:num w:numId="4" w16cid:durableId="1831018542">
-    <w:abstractNumId w:val="12"/>
-  </w:num>
-  <w:num w:numId="5" w16cid:durableId="1871646219">
-    <w:abstractNumId w:val="20"/>
-  </w:num>
-  <w:num w:numId="6" w16cid:durableId="1468621876">
-    <w:abstractNumId w:val="15"/>
-  </w:num>
-  <w:num w:numId="7" w16cid:durableId="1148325436">
-    <w:abstractNumId w:val="9"/>
-  </w:num>
-  <w:num w:numId="8" w16cid:durableId="296301905">
-    <w:abstractNumId w:val="6"/>
-  </w:num>
   <w:num w:numId="9" w16cid:durableId="1142847388">
-    <w:abstractNumId w:val="16"/>
+    <w:abstractNumId w:val="17"/>
   </w:num>
   <w:num w:numId="10" w16cid:durableId="647395377">
-    <w:abstractNumId w:val="12"/>
+    <w:abstractNumId w:val="13"/>
     <w:lvlOverride w:ilvl="0">
       <w:startOverride w:val="2"/>
     </w:lvlOverride>
   </w:num>
   <w:num w:numId="11" w16cid:durableId="2029722116">
-    <w:abstractNumId w:val="12"/>
+    <w:abstractNumId w:val="13"/>
     <w:lvlOverride w:ilvl="0">
       <w:startOverride w:val="1"/>
     </w:lvlOverride>
@@ -14000,52 +14073,55 @@
     </w:lvlOverride>
   </w:num>
   <w:num w:numId="12" w16cid:durableId="519241817">
-    <w:abstractNumId w:val="19"/>
+    <w:abstractNumId w:val="20"/>
   </w:num>
   <w:num w:numId="13" w16cid:durableId="667248841">
-    <w:abstractNumId w:val="8"/>
+    <w:abstractNumId w:val="9"/>
   </w:num>
   <w:num w:numId="14" w16cid:durableId="2079937488">
     <w:abstractNumId w:val="5"/>
   </w:num>
   <w:num w:numId="15" w16cid:durableId="347755677">
-    <w:abstractNumId w:val="14"/>
+    <w:abstractNumId w:val="15"/>
   </w:num>
   <w:num w:numId="16" w16cid:durableId="2051958157">
     <w:abstractNumId w:val="3"/>
   </w:num>
   <w:num w:numId="17" w16cid:durableId="782455909">
-    <w:abstractNumId w:val="13"/>
+    <w:abstractNumId w:val="14"/>
   </w:num>
   <w:num w:numId="18" w16cid:durableId="20598191">
     <w:abstractNumId w:val="2"/>
   </w:num>
   <w:num w:numId="19" w16cid:durableId="1874808249">
-    <w:abstractNumId w:val="17"/>
+    <w:abstractNumId w:val="18"/>
   </w:num>
   <w:num w:numId="20" w16cid:durableId="24183253">
-    <w:abstractNumId w:val="18"/>
+    <w:abstractNumId w:val="19"/>
   </w:num>
   <w:num w:numId="21" w16cid:durableId="514273177">
     <w:abstractNumId w:val="1"/>
   </w:num>
   <w:num w:numId="22" w16cid:durableId="1462335914">
-    <w:abstractNumId w:val="10"/>
+    <w:abstractNumId w:val="11"/>
   </w:num>
   <w:num w:numId="23" w16cid:durableId="1944069019">
     <w:abstractNumId w:val="4"/>
   </w:num>
   <w:num w:numId="24" w16cid:durableId="272523184">
-    <w:abstractNumId w:val="12"/>
+    <w:abstractNumId w:val="13"/>
   </w:num>
   <w:num w:numId="25" w16cid:durableId="664628412">
-    <w:abstractNumId w:val="12"/>
+    <w:abstractNumId w:val="13"/>
   </w:num>
   <w:num w:numId="26" w16cid:durableId="296423682">
-    <w:abstractNumId w:val="12"/>
+    <w:abstractNumId w:val="13"/>
   </w:num>
   <w:num w:numId="27" w16cid:durableId="307365812">
-    <w:abstractNumId w:val="12"/>
+    <w:abstractNumId w:val="13"/>
+  </w:num>
+  <w:num w:numId="28" w16cid:durableId="1734160033">
+    <w:abstractNumId w:val="6"/>
   </w:num>
   <w:numIdMacAtCleanup w:val="23"/>
 </w:numbering>
@@ -15885,17 +15961,19 @@
 </file>
 
 <file path=customXml/item1.xml><?xml version="1.0" encoding="utf-8"?>
-<p:properties xmlns:p="http://schemas.microsoft.com/office/2006/metadata/properties" xmlns:xsi="http://www.w3.org/2001/XMLSchema-instance" xmlns:pc="http://schemas.microsoft.com/office/infopath/2007/PartnerControls">
-  <documentManagement>
-    <TaxCatchAll xmlns="13c90a0b-73bc-4dc0-be5f-28d77b615beb" xsi:nil="true"/>
-    <lcf76f155ced4ddcb4097134ff3c332f xmlns="13c93bba-48ce-428c-bfe5-88b42c19b028">
-      <Terms xmlns="http://schemas.microsoft.com/office/infopath/2007/PartnerControls"/>
-    </lcf76f155ced4ddcb4097134ff3c332f>
-  </documentManagement>
-</p:properties>
+<b:Sources xmlns:b="http://schemas.openxmlformats.org/officeDocument/2006/bibliography" xmlns="http://schemas.openxmlformats.org/officeDocument/2006/bibliography" SelectedStyle="\APASixthEditionOfficeOnline.xsl" StyleName="APA" Version="6"/>
 </file>
 
 <file path=customXml/item2.xml><?xml version="1.0" encoding="utf-8"?>
+<?mso-contentType ?>
+<FormTemplates xmlns="http://schemas.microsoft.com/sharepoint/v3/contenttype/forms">
+  <Display>DocumentLibraryForm</Display>
+  <Edit>DocumentLibraryForm</Edit>
+  <New>DocumentLibraryForm</New>
+</FormTemplates>
+</file>
+
+<file path=customXml/item3.xml><?xml version="1.0" encoding="utf-8"?>
 <ct:contentTypeSchema xmlns:ct="http://schemas.microsoft.com/office/2006/metadata/contentType" xmlns:ma="http://schemas.microsoft.com/office/2006/metadata/properties/metaAttributes" ct:_="" ma:_="" ma:contentTypeName="Documento" ma:contentTypeID="0x0101006A81D6BD42E8DF4C91013959704817E1" ma:contentTypeVersion="15" ma:contentTypeDescription="Crear nuevo documento." ma:contentTypeScope="" ma:versionID="bf4f72ffd194f0963ff564daca6869f7">
   <xsd:schema xmlns:xsd="http://www.w3.org/2001/XMLSchema" xmlns:xs="http://www.w3.org/2001/XMLSchema" xmlns:p="http://schemas.microsoft.com/office/2006/metadata/properties" xmlns:ns2="13c90a0b-73bc-4dc0-be5f-28d77b615beb" xmlns:ns3="13c93bba-48ce-428c-bfe5-88b42c19b028" targetNamespace="http://schemas.microsoft.com/office/2006/metadata/properties" ma:root="true" ma:fieldsID="8718d6f4873a5b1392a45044efa78385" ns2:_="" ns3:_="">
     <xsd:import namespace="13c90a0b-73bc-4dc0-be5f-28d77b615beb"/>
@@ -16130,31 +16208,34 @@
 </ct:contentTypeSchema>
 </file>
 
-<file path=customXml/item3.xml><?xml version="1.0" encoding="utf-8"?>
-<?mso-contentType ?>
-<FormTemplates xmlns="http://schemas.microsoft.com/sharepoint/v3/contenttype/forms">
-  <Display>DocumentLibraryForm</Display>
-  <Edit>DocumentLibraryForm</Edit>
-  <New>DocumentLibraryForm</New>
-</FormTemplates>
-</file>
-
 <file path=customXml/item4.xml><?xml version="1.0" encoding="utf-8"?>
-<b:Sources xmlns:b="http://schemas.openxmlformats.org/officeDocument/2006/bibliography" xmlns="http://schemas.openxmlformats.org/officeDocument/2006/bibliography" SelectedStyle="\APASixthEditionOfficeOnline.xsl" StyleName="APA" Version="6"/>
+<p:properties xmlns:p="http://schemas.microsoft.com/office/2006/metadata/properties" xmlns:xsi="http://www.w3.org/2001/XMLSchema-instance" xmlns:pc="http://schemas.microsoft.com/office/infopath/2007/PartnerControls">
+  <documentManagement>
+    <TaxCatchAll xmlns="13c90a0b-73bc-4dc0-be5f-28d77b615beb" xsi:nil="true"/>
+    <lcf76f155ced4ddcb4097134ff3c332f xmlns="13c93bba-48ce-428c-bfe5-88b42c19b028">
+      <Terms xmlns="http://schemas.microsoft.com/office/infopath/2007/PartnerControls"/>
+    </lcf76f155ced4ddcb4097134ff3c332f>
+  </documentManagement>
+</p:properties>
 </file>
 
 <file path=customXml/itemProps1.xml><?xml version="1.0" encoding="utf-8"?>
-<ds:datastoreItem xmlns:ds="http://schemas.openxmlformats.org/officeDocument/2006/customXml" ds:itemID="{CEECB56F-E1D8-45BF-A0A3-B5258E7263D4}">
+<ds:datastoreItem xmlns:ds="http://schemas.openxmlformats.org/officeDocument/2006/customXml" ds:itemID="{1AF2C25B-FB23-49D7-861B-D97474F002D2}">
   <ds:schemaRefs>
-    <ds:schemaRef ds:uri="http://schemas.microsoft.com/office/2006/metadata/properties"/>
-    <ds:schemaRef ds:uri="http://schemas.microsoft.com/office/infopath/2007/PartnerControls"/>
-    <ds:schemaRef ds:uri="13c90a0b-73bc-4dc0-be5f-28d77b615beb"/>
-    <ds:schemaRef ds:uri="13c93bba-48ce-428c-bfe5-88b42c19b028"/>
+    <ds:schemaRef ds:uri="http://schemas.openxmlformats.org/officeDocument/2006/bibliography"/>
   </ds:schemaRefs>
 </ds:datastoreItem>
 </file>
 
 <file path=customXml/itemProps2.xml><?xml version="1.0" encoding="utf-8"?>
+<ds:datastoreItem xmlns:ds="http://schemas.openxmlformats.org/officeDocument/2006/customXml" ds:itemID="{91756AAB-0645-4FFC-990B-34BB6096B23B}">
+  <ds:schemaRefs>
+    <ds:schemaRef ds:uri="http://schemas.microsoft.com/sharepoint/v3/contenttype/forms"/>
+  </ds:schemaRefs>
+</ds:datastoreItem>
+</file>
+
+<file path=customXml/itemProps3.xml><?xml version="1.0" encoding="utf-8"?>
 <ds:datastoreItem xmlns:ds="http://schemas.openxmlformats.org/officeDocument/2006/customXml" ds:itemID="{4B3C6E78-634C-4AE7-B2E1-4D68F5BA9D52}">
   <ds:schemaRefs>
     <ds:schemaRef ds:uri="http://schemas.microsoft.com/office/2006/metadata/contentType"/>
@@ -16173,18 +16254,13 @@
 </ds:datastoreItem>
 </file>
 
-<file path=customXml/itemProps3.xml><?xml version="1.0" encoding="utf-8"?>
-<ds:datastoreItem xmlns:ds="http://schemas.openxmlformats.org/officeDocument/2006/customXml" ds:itemID="{91756AAB-0645-4FFC-990B-34BB6096B23B}">
+<file path=customXml/itemProps4.xml><?xml version="1.0" encoding="utf-8"?>
+<ds:datastoreItem xmlns:ds="http://schemas.openxmlformats.org/officeDocument/2006/customXml" ds:itemID="{CEECB56F-E1D8-45BF-A0A3-B5258E7263D4}">
   <ds:schemaRefs>
-    <ds:schemaRef ds:uri="http://schemas.microsoft.com/sharepoint/v3/contenttype/forms"/>
-  </ds:schemaRefs>
-</ds:datastoreItem>
-</file>
-
-<file path=customXml/itemProps4.xml><?xml version="1.0" encoding="utf-8"?>
-<ds:datastoreItem xmlns:ds="http://schemas.openxmlformats.org/officeDocument/2006/customXml" ds:itemID="{1AF2C25B-FB23-49D7-861B-D97474F002D2}">
-  <ds:schemaRefs>
-    <ds:schemaRef ds:uri="http://schemas.openxmlformats.org/officeDocument/2006/bibliography"/>
+    <ds:schemaRef ds:uri="http://schemas.microsoft.com/office/2006/metadata/properties"/>
+    <ds:schemaRef ds:uri="http://schemas.microsoft.com/office/infopath/2007/PartnerControls"/>
+    <ds:schemaRef ds:uri="13c90a0b-73bc-4dc0-be5f-28d77b615beb"/>
+    <ds:schemaRef ds:uri="13c93bba-48ce-428c-bfe5-88b42c19b028"/>
   </ds:schemaRefs>
 </ds:datastoreItem>
 </file>
--- a/fuentes/CF5_621209_DU.docx
+++ b/fuentes/CF5_621209_DU.docx
@@ -262,6 +262,18 @@
           <w:kern w:val="0"/>
         </w:rPr>
       </w:pPr>
+    </w:p>
+    <w:p>
+      <w:pPr>
+        <w:spacing w:before="0" w:after="0"/>
+        <w:rPr>
+          <w:rFonts w:cs="Calibri"/>
+          <w:b/>
+          <w:bCs/>
+          <w:color w:val="000000"/>
+          <w:kern w:val="0"/>
+        </w:rPr>
+      </w:pPr>
       <w:r>
         <w:rPr>
           <w:noProof/>
@@ -269,16 +281,16 @@
         <mc:AlternateContent>
           <mc:Choice Requires="wps">
             <w:drawing>
-              <wp:anchor distT="45720" distB="45720" distL="114300" distR="114300" simplePos="0" relativeHeight="251655168" behindDoc="0" locked="0" layoutInCell="1" allowOverlap="1" wp14:anchorId="45DB28F6" wp14:editId="2F12FD73">
+              <wp:anchor distT="45720" distB="45720" distL="114300" distR="114300" simplePos="0" relativeHeight="251655168" behindDoc="0" locked="0" layoutInCell="1" allowOverlap="1" wp14:anchorId="45DB28F6" wp14:editId="2C32C64B">
                 <wp:simplePos x="0" y="0"/>
                 <wp:positionH relativeFrom="margin">
-                  <wp:posOffset>-25146</wp:posOffset>
+                  <wp:posOffset>94078</wp:posOffset>
                 </wp:positionH>
                 <wp:positionV relativeFrom="paragraph">
-                  <wp:posOffset>287706</wp:posOffset>
+                  <wp:posOffset>122066</wp:posOffset>
                 </wp:positionV>
-                <wp:extent cx="6524625" cy="1788236"/>
-                <wp:effectExtent l="0" t="0" r="0" b="2540"/>
+                <wp:extent cx="6360502" cy="1131277"/>
+                <wp:effectExtent l="0" t="0" r="0" b="0"/>
                 <wp:wrapNone/>
                 <wp:docPr id="377554333" name="Cuadro de texto 16">
                   <a:extLst xmlns:a="http://schemas.openxmlformats.org/drawingml/2006/main">
@@ -299,7 +311,7 @@
                       <wps:spPr bwMode="auto">
                         <a:xfrm>
                           <a:off x="0" y="0"/>
-                          <a:ext cx="6524625" cy="1788236"/>
+                          <a:ext cx="6360502" cy="1131277"/>
                         </a:xfrm>
                         <a:prstGeom prst="rect">
                           <a:avLst/>
@@ -349,7 +361,7 @@
                 <v:stroke joinstyle="miter"/>
                 <v:path gradientshapeok="t" o:connecttype="rect"/>
               </v:shapetype>
-              <v:shape id="Cuadro de texto 16" o:spid="_x0000_s1026" type="#_x0000_t202" alt="&quot;&quot;" style="position:absolute;left:0;text-align:left;margin-left:-2pt;margin-top:22.65pt;width:513.75pt;height:140.8pt;z-index:251655168;visibility:visible;mso-wrap-style:square;mso-width-percent:0;mso-height-percent:0;mso-wrap-distance-left:9pt;mso-wrap-distance-top:3.6pt;mso-wrap-distance-right:9pt;mso-wrap-distance-bottom:3.6pt;mso-position-horizontal:absolute;mso-position-horizontal-relative:margin;mso-position-vertical:absolute;mso-position-vertical-relative:text;mso-width-percent:0;mso-height-percent:0;mso-width-relative:margin;mso-height-relative:margin;v-text-anchor:top" o:gfxdata="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" filled="f" stroked="f">
+              <v:shape id="Cuadro de texto 16" o:spid="_x0000_s1026" type="#_x0000_t202" alt="&quot;&quot;" style="position:absolute;left:0;text-align:left;margin-left:7.4pt;margin-top:9.6pt;width:500.85pt;height:89.1pt;z-index:251655168;visibility:visible;mso-wrap-style:square;mso-width-percent:0;mso-height-percent:0;mso-wrap-distance-left:9pt;mso-wrap-distance-top:3.6pt;mso-wrap-distance-right:9pt;mso-wrap-distance-bottom:3.6pt;mso-position-horizontal:absolute;mso-position-horizontal-relative:margin;mso-position-vertical:absolute;mso-position-vertical-relative:text;mso-width-percent:0;mso-height-percent:0;mso-width-relative:margin;mso-height-relative:margin;v-text-anchor:top" o:gfxdata="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" filled="f" stroked="f">
                 <v:textbox>
                   <w:txbxContent>
                     <w:p>
@@ -420,18 +432,6 @@
           <w:bCs/>
           <w:color w:val="000000"/>
           <w:kern w:val="0"/>
-        </w:rPr>
-      </w:pPr>
-    </w:p>
-    <w:p>
-      <w:pPr>
-        <w:spacing w:before="0" w:after="0"/>
-        <w:rPr>
-          <w:rFonts w:cs="Calibri"/>
-          <w:b/>
-          <w:bCs/>
-          <w:color w:val="000000"/>
-          <w:kern w:val="0"/>
           <w:sz w:val="32"/>
           <w:szCs w:val="32"/>
         </w:rPr>
@@ -618,17 +618,23 @@
           <w:ilvl w:val="0"/>
           <w:numId w:val="0"/>
         </w:numPr>
-        <w:ind w:firstLine="708"/>
+        <w:ind w:left="720" w:hanging="360"/>
         <w:rPr>
           <w:noProof/>
         </w:rPr>
       </w:pPr>
       <w:bookmarkStart w:id="0" w:name="_Toc232362403"/>
+      <w:bookmarkStart w:id="1" w:name="_Toc234575263"/>
+      <w:bookmarkStart w:id="2" w:name="_Toc234575367"/>
+      <w:bookmarkStart w:id="3" w:name="_Toc234575657"/>
       <w:r>
         <w:lastRenderedPageBreak/>
         <w:t>Tabla de contenido</w:t>
       </w:r>
       <w:bookmarkEnd w:id="0"/>
+      <w:bookmarkEnd w:id="1"/>
+      <w:bookmarkEnd w:id="2"/>
+      <w:bookmarkEnd w:id="3"/>
       <w:r>
         <w:rPr>
           <w:rFonts w:eastAsia="Calibri"/>
@@ -663,7 +669,7 @@
           <w14:ligatures w14:val="standardContextual"/>
         </w:rPr>
       </w:pPr>
-      <w:hyperlink w:anchor="_Toc232362404" w:history="1">
+      <w:hyperlink w:anchor="_Toc234575658" w:history="1">
         <w:r>
           <w:rPr>
             <w:rStyle w:val="Hipervnculo"/>
@@ -690,7 +696,7 @@
             <w:noProof/>
             <w:webHidden/>
           </w:rPr>
-          <w:instrText xml:space="preserve"> PAGEREF _Toc232362404 \h </w:instrText>
+          <w:instrText xml:space="preserve"> PAGEREF _Toc234575658 \h </w:instrText>
         </w:r>
         <w:r>
           <w:rPr>
@@ -710,7 +716,7 @@
             <w:noProof/>
             <w:webHidden/>
           </w:rPr>
-          <w:t>3</w:t>
+          <w:t>2</w:t>
         </w:r>
         <w:r>
           <w:rPr>
@@ -734,7 +740,7 @@
           <w14:ligatures w14:val="standardContextual"/>
         </w:rPr>
       </w:pPr>
-      <w:hyperlink w:anchor="_Toc232362405" w:history="1">
+      <w:hyperlink w:anchor="_Toc234575659" w:history="1">
         <w:r>
           <w:rPr>
             <w:rStyle w:val="Hipervnculo"/>
@@ -779,7 +785,7 @@
             <w:noProof/>
             <w:webHidden/>
           </w:rPr>
-          <w:instrText xml:space="preserve"> PAGEREF _Toc232362405 \h </w:instrText>
+          <w:instrText xml:space="preserve"> PAGEREF _Toc234575659 \h </w:instrText>
         </w:r>
         <w:r>
           <w:rPr>
@@ -799,7 +805,7 @@
             <w:noProof/>
             <w:webHidden/>
           </w:rPr>
-          <w:t>5</w:t>
+          <w:t>4</w:t>
         </w:r>
         <w:r>
           <w:rPr>
@@ -827,7 +833,7 @@
           <w14:ligatures w14:val="standardContextual"/>
         </w:rPr>
       </w:pPr>
-      <w:hyperlink w:anchor="_Toc232362406" w:history="1">
+      <w:hyperlink w:anchor="_Toc234575660" w:history="1">
         <w:r>
           <w:rPr>
             <w:rStyle w:val="Hipervnculo"/>
@@ -872,7 +878,7 @@
             <w:noProof/>
             <w:webHidden/>
           </w:rPr>
-          <w:instrText xml:space="preserve"> PAGEREF _Toc232362406 \h </w:instrText>
+          <w:instrText xml:space="preserve"> PAGEREF _Toc234575660 \h </w:instrText>
         </w:r>
         <w:r>
           <w:rPr>
@@ -892,7 +898,7 @@
             <w:noProof/>
             <w:webHidden/>
           </w:rPr>
-          <w:t>9</w:t>
+          <w:t>8</w:t>
         </w:r>
         <w:r>
           <w:rPr>
@@ -920,7 +926,7 @@
           <w14:ligatures w14:val="standardContextual"/>
         </w:rPr>
       </w:pPr>
-      <w:hyperlink w:anchor="_Toc232362407" w:history="1">
+      <w:hyperlink w:anchor="_Toc234575661" w:history="1">
         <w:r>
           <w:rPr>
             <w:rStyle w:val="Hipervnculo"/>
@@ -965,7 +971,7 @@
             <w:noProof/>
             <w:webHidden/>
           </w:rPr>
-          <w:instrText xml:space="preserve"> PAGEREF _Toc232362407 \h </w:instrText>
+          <w:instrText xml:space="preserve"> PAGEREF _Toc234575661 \h </w:instrText>
         </w:r>
         <w:r>
           <w:rPr>
@@ -985,7 +991,7 @@
             <w:noProof/>
             <w:webHidden/>
           </w:rPr>
-          <w:t>14</w:t>
+          <w:t>13</w:t>
         </w:r>
         <w:r>
           <w:rPr>
@@ -1013,7 +1019,7 @@
           <w14:ligatures w14:val="standardContextual"/>
         </w:rPr>
       </w:pPr>
-      <w:hyperlink w:anchor="_Toc232362408" w:history="1">
+      <w:hyperlink w:anchor="_Toc234575662" w:history="1">
         <w:r>
           <w:rPr>
             <w:rStyle w:val="Hipervnculo"/>
@@ -1058,7 +1064,7 @@
             <w:noProof/>
             <w:webHidden/>
           </w:rPr>
-          <w:instrText xml:space="preserve"> PAGEREF _Toc232362408 \h </w:instrText>
+          <w:instrText xml:space="preserve"> PAGEREF _Toc234575662 \h </w:instrText>
         </w:r>
         <w:r>
           <w:rPr>
@@ -1078,7 +1084,7 @@
             <w:noProof/>
             <w:webHidden/>
           </w:rPr>
-          <w:t>18</w:t>
+          <w:t>17</w:t>
         </w:r>
         <w:r>
           <w:rPr>
@@ -1102,7 +1108,7 @@
           <w14:ligatures w14:val="standardContextual"/>
         </w:rPr>
       </w:pPr>
-      <w:hyperlink w:anchor="_Toc232362409" w:history="1">
+      <w:hyperlink w:anchor="_Toc234575663" w:history="1">
         <w:r>
           <w:rPr>
             <w:rStyle w:val="Hipervnculo"/>
@@ -1151,7 +1157,7 @@
             <w:noProof/>
             <w:webHidden/>
           </w:rPr>
-          <w:instrText xml:space="preserve"> PAGEREF _Toc232362409 \h </w:instrText>
+          <w:instrText xml:space="preserve"> PAGEREF _Toc234575663 \h </w:instrText>
         </w:r>
         <w:r>
           <w:rPr>
@@ -1171,7 +1177,363 @@
             <w:noProof/>
             <w:webHidden/>
           </w:rPr>
-          <w:t>20</w:t>
+          <w:t>19</w:t>
+        </w:r>
+        <w:r>
+          <w:rPr>
+            <w:noProof/>
+            <w:webHidden/>
+          </w:rPr>
+          <w:fldChar w:fldCharType="end"/>
+        </w:r>
+      </w:hyperlink>
+    </w:p>
+    <w:p>
+      <w:pPr>
+        <w:pStyle w:val="TDC1"/>
+        <w:spacing w:line="360" w:lineRule="auto"/>
+        <w:rPr>
+          <w:rFonts w:asciiTheme="minorHAnsi" w:eastAsiaTheme="minorEastAsia" w:hAnsiTheme="minorHAnsi" w:cstheme="minorBidi"/>
+          <w:noProof/>
+          <w:sz w:val="24"/>
+          <w:szCs w:val="24"/>
+          <w:lang w:eastAsia="es-CO"/>
+          <w14:ligatures w14:val="standardContextual"/>
+        </w:rPr>
+      </w:pPr>
+      <w:hyperlink w:anchor="_Toc234575664" w:history="1">
+        <w:r>
+          <w:rPr>
+            <w:rStyle w:val="Hipervnculo"/>
+            <w:noProof/>
+          </w:rPr>
+          <w:t>2.1.</w:t>
+        </w:r>
+        <w:r>
+          <w:rPr>
+            <w:rFonts w:asciiTheme="minorHAnsi" w:eastAsiaTheme="minorEastAsia" w:hAnsiTheme="minorHAnsi" w:cstheme="minorBidi"/>
+            <w:noProof/>
+            <w:sz w:val="24"/>
+            <w:szCs w:val="24"/>
+            <w:lang w:eastAsia="es-CO"/>
+            <w14:ligatures w14:val="standardContextual"/>
+          </w:rPr>
+          <w:tab/>
+        </w:r>
+        <w:r>
+          <w:rPr>
+            <w:rStyle w:val="Hipervnculo"/>
+            <w:noProof/>
+          </w:rPr>
+          <w:t>Envase</w:t>
+        </w:r>
+        <w:r>
+          <w:rPr>
+            <w:noProof/>
+            <w:webHidden/>
+          </w:rPr>
+          <w:tab/>
+        </w:r>
+        <w:r>
+          <w:rPr>
+            <w:noProof/>
+            <w:webHidden/>
+          </w:rPr>
+          <w:fldChar w:fldCharType="begin"/>
+        </w:r>
+        <w:r>
+          <w:rPr>
+            <w:noProof/>
+            <w:webHidden/>
+          </w:rPr>
+          <w:instrText xml:space="preserve"> PAGEREF _Toc234575664 \h </w:instrText>
+        </w:r>
+        <w:r>
+          <w:rPr>
+            <w:noProof/>
+            <w:webHidden/>
+          </w:rPr>
+        </w:r>
+        <w:r>
+          <w:rPr>
+            <w:noProof/>
+            <w:webHidden/>
+          </w:rPr>
+          <w:fldChar w:fldCharType="separate"/>
+        </w:r>
+        <w:r>
+          <w:rPr>
+            <w:noProof/>
+            <w:webHidden/>
+          </w:rPr>
+          <w:t>19</w:t>
+        </w:r>
+        <w:r>
+          <w:rPr>
+            <w:noProof/>
+            <w:webHidden/>
+          </w:rPr>
+          <w:fldChar w:fldCharType="end"/>
+        </w:r>
+      </w:hyperlink>
+    </w:p>
+    <w:p>
+      <w:pPr>
+        <w:pStyle w:val="TDC1"/>
+        <w:spacing w:line="360" w:lineRule="auto"/>
+        <w:rPr>
+          <w:rFonts w:asciiTheme="minorHAnsi" w:eastAsiaTheme="minorEastAsia" w:hAnsiTheme="minorHAnsi" w:cstheme="minorBidi"/>
+          <w:noProof/>
+          <w:sz w:val="24"/>
+          <w:szCs w:val="24"/>
+          <w:lang w:eastAsia="es-CO"/>
+          <w14:ligatures w14:val="standardContextual"/>
+        </w:rPr>
+      </w:pPr>
+      <w:hyperlink w:anchor="_Toc234575665" w:history="1">
+        <w:r>
+          <w:rPr>
+            <w:rStyle w:val="Hipervnculo"/>
+            <w:noProof/>
+          </w:rPr>
+          <w:t>2.2.</w:t>
+        </w:r>
+        <w:r>
+          <w:rPr>
+            <w:rFonts w:asciiTheme="minorHAnsi" w:eastAsiaTheme="minorEastAsia" w:hAnsiTheme="minorHAnsi" w:cstheme="minorBidi"/>
+            <w:noProof/>
+            <w:sz w:val="24"/>
+            <w:szCs w:val="24"/>
+            <w:lang w:eastAsia="es-CO"/>
+            <w14:ligatures w14:val="standardContextual"/>
+          </w:rPr>
+          <w:tab/>
+        </w:r>
+        <w:r>
+          <w:rPr>
+            <w:rStyle w:val="Hipervnculo"/>
+            <w:noProof/>
+          </w:rPr>
+          <w:t>Empaque</w:t>
+        </w:r>
+        <w:r>
+          <w:rPr>
+            <w:noProof/>
+            <w:webHidden/>
+          </w:rPr>
+          <w:tab/>
+        </w:r>
+        <w:r>
+          <w:rPr>
+            <w:noProof/>
+            <w:webHidden/>
+          </w:rPr>
+          <w:fldChar w:fldCharType="begin"/>
+        </w:r>
+        <w:r>
+          <w:rPr>
+            <w:noProof/>
+            <w:webHidden/>
+          </w:rPr>
+          <w:instrText xml:space="preserve"> PAGEREF _Toc234575665 \h </w:instrText>
+        </w:r>
+        <w:r>
+          <w:rPr>
+            <w:noProof/>
+            <w:webHidden/>
+          </w:rPr>
+        </w:r>
+        <w:r>
+          <w:rPr>
+            <w:noProof/>
+            <w:webHidden/>
+          </w:rPr>
+          <w:fldChar w:fldCharType="separate"/>
+        </w:r>
+        <w:r>
+          <w:rPr>
+            <w:noProof/>
+            <w:webHidden/>
+          </w:rPr>
+          <w:t>23</w:t>
+        </w:r>
+        <w:r>
+          <w:rPr>
+            <w:noProof/>
+            <w:webHidden/>
+          </w:rPr>
+          <w:fldChar w:fldCharType="end"/>
+        </w:r>
+      </w:hyperlink>
+    </w:p>
+    <w:p>
+      <w:pPr>
+        <w:pStyle w:val="TDC1"/>
+        <w:spacing w:line="360" w:lineRule="auto"/>
+        <w:rPr>
+          <w:rFonts w:asciiTheme="minorHAnsi" w:eastAsiaTheme="minorEastAsia" w:hAnsiTheme="minorHAnsi" w:cstheme="minorBidi"/>
+          <w:noProof/>
+          <w:sz w:val="24"/>
+          <w:szCs w:val="24"/>
+          <w:lang w:eastAsia="es-CO"/>
+          <w14:ligatures w14:val="standardContextual"/>
+        </w:rPr>
+      </w:pPr>
+      <w:hyperlink w:anchor="_Toc234575666" w:history="1">
+        <w:r>
+          <w:rPr>
+            <w:rStyle w:val="Hipervnculo"/>
+            <w:noProof/>
+          </w:rPr>
+          <w:t>2.3.</w:t>
+        </w:r>
+        <w:r>
+          <w:rPr>
+            <w:rFonts w:asciiTheme="minorHAnsi" w:eastAsiaTheme="minorEastAsia" w:hAnsiTheme="minorHAnsi" w:cstheme="minorBidi"/>
+            <w:noProof/>
+            <w:sz w:val="24"/>
+            <w:szCs w:val="24"/>
+            <w:lang w:eastAsia="es-CO"/>
+            <w14:ligatures w14:val="standardContextual"/>
+          </w:rPr>
+          <w:tab/>
+        </w:r>
+        <w:r>
+          <w:rPr>
+            <w:rStyle w:val="Hipervnculo"/>
+            <w:noProof/>
+          </w:rPr>
+          <w:t>Embalaje</w:t>
+        </w:r>
+        <w:r>
+          <w:rPr>
+            <w:noProof/>
+            <w:webHidden/>
+          </w:rPr>
+          <w:tab/>
+        </w:r>
+        <w:r>
+          <w:rPr>
+            <w:noProof/>
+            <w:webHidden/>
+          </w:rPr>
+          <w:fldChar w:fldCharType="begin"/>
+        </w:r>
+        <w:r>
+          <w:rPr>
+            <w:noProof/>
+            <w:webHidden/>
+          </w:rPr>
+          <w:instrText xml:space="preserve"> PAGEREF _Toc234575666 \h </w:instrText>
+        </w:r>
+        <w:r>
+          <w:rPr>
+            <w:noProof/>
+            <w:webHidden/>
+          </w:rPr>
+        </w:r>
+        <w:r>
+          <w:rPr>
+            <w:noProof/>
+            <w:webHidden/>
+          </w:rPr>
+          <w:fldChar w:fldCharType="separate"/>
+        </w:r>
+        <w:r>
+          <w:rPr>
+            <w:noProof/>
+            <w:webHidden/>
+          </w:rPr>
+          <w:t>24</w:t>
+        </w:r>
+        <w:r>
+          <w:rPr>
+            <w:noProof/>
+            <w:webHidden/>
+          </w:rPr>
+          <w:fldChar w:fldCharType="end"/>
+        </w:r>
+      </w:hyperlink>
+    </w:p>
+    <w:p>
+      <w:pPr>
+        <w:pStyle w:val="TDC1"/>
+        <w:spacing w:line="360" w:lineRule="auto"/>
+        <w:rPr>
+          <w:rFonts w:asciiTheme="minorHAnsi" w:eastAsiaTheme="minorEastAsia" w:hAnsiTheme="minorHAnsi" w:cstheme="minorBidi"/>
+          <w:noProof/>
+          <w:sz w:val="24"/>
+          <w:szCs w:val="24"/>
+          <w:lang w:eastAsia="es-CO"/>
+          <w14:ligatures w14:val="standardContextual"/>
+        </w:rPr>
+      </w:pPr>
+      <w:hyperlink w:anchor="_Toc234575667" w:history="1">
+        <w:r>
+          <w:rPr>
+            <w:rStyle w:val="Hipervnculo"/>
+            <w:noProof/>
+          </w:rPr>
+          <w:t>3.</w:t>
+        </w:r>
+        <w:r>
+          <w:rPr>
+            <w:rFonts w:asciiTheme="minorHAnsi" w:eastAsiaTheme="minorEastAsia" w:hAnsiTheme="minorHAnsi" w:cstheme="minorBidi"/>
+            <w:noProof/>
+            <w:sz w:val="24"/>
+            <w:szCs w:val="24"/>
+            <w:lang w:eastAsia="es-CO"/>
+            <w14:ligatures w14:val="standardContextual"/>
+          </w:rPr>
+          <w:tab/>
+        </w:r>
+        <w:r>
+          <w:rPr>
+            <w:rStyle w:val="Hipervnculo"/>
+            <w:noProof/>
+          </w:rPr>
+          <w:t>Carga</w:t>
+        </w:r>
+        <w:r>
+          <w:rPr>
+            <w:noProof/>
+            <w:webHidden/>
+          </w:rPr>
+          <w:tab/>
+        </w:r>
+        <w:r>
+          <w:rPr>
+            <w:noProof/>
+            <w:webHidden/>
+          </w:rPr>
+          <w:fldChar w:fldCharType="begin"/>
+        </w:r>
+        <w:r>
+          <w:rPr>
+            <w:noProof/>
+            <w:webHidden/>
+          </w:rPr>
+          <w:instrText xml:space="preserve"> PAGEREF _Toc234575667 \h </w:instrText>
+        </w:r>
+        <w:r>
+          <w:rPr>
+            <w:noProof/>
+            <w:webHidden/>
+          </w:rPr>
+        </w:r>
+        <w:r>
+          <w:rPr>
+            <w:noProof/>
+            <w:webHidden/>
+          </w:rPr>
+          <w:fldChar w:fldCharType="separate"/>
+        </w:r>
+        <w:r>
+          <w:rPr>
+            <w:noProof/>
+            <w:webHidden/>
+          </w:rPr>
+          <w:t>27</w:t>
         </w:r>
         <w:r>
           <w:rPr>
@@ -1199,13 +1561,14 @@
           <w14:ligatures w14:val="standardContextual"/>
         </w:rPr>
       </w:pPr>
-      <w:hyperlink w:anchor="_Toc232362410" w:history="1">
+      <w:hyperlink w:anchor="_Toc234575668" w:history="1">
         <w:r>
           <w:rPr>
             <w:rStyle w:val="Hipervnculo"/>
-            <w:noProof/>
-          </w:rPr>
-          <w:t>2.1.</w:t>
+            <w:rFonts w:cs="Calibri"/>
+            <w:noProof/>
+          </w:rPr>
+          <w:t>3.1.</w:t>
         </w:r>
         <w:r>
           <w:rPr>
@@ -1223,7 +1586,7 @@
             <w:rStyle w:val="Hipervnculo"/>
             <w:noProof/>
           </w:rPr>
-          <w:t>Envase</w:t>
+          <w:t>Unitarización</w:t>
         </w:r>
         <w:r>
           <w:rPr>
@@ -1244,7 +1607,7 @@
             <w:noProof/>
             <w:webHidden/>
           </w:rPr>
-          <w:instrText xml:space="preserve"> PAGEREF _Toc232362410 \h </w:instrText>
+          <w:instrText xml:space="preserve"> PAGEREF _Toc234575668 \h </w:instrText>
         </w:r>
         <w:r>
           <w:rPr>
@@ -1264,7 +1627,7 @@
             <w:noProof/>
             <w:webHidden/>
           </w:rPr>
-          <w:t>20</w:t>
+          <w:t>27</w:t>
         </w:r>
         <w:r>
           <w:rPr>
@@ -1292,13 +1655,13 @@
           <w14:ligatures w14:val="standardContextual"/>
         </w:rPr>
       </w:pPr>
-      <w:hyperlink w:anchor="_Toc232362411" w:history="1">
+      <w:hyperlink w:anchor="_Toc234575669" w:history="1">
         <w:r>
           <w:rPr>
             <w:rStyle w:val="Hipervnculo"/>
             <w:noProof/>
           </w:rPr>
-          <w:t>2.2.</w:t>
+          <w:t>3.2.</w:t>
         </w:r>
         <w:r>
           <w:rPr>
@@ -1316,7 +1679,7 @@
             <w:rStyle w:val="Hipervnculo"/>
             <w:noProof/>
           </w:rPr>
-          <w:t>Empaque</w:t>
+          <w:t>Desunitarización</w:t>
         </w:r>
         <w:r>
           <w:rPr>
@@ -1337,7 +1700,7 @@
             <w:noProof/>
             <w:webHidden/>
           </w:rPr>
-          <w:instrText xml:space="preserve"> PAGEREF _Toc232362411 \h </w:instrText>
+          <w:instrText xml:space="preserve"> PAGEREF _Toc234575669 \h </w:instrText>
         </w:r>
         <w:r>
           <w:rPr>
@@ -1357,7 +1720,7 @@
             <w:noProof/>
             <w:webHidden/>
           </w:rPr>
-          <w:t>24</w:t>
+          <w:t>27</w:t>
         </w:r>
         <w:r>
           <w:rPr>
@@ -1385,13 +1748,13 @@
           <w14:ligatures w14:val="standardContextual"/>
         </w:rPr>
       </w:pPr>
-      <w:hyperlink w:anchor="_Toc232362412" w:history="1">
+      <w:hyperlink w:anchor="_Toc234575670" w:history="1">
         <w:r>
           <w:rPr>
             <w:rStyle w:val="Hipervnculo"/>
             <w:noProof/>
           </w:rPr>
-          <w:t>2.3.</w:t>
+          <w:t>3.3.</w:t>
         </w:r>
         <w:r>
           <w:rPr>
@@ -1409,7 +1772,7 @@
             <w:rStyle w:val="Hipervnculo"/>
             <w:noProof/>
           </w:rPr>
-          <w:t>Embalaje</w:t>
+          <w:t>Rotulación</w:t>
         </w:r>
         <w:r>
           <w:rPr>
@@ -1430,7 +1793,7 @@
             <w:noProof/>
             <w:webHidden/>
           </w:rPr>
-          <w:instrText xml:space="preserve"> PAGEREF _Toc232362412 \h </w:instrText>
+          <w:instrText xml:space="preserve"> PAGEREF _Toc234575670 \h </w:instrText>
         </w:r>
         <w:r>
           <w:rPr>
@@ -1450,96 +1813,7 @@
             <w:noProof/>
             <w:webHidden/>
           </w:rPr>
-          <w:t>25</w:t>
-        </w:r>
-        <w:r>
-          <w:rPr>
-            <w:noProof/>
-            <w:webHidden/>
-          </w:rPr>
-          <w:fldChar w:fldCharType="end"/>
-        </w:r>
-      </w:hyperlink>
-    </w:p>
-    <w:p>
-      <w:pPr>
-        <w:pStyle w:val="TDC1"/>
-        <w:spacing w:line="360" w:lineRule="auto"/>
-        <w:rPr>
-          <w:rFonts w:asciiTheme="minorHAnsi" w:eastAsiaTheme="minorEastAsia" w:hAnsiTheme="minorHAnsi" w:cstheme="minorBidi"/>
-          <w:noProof/>
-          <w:sz w:val="24"/>
-          <w:szCs w:val="24"/>
-          <w:lang w:eastAsia="es-CO"/>
-          <w14:ligatures w14:val="standardContextual"/>
-        </w:rPr>
-      </w:pPr>
-      <w:hyperlink w:anchor="_Toc232362413" w:history="1">
-        <w:r>
-          <w:rPr>
-            <w:rStyle w:val="Hipervnculo"/>
-            <w:noProof/>
-          </w:rPr>
-          <w:t>3.</w:t>
-        </w:r>
-        <w:r>
-          <w:rPr>
-            <w:rFonts w:asciiTheme="minorHAnsi" w:eastAsiaTheme="minorEastAsia" w:hAnsiTheme="minorHAnsi" w:cstheme="minorBidi"/>
-            <w:noProof/>
-            <w:sz w:val="24"/>
-            <w:szCs w:val="24"/>
-            <w:lang w:eastAsia="es-CO"/>
-            <w14:ligatures w14:val="standardContextual"/>
-          </w:rPr>
-          <w:tab/>
-        </w:r>
-        <w:r>
-          <w:rPr>
-            <w:rStyle w:val="Hipervnculo"/>
-            <w:noProof/>
-          </w:rPr>
-          <w:t>Carga</w:t>
-        </w:r>
-        <w:r>
-          <w:rPr>
-            <w:noProof/>
-            <w:webHidden/>
-          </w:rPr>
-          <w:tab/>
-        </w:r>
-        <w:r>
-          <w:rPr>
-            <w:noProof/>
-            <w:webHidden/>
-          </w:rPr>
-          <w:fldChar w:fldCharType="begin"/>
-        </w:r>
-        <w:r>
-          <w:rPr>
-            <w:noProof/>
-            <w:webHidden/>
-          </w:rPr>
-          <w:instrText xml:space="preserve"> PAGEREF _Toc232362413 \h </w:instrText>
-        </w:r>
-        <w:r>
-          <w:rPr>
-            <w:noProof/>
-            <w:webHidden/>
-          </w:rPr>
-        </w:r>
-        <w:r>
-          <w:rPr>
-            <w:noProof/>
-            <w:webHidden/>
-          </w:rPr>
-          <w:fldChar w:fldCharType="separate"/>
-        </w:r>
-        <w:r>
-          <w:rPr>
-            <w:noProof/>
-            <w:webHidden/>
-          </w:rPr>
-          <w:t>27</w:t>
+          <w:t>28</w:t>
         </w:r>
         <w:r>
           <w:rPr>
@@ -1567,13 +1841,13 @@
           <w14:ligatures w14:val="standardContextual"/>
         </w:rPr>
       </w:pPr>
-      <w:hyperlink w:anchor="_Toc232362414" w:history="1">
+      <w:hyperlink w:anchor="_Toc234575671" w:history="1">
         <w:r>
           <w:rPr>
             <w:rStyle w:val="Hipervnculo"/>
             <w:noProof/>
           </w:rPr>
-          <w:t>3.1.</w:t>
+          <w:t>3.4.</w:t>
         </w:r>
         <w:r>
           <w:rPr>
@@ -1591,7 +1865,7 @@
             <w:rStyle w:val="Hipervnculo"/>
             <w:noProof/>
           </w:rPr>
-          <w:t>Unitarización</w:t>
+          <w:t>Cubicaje</w:t>
         </w:r>
         <w:r>
           <w:rPr>
@@ -1612,7 +1886,7 @@
             <w:noProof/>
             <w:webHidden/>
           </w:rPr>
-          <w:instrText xml:space="preserve"> PAGEREF _Toc232362414 \h </w:instrText>
+          <w:instrText xml:space="preserve"> PAGEREF _Toc234575671 \h </w:instrText>
         </w:r>
         <w:r>
           <w:rPr>
@@ -1632,7 +1906,7 @@
             <w:noProof/>
             <w:webHidden/>
           </w:rPr>
-          <w:t>27</w:t>
+          <w:t>29</w:t>
         </w:r>
         <w:r>
           <w:rPr>
@@ -1660,13 +1934,13 @@
           <w14:ligatures w14:val="standardContextual"/>
         </w:rPr>
       </w:pPr>
-      <w:hyperlink w:anchor="_Toc232362415" w:history="1">
+      <w:hyperlink w:anchor="_Toc234575672" w:history="1">
         <w:r>
           <w:rPr>
             <w:rStyle w:val="Hipervnculo"/>
             <w:noProof/>
           </w:rPr>
-          <w:t>3.2.</w:t>
+          <w:t>3.5.</w:t>
         </w:r>
         <w:r>
           <w:rPr>
@@ -1684,7 +1958,7 @@
             <w:rStyle w:val="Hipervnculo"/>
             <w:noProof/>
           </w:rPr>
-          <w:t>Desuniarización</w:t>
+          <w:t>Buenas Prácticas de Manufactura (BPM)</w:t>
         </w:r>
         <w:r>
           <w:rPr>
@@ -1705,7 +1979,7 @@
             <w:noProof/>
             <w:webHidden/>
           </w:rPr>
-          <w:instrText xml:space="preserve"> PAGEREF _Toc232362415 \h </w:instrText>
+          <w:instrText xml:space="preserve"> PAGEREF _Toc234575672 \h </w:instrText>
         </w:r>
         <w:r>
           <w:rPr>
@@ -1725,7 +1999,7 @@
             <w:noProof/>
             <w:webHidden/>
           </w:rPr>
-          <w:t>27</w:t>
+          <w:t>29</w:t>
         </w:r>
         <w:r>
           <w:rPr>
@@ -1753,13 +2027,13 @@
           <w14:ligatures w14:val="standardContextual"/>
         </w:rPr>
       </w:pPr>
-      <w:hyperlink w:anchor="_Toc232362416" w:history="1">
+      <w:hyperlink w:anchor="_Toc234575673" w:history="1">
         <w:r>
           <w:rPr>
             <w:rStyle w:val="Hipervnculo"/>
             <w:noProof/>
           </w:rPr>
-          <w:t>3.3.</w:t>
+          <w:t>3.6.</w:t>
         </w:r>
         <w:r>
           <w:rPr>
@@ -1777,7 +2051,7 @@
             <w:rStyle w:val="Hipervnculo"/>
             <w:noProof/>
           </w:rPr>
-          <w:t>Rotulación</w:t>
+          <w:t>Normativa técnica en seguridad y salud en el trabajo</w:t>
         </w:r>
         <w:r>
           <w:rPr>
@@ -1798,7 +2072,7 @@
             <w:noProof/>
             <w:webHidden/>
           </w:rPr>
-          <w:instrText xml:space="preserve"> PAGEREF _Toc232362416 \h </w:instrText>
+          <w:instrText xml:space="preserve"> PAGEREF _Toc234575673 \h </w:instrText>
         </w:r>
         <w:r>
           <w:rPr>
@@ -1818,7 +2092,7 @@
             <w:noProof/>
             <w:webHidden/>
           </w:rPr>
-          <w:t>28</w:t>
+          <w:t>32</w:t>
         </w:r>
         <w:r>
           <w:rPr>
@@ -1831,12 +2105,8 @@
     </w:p>
     <w:p>
       <w:pPr>
-        <w:pStyle w:val="TDC2"/>
-        <w:tabs>
-          <w:tab w:val="left" w:pos="1680"/>
-          <w:tab w:val="right" w:leader="dot" w:pos="9962"/>
-        </w:tabs>
-        <w:spacing w:before="0" w:after="0"/>
+        <w:pStyle w:val="TDC1"/>
+        <w:spacing w:line="360" w:lineRule="auto"/>
         <w:rPr>
           <w:rFonts w:asciiTheme="minorHAnsi" w:eastAsiaTheme="minorEastAsia" w:hAnsiTheme="minorHAnsi" w:cstheme="minorBidi"/>
           <w:noProof/>
@@ -1846,90 +2116,68 @@
           <w14:ligatures w14:val="standardContextual"/>
         </w:rPr>
       </w:pPr>
-      <w:hyperlink w:anchor="_Toc232362417" w:history="1">
+      <w:hyperlink w:anchor="_Toc234575674" w:history="1">
         <w:r>
           <w:rPr>
             <w:rStyle w:val="Hipervnculo"/>
             <w:noProof/>
           </w:rPr>
-          <w:t>3.4.</w:t>
-        </w:r>
-        <w:r>
-          <w:rPr>
-            <w:rFonts w:asciiTheme="minorHAnsi" w:eastAsiaTheme="minorEastAsia" w:hAnsiTheme="minorHAnsi" w:cstheme="minorBidi"/>
-            <w:noProof/>
-            <w:sz w:val="24"/>
-            <w:szCs w:val="24"/>
-            <w:lang w:eastAsia="es-CO"/>
-            <w14:ligatures w14:val="standardContextual"/>
+          <w:t>Síntesis</w:t>
+        </w:r>
+        <w:r>
+          <w:rPr>
+            <w:noProof/>
+            <w:webHidden/>
           </w:rPr>
           <w:tab/>
         </w:r>
         <w:r>
           <w:rPr>
-            <w:rStyle w:val="Hipervnculo"/>
-            <w:noProof/>
-          </w:rPr>
-          <w:t>Cubicaje</w:t>
-        </w:r>
-        <w:r>
-          <w:rPr>
             <w:noProof/>
             <w:webHidden/>
           </w:rPr>
-          <w:tab/>
+          <w:fldChar w:fldCharType="begin"/>
         </w:r>
         <w:r>
           <w:rPr>
             <w:noProof/>
             <w:webHidden/>
           </w:rPr>
-          <w:fldChar w:fldCharType="begin"/>
+          <w:instrText xml:space="preserve"> PAGEREF _Toc234575674 \h </w:instrText>
         </w:r>
         <w:r>
           <w:rPr>
             <w:noProof/>
             <w:webHidden/>
           </w:rPr>
-          <w:instrText xml:space="preserve"> PAGEREF _Toc232362417 \h </w:instrText>
         </w:r>
         <w:r>
           <w:rPr>
             <w:noProof/>
             <w:webHidden/>
           </w:rPr>
+          <w:fldChar w:fldCharType="separate"/>
         </w:r>
         <w:r>
           <w:rPr>
             <w:noProof/>
             <w:webHidden/>
           </w:rPr>
-          <w:fldChar w:fldCharType="separate"/>
+          <w:t>35</w:t>
         </w:r>
         <w:r>
           <w:rPr>
             <w:noProof/>
             <w:webHidden/>
           </w:rPr>
-          <w:t>29</w:t>
-        </w:r>
-        <w:r>
-          <w:rPr>
-            <w:noProof/>
-            <w:webHidden/>
-          </w:rPr>
           <w:fldChar w:fldCharType="end"/>
         </w:r>
       </w:hyperlink>
     </w:p>
     <w:p>
       <w:pPr>
-        <w:pStyle w:val="TDC2"/>
-        <w:tabs>
-          <w:tab w:val="left" w:pos="1680"/>
-          <w:tab w:val="right" w:leader="dot" w:pos="9962"/>
-        </w:tabs>
-        <w:spacing w:before="0" w:after="0"/>
+        <w:pStyle w:val="TDC1"/>
+        <w:spacing w:line="360" w:lineRule="auto"/>
         <w:rPr>
           <w:rFonts w:asciiTheme="minorHAnsi" w:eastAsiaTheme="minorEastAsia" w:hAnsiTheme="minorHAnsi" w:cstheme="minorBidi"/>
           <w:noProof/>
@@ -1939,90 +2187,68 @@
           <w14:ligatures w14:val="standardContextual"/>
         </w:rPr>
       </w:pPr>
-      <w:hyperlink w:anchor="_Toc232362418" w:history="1">
+      <w:hyperlink w:anchor="_Toc234575675" w:history="1">
         <w:r>
           <w:rPr>
             <w:rStyle w:val="Hipervnculo"/>
             <w:noProof/>
           </w:rPr>
-          <w:t>3.5.</w:t>
-        </w:r>
-        <w:r>
-          <w:rPr>
-            <w:rFonts w:asciiTheme="minorHAnsi" w:eastAsiaTheme="minorEastAsia" w:hAnsiTheme="minorHAnsi" w:cstheme="minorBidi"/>
-            <w:noProof/>
-            <w:sz w:val="24"/>
-            <w:szCs w:val="24"/>
-            <w:lang w:eastAsia="es-CO"/>
-            <w14:ligatures w14:val="standardContextual"/>
+          <w:t>Glosario</w:t>
+        </w:r>
+        <w:r>
+          <w:rPr>
+            <w:noProof/>
+            <w:webHidden/>
           </w:rPr>
           <w:tab/>
         </w:r>
         <w:r>
           <w:rPr>
-            <w:rStyle w:val="Hipervnculo"/>
-            <w:noProof/>
-          </w:rPr>
-          <w:t>Buenas Prácticas de Manufactura (BPM)</w:t>
-        </w:r>
-        <w:r>
-          <w:rPr>
             <w:noProof/>
             <w:webHidden/>
           </w:rPr>
-          <w:tab/>
+          <w:fldChar w:fldCharType="begin"/>
         </w:r>
         <w:r>
           <w:rPr>
             <w:noProof/>
             <w:webHidden/>
           </w:rPr>
-          <w:fldChar w:fldCharType="begin"/>
+          <w:instrText xml:space="preserve"> PAGEREF _Toc234575675 \h </w:instrText>
         </w:r>
         <w:r>
           <w:rPr>
             <w:noProof/>
             <w:webHidden/>
           </w:rPr>
-          <w:instrText xml:space="preserve"> PAGEREF _Toc232362418 \h </w:instrText>
         </w:r>
         <w:r>
           <w:rPr>
             <w:noProof/>
             <w:webHidden/>
           </w:rPr>
+          <w:fldChar w:fldCharType="separate"/>
         </w:r>
         <w:r>
           <w:rPr>
             <w:noProof/>
             <w:webHidden/>
           </w:rPr>
-          <w:fldChar w:fldCharType="separate"/>
+          <w:t>36</w:t>
         </w:r>
         <w:r>
           <w:rPr>
             <w:noProof/>
             <w:webHidden/>
           </w:rPr>
-          <w:t>29</w:t>
-        </w:r>
-        <w:r>
-          <w:rPr>
-            <w:noProof/>
-            <w:webHidden/>
-          </w:rPr>
           <w:fldChar w:fldCharType="end"/>
         </w:r>
       </w:hyperlink>
     </w:p>
     <w:p>
       <w:pPr>
-        <w:pStyle w:val="TDC2"/>
-        <w:tabs>
-          <w:tab w:val="left" w:pos="1680"/>
-          <w:tab w:val="right" w:leader="dot" w:pos="9962"/>
-        </w:tabs>
-        <w:spacing w:before="0" w:after="0"/>
+        <w:pStyle w:val="TDC1"/>
+        <w:spacing w:line="360" w:lineRule="auto"/>
         <w:rPr>
           <w:rFonts w:asciiTheme="minorHAnsi" w:eastAsiaTheme="minorEastAsia" w:hAnsiTheme="minorHAnsi" w:cstheme="minorBidi"/>
           <w:noProof/>
@@ -2032,72 +2258,54 @@
           <w14:ligatures w14:val="standardContextual"/>
         </w:rPr>
       </w:pPr>
-      <w:hyperlink w:anchor="_Toc232362419" w:history="1">
+      <w:hyperlink w:anchor="_Toc234575676" w:history="1">
         <w:r>
           <w:rPr>
             <w:rStyle w:val="Hipervnculo"/>
             <w:noProof/>
           </w:rPr>
-          <w:t>3.6.</w:t>
-        </w:r>
-        <w:r>
-          <w:rPr>
-            <w:rFonts w:asciiTheme="minorHAnsi" w:eastAsiaTheme="minorEastAsia" w:hAnsiTheme="minorHAnsi" w:cstheme="minorBidi"/>
-            <w:noProof/>
-            <w:sz w:val="24"/>
-            <w:szCs w:val="24"/>
-            <w:lang w:eastAsia="es-CO"/>
-            <w14:ligatures w14:val="standardContextual"/>
+          <w:t>Referencias bibliográficas</w:t>
+        </w:r>
+        <w:r>
+          <w:rPr>
+            <w:noProof/>
+            <w:webHidden/>
           </w:rPr>
           <w:tab/>
         </w:r>
         <w:r>
           <w:rPr>
-            <w:rStyle w:val="Hipervnculo"/>
-            <w:noProof/>
-          </w:rPr>
-          <w:t>Normativa técnica en seguridad y salud en el trabajo</w:t>
-        </w:r>
-        <w:r>
-          <w:rPr>
             <w:noProof/>
             <w:webHidden/>
           </w:rPr>
-          <w:tab/>
+          <w:fldChar w:fldCharType="begin"/>
         </w:r>
         <w:r>
           <w:rPr>
             <w:noProof/>
             <w:webHidden/>
           </w:rPr>
-          <w:fldChar w:fldCharType="begin"/>
+          <w:instrText xml:space="preserve"> PAGEREF _Toc234575676 \h </w:instrText>
         </w:r>
         <w:r>
           <w:rPr>
             <w:noProof/>
             <w:webHidden/>
           </w:rPr>
-          <w:instrText xml:space="preserve"> PAGEREF _Toc232362419 \h </w:instrText>
         </w:r>
         <w:r>
           <w:rPr>
             <w:noProof/>
             <w:webHidden/>
           </w:rPr>
+          <w:fldChar w:fldCharType="separate"/>
         </w:r>
         <w:r>
           <w:rPr>
             <w:noProof/>
             <w:webHidden/>
           </w:rPr>
-          <w:fldChar w:fldCharType="separate"/>
-        </w:r>
-        <w:r>
-          <w:rPr>
-            <w:noProof/>
-            <w:webHidden/>
-          </w:rPr>
-          <w:t>32</w:t>
+          <w:t>38</w:t>
         </w:r>
         <w:r>
           <w:rPr>
@@ -2121,13 +2329,13 @@
           <w14:ligatures w14:val="standardContextual"/>
         </w:rPr>
       </w:pPr>
-      <w:hyperlink w:anchor="_Toc232362420" w:history="1">
+      <w:hyperlink w:anchor="_Toc234575677" w:history="1">
         <w:r>
           <w:rPr>
             <w:rStyle w:val="Hipervnculo"/>
             <w:noProof/>
           </w:rPr>
-          <w:t>Síntesis</w:t>
+          <w:t>Créditos</w:t>
         </w:r>
         <w:r>
           <w:rPr>
@@ -2148,7 +2356,7 @@
             <w:noProof/>
             <w:webHidden/>
           </w:rPr>
-          <w:instrText xml:space="preserve"> PAGEREF _Toc232362420 \h </w:instrText>
+          <w:instrText xml:space="preserve"> PAGEREF _Toc234575677 \h </w:instrText>
         </w:r>
         <w:r>
           <w:rPr>
@@ -2168,220 +2376,7 @@
             <w:noProof/>
             <w:webHidden/>
           </w:rPr>
-          <w:t>36</w:t>
-        </w:r>
-        <w:r>
-          <w:rPr>
-            <w:noProof/>
-            <w:webHidden/>
-          </w:rPr>
-          <w:fldChar w:fldCharType="end"/>
-        </w:r>
-      </w:hyperlink>
-    </w:p>
-    <w:p>
-      <w:pPr>
-        <w:pStyle w:val="TDC1"/>
-        <w:spacing w:line="360" w:lineRule="auto"/>
-        <w:rPr>
-          <w:rFonts w:asciiTheme="minorHAnsi" w:eastAsiaTheme="minorEastAsia" w:hAnsiTheme="minorHAnsi" w:cstheme="minorBidi"/>
-          <w:noProof/>
-          <w:sz w:val="24"/>
-          <w:szCs w:val="24"/>
-          <w:lang w:eastAsia="es-CO"/>
-          <w14:ligatures w14:val="standardContextual"/>
-        </w:rPr>
-      </w:pPr>
-      <w:hyperlink w:anchor="_Toc232362421" w:history="1">
-        <w:r>
-          <w:rPr>
-            <w:rStyle w:val="Hipervnculo"/>
-            <w:noProof/>
-          </w:rPr>
-          <w:t>Glosario</w:t>
-        </w:r>
-        <w:r>
-          <w:rPr>
-            <w:noProof/>
-            <w:webHidden/>
-          </w:rPr>
-          <w:tab/>
-        </w:r>
-        <w:r>
-          <w:rPr>
-            <w:noProof/>
-            <w:webHidden/>
-          </w:rPr>
-          <w:fldChar w:fldCharType="begin"/>
-        </w:r>
-        <w:r>
-          <w:rPr>
-            <w:noProof/>
-            <w:webHidden/>
-          </w:rPr>
-          <w:instrText xml:space="preserve"> PAGEREF _Toc232362421 \h </w:instrText>
-        </w:r>
-        <w:r>
-          <w:rPr>
-            <w:noProof/>
-            <w:webHidden/>
-          </w:rPr>
-        </w:r>
-        <w:r>
-          <w:rPr>
-            <w:noProof/>
-            <w:webHidden/>
-          </w:rPr>
-          <w:fldChar w:fldCharType="separate"/>
-        </w:r>
-        <w:r>
-          <w:rPr>
-            <w:noProof/>
-            <w:webHidden/>
-          </w:rPr>
-          <w:t>37</w:t>
-        </w:r>
-        <w:r>
-          <w:rPr>
-            <w:noProof/>
-            <w:webHidden/>
-          </w:rPr>
-          <w:fldChar w:fldCharType="end"/>
-        </w:r>
-      </w:hyperlink>
-    </w:p>
-    <w:p>
-      <w:pPr>
-        <w:pStyle w:val="TDC1"/>
-        <w:spacing w:line="360" w:lineRule="auto"/>
-        <w:rPr>
-          <w:rFonts w:asciiTheme="minorHAnsi" w:eastAsiaTheme="minorEastAsia" w:hAnsiTheme="minorHAnsi" w:cstheme="minorBidi"/>
-          <w:noProof/>
-          <w:sz w:val="24"/>
-          <w:szCs w:val="24"/>
-          <w:lang w:eastAsia="es-CO"/>
-          <w14:ligatures w14:val="standardContextual"/>
-        </w:rPr>
-      </w:pPr>
-      <w:hyperlink w:anchor="_Toc232362422" w:history="1">
-        <w:r>
-          <w:rPr>
-            <w:rStyle w:val="Hipervnculo"/>
-            <w:noProof/>
-          </w:rPr>
-          <w:t>Referencias bibliográficas</w:t>
-        </w:r>
-        <w:r>
-          <w:rPr>
-            <w:noProof/>
-            <w:webHidden/>
-          </w:rPr>
-          <w:tab/>
-        </w:r>
-        <w:r>
-          <w:rPr>
-            <w:noProof/>
-            <w:webHidden/>
-          </w:rPr>
-          <w:fldChar w:fldCharType="begin"/>
-        </w:r>
-        <w:r>
-          <w:rPr>
-            <w:noProof/>
-            <w:webHidden/>
-          </w:rPr>
-          <w:instrText xml:space="preserve"> PAGEREF _Toc232362422 \h </w:instrText>
-        </w:r>
-        <w:r>
-          <w:rPr>
-            <w:noProof/>
-            <w:webHidden/>
-          </w:rPr>
-        </w:r>
-        <w:r>
-          <w:rPr>
-            <w:noProof/>
-            <w:webHidden/>
-          </w:rPr>
-          <w:fldChar w:fldCharType="separate"/>
-        </w:r>
-        <w:r>
-          <w:rPr>
-            <w:noProof/>
-            <w:webHidden/>
-          </w:rPr>
           <w:t>39</w:t>
-        </w:r>
-        <w:r>
-          <w:rPr>
-            <w:noProof/>
-            <w:webHidden/>
-          </w:rPr>
-          <w:fldChar w:fldCharType="end"/>
-        </w:r>
-      </w:hyperlink>
-    </w:p>
-    <w:p>
-      <w:pPr>
-        <w:pStyle w:val="TDC1"/>
-        <w:spacing w:line="360" w:lineRule="auto"/>
-        <w:rPr>
-          <w:rFonts w:asciiTheme="minorHAnsi" w:eastAsiaTheme="minorEastAsia" w:hAnsiTheme="minorHAnsi" w:cstheme="minorBidi"/>
-          <w:noProof/>
-          <w:sz w:val="24"/>
-          <w:szCs w:val="24"/>
-          <w:lang w:eastAsia="es-CO"/>
-          <w14:ligatures w14:val="standardContextual"/>
-        </w:rPr>
-      </w:pPr>
-      <w:hyperlink w:anchor="_Toc232362423" w:history="1">
-        <w:r>
-          <w:rPr>
-            <w:rStyle w:val="Hipervnculo"/>
-            <w:noProof/>
-          </w:rPr>
-          <w:t>Créditos</w:t>
-        </w:r>
-        <w:r>
-          <w:rPr>
-            <w:noProof/>
-            <w:webHidden/>
-          </w:rPr>
-          <w:tab/>
-        </w:r>
-        <w:r>
-          <w:rPr>
-            <w:noProof/>
-            <w:webHidden/>
-          </w:rPr>
-          <w:fldChar w:fldCharType="begin"/>
-        </w:r>
-        <w:r>
-          <w:rPr>
-            <w:noProof/>
-            <w:webHidden/>
-          </w:rPr>
-          <w:instrText xml:space="preserve"> PAGEREF _Toc232362423 \h </w:instrText>
-        </w:r>
-        <w:r>
-          <w:rPr>
-            <w:noProof/>
-            <w:webHidden/>
-          </w:rPr>
-        </w:r>
-        <w:r>
-          <w:rPr>
-            <w:noProof/>
-            <w:webHidden/>
-          </w:rPr>
-          <w:fldChar w:fldCharType="separate"/>
-        </w:r>
-        <w:r>
-          <w:rPr>
-            <w:noProof/>
-            <w:webHidden/>
-          </w:rPr>
-          <w:t>40</w:t>
         </w:r>
         <w:r>
           <w:rPr>
@@ -2399,6 +2394,7 @@
           <w:ilvl w:val="0"/>
           <w:numId w:val="0"/>
         </w:numPr>
+        <w:ind w:left="720" w:hanging="360"/>
         <w:rPr>
           <w:lang w:val="es-ES"/>
         </w:rPr>
@@ -2409,7 +2405,8 @@
         </w:rPr>
         <w:fldChar w:fldCharType="end"/>
       </w:r>
-      <w:bookmarkStart w:id="1" w:name="_Toc176443691"/>
+      <w:bookmarkStart w:id="4" w:name="_Toc176443691"/>
+      <w:bookmarkStart w:id="5" w:name="_Toc234575658"/>
     </w:p>
     <w:p>
       <w:pPr>
@@ -2425,15 +2422,13 @@
           <w:ilvl w:val="0"/>
           <w:numId w:val="0"/>
         </w:numPr>
-        <w:ind w:left="709"/>
-      </w:pPr>
-      <w:bookmarkStart w:id="2" w:name="_Toc232362404"/>
+      </w:pPr>
       <w:r>
         <w:lastRenderedPageBreak/>
         <w:t>Introducción</w:t>
       </w:r>
-      <w:bookmarkEnd w:id="1"/>
-      <w:bookmarkEnd w:id="2"/>
+      <w:bookmarkEnd w:id="4"/>
+      <w:bookmarkEnd w:id="5"/>
     </w:p>
     <w:p>
       <w:pPr>
@@ -2479,7 +2474,7 @@
           <w:noProof/>
         </w:rPr>
         <w:drawing>
-          <wp:inline distT="0" distB="0" distL="0" distR="0" wp14:anchorId="3229D916" wp14:editId="567D719A">
+          <wp:inline distT="0" distB="0" distL="0" distR="0" wp14:anchorId="3229D916" wp14:editId="13F3F2AA">
             <wp:extent cx="4680000" cy="2635200"/>
             <wp:effectExtent l="0" t="0" r="6350" b="0"/>
             <wp:docPr id="1685114196" name="Imagen 4">
@@ -2922,17 +2917,13 @@
     <w:p>
       <w:pPr>
         <w:pStyle w:val="Ttulo1"/>
-        <w:numPr>
-          <w:ilvl w:val="0"/>
-          <w:numId w:val="11"/>
-        </w:numPr>
-      </w:pPr>
-      <w:bookmarkStart w:id="3" w:name="_Toc232362405"/>
+      </w:pPr>
+      <w:bookmarkStart w:id="6" w:name="_Toc234575659"/>
       <w:r>
         <w:lastRenderedPageBreak/>
         <w:t>Almacenamiento</w:t>
       </w:r>
-      <w:bookmarkEnd w:id="3"/>
+      <w:bookmarkEnd w:id="6"/>
     </w:p>
     <w:p>
       <w:pPr>
@@ -3228,17 +3219,16 @@
       <w:r>
         <w:rPr>
           <w:rStyle w:val="Extranjerismo"/>
-          <w:b/>
-          <w:bCs/>
-        </w:rPr>
-        <w:t>retail,</w:t>
-      </w:r>
-      <w:r>
-        <w:rPr>
-          <w:rFonts w:cs="Calibri"/>
-          <w:lang w:eastAsia="es-CO"/>
-        </w:rPr>
-        <w:t xml:space="preserve"> es una infraestructura para el acopio de productos dentro de la cadena de suministro, en tal sentido, son espacios físicos que cubren el periodo entre los flujos de entrada y de salida. Se podría afirmar, que los progresos tecnológicos han organizado una necesaria clasificación de los tipos de almacenamiento a los que se pueden identificar en función de los materiales y sus características.</w:t>
+          <w:lang w:eastAsia="es-CO"/>
+        </w:rPr>
+        <w:t>retail </w:t>
+      </w:r>
+      <w:r>
+        <w:rPr>
+          <w:rFonts w:cs="Calibri"/>
+          <w:lang w:eastAsia="es-CO"/>
+        </w:rPr>
+        <w:t>es una infraestructura para el acopio de productos dentro de la cadena de suministro, en tal sentido, son espacios físicos que cubren el periodo entre los flujos de entrada y de salida. Se podría afirmar que los progresos tecnológicos han organizado una necesaria clasificación de los tipos de almacenamiento que se pueden identificar en función de los materiales y sus características.</w:t>
       </w:r>
     </w:p>
     <w:p>
@@ -3256,6 +3246,44 @@
           <w:lang w:eastAsia="es-CO"/>
         </w:rPr>
         <w:t>Los siguientes tipos de almacenamiento son los más acostumbrados:</w:t>
+      </w:r>
+    </w:p>
+    <w:p>
+      <w:pPr>
+        <w:spacing w:before="0" w:after="0"/>
+        <w:ind w:firstLine="708"/>
+        <w:rPr>
+          <w:rFonts w:cs="Calibri"/>
+          <w:b/>
+          <w:bCs/>
+          <w:lang w:eastAsia="es-CO"/>
+        </w:rPr>
+      </w:pPr>
+      <w:r>
+        <w:rPr>
+          <w:rFonts w:cs="Calibri"/>
+          <w:b/>
+          <w:bCs/>
+          <w:lang w:eastAsia="es-CO"/>
+        </w:rPr>
+        <w:t>Almacenamiento de materias primas</w:t>
+      </w:r>
+    </w:p>
+    <w:p>
+      <w:pPr>
+        <w:spacing w:before="0" w:after="0"/>
+        <w:ind w:firstLine="708"/>
+        <w:rPr>
+          <w:rFonts w:cs="Calibri"/>
+          <w:lang w:eastAsia="es-CO"/>
+        </w:rPr>
+      </w:pPr>
+      <w:r>
+        <w:rPr>
+          <w:rFonts w:cs="Calibri"/>
+          <w:lang w:eastAsia="es-CO"/>
+        </w:rPr>
+        <w:t>Hace referencia a los materiales en estado puro, o que no han sido empleados antes en ningún otro proceso. En el proceso de almacenamiento, las empresas procuran que se ubiquen las materias primas lo más cerca posible a la planta de producción.</w:t>
       </w:r>
     </w:p>
     <w:p>
@@ -3281,7 +3309,8 @@
           <w:bCs/>
           <w:lang w:eastAsia="es-CO"/>
         </w:rPr>
-        <w:t>Almacenamiento de materias primas</w:t>
+        <w:lastRenderedPageBreak/>
+        <w:t>Almacenamiento de productos intermedios</w:t>
       </w:r>
     </w:p>
     <w:p>
@@ -3298,7 +3327,7 @@
           <w:rFonts w:cs="Calibri"/>
           <w:lang w:eastAsia="es-CO"/>
         </w:rPr>
-        <w:t>Hace referencia a los materiales en estado puro, o que no han sido empleados antes en ningún otro proceso. En el proceso de almacenamiento, las empresas procuran que se ubiquen las materias primas lo más cerca posible a la planta de producción.</w:t>
+        <w:t>También denominados productos semielaborados, son aquellos que han sufrido modificaciones o usos anteriores, aún se encuentran en una etapa media de la producción y sirven como enlace entre los niveles iniciales de la misma y los posteriores. Deben estar disponibles de forma inmediata y las empresas los almacenan en la misma fábrica.</w:t>
       </w:r>
     </w:p>
     <w:p>
@@ -3324,8 +3353,7 @@
           <w:bCs/>
           <w:lang w:eastAsia="es-CO"/>
         </w:rPr>
-        <w:lastRenderedPageBreak/>
-        <w:t>Almacenamiento de productos intermedios</w:t>
+        <w:t>Almacenamiento de accesorios</w:t>
       </w:r>
     </w:p>
     <w:p>
@@ -3342,7 +3370,7 @@
           <w:rFonts w:cs="Calibri"/>
           <w:lang w:eastAsia="es-CO"/>
         </w:rPr>
-        <w:t>También denominados productos semielaborados, son aquellos que han sufrido modificaciones o usos anteriores, aún se encuentran en una etapa media de la producción y sirven como enlace entre los niveles iniciales de la misma y los posteriores. Deben estar disponibles de forma inmediata y las empresas los almacenan en la misma fábrica.</w:t>
+        <w:t>Se trata de productos que complementan la producción o sirven de material auxiliar.</w:t>
       </w:r>
     </w:p>
     <w:p>
@@ -3368,7 +3396,7 @@
           <w:bCs/>
           <w:lang w:eastAsia="es-CO"/>
         </w:rPr>
-        <w:t>Almacenamiento de accesorios</w:t>
+        <w:t>Almacenamiento de productos terminados</w:t>
       </w:r>
     </w:p>
     <w:p>
@@ -3385,7 +3413,7 @@
           <w:rFonts w:cs="Calibri"/>
           <w:lang w:eastAsia="es-CO"/>
         </w:rPr>
-        <w:t>Se trata de productos que complementan la producción o sirven de material auxiliar.</w:t>
+        <w:t>Las características de cada producto permiten definir en qué condiciones y ciclos deben almacenarse, qué cantidad de luz, la temperatura, etc. Además, la empresa debe tener en cuenta la demanda de los consumidores o clientes. El almacén debe garantizar disponibilidad constante y alta rotación del inventario.</w:t>
       </w:r>
     </w:p>
     <w:p>
@@ -3411,7 +3439,7 @@
           <w:bCs/>
           <w:lang w:eastAsia="es-CO"/>
         </w:rPr>
-        <w:t>Almacenamiento de productos terminados</w:t>
+        <w:t>Almacenamiento de refacciones</w:t>
       </w:r>
     </w:p>
     <w:p>
@@ -3428,7 +3456,156 @@
           <w:rFonts w:cs="Calibri"/>
           <w:lang w:eastAsia="es-CO"/>
         </w:rPr>
-        <w:t>Las características de cada producto permiten definir en qué condiciones y ciclos deben almacenarse, qué cantidad de luz, la temperatura, etc. Además, la empresa debe tener en cuenta la demanda de los consumidores o clientes. El almacén debe garantizar disponibilidad constante y alta rotación del inventario.</w:t>
+        <w:t xml:space="preserve">Son los artículos destinados a corregir o reparar las unidades que ya han estado en manos de los consumidores. Si bien las incidencias de este tipo son mínimas, los </w:t>
+      </w:r>
+      <w:r>
+        <w:rPr>
+          <w:rStyle w:val="Extranjerismo"/>
+        </w:rPr>
+        <w:t>retail</w:t>
+      </w:r>
+      <w:r>
+        <w:rPr>
+          <w:rFonts w:cs="Calibri"/>
+          <w:lang w:eastAsia="es-CO"/>
+        </w:rPr>
+        <w:t xml:space="preserve"> siempre deben disponer de material en almacén para las peticiones y necesidades de último momento.</w:t>
+      </w:r>
+    </w:p>
+    <w:p>
+      <w:pPr>
+        <w:spacing w:before="0" w:after="0"/>
+        <w:ind w:firstLine="708"/>
+        <w:rPr>
+          <w:rFonts w:cs="Calibri"/>
+          <w:lang w:eastAsia="es-CO"/>
+        </w:rPr>
+      </w:pPr>
+      <w:r>
+        <w:rPr>
+          <w:rFonts w:cs="Calibri"/>
+          <w:lang w:eastAsia="es-CO"/>
+        </w:rPr>
+        <w:t>El </w:t>
+      </w:r>
+      <w:r>
+        <w:rPr>
+          <w:rFonts w:cs="Calibri"/>
+          <w:b/>
+          <w:bCs/>
+          <w:lang w:eastAsia="es-CO"/>
+        </w:rPr>
+        <w:t>almacenamiento </w:t>
+      </w:r>
+      <w:r>
+        <w:rPr>
+          <w:rFonts w:cs="Calibri"/>
+          <w:lang w:eastAsia="es-CO"/>
+        </w:rPr>
+        <w:t>es una función que va mucho más allá de la labor de acopio en un </w:t>
+      </w:r>
+      <w:r>
+        <w:rPr>
+          <w:rStyle w:val="Extranjerismo"/>
+        </w:rPr>
+        <w:t>retail</w:t>
+      </w:r>
+      <w:r>
+        <w:rPr>
+          <w:rFonts w:cs="Calibri"/>
+          <w:lang w:eastAsia="es-CO"/>
+        </w:rPr>
+        <w:t>, detrás, hay un estudio detallado de las características de cada producto y de las condiciones propias de su proceso de almacenamiento.</w:t>
+      </w:r>
+    </w:p>
+    <w:p>
+      <w:pPr>
+        <w:spacing w:before="0" w:after="0"/>
+        <w:ind w:firstLine="708"/>
+        <w:rPr>
+          <w:rFonts w:cs="Calibri"/>
+          <w:lang w:eastAsia="es-CO"/>
+        </w:rPr>
+      </w:pPr>
+    </w:p>
+    <w:p>
+      <w:pPr>
+        <w:spacing w:before="0" w:after="0"/>
+        <w:ind w:firstLine="708"/>
+        <w:rPr>
+          <w:rFonts w:cs="Calibri"/>
+          <w:lang w:eastAsia="es-CO"/>
+        </w:rPr>
+      </w:pPr>
+    </w:p>
+    <w:p>
+      <w:pPr>
+        <w:spacing w:before="0" w:after="0"/>
+        <w:ind w:firstLine="708"/>
+        <w:rPr>
+          <w:rFonts w:cs="Calibri"/>
+          <w:lang w:eastAsia="es-CO"/>
+        </w:rPr>
+      </w:pPr>
+    </w:p>
+    <w:p>
+      <w:pPr>
+        <w:pStyle w:val="Prrafodelista"/>
+        <w:numPr>
+          <w:ilvl w:val="0"/>
+          <w:numId w:val="5"/>
+        </w:numPr>
+        <w:spacing w:before="0" w:after="0"/>
+        <w:rPr>
+          <w:rFonts w:cs="Calibri"/>
+          <w:b/>
+          <w:bCs/>
+          <w:lang w:eastAsia="es-CO"/>
+        </w:rPr>
+      </w:pPr>
+      <w:r>
+        <w:rPr>
+          <w:rFonts w:cs="Calibri"/>
+          <w:b/>
+          <w:bCs/>
+          <w:lang w:eastAsia="es-CO"/>
+        </w:rPr>
+        <w:lastRenderedPageBreak/>
+        <w:t>Zonas</w:t>
+      </w:r>
+    </w:p>
+    <w:p>
+      <w:pPr>
+        <w:spacing w:before="0" w:after="0"/>
+        <w:ind w:firstLine="708"/>
+        <w:rPr>
+          <w:rFonts w:cs="Calibri"/>
+          <w:lang w:eastAsia="es-CO"/>
+        </w:rPr>
+      </w:pPr>
+      <w:r>
+        <w:rPr>
+          <w:rFonts w:cs="Calibri"/>
+          <w:lang w:eastAsia="es-CO"/>
+        </w:rPr>
+        <w:t>La zona de almacenamiento es el eje fundamental y se debe determinar el efecto en el número y tipos de muebles, estanterías, medios de manipulación, ubicación y la colocación de los productos, para lograr el máximo rendimiento.</w:t>
+      </w:r>
+    </w:p>
+    <w:p>
+      <w:pPr>
+        <w:spacing w:before="0" w:after="0"/>
+        <w:ind w:firstLine="708"/>
+        <w:rPr>
+          <w:rFonts w:cs="Calibri"/>
+          <w:lang w:eastAsia="es-CO"/>
+        </w:rPr>
+      </w:pPr>
+      <w:r>
+        <w:rPr>
+          <w:rFonts w:cs="Calibri"/>
+          <w:lang w:eastAsia="es-CO"/>
+        </w:rPr>
+        <w:t>Esta zona debe cumplir dos condiciones de funcionamiento:</w:t>
       </w:r>
     </w:p>
     <w:p>
@@ -3454,7 +3631,7 @@
           <w:bCs/>
           <w:lang w:eastAsia="es-CO"/>
         </w:rPr>
-        <w:t>Almacenamiento de refacciones</w:t>
+        <w:t>Capacidad de almacenamiento</w:t>
       </w:r>
     </w:p>
     <w:p>
@@ -3471,20 +3648,21 @@
           <w:rFonts w:cs="Calibri"/>
           <w:lang w:eastAsia="es-CO"/>
         </w:rPr>
-        <w:t xml:space="preserve">Son los artículos destinados a corregir o reparar las unidades que ya han estado en manos de los consumidores. Si bien las incidencias de este tipo son mínimas, los </w:t>
+        <w:t>Se entiende al espacio o superficie total del</w:t>
       </w:r>
       <w:r>
         <w:rPr>
           <w:rStyle w:val="Extranjerismo"/>
-        </w:rPr>
-        <w:t>retail</w:t>
-      </w:r>
-      <w:r>
-        <w:rPr>
-          <w:rFonts w:cs="Calibri"/>
-          <w:lang w:eastAsia="es-CO"/>
-        </w:rPr>
-        <w:t xml:space="preserve"> siempre deben disponer de material en almacén para las peticiones y necesidades de último momento.</w:t>
+          <w:lang w:eastAsia="es-CO"/>
+        </w:rPr>
+        <w:t> retail</w:t>
+      </w:r>
+      <w:r>
+        <w:rPr>
+          <w:rFonts w:cs="Calibri"/>
+          <w:lang w:eastAsia="es-CO"/>
+        </w:rPr>
+        <w:t> en metros cuadrados. Este dato se obtiene al adquirir la edificación, ahora bien, hay que restar los espacios no dedicados al almacenaje de mercancías: como son los baños, vestuarios, oficinas, entre otros.</w:t>
       </w:r>
     </w:p>
     <w:p>
@@ -3501,116 +3679,7 @@
           <w:rFonts w:cs="Calibri"/>
           <w:lang w:eastAsia="es-CO"/>
         </w:rPr>
-        <w:t>El </w:t>
-      </w:r>
-      <w:r>
-        <w:rPr>
-          <w:rFonts w:cs="Calibri"/>
-          <w:b/>
-          <w:bCs/>
-          <w:lang w:eastAsia="es-CO"/>
-        </w:rPr>
-        <w:t>almacenamiento </w:t>
-      </w:r>
-      <w:r>
-        <w:rPr>
-          <w:rFonts w:cs="Calibri"/>
-          <w:lang w:eastAsia="es-CO"/>
-        </w:rPr>
-        <w:t>es una función que va mucho más allá de la labor de acopio en un </w:t>
-      </w:r>
-      <w:r>
-        <w:rPr>
-          <w:rStyle w:val="Extranjerismo"/>
-        </w:rPr>
-        <w:t>retail</w:t>
-      </w:r>
-      <w:r>
-        <w:rPr>
-          <w:rFonts w:cs="Calibri"/>
-          <w:lang w:eastAsia="es-CO"/>
-        </w:rPr>
-        <w:t>, detrás, hay un estudio detallado de las características de cada producto y de las condiciones propias de su proceso de almacenamiento.</w:t>
-      </w:r>
-    </w:p>
-    <w:p>
-      <w:pPr>
-        <w:spacing w:before="0" w:after="0"/>
-        <w:ind w:firstLine="708"/>
-        <w:rPr>
-          <w:rFonts w:cs="Calibri"/>
-          <w:lang w:eastAsia="es-CO"/>
-        </w:rPr>
-      </w:pPr>
-    </w:p>
-    <w:p>
-      <w:pPr>
-        <w:spacing w:before="0" w:after="0"/>
-        <w:ind w:firstLine="708"/>
-        <w:rPr>
-          <w:rFonts w:cs="Calibri"/>
-          <w:lang w:eastAsia="es-CO"/>
-        </w:rPr>
-      </w:pPr>
-    </w:p>
-    <w:p>
-      <w:pPr>
-        <w:pStyle w:val="Prrafodelista"/>
-        <w:numPr>
-          <w:ilvl w:val="0"/>
-          <w:numId w:val="5"/>
-        </w:numPr>
-        <w:spacing w:before="0" w:after="0"/>
-        <w:rPr>
-          <w:rFonts w:cs="Calibri"/>
-          <w:b/>
-          <w:bCs/>
-          <w:lang w:eastAsia="es-CO"/>
-        </w:rPr>
-      </w:pPr>
-      <w:r>
-        <w:rPr>
-          <w:rFonts w:cs="Calibri"/>
-          <w:b/>
-          <w:bCs/>
-          <w:lang w:eastAsia="es-CO"/>
-        </w:rPr>
-        <w:lastRenderedPageBreak/>
-        <w:t>Zonas</w:t>
-      </w:r>
-    </w:p>
-    <w:p>
-      <w:pPr>
-        <w:spacing w:before="0" w:after="0"/>
-        <w:ind w:firstLine="708"/>
-        <w:rPr>
-          <w:rFonts w:cs="Calibri"/>
-          <w:lang w:eastAsia="es-CO"/>
-        </w:rPr>
-      </w:pPr>
-      <w:r>
-        <w:rPr>
-          <w:rFonts w:cs="Calibri"/>
-          <w:lang w:eastAsia="es-CO"/>
-        </w:rPr>
-        <w:t>La zona de almacenamiento es el eje fundamental y se debe determinar el efecto en el número y tipos de muebles, estanterías, medios de manipulación, ubicación y la colocación de los productos, para lograr el máximo rendimiento.</w:t>
-      </w:r>
-    </w:p>
-    <w:p>
-      <w:pPr>
-        <w:spacing w:before="0" w:after="0"/>
-        <w:ind w:firstLine="708"/>
-        <w:rPr>
-          <w:rFonts w:cs="Calibri"/>
-          <w:lang w:eastAsia="es-CO"/>
-        </w:rPr>
-      </w:pPr>
-      <w:r>
-        <w:rPr>
-          <w:rFonts w:cs="Calibri"/>
-          <w:lang w:eastAsia="es-CO"/>
-        </w:rPr>
-        <w:t>Esta zona debe cumplir dos condiciones de funcionamiento:</w:t>
+        <w:t>En cuanto a la altura máxima de la edificación, esta se obtiene restando elementos, como los sistemas de ventilación, iluminación u otros, a la altura del techo de la bodega.</w:t>
       </w:r>
     </w:p>
     <w:p>
@@ -3636,80 +3705,6 @@
           <w:bCs/>
           <w:lang w:eastAsia="es-CO"/>
         </w:rPr>
-        <w:t>Capacidad de almacenamiento</w:t>
-      </w:r>
-    </w:p>
-    <w:p>
-      <w:pPr>
-        <w:spacing w:before="0" w:after="0"/>
-        <w:ind w:firstLine="708"/>
-        <w:rPr>
-          <w:rFonts w:cs="Calibri"/>
-          <w:lang w:eastAsia="es-CO"/>
-        </w:rPr>
-      </w:pPr>
-      <w:r>
-        <w:rPr>
-          <w:rFonts w:cs="Calibri"/>
-          <w:lang w:eastAsia="es-CO"/>
-        </w:rPr>
-        <w:t>Se entiende al espacio o superficie total del</w:t>
-      </w:r>
-      <w:r>
-        <w:rPr>
-          <w:rStyle w:val="Extranjerismo"/>
-          <w:lang w:eastAsia="es-CO"/>
-        </w:rPr>
-        <w:t> retail</w:t>
-      </w:r>
-      <w:r>
-        <w:rPr>
-          <w:rFonts w:cs="Calibri"/>
-          <w:lang w:eastAsia="es-CO"/>
-        </w:rPr>
-        <w:t> en metros cuadrados. Este dato se obtiene al adquirir la edificación, ahora bien, hay que restar los espacios no dedicados al almacenaje de mercancías: como son los baños, vestuarios, oficinas, entre otros.</w:t>
-      </w:r>
-    </w:p>
-    <w:p>
-      <w:pPr>
-        <w:spacing w:before="0" w:after="0"/>
-        <w:ind w:firstLine="708"/>
-        <w:rPr>
-          <w:rFonts w:cs="Calibri"/>
-          <w:lang w:eastAsia="es-CO"/>
-        </w:rPr>
-      </w:pPr>
-      <w:r>
-        <w:rPr>
-          <w:rFonts w:cs="Calibri"/>
-          <w:lang w:eastAsia="es-CO"/>
-        </w:rPr>
-        <w:t>En cuanto a la altura máxima de la edificación, esta se obtiene restando elementos, como los sistemas de ventilación, iluminación u otros, a la altura del techo de la bodega.</w:t>
-      </w:r>
-    </w:p>
-    <w:p>
-      <w:pPr>
-        <w:pStyle w:val="Prrafodelista"/>
-        <w:numPr>
-          <w:ilvl w:val="0"/>
-          <w:numId w:val="6"/>
-        </w:numPr>
-        <w:spacing w:before="0" w:after="0"/>
-        <w:ind w:left="993"/>
-        <w:rPr>
-          <w:rFonts w:cs="Calibri"/>
-          <w:b/>
-          <w:bCs/>
-          <w:lang w:eastAsia="es-CO"/>
-        </w:rPr>
-      </w:pPr>
-      <w:r>
-        <w:rPr>
-          <w:rFonts w:cs="Calibri"/>
-          <w:b/>
-          <w:bCs/>
-          <w:lang w:eastAsia="es-CO"/>
-        </w:rPr>
         <w:t>Facilidad para el </w:t>
       </w:r>
       <w:r>
@@ -3795,11 +3790,11 @@
           <w:numId w:val="11"/>
         </w:numPr>
       </w:pPr>
-      <w:bookmarkStart w:id="4" w:name="_Toc232362406"/>
+      <w:bookmarkStart w:id="7" w:name="_Toc234575660"/>
       <w:r>
         <w:t>Recibo</w:t>
       </w:r>
-      <w:bookmarkEnd w:id="4"/>
+      <w:bookmarkEnd w:id="7"/>
     </w:p>
     <w:p>
       <w:pPr>
@@ -4398,10 +4393,10 @@
           <w:noProof/>
         </w:rPr>
         <w:drawing>
-          <wp:inline distT="0" distB="0" distL="0" distR="0" wp14:anchorId="7A75AD5B" wp14:editId="40B7A58D">
-            <wp:extent cx="4680000" cy="4648537"/>
-            <wp:effectExtent l="0" t="0" r="6350" b="0"/>
-            <wp:docPr id="534692636" name="Imagen 12" descr=" La figura presenta un ejemplo de la información nutricional de un producto."/>
+          <wp:inline distT="0" distB="0" distL="0" distR="0" wp14:anchorId="63198B78" wp14:editId="19ABEA04">
+            <wp:extent cx="3362325" cy="4867275"/>
+            <wp:effectExtent l="0" t="0" r="9525" b="9525"/>
+            <wp:docPr id="1341112081" name="Imagen 4" descr="En la parte superior se indica el tamaño de la porción y el número de porciones por envase. A continuación, se presenta la cantidad de calorías por porción. En el lado derecho se destaca el porcentaje del valor diario (%VD), que permite identificar el aporte de cada nutriente respecto a las necesidades diarias. En el cuerpo de la etiqueta se incluyen los nutrientes que deben consumirse con moderación, como grasas, colesterol y sodio, así como los nutrientes de interés nutricional, entre ellos carbohidratos, fibra, azúcares, proteínas, vitaminas y minerales. La figura muestra la estructura general de una etiqueta nutricional y los principales componentes que orientan al consumidor sobre el contenido nutricional del alimento."/>
             <wp:cNvGraphicFramePr>
               <a:graphicFrameLocks xmlns:a="http://schemas.openxmlformats.org/drawingml/2006/main" noChangeAspect="1"/>
             </wp:cNvGraphicFramePr>
@@ -4409,7 +4404,7 @@
               <a:graphicData uri="http://schemas.openxmlformats.org/drawingml/2006/picture">
                 <pic:pic xmlns:pic="http://schemas.openxmlformats.org/drawingml/2006/picture">
                   <pic:nvPicPr>
-                    <pic:cNvPr id="534692636" name="Imagen 12" descr=" La figura presenta un ejemplo de la información nutricional de un producto."/>
+                    <pic:cNvPr id="1341112081" name="Imagen 4" descr="En la parte superior se indica el tamaño de la porción y el número de porciones por envase. A continuación, se presenta la cantidad de calorías por porción. En el lado derecho se destaca el porcentaje del valor diario (%VD), que permite identificar el aporte de cada nutriente respecto a las necesidades diarias. En el cuerpo de la etiqueta se incluyen los nutrientes que deben consumirse con moderación, como grasas, colesterol y sodio, así como los nutrientes de interés nutricional, entre ellos carbohidratos, fibra, azúcares, proteínas, vitaminas y minerales. La figura muestra la estructura general de una etiqueta nutricional y los principales componentes que orientan al consumidor sobre el contenido nutricional del alimento."/>
                     <pic:cNvPicPr/>
                   </pic:nvPicPr>
                   <pic:blipFill>
@@ -4427,7 +4422,7 @@
                   <pic:spPr>
                     <a:xfrm>
                       <a:off x="0" y="0"/>
-                      <a:ext cx="4680000" cy="4648537"/>
+                      <a:ext cx="3362325" cy="4867275"/>
                     </a:xfrm>
                     <a:prstGeom prst="rect">
                       <a:avLst/>
@@ -4448,11 +4443,11 @@
           <w:numId w:val="11"/>
         </w:numPr>
       </w:pPr>
-      <w:bookmarkStart w:id="5" w:name="_Toc232362407"/>
+      <w:bookmarkStart w:id="8" w:name="_Toc234575661"/>
       <w:r>
         <w:t>Despacho</w:t>
       </w:r>
-      <w:bookmarkEnd w:id="5"/>
+      <w:bookmarkEnd w:id="8"/>
     </w:p>
     <w:p>
       <w:pPr>
@@ -4489,18 +4484,37 @@
         <w:spacing w:before="0" w:after="0"/>
         <w:rPr>
           <w:rFonts w:cs="Calibri"/>
-          <w:b/>
-          <w:bCs/>
-          <w:lang w:eastAsia="es-CO"/>
-        </w:rPr>
-      </w:pPr>
-      <w:r>
-        <w:rPr>
-          <w:rFonts w:cs="Calibri"/>
-          <w:b/>
-          <w:bCs/>
-          <w:lang w:eastAsia="es-CO"/>
-        </w:rPr>
+          <w:lang w:eastAsia="es-CO"/>
+        </w:rPr>
+      </w:pPr>
+    </w:p>
+    <w:p>
+      <w:pPr>
+        <w:spacing w:before="0" w:after="0"/>
+        <w:rPr>
+          <w:rFonts w:cs="Calibri"/>
+          <w:lang w:eastAsia="es-CO"/>
+        </w:rPr>
+      </w:pPr>
+    </w:p>
+    <w:p>
+      <w:pPr>
+        <w:spacing w:before="0" w:after="0"/>
+        <w:rPr>
+          <w:rFonts w:cs="Calibri"/>
+          <w:b/>
+          <w:bCs/>
+          <w:lang w:eastAsia="es-CO"/>
+        </w:rPr>
+      </w:pPr>
+      <w:r>
+        <w:rPr>
+          <w:rFonts w:cs="Calibri"/>
+          <w:b/>
+          <w:bCs/>
+          <w:lang w:eastAsia="es-CO"/>
+        </w:rPr>
+        <w:lastRenderedPageBreak/>
         <w:t>Procedimiento</w:t>
       </w:r>
     </w:p>
@@ -4517,15 +4531,7 @@
           <w:rFonts w:cs="Calibri"/>
           <w:lang w:eastAsia="es-CO"/>
         </w:rPr>
-        <w:t xml:space="preserve">El responsable del proceso coordina con el proveedor la asignación del día, la hora y la fecha de entrega de los productos, a su vez, el jefe de recibos se encarga de </w:t>
-      </w:r>
-      <w:r>
-        <w:rPr>
-          <w:rFonts w:cs="Calibri"/>
-          <w:lang w:eastAsia="es-CO"/>
-        </w:rPr>
-        <w:lastRenderedPageBreak/>
-        <w:t>organizar la logística para cada tipo de producto, asegurando una recepción eficiente y ordenada.</w:t>
+        <w:t>El responsable del proceso coordina con el proveedor la asignación del día, la hora y la fecha de entrega de los productos, a su vez, el jefe de recibos se encarga de organizar la logística para cada tipo de producto, asegurando una recepción eficiente y ordenada.</w:t>
       </w:r>
     </w:p>
     <w:p>
@@ -4595,7 +4601,7 @@
         <w:pStyle w:val="Prrafodelista"/>
         <w:numPr>
           <w:ilvl w:val="0"/>
-          <w:numId w:val="7"/>
+          <w:numId w:val="29"/>
         </w:numPr>
         <w:spacing w:before="0" w:after="0"/>
         <w:rPr>
@@ -4616,7 +4622,7 @@
         <w:pStyle w:val="Prrafodelista"/>
         <w:numPr>
           <w:ilvl w:val="0"/>
-          <w:numId w:val="7"/>
+          <w:numId w:val="29"/>
         </w:numPr>
         <w:spacing w:before="0" w:after="0"/>
         <w:rPr>
@@ -4637,7 +4643,7 @@
         <w:pStyle w:val="Prrafodelista"/>
         <w:numPr>
           <w:ilvl w:val="0"/>
-          <w:numId w:val="7"/>
+          <w:numId w:val="29"/>
         </w:numPr>
         <w:spacing w:before="0" w:after="0"/>
         <w:rPr>
@@ -4658,7 +4664,7 @@
         <w:pStyle w:val="Prrafodelista"/>
         <w:numPr>
           <w:ilvl w:val="0"/>
-          <w:numId w:val="7"/>
+          <w:numId w:val="29"/>
         </w:numPr>
         <w:spacing w:before="0" w:after="0"/>
         <w:rPr>
@@ -4731,7 +4737,7 @@
         <w:pStyle w:val="Prrafodelista"/>
         <w:numPr>
           <w:ilvl w:val="0"/>
-          <w:numId w:val="7"/>
+          <w:numId w:val="30"/>
         </w:numPr>
         <w:spacing w:before="0" w:after="0"/>
         <w:rPr>
@@ -4752,7 +4758,7 @@
         <w:pStyle w:val="Prrafodelista"/>
         <w:numPr>
           <w:ilvl w:val="0"/>
-          <w:numId w:val="7"/>
+          <w:numId w:val="30"/>
         </w:numPr>
         <w:spacing w:before="0" w:after="0"/>
         <w:rPr>
@@ -4787,7 +4793,7 @@
         <w:pStyle w:val="Prrafodelista"/>
         <w:numPr>
           <w:ilvl w:val="0"/>
-          <w:numId w:val="7"/>
+          <w:numId w:val="30"/>
         </w:numPr>
         <w:spacing w:before="0" w:after="0"/>
         <w:rPr>
@@ -4808,7 +4814,7 @@
         <w:pStyle w:val="Prrafodelista"/>
         <w:numPr>
           <w:ilvl w:val="0"/>
-          <w:numId w:val="7"/>
+          <w:numId w:val="30"/>
         </w:numPr>
         <w:spacing w:before="0" w:after="0"/>
         <w:rPr>
@@ -4821,7 +4827,15 @@
           <w:rFonts w:cs="Calibri"/>
           <w:lang w:eastAsia="es-CO"/>
         </w:rPr>
-        <w:t>Preparación del pedido por parte del proveedor u operador logístico utilizando los mecanismos de seguridad acordados previamente, con el fin de garantizar el despacho de lo solicitado, en la calidad acordada y la facturación de cantidades iguales a las físicamente entregadas.</w:t>
+        <w:t xml:space="preserve">Preparación del pedido por parte del proveedor u operador logístico utilizando los mecanismos de seguridad acordados previamente, con el fin </w:t>
+      </w:r>
+      <w:r>
+        <w:rPr>
+          <w:rFonts w:cs="Calibri"/>
+          <w:lang w:eastAsia="es-CO"/>
+        </w:rPr>
+        <w:lastRenderedPageBreak/>
+        <w:t>de garantizar el despacho de lo solicitado, en la calidad acordada y la facturación de cantidades iguales a las físicamente entregadas.</w:t>
       </w:r>
     </w:p>
     <w:p>
@@ -4856,7 +4870,6 @@
           <w:bCs/>
           <w:lang w:eastAsia="es-CO"/>
         </w:rPr>
-        <w:lastRenderedPageBreak/>
         <w:t>Preparación para el despacho</w:t>
       </w:r>
     </w:p>
@@ -4865,7 +4878,7 @@
         <w:pStyle w:val="Prrafodelista"/>
         <w:numPr>
           <w:ilvl w:val="0"/>
-          <w:numId w:val="7"/>
+          <w:numId w:val="31"/>
         </w:numPr>
         <w:spacing w:before="0" w:after="0"/>
         <w:rPr>
@@ -4886,7 +4899,7 @@
         <w:pStyle w:val="Prrafodelista"/>
         <w:numPr>
           <w:ilvl w:val="0"/>
-          <w:numId w:val="7"/>
+          <w:numId w:val="31"/>
         </w:numPr>
         <w:spacing w:before="0" w:after="0"/>
         <w:rPr>
@@ -4899,7 +4912,21 @@
           <w:rFonts w:cs="Calibri"/>
           <w:lang w:eastAsia="es-CO"/>
         </w:rPr>
-        <w:t>Generación y envío del “aviso de despacho” hacia al cliente. Si no se tiene la capacidad de generar un aviso de despacho, el proveedor, al pedir la cita, debe especificar la cantidad y tipo de camiones que serán despachados para entregar la mercancía solicitada por el cliente.</w:t>
+        <w:t xml:space="preserve">Generación y envío del “aviso de despacho” hacia </w:t>
+      </w:r>
+      <w:r>
+        <w:rPr>
+          <w:rFonts w:cs="Calibri"/>
+          <w:lang w:eastAsia="es-CO"/>
+        </w:rPr>
+        <w:t>el</w:t>
+      </w:r>
+      <w:r>
+        <w:rPr>
+          <w:rFonts w:cs="Calibri"/>
+          <w:lang w:eastAsia="es-CO"/>
+        </w:rPr>
+        <w:t xml:space="preserve"> cliente. Si no se tiene la capacidad de generar un aviso de despacho, el proveedor, al pedir la cita, debe especificar la cantidad y tipo de camiones que serán despachados para entregar la mercancía solicitada por el cliente.</w:t>
       </w:r>
     </w:p>
     <w:p>
@@ -4907,7 +4934,7 @@
         <w:pStyle w:val="Prrafodelista"/>
         <w:numPr>
           <w:ilvl w:val="0"/>
-          <w:numId w:val="7"/>
+          <w:numId w:val="31"/>
         </w:numPr>
         <w:spacing w:before="0" w:after="0"/>
         <w:rPr>
@@ -4968,7 +4995,7 @@
         <w:pStyle w:val="Prrafodelista"/>
         <w:numPr>
           <w:ilvl w:val="0"/>
-          <w:numId w:val="7"/>
+          <w:numId w:val="32"/>
         </w:numPr>
         <w:spacing w:before="0" w:after="0"/>
         <w:rPr>
@@ -4982,33 +5009,6 @@
           <w:lang w:eastAsia="es-CO"/>
         </w:rPr>
         <w:t xml:space="preserve">Facturación registrando el número del sello de seguridad que lleve el vehículo, al igual que el número de estibas, cajas o recipientes. Se debe tener en cuenta la posibilidad de un carrusel de sellos para entregas parciales en varios almacenes. </w:t>
-      </w:r>
-    </w:p>
-    <w:p>
-      <w:pPr>
-        <w:pStyle w:val="Prrafodelista"/>
-        <w:spacing w:before="0" w:after="0"/>
-        <w:ind w:left="1429" w:firstLine="0"/>
-        <w:rPr>
-          <w:rFonts w:cs="Calibri"/>
-          <w:lang w:eastAsia="es-CO"/>
-        </w:rPr>
-      </w:pPr>
-      <w:r>
-        <w:rPr>
-          <w:rFonts w:cs="Calibri"/>
-          <w:b/>
-          <w:bCs/>
-          <w:lang w:eastAsia="es-CO"/>
-        </w:rPr>
-        <w:t>Nota</w:t>
-      </w:r>
-      <w:r>
-        <w:rPr>
-          <w:rFonts w:cs="Calibri"/>
-          <w:lang w:eastAsia="es-CO"/>
-        </w:rPr>
-        <w:t>: estos datos deben incluirse en el aviso de despacho cuando se aplica.</w:t>
       </w:r>
     </w:p>
     <w:p>
@@ -5016,20 +5016,30 @@
         <w:pStyle w:val="Prrafodelista"/>
         <w:numPr>
           <w:ilvl w:val="0"/>
-          <w:numId w:val="7"/>
+          <w:numId w:val="33"/>
         </w:numPr>
         <w:spacing w:before="0" w:after="0"/>
-        <w:rPr>
-          <w:rFonts w:cs="Calibri"/>
-          <w:lang w:eastAsia="es-CO"/>
-        </w:rPr>
-      </w:pPr>
-      <w:r>
-        <w:rPr>
-          <w:rFonts w:cs="Calibri"/>
-          <w:lang w:eastAsia="es-CO"/>
-        </w:rPr>
-        <w:t>Asegurar la calidad en la entrega, tanto de procesos como de productos en los cuales los industriales deben hacer uso de normas pertinentes.</w:t>
+        <w:ind w:left="1843"/>
+        <w:rPr>
+          <w:rFonts w:cs="Calibri"/>
+          <w:lang w:eastAsia="es-CO"/>
+        </w:rPr>
+      </w:pPr>
+      <w:r>
+        <w:rPr>
+          <w:rFonts w:cs="Calibri"/>
+          <w:b/>
+          <w:bCs/>
+          <w:lang w:eastAsia="es-CO"/>
+        </w:rPr>
+        <w:t>Nota</w:t>
+      </w:r>
+      <w:r>
+        <w:rPr>
+          <w:rFonts w:cs="Calibri"/>
+          <w:lang w:eastAsia="es-CO"/>
+        </w:rPr>
+        <w:t>: estos datos deben incluirse en el aviso de despacho cuando se aplica.</w:t>
       </w:r>
     </w:p>
     <w:p>
@@ -5037,7 +5047,7 @@
         <w:pStyle w:val="Prrafodelista"/>
         <w:numPr>
           <w:ilvl w:val="0"/>
-          <w:numId w:val="7"/>
+          <w:numId w:val="32"/>
         </w:numPr>
         <w:spacing w:before="0" w:after="0"/>
         <w:rPr>
@@ -5050,6 +5060,41 @@
           <w:rFonts w:cs="Calibri"/>
           <w:lang w:eastAsia="es-CO"/>
         </w:rPr>
+        <w:t>Asegurar la calidad en la entrega, tanto de procesos como de productos</w:t>
+      </w:r>
+      <w:r>
+        <w:rPr>
+          <w:rFonts w:cs="Calibri"/>
+          <w:lang w:eastAsia="es-CO"/>
+        </w:rPr>
+        <w:t>,</w:t>
+      </w:r>
+      <w:r>
+        <w:rPr>
+          <w:rFonts w:cs="Calibri"/>
+          <w:lang w:eastAsia="es-CO"/>
+        </w:rPr>
+        <w:t xml:space="preserve"> en los cuales los industriales deben hacer uso de normas pertinentes.</w:t>
+      </w:r>
+    </w:p>
+    <w:p>
+      <w:pPr>
+        <w:pStyle w:val="Prrafodelista"/>
+        <w:numPr>
+          <w:ilvl w:val="0"/>
+          <w:numId w:val="32"/>
+        </w:numPr>
+        <w:spacing w:before="0" w:after="0"/>
+        <w:rPr>
+          <w:rFonts w:cs="Calibri"/>
+          <w:lang w:eastAsia="es-CO"/>
+        </w:rPr>
+      </w:pPr>
+      <w:r>
+        <w:rPr>
+          <w:rFonts w:cs="Calibri"/>
+          <w:lang w:eastAsia="es-CO"/>
+        </w:rPr>
         <w:t>Cargue del vehículo y colocación de los sellos de seguridad o su equivalente.</w:t>
       </w:r>
     </w:p>
@@ -5070,6 +5115,7 @@
           <w:bCs/>
           <w:lang w:eastAsia="es-CO"/>
         </w:rPr>
+        <w:lastRenderedPageBreak/>
         <w:t>Transporte de la mercancía</w:t>
       </w:r>
     </w:p>
@@ -5088,15 +5134,6 @@
         </w:rPr>
         <w:t>En lo que respecta al transporte de la mercancía, se deben considerar los pasos que a continuación se presentan:</w:t>
       </w:r>
-    </w:p>
-    <w:p>
-      <w:pPr>
-        <w:spacing w:before="0" w:after="0"/>
-        <w:rPr>
-          <w:rFonts w:cs="Calibri"/>
-          <w:lang w:eastAsia="es-CO"/>
-        </w:rPr>
-      </w:pPr>
     </w:p>
     <w:p>
       <w:pPr>
@@ -5128,7 +5165,7 @@
         <w:pStyle w:val="Prrafodelista"/>
         <w:numPr>
           <w:ilvl w:val="0"/>
-          <w:numId w:val="9"/>
+          <w:numId w:val="34"/>
         </w:numPr>
         <w:spacing w:before="0" w:after="0"/>
         <w:rPr>
@@ -5149,7 +5186,7 @@
         <w:pStyle w:val="Prrafodelista"/>
         <w:numPr>
           <w:ilvl w:val="0"/>
-          <w:numId w:val="9"/>
+          <w:numId w:val="34"/>
         </w:numPr>
         <w:spacing w:before="0" w:after="0"/>
         <w:rPr>
@@ -5170,7 +5207,7 @@
         <w:pStyle w:val="Prrafodelista"/>
         <w:numPr>
           <w:ilvl w:val="0"/>
-          <w:numId w:val="9"/>
+          <w:numId w:val="34"/>
         </w:numPr>
         <w:spacing w:before="0" w:after="0"/>
         <w:rPr>
@@ -5227,7 +5264,7 @@
         <w:pStyle w:val="Prrafodelista"/>
         <w:numPr>
           <w:ilvl w:val="0"/>
-          <w:numId w:val="9"/>
+          <w:numId w:val="35"/>
         </w:numPr>
         <w:spacing w:before="0" w:after="0"/>
         <w:rPr>
@@ -5248,7 +5285,7 @@
         <w:pStyle w:val="Prrafodelista"/>
         <w:numPr>
           <w:ilvl w:val="0"/>
-          <w:numId w:val="9"/>
+          <w:numId w:val="35"/>
         </w:numPr>
         <w:spacing w:before="0" w:after="0"/>
         <w:rPr>
@@ -5261,7 +5298,21 @@
           <w:rFonts w:cs="Calibri"/>
           <w:lang w:eastAsia="es-CO"/>
         </w:rPr>
-        <w:t>En el caso del transporte masivo y semimasivo se colocan los sellos de seguridad teniendo en cuenta lo acordado con el cliente.</w:t>
+        <w:t>En el caso del transporte masivo y semimasivo</w:t>
+      </w:r>
+      <w:r>
+        <w:rPr>
+          <w:rFonts w:cs="Calibri"/>
+          <w:lang w:eastAsia="es-CO"/>
+        </w:rPr>
+        <w:t>,</w:t>
+      </w:r>
+      <w:r>
+        <w:rPr>
+          <w:rFonts w:cs="Calibri"/>
+          <w:lang w:eastAsia="es-CO"/>
+        </w:rPr>
+        <w:t xml:space="preserve"> se colocan los sellos de seguridad teniendo en cuenta lo acordado con el cliente.</w:t>
       </w:r>
     </w:p>
     <w:p>
@@ -5269,7 +5320,7 @@
         <w:pStyle w:val="Prrafodelista"/>
         <w:numPr>
           <w:ilvl w:val="0"/>
-          <w:numId w:val="9"/>
+          <w:numId w:val="35"/>
         </w:numPr>
         <w:spacing w:before="0" w:after="0"/>
         <w:rPr>
@@ -5290,7 +5341,7 @@
         <w:pStyle w:val="Prrafodelista"/>
         <w:numPr>
           <w:ilvl w:val="0"/>
-          <w:numId w:val="9"/>
+          <w:numId w:val="35"/>
         </w:numPr>
         <w:spacing w:before="0" w:after="0"/>
         <w:rPr>
@@ -5347,7 +5398,7 @@
         <w:pStyle w:val="Prrafodelista"/>
         <w:numPr>
           <w:ilvl w:val="0"/>
-          <w:numId w:val="9"/>
+          <w:numId w:val="36"/>
         </w:numPr>
         <w:spacing w:before="0" w:after="0"/>
         <w:rPr>
@@ -5362,38 +5413,6 @@
         </w:rPr>
         <w:t>En los casos en los que la mercancía no es despachada directamente hacia los puntos de entrega, se valida el descargue y/o cargue del camión con los avisos del despacho, haciendo lectura de los códigos de barras en la mercancía transportada. En los casos de despacho por paqueteo, el código de barras de la etiqueta de despacho (rótulo) incluye el número de localización del punto de entrega.</w:t>
       </w:r>
-    </w:p>
-    <w:p>
-      <w:pPr>
-        <w:pStyle w:val="Prrafodelista"/>
-        <w:numPr>
-          <w:ilvl w:val="0"/>
-          <w:numId w:val="9"/>
-        </w:numPr>
-        <w:spacing w:before="0" w:after="0"/>
-        <w:rPr>
-          <w:rFonts w:cs="Calibri"/>
-          <w:lang w:eastAsia="es-CO"/>
-        </w:rPr>
-      </w:pPr>
-      <w:r>
-        <w:rPr>
-          <w:rFonts w:cs="Calibri"/>
-          <w:lang w:eastAsia="es-CO"/>
-        </w:rPr>
-        <w:t>Entrega las mercancías en los puntos de despacho de acuerdo con las fechas y horas pactadas.</w:t>
-      </w:r>
-    </w:p>
-    <w:p>
-      <w:pPr>
-        <w:pStyle w:val="Prrafodelista"/>
-        <w:spacing w:before="0" w:after="0"/>
-        <w:ind w:left="1776" w:firstLine="0"/>
-        <w:rPr>
-          <w:rFonts w:cs="Calibri"/>
-          <w:lang w:eastAsia="es-CO"/>
-        </w:rPr>
-      </w:pPr>
     </w:p>
     <w:p>
       <w:pPr>
@@ -5426,7 +5445,7 @@
         <w:pStyle w:val="Prrafodelista"/>
         <w:numPr>
           <w:ilvl w:val="0"/>
-          <w:numId w:val="9"/>
+          <w:numId w:val="37"/>
         </w:numPr>
         <w:spacing w:before="0" w:after="0"/>
         <w:rPr>
@@ -5447,7 +5466,7 @@
         <w:pStyle w:val="Prrafodelista"/>
         <w:numPr>
           <w:ilvl w:val="0"/>
-          <w:numId w:val="9"/>
+          <w:numId w:val="37"/>
         </w:numPr>
         <w:spacing w:before="0" w:after="0"/>
         <w:rPr>
@@ -5468,7 +5487,7 @@
         <w:pStyle w:val="Prrafodelista"/>
         <w:numPr>
           <w:ilvl w:val="0"/>
-          <w:numId w:val="9"/>
+          <w:numId w:val="37"/>
         </w:numPr>
         <w:spacing w:before="0" w:after="0"/>
         <w:rPr>
@@ -5489,7 +5508,7 @@
         <w:pStyle w:val="Prrafodelista"/>
         <w:numPr>
           <w:ilvl w:val="0"/>
-          <w:numId w:val="9"/>
+          <w:numId w:val="37"/>
         </w:numPr>
         <w:spacing w:before="0" w:after="0"/>
         <w:rPr>
@@ -5585,11 +5604,11 @@
           <w:numId w:val="11"/>
         </w:numPr>
       </w:pPr>
-      <w:bookmarkStart w:id="6" w:name="_Toc232362408"/>
+      <w:bookmarkStart w:id="9" w:name="_Toc234575662"/>
       <w:r>
         <w:t>Datos</w:t>
       </w:r>
-      <w:bookmarkEnd w:id="6"/>
+      <w:bookmarkEnd w:id="9"/>
     </w:p>
     <w:p>
       <w:pPr>
@@ -5783,15 +5802,11 @@
     <w:p>
       <w:pPr>
         <w:pStyle w:val="Ttulo1"/>
-        <w:numPr>
-          <w:ilvl w:val="0"/>
-          <w:numId w:val="10"/>
-        </w:numPr>
         <w:rPr>
           <w:rStyle w:val="Extranjerismo"/>
         </w:rPr>
       </w:pPr>
-      <w:bookmarkStart w:id="7" w:name="_Toc232362409"/>
+      <w:bookmarkStart w:id="10" w:name="_Toc234575663"/>
       <w:r>
         <w:rPr>
           <w:rStyle w:val="Extranjerismo"/>
@@ -5799,7 +5814,7 @@
         <w:lastRenderedPageBreak/>
         <w:t>Picking y packing</w:t>
       </w:r>
-      <w:bookmarkEnd w:id="7"/>
+      <w:bookmarkEnd w:id="10"/>
     </w:p>
     <w:p>
       <w:r>
@@ -5853,21 +5868,28 @@
     </w:p>
     <w:p>
       <w:pPr>
-        <w:pStyle w:val="Ttulo2"/>
+        <w:pStyle w:val="Ttulo1"/>
         <w:numPr>
           <w:ilvl w:val="1"/>
-          <w:numId w:val="10"/>
+          <w:numId w:val="43"/>
         </w:numPr>
-      </w:pPr>
-      <w:bookmarkStart w:id="8" w:name="_Toc232362410"/>
-      <w:r>
+        <w:rPr>
+          <w:sz w:val="32"/>
+        </w:rPr>
+      </w:pPr>
+      <w:bookmarkStart w:id="11" w:name="_Toc234575664"/>
+      <w:r>
+        <w:rPr>
+          <w:sz w:val="32"/>
+        </w:rPr>
         <w:t>Envase</w:t>
       </w:r>
-      <w:bookmarkEnd w:id="8"/>
-    </w:p>
-    <w:p>
-      <w:pPr>
-        <w:spacing w:before="0" w:after="0"/>
+      <w:bookmarkEnd w:id="11"/>
+    </w:p>
+    <w:p>
+      <w:pPr>
+        <w:spacing w:before="0" w:after="0"/>
+        <w:ind w:firstLine="360"/>
         <w:rPr>
           <w:lang w:eastAsia="es-CO"/>
         </w:rPr>
@@ -6482,14 +6504,6 @@
     </w:p>
     <w:p>
       <w:pPr>
-        <w:spacing w:before="0" w:after="0"/>
-        <w:rPr>
-          <w:lang w:eastAsia="es-CO"/>
-        </w:rPr>
-      </w:pPr>
-    </w:p>
-    <w:p>
-      <w:pPr>
         <w:pStyle w:val="Prrafodelista"/>
         <w:numPr>
           <w:ilvl w:val="0"/>
@@ -6521,7 +6535,7 @@
         <w:pStyle w:val="Prrafodelista"/>
         <w:numPr>
           <w:ilvl w:val="0"/>
-          <w:numId w:val="15"/>
+          <w:numId w:val="38"/>
         </w:numPr>
         <w:spacing w:before="0" w:after="0"/>
         <w:rPr>
@@ -6540,7 +6554,7 @@
         <w:pStyle w:val="Prrafodelista"/>
         <w:numPr>
           <w:ilvl w:val="0"/>
-          <w:numId w:val="15"/>
+          <w:numId w:val="38"/>
         </w:numPr>
         <w:spacing w:before="0" w:after="0"/>
         <w:rPr>
@@ -6559,7 +6573,7 @@
         <w:pStyle w:val="Prrafodelista"/>
         <w:numPr>
           <w:ilvl w:val="0"/>
-          <w:numId w:val="15"/>
+          <w:numId w:val="38"/>
         </w:numPr>
         <w:spacing w:before="0" w:after="0"/>
         <w:rPr>
@@ -6578,7 +6592,7 @@
         <w:pStyle w:val="Prrafodelista"/>
         <w:numPr>
           <w:ilvl w:val="0"/>
-          <w:numId w:val="15"/>
+          <w:numId w:val="38"/>
         </w:numPr>
         <w:spacing w:before="0" w:after="0"/>
         <w:rPr>
@@ -6597,7 +6611,7 @@
         <w:pStyle w:val="Prrafodelista"/>
         <w:numPr>
           <w:ilvl w:val="0"/>
-          <w:numId w:val="15"/>
+          <w:numId w:val="38"/>
         </w:numPr>
         <w:spacing w:before="0" w:after="0"/>
         <w:rPr>
@@ -6646,7 +6660,7 @@
         <w:pStyle w:val="Prrafodelista"/>
         <w:numPr>
           <w:ilvl w:val="1"/>
-          <w:numId w:val="28"/>
+          <w:numId w:val="39"/>
         </w:numPr>
         <w:spacing w:before="0" w:after="0"/>
         <w:rPr>
@@ -6675,7 +6689,7 @@
         <w:pStyle w:val="Prrafodelista"/>
         <w:numPr>
           <w:ilvl w:val="1"/>
-          <w:numId w:val="28"/>
+          <w:numId w:val="39"/>
         </w:numPr>
         <w:spacing w:before="0" w:after="0"/>
         <w:rPr>
@@ -6721,7 +6735,7 @@
         <w:pStyle w:val="Prrafodelista"/>
         <w:numPr>
           <w:ilvl w:val="1"/>
-          <w:numId w:val="28"/>
+          <w:numId w:val="39"/>
         </w:numPr>
         <w:spacing w:before="0" w:after="0"/>
         <w:rPr>
@@ -6750,7 +6764,7 @@
         <w:pStyle w:val="Prrafodelista"/>
         <w:numPr>
           <w:ilvl w:val="1"/>
-          <w:numId w:val="28"/>
+          <w:numId w:val="39"/>
         </w:numPr>
         <w:spacing w:before="0" w:after="0"/>
         <w:rPr>
@@ -6784,18 +6798,32 @@
     </w:p>
     <w:p>
       <w:pPr>
-        <w:pStyle w:val="Ttulo2"/>
+        <w:spacing w:before="0" w:after="0"/>
+        <w:rPr>
+          <w:lang w:eastAsia="es-CO"/>
+        </w:rPr>
+      </w:pPr>
+    </w:p>
+    <w:p>
+      <w:pPr>
+        <w:pStyle w:val="Ttulo1"/>
         <w:numPr>
           <w:ilvl w:val="1"/>
-          <w:numId w:val="10"/>
+          <w:numId w:val="43"/>
         </w:numPr>
-      </w:pPr>
-      <w:bookmarkStart w:id="9" w:name="_Toc232362411"/>
-      <w:r>
+        <w:rPr>
+          <w:sz w:val="32"/>
+        </w:rPr>
+      </w:pPr>
+      <w:bookmarkStart w:id="12" w:name="_Toc234575665"/>
+      <w:r>
+        <w:rPr>
+          <w:sz w:val="32"/>
+        </w:rPr>
         <w:lastRenderedPageBreak/>
         <w:t>Empaque</w:t>
       </w:r>
-      <w:bookmarkEnd w:id="9"/>
+      <w:bookmarkEnd w:id="12"/>
     </w:p>
     <w:p>
       <w:pPr>
@@ -6955,8 +6983,40 @@
         <w:rPr>
           <w:lang w:eastAsia="es-CO"/>
         </w:rPr>
-        <w:t>El producto no debe de perder ninguno de sus atributos físicos.</w:t>
-      </w:r>
+        <w:t>El producto no debe perder ninguno de sus atributos físicos.</w:t>
+      </w:r>
+    </w:p>
+    <w:p>
+      <w:pPr>
+        <w:pStyle w:val="Prrafodelista"/>
+        <w:spacing w:before="0" w:after="0"/>
+        <w:ind w:left="1134" w:firstLine="0"/>
+        <w:rPr>
+          <w:lang w:eastAsia="es-CO"/>
+        </w:rPr>
+      </w:pPr>
+    </w:p>
+    <w:p>
+      <w:pPr>
+        <w:pStyle w:val="Prrafodelista"/>
+        <w:spacing w:before="0" w:after="0"/>
+        <w:ind w:left="1134" w:firstLine="0"/>
+        <w:rPr>
+          <w:lang w:eastAsia="es-CO"/>
+        </w:rPr>
+      </w:pPr>
+    </w:p>
+    <w:p>
+      <w:pPr>
+        <w:pStyle w:val="Prrafodelista"/>
+        <w:spacing w:before="0" w:after="0"/>
+        <w:ind w:left="1134" w:firstLine="0"/>
+        <w:rPr>
+          <w:b/>
+          <w:bCs/>
+          <w:lang w:eastAsia="es-CO"/>
+        </w:rPr>
+      </w:pPr>
     </w:p>
     <w:p>
       <w:pPr>
@@ -6979,6 +7039,7 @@
           <w:bCs/>
           <w:lang w:eastAsia="es-CO"/>
         </w:rPr>
+        <w:lastRenderedPageBreak/>
         <w:t>Práctico</w:t>
       </w:r>
     </w:p>
@@ -6995,23 +7056,40 @@
         <w:rPr>
           <w:lang w:eastAsia="es-CO"/>
         </w:rPr>
-        <w:t>El empaque perfecto debe ser práctico. En pocas palabras, es aquel que disminuye tiempo de empaquetado porque se arma, se llena y se cierra fácil.</w:t>
-      </w:r>
-    </w:p>
-    <w:p>
-      <w:pPr>
-        <w:pStyle w:val="Ttulo2"/>
+        <w:t xml:space="preserve">El empaque perfecto debe ser práctico. En pocas palabras, es aquel que disminuye </w:t>
+      </w:r>
+      <w:r>
+        <w:rPr>
+          <w:lang w:eastAsia="es-CO"/>
+        </w:rPr>
+        <w:t xml:space="preserve">el </w:t>
+      </w:r>
+      <w:r>
+        <w:rPr>
+          <w:lang w:eastAsia="es-CO"/>
+        </w:rPr>
+        <w:t>tiempo de empaquetado porque se arma, se llena y se cierra fácil.</w:t>
+      </w:r>
+    </w:p>
+    <w:p>
+      <w:pPr>
+        <w:pStyle w:val="Ttulo1"/>
         <w:numPr>
           <w:ilvl w:val="1"/>
-          <w:numId w:val="10"/>
+          <w:numId w:val="43"/>
         </w:numPr>
-      </w:pPr>
-      <w:bookmarkStart w:id="10" w:name="_Toc232362412"/>
-      <w:r>
-        <w:lastRenderedPageBreak/>
+        <w:rPr>
+          <w:sz w:val="32"/>
+        </w:rPr>
+      </w:pPr>
+      <w:bookmarkStart w:id="13" w:name="_Toc234575666"/>
+      <w:r>
+        <w:rPr>
+          <w:sz w:val="32"/>
+        </w:rPr>
         <w:t>Embalaje</w:t>
       </w:r>
-      <w:bookmarkEnd w:id="10"/>
+      <w:bookmarkEnd w:id="13"/>
     </w:p>
     <w:p>
       <w:pPr>
@@ -7030,7 +7108,19 @@
         <w:rPr>
           <w:lang w:eastAsia="es-CO"/>
         </w:rPr>
-        <w:t>El embalaje es todo aquello necesario en el transcurso de acondicionar los productos para protegerlos, y/o agruparlos de manera temporal pensando en su manipulación, transporte y almacenamiento. Finalmente, el embalaje es el envoltorio o protección de las mercancías.</w:t>
+        <w:t>El embalaje es todo aquello necesario en el transcurso de acondicionar los productos para protegerlos, y/o agruparlos de manera temporal</w:t>
+      </w:r>
+      <w:r>
+        <w:rPr>
+          <w:lang w:eastAsia="es-CO"/>
+        </w:rPr>
+        <w:t>,</w:t>
+      </w:r>
+      <w:r>
+        <w:rPr>
+          <w:lang w:eastAsia="es-CO"/>
+        </w:rPr>
+        <w:t xml:space="preserve"> pensando en su manipulación, transporte y almacenamiento. Finalmente, el embalaje es el envoltorio o protección de las mercancías.</w:t>
       </w:r>
     </w:p>
     <w:p>
@@ -7056,7 +7146,7 @@
         <w:pStyle w:val="Prrafodelista"/>
         <w:numPr>
           <w:ilvl w:val="0"/>
-          <w:numId w:val="18"/>
+          <w:numId w:val="40"/>
         </w:numPr>
         <w:spacing w:before="0" w:after="0"/>
         <w:ind w:left="1134"/>
@@ -7076,7 +7166,7 @@
         <w:pStyle w:val="Prrafodelista"/>
         <w:numPr>
           <w:ilvl w:val="0"/>
-          <w:numId w:val="18"/>
+          <w:numId w:val="40"/>
         </w:numPr>
         <w:spacing w:before="0" w:after="0"/>
         <w:ind w:left="1134"/>
@@ -7096,7 +7186,7 @@
         <w:pStyle w:val="Prrafodelista"/>
         <w:numPr>
           <w:ilvl w:val="0"/>
-          <w:numId w:val="18"/>
+          <w:numId w:val="40"/>
         </w:numPr>
         <w:spacing w:before="0" w:after="0"/>
         <w:ind w:left="1134"/>
@@ -7176,10 +7266,10 @@
         <w:pStyle w:val="Prrafodelista"/>
         <w:numPr>
           <w:ilvl w:val="0"/>
-          <w:numId w:val="19"/>
+          <w:numId w:val="41"/>
         </w:numPr>
         <w:spacing w:before="0" w:after="0"/>
-        <w:ind w:left="993"/>
+        <w:ind w:left="1134"/>
         <w:rPr>
           <w:lang w:eastAsia="es-CO"/>
         </w:rPr>
@@ -7196,18 +7286,19 @@
         <w:pStyle w:val="Prrafodelista"/>
         <w:numPr>
           <w:ilvl w:val="0"/>
-          <w:numId w:val="19"/>
+          <w:numId w:val="41"/>
         </w:numPr>
         <w:spacing w:before="0" w:after="0"/>
-        <w:ind w:left="993"/>
-        <w:rPr>
-          <w:lang w:eastAsia="es-CO"/>
-        </w:rPr>
-      </w:pPr>
-      <w:r>
-        <w:rPr>
-          <w:lang w:eastAsia="es-CO"/>
-        </w:rPr>
+        <w:ind w:left="1134"/>
+        <w:rPr>
+          <w:lang w:eastAsia="es-CO"/>
+        </w:rPr>
+      </w:pPr>
+      <w:r>
+        <w:rPr>
+          <w:lang w:eastAsia="es-CO"/>
+        </w:rPr>
+        <w:lastRenderedPageBreak/>
         <w:t>La lata de un refresco.</w:t>
       </w:r>
     </w:p>
@@ -7216,10 +7307,10 @@
         <w:pStyle w:val="Prrafodelista"/>
         <w:numPr>
           <w:ilvl w:val="0"/>
-          <w:numId w:val="19"/>
+          <w:numId w:val="41"/>
         </w:numPr>
         <w:spacing w:before="0" w:after="0"/>
-        <w:ind w:left="993"/>
+        <w:ind w:left="1134"/>
         <w:rPr>
           <w:lang w:eastAsia="es-CO"/>
         </w:rPr>
@@ -7259,7 +7350,6 @@
           <w:bCs/>
           <w:lang w:eastAsia="es-CO"/>
         </w:rPr>
-        <w:lastRenderedPageBreak/>
         <w:t>Embalaje secundario</w:t>
       </w:r>
     </w:p>
@@ -7413,8 +7503,120 @@
         <w:rPr>
           <w:lang w:eastAsia="es-CO"/>
         </w:rPr>
-        <w:t>Los tres tipos de embalaje guardan una estrecha relación entre ellos y con los distintos eslabones de la cadena de suministro. El embalaje primario está más relacionado con los consumidores finales, mientras que el secundario y el terciario se utilizan principalmente en los procesos de distribución entre fabricantes y distribuidores.</w:t>
-      </w:r>
+        <w:t xml:space="preserve">Los tres tipos de embalaje guardan una estrecha relación entre ellos y con los distintos eslabones de la cadena de suministro. El embalaje primario está más </w:t>
+      </w:r>
+      <w:r>
+        <w:rPr>
+          <w:lang w:eastAsia="es-CO"/>
+        </w:rPr>
+        <w:lastRenderedPageBreak/>
+        <w:t>relacionado con los consumidores finales, mientras que el secundario y el terciario se utilizan principalmente en los procesos de distribución entre fabricantes y distribuidores.</w:t>
+      </w:r>
+    </w:p>
+    <w:p>
+      <w:pPr>
+        <w:rPr>
+          <w:lang w:eastAsia="es-CO"/>
+        </w:rPr>
+      </w:pPr>
+    </w:p>
+    <w:p>
+      <w:pPr>
+        <w:rPr>
+          <w:lang w:eastAsia="es-CO"/>
+        </w:rPr>
+      </w:pPr>
+    </w:p>
+    <w:p>
+      <w:pPr>
+        <w:rPr>
+          <w:lang w:eastAsia="es-CO"/>
+        </w:rPr>
+      </w:pPr>
+    </w:p>
+    <w:p>
+      <w:pPr>
+        <w:rPr>
+          <w:lang w:eastAsia="es-CO"/>
+        </w:rPr>
+      </w:pPr>
+    </w:p>
+    <w:p>
+      <w:pPr>
+        <w:rPr>
+          <w:lang w:eastAsia="es-CO"/>
+        </w:rPr>
+      </w:pPr>
+    </w:p>
+    <w:p>
+      <w:pPr>
+        <w:rPr>
+          <w:lang w:eastAsia="es-CO"/>
+        </w:rPr>
+      </w:pPr>
+    </w:p>
+    <w:p>
+      <w:pPr>
+        <w:rPr>
+          <w:lang w:eastAsia="es-CO"/>
+        </w:rPr>
+      </w:pPr>
+    </w:p>
+    <w:p>
+      <w:pPr>
+        <w:rPr>
+          <w:lang w:eastAsia="es-CO"/>
+        </w:rPr>
+      </w:pPr>
+    </w:p>
+    <w:p>
+      <w:pPr>
+        <w:rPr>
+          <w:lang w:eastAsia="es-CO"/>
+        </w:rPr>
+      </w:pPr>
+    </w:p>
+    <w:p>
+      <w:pPr>
+        <w:rPr>
+          <w:lang w:eastAsia="es-CO"/>
+        </w:rPr>
+      </w:pPr>
+    </w:p>
+    <w:p>
+      <w:pPr>
+        <w:rPr>
+          <w:lang w:eastAsia="es-CO"/>
+        </w:rPr>
+      </w:pPr>
+    </w:p>
+    <w:p>
+      <w:pPr>
+        <w:rPr>
+          <w:lang w:eastAsia="es-CO"/>
+        </w:rPr>
+      </w:pPr>
+    </w:p>
+    <w:p>
+      <w:pPr>
+        <w:rPr>
+          <w:lang w:eastAsia="es-CO"/>
+        </w:rPr>
+      </w:pPr>
+    </w:p>
+    <w:p>
+      <w:pPr>
+        <w:rPr>
+          <w:lang w:eastAsia="es-CO"/>
+        </w:rPr>
+      </w:pPr>
+    </w:p>
+    <w:p>
+      <w:pPr>
+        <w:rPr>
+          <w:lang w:eastAsia="es-CO"/>
+        </w:rPr>
+      </w:pPr>
     </w:p>
     <w:p>
       <w:pPr>
@@ -7427,12 +7629,12 @@
       <w:pPr>
         <w:pStyle w:val="Ttulo1"/>
       </w:pPr>
-      <w:bookmarkStart w:id="11" w:name="_Toc232362413"/>
+      <w:bookmarkStart w:id="14" w:name="_Toc234575667"/>
       <w:r>
         <w:lastRenderedPageBreak/>
         <w:t>Carga</w:t>
       </w:r>
-      <w:bookmarkEnd w:id="11"/>
+      <w:bookmarkEnd w:id="14"/>
     </w:p>
     <w:p>
       <w:pPr>
@@ -7490,14 +7692,17 @@
         <w:pStyle w:val="Ttulo2"/>
         <w:numPr>
           <w:ilvl w:val="1"/>
-          <w:numId w:val="4"/>
+          <w:numId w:val="43"/>
         </w:numPr>
-      </w:pPr>
-      <w:bookmarkStart w:id="12" w:name="_Toc232362414"/>
+        <w:rPr>
+          <w:rFonts w:cs="Calibri"/>
+        </w:rPr>
+      </w:pPr>
+      <w:bookmarkStart w:id="15" w:name="_Toc234575668"/>
       <w:r>
         <w:t>Unitarización</w:t>
       </w:r>
-      <w:bookmarkEnd w:id="12"/>
+      <w:bookmarkEnd w:id="15"/>
     </w:p>
     <w:p>
       <w:pPr>
@@ -7537,14 +7742,20 @@
         <w:pStyle w:val="Ttulo2"/>
         <w:numPr>
           <w:ilvl w:val="1"/>
-          <w:numId w:val="4"/>
+          <w:numId w:val="43"/>
         </w:numPr>
       </w:pPr>
-      <w:bookmarkStart w:id="13" w:name="_Toc232362415"/>
-      <w:r>
-        <w:t>Desuniarización</w:t>
-      </w:r>
-      <w:bookmarkEnd w:id="13"/>
+      <w:bookmarkStart w:id="16" w:name="_Toc234575669"/>
+      <w:r>
+        <w:t>Desuni</w:t>
+      </w:r>
+      <w:r>
+        <w:t>t</w:t>
+      </w:r>
+      <w:r>
+        <w:t>arización</w:t>
+      </w:r>
+      <w:bookmarkEnd w:id="16"/>
     </w:p>
     <w:p>
       <w:pPr>
@@ -7586,17 +7797,17 @@
         <w:pStyle w:val="Ttulo2"/>
         <w:numPr>
           <w:ilvl w:val="1"/>
-          <w:numId w:val="4"/>
+          <w:numId w:val="43"/>
         </w:numPr>
       </w:pPr>
       <w:r>
         <w:t xml:space="preserve"> </w:t>
       </w:r>
-      <w:bookmarkStart w:id="14" w:name="_Toc232362416"/>
+      <w:bookmarkStart w:id="17" w:name="_Toc234575670"/>
       <w:r>
         <w:t>Rotulación</w:t>
       </w:r>
-      <w:bookmarkEnd w:id="14"/>
+      <w:bookmarkEnd w:id="17"/>
     </w:p>
     <w:p>
       <w:pPr>
@@ -7702,15 +7913,15 @@
         <w:pStyle w:val="Ttulo2"/>
         <w:numPr>
           <w:ilvl w:val="1"/>
-          <w:numId w:val="4"/>
+          <w:numId w:val="43"/>
         </w:numPr>
       </w:pPr>
-      <w:bookmarkStart w:id="15" w:name="_Toc232362417"/>
+      <w:bookmarkStart w:id="18" w:name="_Toc234575671"/>
       <w:r>
         <w:lastRenderedPageBreak/>
         <w:t>Cubicaje</w:t>
       </w:r>
-      <w:bookmarkEnd w:id="15"/>
+      <w:bookmarkEnd w:id="18"/>
     </w:p>
     <w:p>
       <w:pPr>
@@ -7785,14 +7996,14 @@
         <w:pStyle w:val="Ttulo2"/>
         <w:numPr>
           <w:ilvl w:val="1"/>
-          <w:numId w:val="4"/>
+          <w:numId w:val="43"/>
         </w:numPr>
       </w:pPr>
-      <w:bookmarkStart w:id="16" w:name="_Toc232362418"/>
+      <w:bookmarkStart w:id="19" w:name="_Toc234575672"/>
       <w:r>
         <w:t>Buenas Prácticas de Manufactura (BPM)</w:t>
       </w:r>
-      <w:bookmarkEnd w:id="16"/>
+      <w:bookmarkEnd w:id="19"/>
     </w:p>
     <w:p>
       <w:pPr>
@@ -8040,7 +8251,7 @@
           <w:rFonts w:cs="Calibri"/>
           <w:lang w:eastAsia="es-CO"/>
         </w:rPr>
-        <w:t>Es un instrumento formal que procede para la regular a nivel sanitario y en el sentido formal de la ley, teniendo el carácter de obligatoriedad cuando son formuladas conforme el debido proceso de creación, esto aplica para el caso de una ley, decreto, resolución, reglamento o norma.</w:t>
+        <w:t>Es un instrumento formal que procede para regular a nivel sanitario y, en el sentido formal de la ley, tiene carácter de obligatoriedad cuando se formula conforme al debido proceso de creación; esto aplica para el caso de una ley, decreto, resolución, reglamento o norma.</w:t>
       </w:r>
     </w:p>
     <w:p>
@@ -8078,7 +8289,21 @@
           <w:rFonts w:cs="Calibri"/>
           <w:lang w:eastAsia="es-CO"/>
         </w:rPr>
-        <w:t>Determinada como aquella conducta que trata de la prevención de las lesiones y enfermedades causadas por las situaciones de trabajo, además, de la protección y promoción de la salud de los empleados.</w:t>
+        <w:t>Determinada como aquella conducta que trata de la prevención de las lesiones y enfermedades causadas por las situaciones de trabajo, además</w:t>
+      </w:r>
+      <w:r>
+        <w:rPr>
+          <w:rFonts w:cs="Calibri"/>
+          <w:lang w:eastAsia="es-CO"/>
+        </w:rPr>
+        <w:t xml:space="preserve"> </w:t>
+      </w:r>
+      <w:r>
+        <w:rPr>
+          <w:rFonts w:cs="Calibri"/>
+          <w:lang w:eastAsia="es-CO"/>
+        </w:rPr>
+        <w:t>de la protección y promoción de la salud de los empleados.</w:t>
       </w:r>
     </w:p>
     <w:p>
@@ -8116,7 +8341,7 @@
           <w:rFonts w:cs="Calibri"/>
           <w:lang w:eastAsia="es-CO"/>
         </w:rPr>
-        <w:t>El objetivo de la identificación riesgos, es conocer de manera anticipada los hechos o situaciones que se pueden producir en la empresa y las consecuencias que puedan representar un riesgo o afectar negativamente los objetivos de la organización.</w:t>
+        <w:t>El objetivo de la identificación de riesgos es conocer de manera anticipada los hechos o situaciones que se pueden producir en la empresa y las consecuencias que puedan representar un riesgo o afectar negativamente los objetivos de la organización.</w:t>
       </w:r>
     </w:p>
     <w:p>
@@ -8260,9 +8485,20 @@
         <w:ind w:firstLine="708"/>
         <w:rPr>
           <w:rFonts w:cs="Calibri"/>
-          <w:lang w:eastAsia="es-CO"/>
-        </w:rPr>
-      </w:pPr>
+          <w:b/>
+          <w:bCs/>
+          <w:lang w:eastAsia="es-CO"/>
+        </w:rPr>
+      </w:pPr>
+      <w:r>
+        <w:rPr>
+          <w:rFonts w:cs="Calibri"/>
+          <w:b/>
+          <w:bCs/>
+          <w:lang w:eastAsia="es-CO"/>
+        </w:rPr>
+        <w:t>Aplicación de las BPM</w:t>
+      </w:r>
     </w:p>
     <w:p>
       <w:pPr>
@@ -8270,36 +8506,29 @@
         <w:ind w:firstLine="708"/>
         <w:rPr>
           <w:rFonts w:cs="Calibri"/>
-          <w:b/>
-          <w:bCs/>
-          <w:lang w:eastAsia="es-CO"/>
-        </w:rPr>
-      </w:pPr>
-      <w:r>
-        <w:rPr>
-          <w:rFonts w:cs="Calibri"/>
-          <w:b/>
-          <w:bCs/>
-          <w:lang w:eastAsia="es-CO"/>
-        </w:rPr>
-        <w:t>Aplicación de las BPM</w:t>
-      </w:r>
-    </w:p>
-    <w:p>
-      <w:pPr>
-        <w:spacing w:before="0" w:after="0"/>
-        <w:ind w:firstLine="708"/>
-        <w:rPr>
-          <w:rFonts w:cs="Calibri"/>
-          <w:lang w:eastAsia="es-CO"/>
-        </w:rPr>
-      </w:pPr>
-      <w:r>
-        <w:rPr>
-          <w:rFonts w:cs="Calibri"/>
-          <w:lang w:eastAsia="es-CO"/>
-        </w:rPr>
-        <w:t>Su aplicación es transversal en todas las fases propias de la producción alimenticia, desde su inicio, transformación y manipulación. Son fundamentales para mantener la inocuidad y seguridad en los productos de consumo humano, siendo sus procedimientos aplicables a todas estas fases, permitiendo un adecuado diseño de la infraestructura fabril, y a su vez de los procesos y operaciones propias de estas fábricas, hasta que el usuario final pueda disponer del producto terminado.</w:t>
+          <w:lang w:eastAsia="es-CO"/>
+        </w:rPr>
+      </w:pPr>
+      <w:r>
+        <w:rPr>
+          <w:rFonts w:cs="Calibri"/>
+          <w:lang w:eastAsia="es-CO"/>
+        </w:rPr>
+        <w:t>Su aplicación es transversal en todas las fases propias de la producción alimenticia, desde su inicio, transformación y manipulación. Son fundamentales para mantener la inocuidad y seguridad en los productos de consumo humano, siendo sus procedimientos aplicables a todas estas fases, permitiendo un adecuado diseño de la infraestructura fabril, y a su vez</w:t>
+      </w:r>
+      <w:r>
+        <w:rPr>
+          <w:rFonts w:cs="Calibri"/>
+          <w:lang w:eastAsia="es-CO"/>
+        </w:rPr>
+        <w:t>,</w:t>
+      </w:r>
+      <w:r>
+        <w:rPr>
+          <w:rFonts w:cs="Calibri"/>
+          <w:lang w:eastAsia="es-CO"/>
+        </w:rPr>
+        <w:t xml:space="preserve"> de los procesos y operaciones propias de estas fábricas, hasta que el usuario final pueda disponer del producto terminado.</w:t>
       </w:r>
     </w:p>
     <w:p>
@@ -8327,15 +8556,15 @@
         <w:pStyle w:val="Ttulo2"/>
         <w:numPr>
           <w:ilvl w:val="1"/>
-          <w:numId w:val="4"/>
+          <w:numId w:val="43"/>
         </w:numPr>
       </w:pPr>
-      <w:bookmarkStart w:id="17" w:name="_Toc232362419"/>
+      <w:bookmarkStart w:id="20" w:name="_Toc234575673"/>
       <w:r>
         <w:lastRenderedPageBreak/>
         <w:t>Normativa técnica en seguridad y salud en el trabajo</w:t>
       </w:r>
-      <w:bookmarkEnd w:id="17"/>
+      <w:bookmarkEnd w:id="20"/>
     </w:p>
     <w:p>
       <w:pPr>
@@ -8434,7 +8663,7 @@
       <w:pPr>
         <w:numPr>
           <w:ilvl w:val="0"/>
-          <w:numId w:val="22"/>
+          <w:numId w:val="42"/>
         </w:numPr>
         <w:spacing w:before="0" w:after="0"/>
         <w:rPr>
@@ -8454,7 +8683,7 @@
       <w:pPr>
         <w:numPr>
           <w:ilvl w:val="0"/>
-          <w:numId w:val="22"/>
+          <w:numId w:val="42"/>
         </w:numPr>
         <w:spacing w:before="0" w:after="0"/>
         <w:rPr>
@@ -8474,7 +8703,7 @@
       <w:pPr>
         <w:numPr>
           <w:ilvl w:val="0"/>
-          <w:numId w:val="22"/>
+          <w:numId w:val="42"/>
         </w:numPr>
         <w:spacing w:before="0" w:after="0"/>
         <w:rPr>
@@ -8494,7 +8723,7 @@
       <w:pPr>
         <w:numPr>
           <w:ilvl w:val="0"/>
-          <w:numId w:val="22"/>
+          <w:numId w:val="42"/>
         </w:numPr>
         <w:spacing w:before="0" w:after="0"/>
         <w:rPr>
@@ -8598,7 +8827,7 @@
     <w:p>
       <w:pPr>
         <w:spacing w:before="0" w:after="0"/>
-        <w:ind w:left="708" w:firstLine="0"/>
+        <w:ind w:left="708" w:firstLine="426"/>
         <w:rPr>
           <w:rFonts w:cs="Calibri"/>
           <w:lang w:eastAsia="es-CO"/>
@@ -8642,7 +8871,7 @@
     <w:p>
       <w:pPr>
         <w:spacing w:before="0" w:after="0"/>
-        <w:ind w:left="708" w:firstLine="0"/>
+        <w:ind w:left="708" w:firstLine="426"/>
         <w:rPr>
           <w:rFonts w:cs="Calibri"/>
           <w:lang w:eastAsia="es-CO"/>
@@ -8685,7 +8914,7 @@
     <w:p>
       <w:pPr>
         <w:spacing w:before="0" w:after="0"/>
-        <w:ind w:left="708" w:firstLine="0"/>
+        <w:ind w:left="708" w:firstLine="426"/>
         <w:rPr>
           <w:rFonts w:cs="Calibri"/>
           <w:lang w:eastAsia="es-CO"/>
@@ -8728,7 +8957,7 @@
     <w:p>
       <w:pPr>
         <w:spacing w:before="0" w:after="0"/>
-        <w:ind w:left="708" w:firstLine="0"/>
+        <w:ind w:left="708" w:firstLine="426"/>
         <w:rPr>
           <w:rFonts w:cs="Calibri"/>
           <w:lang w:eastAsia="es-CO"/>
@@ -8771,7 +9000,7 @@
     <w:p>
       <w:pPr>
         <w:spacing w:before="0" w:after="0"/>
-        <w:ind w:left="708" w:firstLine="0"/>
+        <w:ind w:left="708" w:firstLine="426"/>
         <w:rPr>
           <w:rFonts w:cs="Calibri"/>
           <w:lang w:eastAsia="es-CO"/>
@@ -9030,48 +9259,8 @@
           <w:rFonts w:cs="Calibri"/>
           <w:lang w:eastAsia="es-CO"/>
         </w:rPr>
-        <w:t>Es el modo de acción que toda compañía debe de llevar a cabo en caso de que se demuestren situaciones de riesgo, minimizando los posibles peligros que se podrían desencadenar sobre las personas y demás espacios de la organización.</w:t>
-      </w:r>
-    </w:p>
-    <w:p>
-      <w:pPr>
-        <w:spacing w:before="0" w:after="0"/>
-        <w:ind w:firstLine="708"/>
-        <w:rPr>
-          <w:rFonts w:cs="Calibri"/>
-          <w:lang w:eastAsia="es-CO"/>
-        </w:rPr>
-      </w:pPr>
-    </w:p>
-    <w:p>
-      <w:pPr>
-        <w:spacing w:before="0" w:after="0"/>
-        <w:ind w:firstLine="708"/>
-        <w:rPr>
-          <w:rFonts w:cs="Calibri"/>
-          <w:lang w:eastAsia="es-CO"/>
-        </w:rPr>
-      </w:pPr>
-    </w:p>
-    <w:p>
-      <w:pPr>
-        <w:spacing w:before="0" w:after="0"/>
-        <w:ind w:firstLine="708"/>
-        <w:rPr>
-          <w:rFonts w:cs="Calibri"/>
-          <w:lang w:eastAsia="es-CO"/>
-        </w:rPr>
-      </w:pPr>
-    </w:p>
-    <w:p>
-      <w:pPr>
-        <w:spacing w:before="0" w:after="0"/>
-        <w:ind w:firstLine="708"/>
-        <w:rPr>
-          <w:rFonts w:cs="Calibri"/>
-          <w:lang w:eastAsia="es-CO"/>
-        </w:rPr>
-      </w:pPr>
+        <w:t>Es el modo de acción que toda compañía debe llevar a cabo en caso de que se demuestren situaciones de riesgo, minimizando los posibles peligros que se podrían desencadenar sobre las personas y demás espacios de la organización.</w:t>
+      </w:r>
     </w:p>
     <w:p>
       <w:pPr>
@@ -9090,14 +9279,37 @@
           <w:ilvl w:val="0"/>
           <w:numId w:val="0"/>
         </w:numPr>
-        <w:ind w:left="709"/>
-      </w:pPr>
-      <w:bookmarkStart w:id="18" w:name="_Toc232362420"/>
+        <w:ind w:left="720"/>
+      </w:pPr>
+    </w:p>
+    <w:p>
+      <w:pPr>
+        <w:rPr>
+          <w:lang w:eastAsia="es-CO"/>
+        </w:rPr>
+      </w:pPr>
+    </w:p>
+    <w:p>
+      <w:pPr>
+        <w:rPr>
+          <w:lang w:eastAsia="es-CO"/>
+        </w:rPr>
+      </w:pPr>
+    </w:p>
+    <w:p>
+      <w:pPr>
+        <w:pStyle w:val="Ttulo1"/>
+        <w:numPr>
+          <w:ilvl w:val="0"/>
+          <w:numId w:val="0"/>
+        </w:numPr>
+      </w:pPr>
+      <w:bookmarkStart w:id="21" w:name="_Toc234575674"/>
       <w:r>
         <w:lastRenderedPageBreak/>
         <w:t>Síntesis</w:t>
       </w:r>
-      <w:bookmarkEnd w:id="18"/>
+      <w:bookmarkEnd w:id="21"/>
     </w:p>
     <w:p>
       <w:pPr>
@@ -9129,16 +9341,6 @@
         </w:rPr>
         <w:t> carga, así como los conceptos que de ellos se derivan, incluyendo los relacionados con las Buenas Prácticas de Manufactura (BPM) y la normativa técnica en seguridad y salud en el trabajo.</w:t>
       </w:r>
-    </w:p>
-    <w:p>
-      <w:pPr>
-        <w:spacing w:before="0" w:after="0"/>
-        <w:ind w:firstLine="0"/>
-        <w:rPr>
-          <w:rFonts w:cs="Calibri"/>
-          <w:lang w:eastAsia="es-CO"/>
-        </w:rPr>
-      </w:pPr>
     </w:p>
     <w:p>
       <w:pPr>
@@ -9283,648 +9485,9 @@
           <w:ilvl w:val="0"/>
           <w:numId w:val="0"/>
         </w:numPr>
-        <w:ind w:left="709"/>
-      </w:pPr>
-      <w:bookmarkStart w:id="19" w:name="_Toc176443725"/>
-      <w:bookmarkStart w:id="20" w:name="_Toc232362421"/>
-      <w:r>
-        <w:lastRenderedPageBreak/>
-        <w:t>Glosario</w:t>
-      </w:r>
-      <w:bookmarkEnd w:id="19"/>
-      <w:bookmarkEnd w:id="20"/>
-    </w:p>
-    <w:p>
-      <w:pPr>
-        <w:spacing w:before="0" w:after="0"/>
-        <w:rPr>
-          <w:rFonts w:cs="Calibri"/>
-          <w:bCs/>
-          <w:lang w:eastAsia="es-CO"/>
-        </w:rPr>
-      </w:pPr>
-      <w:r>
-        <w:rPr>
-          <w:rFonts w:cs="Calibri"/>
-          <w:b/>
-          <w:bCs/>
-          <w:lang w:eastAsia="es-CO"/>
-        </w:rPr>
-        <w:t>Canal de distribución: </w:t>
-      </w:r>
-      <w:r>
-        <w:rPr>
-          <w:rFonts w:cs="Calibri"/>
-          <w:bCs/>
-          <w:lang w:eastAsia="es-CO"/>
-        </w:rPr>
-        <w:t>medio a través del cual se transportan productos desde su producción, hasta el consumidor final.</w:t>
-      </w:r>
-    </w:p>
-    <w:p>
-      <w:pPr>
-        <w:spacing w:before="0" w:after="0"/>
-        <w:rPr>
-          <w:rFonts w:cs="Calibri"/>
-          <w:bCs/>
-          <w:lang w:eastAsia="es-CO"/>
-        </w:rPr>
-      </w:pPr>
-      <w:r>
-        <w:rPr>
-          <w:rFonts w:cs="Calibri"/>
-          <w:b/>
-          <w:bCs/>
-          <w:lang w:eastAsia="es-CO"/>
-        </w:rPr>
-        <w:t>Flete: </w:t>
-      </w:r>
-      <w:r>
-        <w:rPr>
-          <w:rFonts w:cs="Calibri"/>
-          <w:bCs/>
-          <w:lang w:eastAsia="es-CO"/>
-        </w:rPr>
-        <w:t>costes o tarifas propias del servicio de traslado de mercancías, calculado a través de diferentes variables y características propias de la carga.</w:t>
-      </w:r>
-    </w:p>
-    <w:p>
-      <w:pPr>
-        <w:spacing w:before="0" w:after="0"/>
-        <w:rPr>
-          <w:rFonts w:cs="Calibri"/>
-          <w:bCs/>
-          <w:lang w:eastAsia="es-CO"/>
-        </w:rPr>
-      </w:pPr>
-      <w:r>
-        <w:rPr>
-          <w:rFonts w:cs="Calibri"/>
-          <w:b/>
-          <w:bCs/>
-          <w:lang w:eastAsia="es-CO"/>
-        </w:rPr>
-        <w:t>Gestión de almacén: </w:t>
-      </w:r>
-      <w:r>
-        <w:rPr>
-          <w:rFonts w:cs="Calibri"/>
-          <w:bCs/>
-          <w:lang w:eastAsia="es-CO"/>
-        </w:rPr>
-        <w:t>es el proceso que unifica todas las acciones a realizar en un almacén y que están orientadas al flujo de los artículos en la misma y a la preparación y despacho de pedidos.</w:t>
-      </w:r>
-    </w:p>
-    <w:p>
-      <w:pPr>
-        <w:spacing w:before="0" w:after="0"/>
-        <w:rPr>
-          <w:rFonts w:cs="Calibri"/>
-          <w:bCs/>
-          <w:lang w:eastAsia="es-CO"/>
-        </w:rPr>
-      </w:pPr>
-      <w:r>
-        <w:rPr>
-          <w:rFonts w:cs="Calibri"/>
-          <w:b/>
-          <w:bCs/>
-          <w:lang w:eastAsia="es-CO"/>
-        </w:rPr>
-        <w:t>Gestión de </w:t>
-      </w:r>
-      <w:r>
-        <w:rPr>
-          <w:rStyle w:val="Extranjerismo"/>
-          <w:b/>
-          <w:bCs/>
-          <w:lang w:eastAsia="es-CO"/>
-        </w:rPr>
-        <w:t>stock</w:t>
-      </w:r>
-      <w:r>
-        <w:rPr>
-          <w:rFonts w:cs="Calibri"/>
-          <w:b/>
-          <w:bCs/>
-          <w:lang w:eastAsia="es-CO"/>
-        </w:rPr>
-        <w:t>: </w:t>
-      </w:r>
-      <w:r>
-        <w:rPr>
-          <w:rFonts w:cs="Calibri"/>
-          <w:bCs/>
-          <w:lang w:eastAsia="es-CO"/>
-        </w:rPr>
-        <w:t>es el proceso de gestionar las existencias de producto y su valor.</w:t>
-      </w:r>
-    </w:p>
-    <w:p>
-      <w:pPr>
-        <w:spacing w:before="0" w:after="0"/>
-        <w:rPr>
-          <w:rFonts w:cs="Calibri"/>
-          <w:bCs/>
-          <w:lang w:eastAsia="es-CO"/>
-        </w:rPr>
-      </w:pPr>
-      <w:r>
-        <w:rPr>
-          <w:rFonts w:cs="Calibri"/>
-          <w:b/>
-          <w:bCs/>
-          <w:lang w:eastAsia="es-CO"/>
-        </w:rPr>
-        <w:t>Gestión logística: </w:t>
-      </w:r>
-      <w:r>
-        <w:rPr>
-          <w:rFonts w:cs="Calibri"/>
-          <w:bCs/>
-          <w:lang w:eastAsia="es-CO"/>
-        </w:rPr>
-        <w:t>abarca los procesos desde la planificación, almacenamiento y distribución de productos o materiales, así como el manejo de datos inherentes al proceso.</w:t>
-      </w:r>
-    </w:p>
-    <w:p>
-      <w:pPr>
-        <w:spacing w:before="0" w:after="0"/>
-        <w:rPr>
-          <w:rFonts w:cs="Calibri"/>
-          <w:bCs/>
-          <w:lang w:eastAsia="es-CO"/>
-        </w:rPr>
-      </w:pPr>
-      <w:r>
-        <w:rPr>
-          <w:rFonts w:cs="Calibri"/>
-          <w:b/>
-          <w:bCs/>
-          <w:lang w:eastAsia="es-CO"/>
-        </w:rPr>
-        <w:t>Logística de abastecimiento: </w:t>
-      </w:r>
-      <w:r>
-        <w:rPr>
-          <w:rFonts w:cs="Calibri"/>
-          <w:bCs/>
-          <w:lang w:eastAsia="es-CO"/>
-        </w:rPr>
-        <w:t>unifica las funciones de diferentes departamentos que permitan una continua comunicación y alineación con los factores involucrados en el proceso.</w:t>
-      </w:r>
-    </w:p>
-    <w:p>
-      <w:pPr>
-        <w:spacing w:before="0" w:after="0"/>
-        <w:rPr>
-          <w:rFonts w:cs="Calibri"/>
-          <w:bCs/>
-          <w:lang w:eastAsia="es-CO"/>
-        </w:rPr>
-      </w:pPr>
-      <w:r>
-        <w:rPr>
-          <w:rFonts w:cs="Calibri"/>
-          <w:b/>
-          <w:bCs/>
-          <w:lang w:eastAsia="es-CO"/>
-        </w:rPr>
-        <w:t>Logística de distribución: </w:t>
-      </w:r>
-      <w:r>
-        <w:rPr>
-          <w:rFonts w:cs="Calibri"/>
-          <w:bCs/>
-          <w:lang w:eastAsia="es-CO"/>
-        </w:rPr>
-        <w:t>comprende las actividades de expedición y distribución de los productos terminados a los distintos mercados, constituyendo un nexo entre las funciones de producción y de comercialización.</w:t>
-      </w:r>
-    </w:p>
-    <w:p>
-      <w:pPr>
-        <w:spacing w:before="0" w:after="0"/>
-        <w:rPr>
-          <w:rFonts w:cs="Calibri"/>
-          <w:bCs/>
-          <w:lang w:eastAsia="es-CO"/>
-        </w:rPr>
-      </w:pPr>
-      <w:r>
-        <w:rPr>
-          <w:rStyle w:val="Extranjerismo"/>
-          <w:b/>
-          <w:bCs/>
-          <w:lang w:eastAsia="es-CO"/>
-        </w:rPr>
-        <w:t>Pallet</w:t>
-      </w:r>
-      <w:r>
-        <w:rPr>
-          <w:rStyle w:val="Extranjerismo"/>
-          <w:b/>
-          <w:bCs/>
-          <w:i/>
-          <w:iCs/>
-          <w:lang w:eastAsia="es-CO"/>
-        </w:rPr>
-        <w:t>:</w:t>
-      </w:r>
-      <w:r>
-        <w:rPr>
-          <w:rFonts w:cs="Calibri"/>
-          <w:b/>
-          <w:bCs/>
-          <w:lang w:eastAsia="es-CO"/>
-        </w:rPr>
-        <w:t> </w:t>
-      </w:r>
-      <w:r>
-        <w:rPr>
-          <w:rFonts w:cs="Calibri"/>
-          <w:bCs/>
-          <w:lang w:eastAsia="es-CO"/>
-        </w:rPr>
-        <w:t>plataforma reutilizable que permite el aprovechamiento del espacio, para la organización de diferentes elementos facilitando almacenamiento y transporte. Pueden ser de diferentes medidas y materiales.</w:t>
-      </w:r>
-    </w:p>
-    <w:p>
-      <w:pPr>
-        <w:spacing w:before="0" w:after="0"/>
-        <w:rPr>
-          <w:rFonts w:cs="Calibri"/>
-          <w:bCs/>
-          <w:lang w:eastAsia="es-CO"/>
-        </w:rPr>
-      </w:pPr>
-      <w:r>
-        <w:rPr>
-          <w:rStyle w:val="Extranjerismo"/>
-          <w:b/>
-          <w:bCs/>
-          <w:lang w:eastAsia="es-CO"/>
-        </w:rPr>
-        <w:t>Stock:</w:t>
-      </w:r>
-      <w:r>
-        <w:rPr>
-          <w:rFonts w:cs="Calibri"/>
-          <w:b/>
-          <w:bCs/>
-          <w:lang w:eastAsia="es-CO"/>
-        </w:rPr>
-        <w:t> </w:t>
-      </w:r>
-      <w:r>
-        <w:rPr>
-          <w:rFonts w:cs="Calibri"/>
-          <w:bCs/>
-          <w:lang w:eastAsia="es-CO"/>
-        </w:rPr>
-        <w:t>producto en existencia, disponible para el proceso de comercialización, distribución y entrega.</w:t>
-      </w:r>
-    </w:p>
-    <w:p>
-      <w:pPr>
-        <w:spacing w:before="0" w:after="0"/>
-        <w:rPr>
-          <w:rFonts w:cs="Calibri"/>
-          <w:bCs/>
-          <w:lang w:eastAsia="es-CO"/>
-        </w:rPr>
-      </w:pPr>
-      <w:r>
-        <w:rPr>
-          <w:rFonts w:cs="Calibri"/>
-          <w:b/>
-          <w:bCs/>
-          <w:lang w:eastAsia="es-CO"/>
-        </w:rPr>
-        <w:lastRenderedPageBreak/>
-        <w:t>Transitorio: </w:t>
-      </w:r>
-      <w:r>
-        <w:rPr>
-          <w:rFonts w:cs="Calibri"/>
-          <w:bCs/>
-          <w:lang w:eastAsia="es-CO"/>
-        </w:rPr>
-        <w:t>empresa especializada en la organización y gestión, por encargo del usuario (cargador), de la cadena de transporte de mercancías (o de parte de ella) en cualquiera de sus modos (aéreo, carretera, ferrocarril y marítimo).</w:t>
-      </w:r>
-    </w:p>
-    <w:p>
-      <w:pPr>
-        <w:spacing w:before="0" w:after="0"/>
-        <w:rPr>
-          <w:rFonts w:cs="Calibri"/>
-          <w:bCs/>
-          <w:lang w:eastAsia="es-CO"/>
-        </w:rPr>
-      </w:pPr>
-      <w:r>
-        <w:rPr>
-          <w:rFonts w:cs="Calibri"/>
-          <w:b/>
-          <w:bCs/>
-          <w:lang w:eastAsia="es-CO"/>
-        </w:rPr>
-        <w:t>Zona de </w:t>
-      </w:r>
-      <w:r>
-        <w:rPr>
-          <w:rStyle w:val="Extranjerismo"/>
-          <w:b/>
-          <w:bCs/>
-          <w:lang w:eastAsia="es-CO"/>
-        </w:rPr>
-        <w:t>pallets:</w:t>
-      </w:r>
-      <w:r>
-        <w:rPr>
-          <w:rFonts w:cs="Calibri"/>
-          <w:b/>
-          <w:bCs/>
-          <w:lang w:eastAsia="es-CO"/>
-        </w:rPr>
-        <w:t> </w:t>
-      </w:r>
-      <w:r>
-        <w:rPr>
-          <w:rFonts w:cs="Calibri"/>
-          <w:bCs/>
-          <w:lang w:eastAsia="es-CO"/>
-        </w:rPr>
-        <w:t>lugar de almacenamiento de bloques de </w:t>
-      </w:r>
-      <w:r>
-        <w:rPr>
-          <w:rStyle w:val="Extranjerismo"/>
-          <w:lang w:eastAsia="es-CO"/>
-        </w:rPr>
-        <w:t>pallets</w:t>
-      </w:r>
-      <w:r>
-        <w:rPr>
-          <w:rFonts w:cs="Calibri"/>
-          <w:bCs/>
-          <w:lang w:eastAsia="es-CO"/>
-        </w:rPr>
-        <w:t> para su reorganización a través del </w:t>
-      </w:r>
-      <w:r>
-        <w:rPr>
-          <w:rStyle w:val="Extranjerismo"/>
-          <w:lang w:eastAsia="es-CO"/>
-        </w:rPr>
-        <w:t>picking</w:t>
-      </w:r>
-      <w:r>
-        <w:rPr>
-          <w:rFonts w:cs="Calibri"/>
-          <w:bCs/>
-          <w:lang w:eastAsia="es-CO"/>
-        </w:rPr>
-        <w:t> o para una nueva distribución.</w:t>
-      </w:r>
-    </w:p>
-    <w:p>
-      <w:pPr>
-        <w:spacing w:before="0" w:after="0"/>
-        <w:rPr>
-          <w:rFonts w:cs="Calibri"/>
-          <w:bCs/>
-          <w:lang w:eastAsia="es-CO"/>
-        </w:rPr>
-      </w:pPr>
-      <w:r>
-        <w:rPr>
-          <w:rFonts w:cs="Calibri"/>
-          <w:b/>
-          <w:bCs/>
-          <w:lang w:eastAsia="es-CO"/>
-        </w:rPr>
-        <w:t>Zona de pesaje: </w:t>
-      </w:r>
-      <w:r>
-        <w:rPr>
-          <w:rFonts w:cs="Calibri"/>
-          <w:bCs/>
-          <w:lang w:eastAsia="es-CO"/>
-        </w:rPr>
-        <w:t>zona para validar el peso y dimensiones de producto para tenerlo en cuenta para el medio de entrega o recepción.</w:t>
-      </w:r>
-    </w:p>
-    <w:p>
-      <w:pPr>
-        <w:spacing w:before="0" w:after="0"/>
-        <w:rPr>
-          <w:rFonts w:cs="Calibri"/>
-          <w:bCs/>
-          <w:lang w:eastAsia="es-CO"/>
-        </w:rPr>
-      </w:pPr>
-      <w:r>
-        <w:rPr>
-          <w:rFonts w:cs="Calibri"/>
-          <w:b/>
-          <w:bCs/>
-          <w:lang w:eastAsia="es-CO"/>
-        </w:rPr>
-        <w:t>Zona de </w:t>
-      </w:r>
-      <w:r>
-        <w:rPr>
-          <w:rStyle w:val="Extranjerismo"/>
-          <w:b/>
-          <w:bCs/>
-          <w:lang w:eastAsia="es-CO"/>
-        </w:rPr>
-        <w:t>picking:</w:t>
-      </w:r>
-      <w:r>
-        <w:rPr>
-          <w:rFonts w:cs="Calibri"/>
-          <w:b/>
-          <w:bCs/>
-          <w:lang w:eastAsia="es-CO"/>
-        </w:rPr>
-        <w:t> </w:t>
-      </w:r>
-      <w:r>
-        <w:rPr>
-          <w:rFonts w:cs="Calibri"/>
-          <w:bCs/>
-          <w:lang w:eastAsia="es-CO"/>
-        </w:rPr>
-        <w:t>lugar de preparación de pedidos y embalaje de producto.</w:t>
-      </w:r>
-    </w:p>
-    <w:p>
-      <w:pPr>
-        <w:spacing w:before="0" w:after="0"/>
-        <w:rPr>
-          <w:rFonts w:cs="Calibri"/>
-          <w:bCs/>
-          <w:lang w:eastAsia="es-CO"/>
-        </w:rPr>
-      </w:pPr>
-      <w:r>
-        <w:rPr>
-          <w:rFonts w:cs="Calibri"/>
-          <w:b/>
-          <w:bCs/>
-          <w:lang w:eastAsia="es-CO"/>
-        </w:rPr>
-        <w:t>Zona franca: </w:t>
-      </w:r>
-      <w:r>
-        <w:rPr>
-          <w:rFonts w:cs="Calibri"/>
-          <w:bCs/>
-          <w:lang w:eastAsia="es-CO"/>
-        </w:rPr>
-        <w:t>lugar territorial, con delimitaciones, donde hay facilidades comerciales a través de exenciones arancelarias, de impuestos y especiales exoneraciones para la comercialización o consumo.</w:t>
-      </w:r>
-    </w:p>
-    <w:p>
-      <w:pPr>
-        <w:spacing w:before="0" w:after="0"/>
-        <w:rPr>
-          <w:rFonts w:cs="Calibri"/>
-          <w:bCs/>
-          <w:lang w:eastAsia="es-CO"/>
-        </w:rPr>
-      </w:pPr>
-    </w:p>
-    <w:p>
-      <w:pPr>
-        <w:spacing w:before="0" w:after="0"/>
-        <w:rPr>
-          <w:rFonts w:cs="Calibri"/>
-          <w:bCs/>
-          <w:lang w:eastAsia="es-CO"/>
-        </w:rPr>
-      </w:pPr>
-    </w:p>
-    <w:p>
-      <w:pPr>
-        <w:spacing w:before="0" w:after="0"/>
-        <w:rPr>
-          <w:rFonts w:cs="Calibri"/>
-          <w:bCs/>
-          <w:lang w:eastAsia="es-CO"/>
-        </w:rPr>
-      </w:pPr>
-    </w:p>
-    <w:p>
-      <w:pPr>
-        <w:spacing w:before="0" w:after="0"/>
-        <w:rPr>
-          <w:rFonts w:cs="Calibri"/>
-          <w:bCs/>
-          <w:lang w:eastAsia="es-CO"/>
-        </w:rPr>
-      </w:pPr>
-    </w:p>
-    <w:p>
-      <w:pPr>
-        <w:spacing w:before="0" w:after="0"/>
-        <w:rPr>
-          <w:rFonts w:cs="Calibri"/>
-          <w:bCs/>
-          <w:lang w:eastAsia="es-CO"/>
-        </w:rPr>
-      </w:pPr>
-    </w:p>
-    <w:p>
-      <w:pPr>
-        <w:spacing w:before="0" w:after="0"/>
-        <w:rPr>
-          <w:rFonts w:cs="Calibri"/>
-          <w:bCs/>
-          <w:lang w:eastAsia="es-CO"/>
-        </w:rPr>
-      </w:pPr>
-    </w:p>
-    <w:p>
-      <w:pPr>
-        <w:spacing w:before="0" w:after="0"/>
-        <w:rPr>
-          <w:rFonts w:cs="Calibri"/>
-          <w:bCs/>
-          <w:lang w:eastAsia="es-CO"/>
-        </w:rPr>
-      </w:pPr>
-    </w:p>
-    <w:p>
-      <w:pPr>
-        <w:spacing w:before="0" w:after="0"/>
-        <w:rPr>
-          <w:rFonts w:cs="Calibri"/>
-          <w:bCs/>
-          <w:lang w:eastAsia="es-CO"/>
-        </w:rPr>
-      </w:pPr>
-    </w:p>
-    <w:p>
-      <w:pPr>
-        <w:spacing w:before="0" w:after="0"/>
-        <w:rPr>
-          <w:rFonts w:cs="Calibri"/>
-          <w:bCs/>
-          <w:lang w:eastAsia="es-CO"/>
-        </w:rPr>
-      </w:pPr>
-    </w:p>
-    <w:p>
-      <w:pPr>
-        <w:spacing w:before="0" w:after="0"/>
-        <w:rPr>
-          <w:rFonts w:cs="Calibri"/>
-          <w:bCs/>
-          <w:lang w:eastAsia="es-CO"/>
-        </w:rPr>
-      </w:pPr>
-    </w:p>
-    <w:p>
-      <w:pPr>
-        <w:spacing w:before="0" w:after="0"/>
-        <w:rPr>
-          <w:rFonts w:cs="Calibri"/>
-          <w:bCs/>
-          <w:lang w:eastAsia="es-CO"/>
-        </w:rPr>
-      </w:pPr>
-    </w:p>
-    <w:p>
-      <w:pPr>
-        <w:spacing w:before="0" w:after="0"/>
-        <w:rPr>
-          <w:rFonts w:cs="Calibri"/>
-          <w:bCs/>
-          <w:lang w:eastAsia="es-CO"/>
-        </w:rPr>
-      </w:pPr>
-    </w:p>
-    <w:p>
-      <w:pPr>
-        <w:spacing w:before="0" w:after="0"/>
-        <w:rPr>
-          <w:rFonts w:cs="Calibri"/>
-          <w:bCs/>
-          <w:lang w:eastAsia="es-CO"/>
-        </w:rPr>
-      </w:pPr>
-    </w:p>
-    <w:p>
-      <w:pPr>
-        <w:spacing w:before="0" w:after="0"/>
-        <w:rPr>
-          <w:rFonts w:cs="Calibri"/>
-          <w:bCs/>
-          <w:lang w:eastAsia="es-CO"/>
-        </w:rPr>
-      </w:pPr>
+        <w:ind w:left="720"/>
+      </w:pPr>
+      <w:bookmarkStart w:id="22" w:name="_Toc176443725"/>
     </w:p>
     <w:p>
       <w:pPr>
@@ -9933,425 +9496,644 @@
           <w:ilvl w:val="0"/>
           <w:numId w:val="0"/>
         </w:numPr>
-        <w:ind w:left="709"/>
-      </w:pPr>
-      <w:bookmarkStart w:id="21" w:name="_Toc176443726"/>
-      <w:bookmarkStart w:id="22" w:name="_Toc232362422"/>
+      </w:pPr>
+      <w:bookmarkStart w:id="23" w:name="_Toc234575675"/>
       <w:r>
         <w:lastRenderedPageBreak/>
-        <w:t>Referencias bibliográficas</w:t>
-      </w:r>
-      <w:bookmarkEnd w:id="21"/>
+        <w:t>Glosario</w:t>
+      </w:r>
       <w:bookmarkEnd w:id="22"/>
-    </w:p>
-    <w:p>
-      <w:pPr>
-        <w:spacing w:before="0" w:after="0"/>
-        <w:rPr>
-          <w:rFonts w:cs="Calibri"/>
-          <w:lang w:val="es-MX" w:eastAsia="es-CO"/>
-        </w:rPr>
-      </w:pPr>
-      <w:r>
-        <w:rPr>
-          <w:rFonts w:cs="Calibri"/>
-          <w:lang w:val="es-MX" w:eastAsia="es-CO"/>
-        </w:rPr>
-        <w:t>Castellanos Ramírez, A. (</w:t>
-      </w:r>
-      <w:r>
-        <w:rPr>
-          <w:rFonts w:cs="Calibri"/>
-          <w:lang w:val="es-MX" w:eastAsia="es-CO"/>
-        </w:rPr>
-        <w:t>s</w:t>
-      </w:r>
-      <w:r>
-        <w:rPr>
-          <w:rFonts w:cs="Calibri"/>
-          <w:lang w:val="es-MX" w:eastAsia="es-CO"/>
-        </w:rPr>
-        <w:t>.</w:t>
-      </w:r>
-      <w:r>
-        <w:rPr>
-          <w:rFonts w:cs="Calibri"/>
-          <w:lang w:val="es-MX" w:eastAsia="es-CO"/>
-        </w:rPr>
-        <w:t xml:space="preserve"> f</w:t>
-      </w:r>
-      <w:r>
-        <w:rPr>
-          <w:rFonts w:cs="Calibri"/>
-          <w:lang w:val="es-MX" w:eastAsia="es-CO"/>
-        </w:rPr>
-        <w:t>.). Logística comercial internacional.</w:t>
-      </w:r>
-      <w:r>
-        <w:rPr>
-          <w:rFonts w:cs="Calibri"/>
-          <w:lang w:val="es-MX" w:eastAsia="es-CO"/>
-        </w:rPr>
-        <w:t xml:space="preserve"> </w:t>
-      </w:r>
-      <w:hyperlink r:id="rId23" w:history="1">
-        <w:r>
-          <w:rPr>
-            <w:rStyle w:val="Hipervnculo"/>
-            <w:rFonts w:cs="Calibri"/>
-            <w:lang w:val="es-MX" w:eastAsia="es-CO"/>
-          </w:rPr>
-          <w:t>https://www.ecoeediciones.com/wp-content/uploads/2015/07/Logistica-Comercial-Internacional.pdf?srsltid=AfmBOoqDiiUgOhJ3-ayEoZ-RvzEuf4WJC_Jgn29o_LU9FoB4V8eZvODz</w:t>
-        </w:r>
-      </w:hyperlink>
-      <w:r>
-        <w:rPr>
-          <w:rFonts w:cs="Calibri"/>
-          <w:lang w:val="es-MX" w:eastAsia="es-CO"/>
-        </w:rPr>
-        <w:t xml:space="preserve"> </w:t>
-      </w:r>
-    </w:p>
-    <w:p>
-      <w:pPr>
-        <w:spacing w:before="0" w:after="0"/>
-        <w:rPr>
-          <w:rFonts w:cs="Calibri"/>
-          <w:lang w:val="es-MX" w:eastAsia="es-CO"/>
-        </w:rPr>
-      </w:pPr>
-      <w:r>
-        <w:rPr>
-          <w:rFonts w:cs="Calibri"/>
-          <w:lang w:eastAsia="es-CO"/>
-        </w:rPr>
-        <w:t xml:space="preserve">Gómez Aparicio, J. M. (2013). Gestión logística y comercial. Mc Graw Hill Interamericana de España </w:t>
-      </w:r>
-      <w:proofErr w:type="spellStart"/>
-      <w:r>
-        <w:rPr>
-          <w:rFonts w:cs="Calibri"/>
-          <w:lang w:eastAsia="es-CO"/>
-        </w:rPr>
-        <w:t>S.I.</w:t>
-      </w:r>
-      <w:hyperlink r:id="rId24" w:tgtFrame="_blank" w:history="1">
-        <w:r>
-          <w:rPr>
-            <w:rStyle w:val="Hipervnculo"/>
-            <w:rFonts w:cs="Calibri"/>
-            <w:lang w:eastAsia="es-CO"/>
-          </w:rPr>
-          <w:t>https</w:t>
-        </w:r>
-        <w:proofErr w:type="spellEnd"/>
-        <w:r>
-          <w:rPr>
-            <w:rStyle w:val="Hipervnculo"/>
-            <w:rFonts w:cs="Calibri"/>
-            <w:lang w:eastAsia="es-CO"/>
-          </w:rPr>
-          <w:t>://anyflip.com/</w:t>
-        </w:r>
-        <w:proofErr w:type="spellStart"/>
-        <w:r>
-          <w:rPr>
-            <w:rStyle w:val="Hipervnculo"/>
-            <w:rFonts w:cs="Calibri"/>
-            <w:lang w:eastAsia="es-CO"/>
-          </w:rPr>
-          <w:t>nzfse</w:t>
-        </w:r>
-        <w:proofErr w:type="spellEnd"/>
-        <w:r>
-          <w:rPr>
-            <w:rStyle w:val="Hipervnculo"/>
-            <w:rFonts w:cs="Calibri"/>
-            <w:lang w:eastAsia="es-CO"/>
-          </w:rPr>
-          <w:t>/</w:t>
-        </w:r>
-        <w:proofErr w:type="spellStart"/>
-        <w:r>
-          <w:rPr>
-            <w:rStyle w:val="Hipervnculo"/>
-            <w:rFonts w:cs="Calibri"/>
-            <w:lang w:eastAsia="es-CO"/>
-          </w:rPr>
-          <w:t>blag</w:t>
-        </w:r>
-        <w:proofErr w:type="spellEnd"/>
-        <w:r>
-          <w:rPr>
-            <w:rStyle w:val="Hipervnculo"/>
-            <w:rFonts w:cs="Calibri"/>
-            <w:lang w:eastAsia="es-CO"/>
-          </w:rPr>
-          <w:t>/</w:t>
-        </w:r>
-        <w:proofErr w:type="spellStart"/>
-        <w:r>
-          <w:rPr>
-            <w:rStyle w:val="Hipervnculo"/>
-            <w:rFonts w:cs="Calibri"/>
-            <w:lang w:eastAsia="es-CO"/>
-          </w:rPr>
-          <w:t>basic</w:t>
-        </w:r>
-        <w:proofErr w:type="spellEnd"/>
-        <w:r>
-          <w:rPr>
-            <w:rStyle w:val="Hipervnculo"/>
-            <w:rFonts w:cs="Calibri"/>
-            <w:lang w:eastAsia="es-CO"/>
-          </w:rPr>
-          <w:t>/201-216</w:t>
-        </w:r>
-      </w:hyperlink>
-    </w:p>
-    <w:p>
-      <w:pPr>
-        <w:spacing w:before="0" w:after="0"/>
-        <w:rPr>
-          <w:rFonts w:cs="Calibri"/>
-          <w:lang w:val="es-MX" w:eastAsia="es-CO"/>
-        </w:rPr>
-      </w:pPr>
-      <w:r>
-        <w:rPr>
-          <w:rFonts w:cs="Calibri"/>
-          <w:lang w:val="es-MX" w:eastAsia="es-CO"/>
-        </w:rPr>
-        <w:t>Martín-Andino, R. (2006). Cadena de suministro (SCM). Madrid: EOI Escuela de Negocios.</w:t>
-      </w:r>
-      <w:r>
-        <w:rPr>
-          <w:rFonts w:cs="Calibri"/>
-          <w:lang w:val="es-MX" w:eastAsia="es-CO"/>
-        </w:rPr>
-        <w:t xml:space="preserve"> </w:t>
-      </w:r>
-      <w:hyperlink r:id="rId25" w:history="1">
-        <w:r>
-          <w:rPr>
-            <w:rStyle w:val="Hipervnculo"/>
-            <w:rFonts w:cs="Calibri"/>
-            <w:lang w:val="es-MX" w:eastAsia="es-CO"/>
-          </w:rPr>
-          <w:t>https://www.eoi.es/sites/default/files/savia/documents/componente45144.pdf</w:t>
-        </w:r>
-      </w:hyperlink>
-      <w:r>
-        <w:rPr>
-          <w:rFonts w:cs="Calibri"/>
-          <w:lang w:val="es-MX" w:eastAsia="es-CO"/>
-        </w:rPr>
-        <w:t xml:space="preserve"> </w:t>
-      </w:r>
-    </w:p>
-    <w:p>
-      <w:pPr>
-        <w:spacing w:before="0" w:after="0"/>
-        <w:rPr>
-          <w:rFonts w:cs="Calibri"/>
-          <w:lang w:val="es-MX" w:eastAsia="es-CO"/>
-        </w:rPr>
-      </w:pPr>
-      <w:r>
-        <w:rPr>
-          <w:rFonts w:cs="Calibri"/>
-          <w:lang w:val="es-MX" w:eastAsia="es-CO"/>
-        </w:rPr>
-        <w:t>Preparación de pedidos: definición, etapas, métodos y sistemas. (</w:t>
-      </w:r>
-      <w:r>
-        <w:rPr>
-          <w:rFonts w:cs="Calibri"/>
-          <w:lang w:val="es-MX" w:eastAsia="es-CO"/>
-        </w:rPr>
-        <w:t>s</w:t>
-      </w:r>
-      <w:r>
-        <w:rPr>
-          <w:rFonts w:cs="Calibri"/>
-          <w:lang w:val="es-MX" w:eastAsia="es-CO"/>
-        </w:rPr>
-        <w:t>.</w:t>
-      </w:r>
-      <w:r>
-        <w:rPr>
-          <w:rFonts w:cs="Calibri"/>
-          <w:lang w:val="es-MX" w:eastAsia="es-CO"/>
-        </w:rPr>
-        <w:t xml:space="preserve"> </w:t>
-      </w:r>
-      <w:r>
-        <w:rPr>
-          <w:rFonts w:cs="Calibri"/>
-          <w:lang w:val="es-MX" w:eastAsia="es-CO"/>
-        </w:rPr>
-        <w:t>f</w:t>
-      </w:r>
-      <w:r>
-        <w:rPr>
-          <w:rFonts w:cs="Calibri"/>
-          <w:lang w:val="es-MX" w:eastAsia="es-CO"/>
-        </w:rPr>
-        <w:t>.).</w:t>
-      </w:r>
-      <w:r>
-        <w:rPr>
-          <w:rFonts w:cs="Calibri"/>
-          <w:lang w:val="es-MX" w:eastAsia="es-CO"/>
-        </w:rPr>
-        <w:t xml:space="preserve"> </w:t>
-      </w:r>
-      <w:hyperlink r:id="rId26" w:history="1">
-        <w:r>
-          <w:rPr>
-            <w:rStyle w:val="Hipervnculo"/>
-            <w:rFonts w:cs="Calibri"/>
-            <w:lang w:val="es-MX" w:eastAsia="es-CO"/>
-          </w:rPr>
-          <w:t>https://www.beetrack.com/es/blog/preparacion-de-pedidos</w:t>
-        </w:r>
-      </w:hyperlink>
-      <w:r>
-        <w:rPr>
-          <w:rFonts w:cs="Calibri"/>
-          <w:lang w:val="es-MX" w:eastAsia="es-CO"/>
-        </w:rPr>
-        <w:t xml:space="preserve"> </w:t>
-      </w:r>
-    </w:p>
-    <w:p>
-      <w:pPr>
-        <w:spacing w:before="0" w:after="0"/>
-        <w:rPr>
-          <w:rFonts w:cs="Calibri"/>
-          <w:lang w:val="es-MX" w:eastAsia="es-CO"/>
-        </w:rPr>
-      </w:pPr>
-      <w:r>
-        <w:rPr>
-          <w:rFonts w:cs="Calibri"/>
-          <w:lang w:val="es-MX" w:eastAsia="es-CO"/>
-        </w:rPr>
-        <w:t>Zarate, P. (2023, 8 junio). ¿Qué es unidad de carga y cómo se integra cada tipo? Nasa Pack.</w:t>
-      </w:r>
-    </w:p>
-    <w:p>
-      <w:pPr>
-        <w:spacing w:before="0" w:after="0"/>
-        <w:ind w:firstLine="0"/>
-        <w:rPr>
-          <w:rFonts w:cs="Calibri"/>
-          <w:lang w:val="es-MX" w:eastAsia="es-CO"/>
-        </w:rPr>
-      </w:pPr>
-      <w:hyperlink r:id="rId27" w:history="1">
-        <w:r>
-          <w:rPr>
-            <w:rStyle w:val="Hipervnculo"/>
-            <w:rFonts w:cs="Calibri"/>
-            <w:lang w:val="es-MX" w:eastAsia="es-CO"/>
-          </w:rPr>
-          <w:t>https://www.nasapack.com/que-es-unidad-de-carga/</w:t>
-        </w:r>
-      </w:hyperlink>
-      <w:r>
-        <w:rPr>
-          <w:rFonts w:cs="Calibri"/>
-          <w:lang w:val="es-MX" w:eastAsia="es-CO"/>
-        </w:rPr>
-        <w:t xml:space="preserve"> </w:t>
-      </w:r>
-      <w:r>
-        <w:rPr>
-          <w:rFonts w:cs="Calibri"/>
-          <w:lang w:val="es-MX" w:eastAsia="es-CO"/>
-        </w:rPr>
-        <w:t xml:space="preserve">  </w:t>
-      </w:r>
-    </w:p>
-    <w:p>
-      <w:pPr>
-        <w:spacing w:before="0" w:after="0"/>
-        <w:rPr>
-          <w:rFonts w:cs="Calibri"/>
-          <w:lang w:val="es-MX" w:eastAsia="es-CO"/>
-        </w:rPr>
-      </w:pPr>
-    </w:p>
-    <w:p>
-      <w:pPr>
-        <w:spacing w:before="0" w:after="0"/>
-        <w:rPr>
-          <w:rFonts w:cs="Calibri"/>
-          <w:lang w:val="es-MX" w:eastAsia="es-CO"/>
-        </w:rPr>
-      </w:pPr>
-    </w:p>
-    <w:p>
-      <w:pPr>
-        <w:spacing w:before="0" w:after="0"/>
-        <w:rPr>
-          <w:rFonts w:cs="Calibri"/>
-          <w:lang w:val="es-MX" w:eastAsia="es-CO"/>
-        </w:rPr>
-      </w:pPr>
-    </w:p>
-    <w:p>
-      <w:pPr>
-        <w:spacing w:before="0" w:after="0"/>
-        <w:rPr>
-          <w:rFonts w:cs="Calibri"/>
-          <w:lang w:val="es-MX" w:eastAsia="es-CO"/>
-        </w:rPr>
-      </w:pPr>
-    </w:p>
-    <w:p>
-      <w:pPr>
-        <w:spacing w:before="0" w:after="0"/>
-        <w:rPr>
-          <w:rFonts w:cs="Calibri"/>
-          <w:lang w:val="es-MX" w:eastAsia="es-CO"/>
-        </w:rPr>
-      </w:pPr>
-    </w:p>
-    <w:p>
-      <w:pPr>
-        <w:spacing w:before="0" w:after="0"/>
-        <w:rPr>
-          <w:rFonts w:cs="Calibri"/>
-          <w:lang w:val="es-MX" w:eastAsia="es-CO"/>
-        </w:rPr>
-      </w:pPr>
-    </w:p>
-    <w:p>
-      <w:pPr>
-        <w:spacing w:before="0" w:after="0"/>
-        <w:rPr>
-          <w:rFonts w:cs="Calibri"/>
-          <w:lang w:val="es-MX" w:eastAsia="es-CO"/>
-        </w:rPr>
-      </w:pPr>
-    </w:p>
-    <w:p>
-      <w:pPr>
-        <w:spacing w:before="0" w:after="0"/>
-        <w:rPr>
-          <w:rFonts w:cs="Calibri"/>
-          <w:lang w:val="es-MX" w:eastAsia="es-CO"/>
-        </w:rPr>
-      </w:pPr>
-    </w:p>
-    <w:p>
-      <w:pPr>
-        <w:spacing w:before="0" w:after="0"/>
-        <w:rPr>
-          <w:rFonts w:cs="Calibri"/>
-          <w:lang w:val="es-MX" w:eastAsia="es-CO"/>
+      <w:bookmarkEnd w:id="23"/>
+    </w:p>
+    <w:p>
+      <w:pPr>
+        <w:spacing w:before="0" w:after="0"/>
+        <w:rPr>
+          <w:rFonts w:cs="Calibri"/>
+          <w:bCs/>
+          <w:lang w:eastAsia="es-CO"/>
+        </w:rPr>
+      </w:pPr>
+      <w:r>
+        <w:rPr>
+          <w:rFonts w:cs="Calibri"/>
+          <w:b/>
+          <w:bCs/>
+          <w:lang w:eastAsia="es-CO"/>
+        </w:rPr>
+        <w:t>Canal de distribución: </w:t>
+      </w:r>
+      <w:r>
+        <w:rPr>
+          <w:rFonts w:cs="Calibri"/>
+          <w:bCs/>
+          <w:lang w:eastAsia="es-CO"/>
+        </w:rPr>
+        <w:t>medio a través del cual se transportan productos desde su producción, hasta el consumidor final.</w:t>
+      </w:r>
+    </w:p>
+    <w:p>
+      <w:pPr>
+        <w:spacing w:before="0" w:after="0"/>
+        <w:rPr>
+          <w:rFonts w:cs="Calibri"/>
+          <w:bCs/>
+          <w:lang w:eastAsia="es-CO"/>
+        </w:rPr>
+      </w:pPr>
+      <w:r>
+        <w:rPr>
+          <w:rFonts w:cs="Calibri"/>
+          <w:b/>
+          <w:bCs/>
+          <w:lang w:eastAsia="es-CO"/>
+        </w:rPr>
+        <w:t>Flete: </w:t>
+      </w:r>
+      <w:r>
+        <w:rPr>
+          <w:rFonts w:cs="Calibri"/>
+          <w:bCs/>
+          <w:lang w:eastAsia="es-CO"/>
+        </w:rPr>
+        <w:t>costes o tarifas propias del servicio de traslado de mercancías, calculado a través de diferentes variables y características propias de la carga.</w:t>
+      </w:r>
+    </w:p>
+    <w:p>
+      <w:pPr>
+        <w:spacing w:before="0" w:after="0"/>
+        <w:rPr>
+          <w:rFonts w:cs="Calibri"/>
+          <w:bCs/>
+          <w:lang w:eastAsia="es-CO"/>
+        </w:rPr>
+      </w:pPr>
+      <w:r>
+        <w:rPr>
+          <w:rFonts w:cs="Calibri"/>
+          <w:b/>
+          <w:bCs/>
+          <w:lang w:eastAsia="es-CO"/>
+        </w:rPr>
+        <w:t>Gestión de almacén: </w:t>
+      </w:r>
+      <w:r>
+        <w:rPr>
+          <w:rFonts w:cs="Calibri"/>
+          <w:bCs/>
+          <w:lang w:eastAsia="es-CO"/>
+        </w:rPr>
+        <w:t>es el proceso que unifica todas las acciones a realizar en un almacén y que están orientadas al flujo de los artículos en la misma y a la preparación y despacho de pedidos.</w:t>
+      </w:r>
+    </w:p>
+    <w:p>
+      <w:pPr>
+        <w:spacing w:before="0" w:after="0"/>
+        <w:rPr>
+          <w:rFonts w:cs="Calibri"/>
+          <w:bCs/>
+          <w:lang w:eastAsia="es-CO"/>
+        </w:rPr>
+      </w:pPr>
+      <w:r>
+        <w:rPr>
+          <w:rFonts w:cs="Calibri"/>
+          <w:b/>
+          <w:bCs/>
+          <w:lang w:eastAsia="es-CO"/>
+        </w:rPr>
+        <w:t>Gestión de </w:t>
+      </w:r>
+      <w:r>
+        <w:rPr>
+          <w:rStyle w:val="Extranjerismo"/>
+          <w:b/>
+          <w:bCs/>
+          <w:lang w:eastAsia="es-CO"/>
+        </w:rPr>
+        <w:t>stock</w:t>
+      </w:r>
+      <w:r>
+        <w:rPr>
+          <w:rFonts w:cs="Calibri"/>
+          <w:b/>
+          <w:bCs/>
+          <w:lang w:eastAsia="es-CO"/>
+        </w:rPr>
+        <w:t>: </w:t>
+      </w:r>
+      <w:r>
+        <w:rPr>
+          <w:rFonts w:cs="Calibri"/>
+          <w:bCs/>
+          <w:lang w:eastAsia="es-CO"/>
+        </w:rPr>
+        <w:t>es el proceso de gestionar las existencias de producto y su valor.</w:t>
+      </w:r>
+    </w:p>
+    <w:p>
+      <w:pPr>
+        <w:spacing w:before="0" w:after="0"/>
+        <w:rPr>
+          <w:rFonts w:cs="Calibri"/>
+          <w:bCs/>
+          <w:lang w:eastAsia="es-CO"/>
+        </w:rPr>
+      </w:pPr>
+      <w:r>
+        <w:rPr>
+          <w:rFonts w:cs="Calibri"/>
+          <w:b/>
+          <w:bCs/>
+          <w:lang w:eastAsia="es-CO"/>
+        </w:rPr>
+        <w:t>Gestión logística: </w:t>
+      </w:r>
+      <w:r>
+        <w:rPr>
+          <w:rFonts w:cs="Calibri"/>
+          <w:bCs/>
+          <w:lang w:eastAsia="es-CO"/>
+        </w:rPr>
+        <w:t>abarca los procesos desde la planificación, almacenamiento y distribución de productos o materiales, así como el manejo de datos inherentes al proceso.</w:t>
+      </w:r>
+    </w:p>
+    <w:p>
+      <w:pPr>
+        <w:spacing w:before="0" w:after="0"/>
+        <w:rPr>
+          <w:rFonts w:cs="Calibri"/>
+          <w:bCs/>
+          <w:lang w:eastAsia="es-CO"/>
+        </w:rPr>
+      </w:pPr>
+      <w:r>
+        <w:rPr>
+          <w:rFonts w:cs="Calibri"/>
+          <w:b/>
+          <w:bCs/>
+          <w:lang w:eastAsia="es-CO"/>
+        </w:rPr>
+        <w:t>Logística de abastecimiento: </w:t>
+      </w:r>
+      <w:r>
+        <w:rPr>
+          <w:rFonts w:cs="Calibri"/>
+          <w:bCs/>
+          <w:lang w:eastAsia="es-CO"/>
+        </w:rPr>
+        <w:t>unifica las funciones de diferentes departamentos que permitan una continua comunicación y alineación con los factores involucrados en el proceso.</w:t>
+      </w:r>
+    </w:p>
+    <w:p>
+      <w:pPr>
+        <w:spacing w:before="0" w:after="0"/>
+        <w:rPr>
+          <w:rFonts w:cs="Calibri"/>
+          <w:bCs/>
+          <w:lang w:eastAsia="es-CO"/>
+        </w:rPr>
+      </w:pPr>
+      <w:r>
+        <w:rPr>
+          <w:rFonts w:cs="Calibri"/>
+          <w:b/>
+          <w:bCs/>
+          <w:lang w:eastAsia="es-CO"/>
+        </w:rPr>
+        <w:t>Logística de distribución: </w:t>
+      </w:r>
+      <w:r>
+        <w:rPr>
+          <w:rFonts w:cs="Calibri"/>
+          <w:bCs/>
+          <w:lang w:eastAsia="es-CO"/>
+        </w:rPr>
+        <w:t>comprende las actividades de expedición y distribución de los productos terminados a los distintos mercados, constituyendo un nexo entre las funciones de producción y de comercialización.</w:t>
+      </w:r>
+    </w:p>
+    <w:p>
+      <w:pPr>
+        <w:spacing w:before="0" w:after="0"/>
+        <w:rPr>
+          <w:rFonts w:cs="Calibri"/>
+          <w:bCs/>
+          <w:lang w:eastAsia="es-CO"/>
+        </w:rPr>
+      </w:pPr>
+      <w:r>
+        <w:rPr>
+          <w:rStyle w:val="Extranjerismo"/>
+          <w:b/>
+          <w:bCs/>
+          <w:lang w:eastAsia="es-CO"/>
+        </w:rPr>
+        <w:t>Pallet</w:t>
+      </w:r>
+      <w:r>
+        <w:rPr>
+          <w:rStyle w:val="Extranjerismo"/>
+          <w:b/>
+          <w:bCs/>
+          <w:i/>
+          <w:iCs/>
+          <w:lang w:eastAsia="es-CO"/>
+        </w:rPr>
+        <w:t>:</w:t>
+      </w:r>
+      <w:r>
+        <w:rPr>
+          <w:rFonts w:cs="Calibri"/>
+          <w:b/>
+          <w:bCs/>
+          <w:lang w:eastAsia="es-CO"/>
+        </w:rPr>
+        <w:t> </w:t>
+      </w:r>
+      <w:r>
+        <w:rPr>
+          <w:rFonts w:cs="Calibri"/>
+          <w:bCs/>
+          <w:lang w:eastAsia="es-CO"/>
+        </w:rPr>
+        <w:t>plataforma reutilizable que permite el aprovechamiento del espacio, para la organización de diferentes elementos facilitando almacenamiento y transporte. Pueden ser de diferentes medidas y materiales.</w:t>
+      </w:r>
+    </w:p>
+    <w:p>
+      <w:pPr>
+        <w:spacing w:before="0" w:after="0"/>
+        <w:rPr>
+          <w:rFonts w:cs="Calibri"/>
+          <w:bCs/>
+          <w:lang w:eastAsia="es-CO"/>
+        </w:rPr>
+      </w:pPr>
+      <w:r>
+        <w:rPr>
+          <w:rStyle w:val="Extranjerismo"/>
+          <w:b/>
+          <w:bCs/>
+          <w:lang w:eastAsia="es-CO"/>
+        </w:rPr>
+        <w:t>Stock:</w:t>
+      </w:r>
+      <w:r>
+        <w:rPr>
+          <w:rFonts w:cs="Calibri"/>
+          <w:b/>
+          <w:bCs/>
+          <w:lang w:eastAsia="es-CO"/>
+        </w:rPr>
+        <w:t> </w:t>
+      </w:r>
+      <w:r>
+        <w:rPr>
+          <w:rFonts w:cs="Calibri"/>
+          <w:bCs/>
+          <w:lang w:eastAsia="es-CO"/>
+        </w:rPr>
+        <w:t>producto en existencia, disponible para el proceso de comercialización, distribución y entrega.</w:t>
+      </w:r>
+    </w:p>
+    <w:p>
+      <w:pPr>
+        <w:spacing w:before="0" w:after="0"/>
+        <w:rPr>
+          <w:rFonts w:cs="Calibri"/>
+          <w:bCs/>
+          <w:lang w:eastAsia="es-CO"/>
+        </w:rPr>
+      </w:pPr>
+      <w:r>
+        <w:rPr>
+          <w:rFonts w:cs="Calibri"/>
+          <w:b/>
+          <w:bCs/>
+          <w:lang w:eastAsia="es-CO"/>
+        </w:rPr>
+        <w:lastRenderedPageBreak/>
+        <w:t>Transitorio: </w:t>
+      </w:r>
+      <w:r>
+        <w:rPr>
+          <w:rFonts w:cs="Calibri"/>
+          <w:bCs/>
+          <w:lang w:eastAsia="es-CO"/>
+        </w:rPr>
+        <w:t>empresa especializada en la organización y gestión, por encargo del usuario (cargador), de la cadena de transporte de mercancías (o de parte de ella) en cualquiera de sus modos (aéreo, carretera, ferrocarril y marítimo).</w:t>
+      </w:r>
+    </w:p>
+    <w:p>
+      <w:pPr>
+        <w:spacing w:before="0" w:after="0"/>
+        <w:rPr>
+          <w:rFonts w:cs="Calibri"/>
+          <w:bCs/>
+          <w:lang w:eastAsia="es-CO"/>
+        </w:rPr>
+      </w:pPr>
+      <w:r>
+        <w:rPr>
+          <w:rFonts w:cs="Calibri"/>
+          <w:b/>
+          <w:bCs/>
+          <w:lang w:eastAsia="es-CO"/>
+        </w:rPr>
+        <w:t>Zona de </w:t>
+      </w:r>
+      <w:r>
+        <w:rPr>
+          <w:rStyle w:val="Extranjerismo"/>
+          <w:b/>
+          <w:bCs/>
+          <w:lang w:eastAsia="es-CO"/>
+        </w:rPr>
+        <w:t>pallets:</w:t>
+      </w:r>
+      <w:r>
+        <w:rPr>
+          <w:rFonts w:cs="Calibri"/>
+          <w:b/>
+          <w:bCs/>
+          <w:lang w:eastAsia="es-CO"/>
+        </w:rPr>
+        <w:t> </w:t>
+      </w:r>
+      <w:r>
+        <w:rPr>
+          <w:rFonts w:cs="Calibri"/>
+          <w:bCs/>
+          <w:lang w:eastAsia="es-CO"/>
+        </w:rPr>
+        <w:t>lugar de almacenamiento de bloques de </w:t>
+      </w:r>
+      <w:r>
+        <w:rPr>
+          <w:rStyle w:val="Extranjerismo"/>
+          <w:lang w:eastAsia="es-CO"/>
+        </w:rPr>
+        <w:t>pallets</w:t>
+      </w:r>
+      <w:r>
+        <w:rPr>
+          <w:rFonts w:cs="Calibri"/>
+          <w:bCs/>
+          <w:lang w:eastAsia="es-CO"/>
+        </w:rPr>
+        <w:t> para su reorganización a través del </w:t>
+      </w:r>
+      <w:r>
+        <w:rPr>
+          <w:rStyle w:val="Extranjerismo"/>
+          <w:lang w:eastAsia="es-CO"/>
+        </w:rPr>
+        <w:t>picking</w:t>
+      </w:r>
+      <w:r>
+        <w:rPr>
+          <w:rFonts w:cs="Calibri"/>
+          <w:bCs/>
+          <w:lang w:eastAsia="es-CO"/>
+        </w:rPr>
+        <w:t> o para una nueva distribución.</w:t>
+      </w:r>
+    </w:p>
+    <w:p>
+      <w:pPr>
+        <w:spacing w:before="0" w:after="0"/>
+        <w:rPr>
+          <w:rFonts w:cs="Calibri"/>
+          <w:bCs/>
+          <w:lang w:eastAsia="es-CO"/>
+        </w:rPr>
+      </w:pPr>
+      <w:r>
+        <w:rPr>
+          <w:rFonts w:cs="Calibri"/>
+          <w:b/>
+          <w:bCs/>
+          <w:lang w:eastAsia="es-CO"/>
+        </w:rPr>
+        <w:t>Zona de pesaje: </w:t>
+      </w:r>
+      <w:r>
+        <w:rPr>
+          <w:rFonts w:cs="Calibri"/>
+          <w:bCs/>
+          <w:lang w:eastAsia="es-CO"/>
+        </w:rPr>
+        <w:t>zona para validar el peso y dimensiones de producto para tenerlo en cuenta para el medio de entrega o recepción.</w:t>
+      </w:r>
+    </w:p>
+    <w:p>
+      <w:pPr>
+        <w:spacing w:before="0" w:after="0"/>
+        <w:rPr>
+          <w:rFonts w:cs="Calibri"/>
+          <w:bCs/>
+          <w:lang w:eastAsia="es-CO"/>
+        </w:rPr>
+      </w:pPr>
+      <w:r>
+        <w:rPr>
+          <w:rFonts w:cs="Calibri"/>
+          <w:b/>
+          <w:bCs/>
+          <w:lang w:eastAsia="es-CO"/>
+        </w:rPr>
+        <w:t>Zona de </w:t>
+      </w:r>
+      <w:r>
+        <w:rPr>
+          <w:rStyle w:val="Extranjerismo"/>
+          <w:b/>
+          <w:bCs/>
+          <w:lang w:eastAsia="es-CO"/>
+        </w:rPr>
+        <w:t>picking:</w:t>
+      </w:r>
+      <w:r>
+        <w:rPr>
+          <w:rFonts w:cs="Calibri"/>
+          <w:b/>
+          <w:bCs/>
+          <w:lang w:eastAsia="es-CO"/>
+        </w:rPr>
+        <w:t> </w:t>
+      </w:r>
+      <w:r>
+        <w:rPr>
+          <w:rFonts w:cs="Calibri"/>
+          <w:bCs/>
+          <w:lang w:eastAsia="es-CO"/>
+        </w:rPr>
+        <w:t>lugar de preparación de pedidos y embalaje de producto.</w:t>
+      </w:r>
+    </w:p>
+    <w:p>
+      <w:pPr>
+        <w:spacing w:before="0" w:after="0"/>
+        <w:rPr>
+          <w:rFonts w:cs="Calibri"/>
+          <w:bCs/>
+          <w:lang w:eastAsia="es-CO"/>
+        </w:rPr>
+      </w:pPr>
+      <w:r>
+        <w:rPr>
+          <w:rFonts w:cs="Calibri"/>
+          <w:b/>
+          <w:bCs/>
+          <w:lang w:eastAsia="es-CO"/>
+        </w:rPr>
+        <w:t>Zona franca: </w:t>
+      </w:r>
+      <w:r>
+        <w:rPr>
+          <w:rFonts w:cs="Calibri"/>
+          <w:bCs/>
+          <w:lang w:eastAsia="es-CO"/>
+        </w:rPr>
+        <w:t>lugar territorial, con delimitaciones, donde hay facilidades comerciales a través de exenciones arancelarias, de impuestos y especiales exoneraciones para la comercialización o consumo.</w:t>
+      </w:r>
+    </w:p>
+    <w:p>
+      <w:pPr>
+        <w:spacing w:before="0" w:after="0"/>
+        <w:rPr>
+          <w:rFonts w:cs="Calibri"/>
+          <w:bCs/>
+          <w:lang w:eastAsia="es-CO"/>
+        </w:rPr>
+      </w:pPr>
+    </w:p>
+    <w:p>
+      <w:pPr>
+        <w:spacing w:before="0" w:after="0"/>
+        <w:rPr>
+          <w:rFonts w:cs="Calibri"/>
+          <w:bCs/>
+          <w:lang w:eastAsia="es-CO"/>
+        </w:rPr>
+      </w:pPr>
+    </w:p>
+    <w:p>
+      <w:pPr>
+        <w:spacing w:before="0" w:after="0"/>
+        <w:rPr>
+          <w:rFonts w:cs="Calibri"/>
+          <w:bCs/>
+          <w:lang w:eastAsia="es-CO"/>
+        </w:rPr>
+      </w:pPr>
+    </w:p>
+    <w:p>
+      <w:pPr>
+        <w:spacing w:before="0" w:after="0"/>
+        <w:rPr>
+          <w:rFonts w:cs="Calibri"/>
+          <w:bCs/>
+          <w:lang w:eastAsia="es-CO"/>
+        </w:rPr>
+      </w:pPr>
+    </w:p>
+    <w:p>
+      <w:pPr>
+        <w:spacing w:before="0" w:after="0"/>
+        <w:rPr>
+          <w:rFonts w:cs="Calibri"/>
+          <w:bCs/>
+          <w:lang w:eastAsia="es-CO"/>
+        </w:rPr>
+      </w:pPr>
+    </w:p>
+    <w:p>
+      <w:pPr>
+        <w:spacing w:before="0" w:after="0"/>
+        <w:rPr>
+          <w:rFonts w:cs="Calibri"/>
+          <w:bCs/>
+          <w:lang w:eastAsia="es-CO"/>
+        </w:rPr>
+      </w:pPr>
+    </w:p>
+    <w:p>
+      <w:pPr>
+        <w:spacing w:before="0" w:after="0"/>
+        <w:rPr>
+          <w:rFonts w:cs="Calibri"/>
+          <w:bCs/>
+          <w:lang w:eastAsia="es-CO"/>
+        </w:rPr>
+      </w:pPr>
+    </w:p>
+    <w:p>
+      <w:pPr>
+        <w:spacing w:before="0" w:after="0"/>
+        <w:rPr>
+          <w:rFonts w:cs="Calibri"/>
+          <w:bCs/>
+          <w:lang w:eastAsia="es-CO"/>
+        </w:rPr>
+      </w:pPr>
+    </w:p>
+    <w:p>
+      <w:pPr>
+        <w:spacing w:before="0" w:after="0"/>
+        <w:rPr>
+          <w:rFonts w:cs="Calibri"/>
+          <w:bCs/>
+          <w:lang w:eastAsia="es-CO"/>
+        </w:rPr>
+      </w:pPr>
+    </w:p>
+    <w:p>
+      <w:pPr>
+        <w:spacing w:before="0" w:after="0"/>
+        <w:rPr>
+          <w:rFonts w:cs="Calibri"/>
+          <w:bCs/>
+          <w:lang w:eastAsia="es-CO"/>
+        </w:rPr>
+      </w:pPr>
+    </w:p>
+    <w:p>
+      <w:pPr>
+        <w:spacing w:before="0" w:after="0"/>
+        <w:rPr>
+          <w:rFonts w:cs="Calibri"/>
+          <w:bCs/>
+          <w:lang w:eastAsia="es-CO"/>
+        </w:rPr>
+      </w:pPr>
+    </w:p>
+    <w:p>
+      <w:pPr>
+        <w:spacing w:before="0" w:after="0"/>
+        <w:rPr>
+          <w:rFonts w:cs="Calibri"/>
+          <w:bCs/>
+          <w:lang w:eastAsia="es-CO"/>
+        </w:rPr>
+      </w:pPr>
+    </w:p>
+    <w:p>
+      <w:pPr>
+        <w:spacing w:before="0" w:after="0"/>
+        <w:rPr>
+          <w:rFonts w:cs="Calibri"/>
+          <w:bCs/>
+          <w:lang w:eastAsia="es-CO"/>
+        </w:rPr>
+      </w:pPr>
+    </w:p>
+    <w:p>
+      <w:pPr>
+        <w:spacing w:before="0" w:after="0"/>
+        <w:rPr>
+          <w:rFonts w:cs="Calibri"/>
+          <w:bCs/>
+          <w:lang w:eastAsia="es-CO"/>
         </w:rPr>
       </w:pPr>
     </w:p>
@@ -10362,16 +10144,443 @@
           <w:ilvl w:val="0"/>
           <w:numId w:val="0"/>
         </w:numPr>
-        <w:ind w:left="709"/>
-      </w:pPr>
-      <w:bookmarkStart w:id="23" w:name="_Toc176443727"/>
-      <w:bookmarkStart w:id="24" w:name="_Toc232362423"/>
+      </w:pPr>
+      <w:bookmarkStart w:id="24" w:name="_Toc176443726"/>
+      <w:bookmarkStart w:id="25" w:name="_Toc234575676"/>
+      <w:r>
+        <w:lastRenderedPageBreak/>
+        <w:t>Referencias bibliográficas</w:t>
+      </w:r>
+      <w:bookmarkEnd w:id="24"/>
+      <w:bookmarkEnd w:id="25"/>
+    </w:p>
+    <w:p>
+      <w:pPr>
+        <w:spacing w:before="0" w:after="0"/>
+        <w:rPr>
+          <w:rFonts w:cs="Calibri"/>
+          <w:lang w:val="es-MX" w:eastAsia="es-CO"/>
+        </w:rPr>
+      </w:pPr>
+      <w:r>
+        <w:rPr>
+          <w:rFonts w:cs="Calibri"/>
+          <w:lang w:val="es-MX" w:eastAsia="es-CO"/>
+        </w:rPr>
+        <w:t>Castellanos Ramírez, A. (</w:t>
+      </w:r>
+      <w:r>
+        <w:rPr>
+          <w:rFonts w:cs="Calibri"/>
+          <w:lang w:val="es-MX" w:eastAsia="es-CO"/>
+        </w:rPr>
+        <w:t>s</w:t>
+      </w:r>
+      <w:r>
+        <w:rPr>
+          <w:rFonts w:cs="Calibri"/>
+          <w:lang w:val="es-MX" w:eastAsia="es-CO"/>
+        </w:rPr>
+        <w:t>.</w:t>
+      </w:r>
+      <w:r>
+        <w:rPr>
+          <w:rFonts w:cs="Calibri"/>
+          <w:lang w:val="es-MX" w:eastAsia="es-CO"/>
+        </w:rPr>
+        <w:t xml:space="preserve"> f</w:t>
+      </w:r>
+      <w:r>
+        <w:rPr>
+          <w:rFonts w:cs="Calibri"/>
+          <w:lang w:val="es-MX" w:eastAsia="es-CO"/>
+        </w:rPr>
+        <w:t>.). Logística comercial internacional.</w:t>
+      </w:r>
+      <w:r>
+        <w:rPr>
+          <w:rFonts w:cs="Calibri"/>
+          <w:lang w:val="es-MX" w:eastAsia="es-CO"/>
+        </w:rPr>
+        <w:t xml:space="preserve"> </w:t>
+      </w:r>
+      <w:hyperlink r:id="rId23" w:history="1">
+        <w:r>
+          <w:rPr>
+            <w:rStyle w:val="Hipervnculo"/>
+            <w:rFonts w:cs="Calibri"/>
+            <w:lang w:val="es-MX" w:eastAsia="es-CO"/>
+          </w:rPr>
+          <w:t>https://www.ecoeediciones.com/wp-content/uploads/2015/07/Logistica-Comercial-Internacional.pdf?srsltid=AfmBOoqDiiUgOhJ3-ayEoZ-RvzEuf4WJC_Jgn29o_LU9FoB4V8eZvODz</w:t>
+        </w:r>
+      </w:hyperlink>
+      <w:r>
+        <w:rPr>
+          <w:rFonts w:cs="Calibri"/>
+          <w:lang w:val="es-MX" w:eastAsia="es-CO"/>
+        </w:rPr>
+        <w:t xml:space="preserve"> </w:t>
+      </w:r>
+    </w:p>
+    <w:p>
+      <w:pPr>
+        <w:spacing w:before="0" w:after="0"/>
+        <w:rPr>
+          <w:rFonts w:cs="Calibri"/>
+          <w:lang w:val="es-MX" w:eastAsia="es-CO"/>
+        </w:rPr>
+      </w:pPr>
+      <w:r>
+        <w:rPr>
+          <w:rFonts w:cs="Calibri"/>
+          <w:lang w:eastAsia="es-CO"/>
+        </w:rPr>
+        <w:t xml:space="preserve">Gómez Aparicio, J. M. (2013). Gestión logística y comercial. Mc Graw Hill Interamericana de España </w:t>
+      </w:r>
+      <w:proofErr w:type="spellStart"/>
+      <w:r>
+        <w:rPr>
+          <w:rFonts w:cs="Calibri"/>
+          <w:lang w:eastAsia="es-CO"/>
+        </w:rPr>
+        <w:t>S.I.</w:t>
+      </w:r>
+      <w:hyperlink r:id="rId24" w:tgtFrame="_blank" w:history="1">
+        <w:r>
+          <w:rPr>
+            <w:rStyle w:val="Hipervnculo"/>
+            <w:rFonts w:cs="Calibri"/>
+            <w:lang w:eastAsia="es-CO"/>
+          </w:rPr>
+          <w:t>https</w:t>
+        </w:r>
+        <w:proofErr w:type="spellEnd"/>
+        <w:r>
+          <w:rPr>
+            <w:rStyle w:val="Hipervnculo"/>
+            <w:rFonts w:cs="Calibri"/>
+            <w:lang w:eastAsia="es-CO"/>
+          </w:rPr>
+          <w:t>://anyflip.com/</w:t>
+        </w:r>
+        <w:proofErr w:type="spellStart"/>
+        <w:r>
+          <w:rPr>
+            <w:rStyle w:val="Hipervnculo"/>
+            <w:rFonts w:cs="Calibri"/>
+            <w:lang w:eastAsia="es-CO"/>
+          </w:rPr>
+          <w:t>nzfse</w:t>
+        </w:r>
+        <w:proofErr w:type="spellEnd"/>
+        <w:r>
+          <w:rPr>
+            <w:rStyle w:val="Hipervnculo"/>
+            <w:rFonts w:cs="Calibri"/>
+            <w:lang w:eastAsia="es-CO"/>
+          </w:rPr>
+          <w:t>/</w:t>
+        </w:r>
+        <w:proofErr w:type="spellStart"/>
+        <w:r>
+          <w:rPr>
+            <w:rStyle w:val="Hipervnculo"/>
+            <w:rFonts w:cs="Calibri"/>
+            <w:lang w:eastAsia="es-CO"/>
+          </w:rPr>
+          <w:t>blag</w:t>
+        </w:r>
+        <w:proofErr w:type="spellEnd"/>
+        <w:r>
+          <w:rPr>
+            <w:rStyle w:val="Hipervnculo"/>
+            <w:rFonts w:cs="Calibri"/>
+            <w:lang w:eastAsia="es-CO"/>
+          </w:rPr>
+          <w:t>/</w:t>
+        </w:r>
+        <w:proofErr w:type="spellStart"/>
+        <w:r>
+          <w:rPr>
+            <w:rStyle w:val="Hipervnculo"/>
+            <w:rFonts w:cs="Calibri"/>
+            <w:lang w:eastAsia="es-CO"/>
+          </w:rPr>
+          <w:t>basic</w:t>
+        </w:r>
+        <w:proofErr w:type="spellEnd"/>
+        <w:r>
+          <w:rPr>
+            <w:rStyle w:val="Hipervnculo"/>
+            <w:rFonts w:cs="Calibri"/>
+            <w:lang w:eastAsia="es-CO"/>
+          </w:rPr>
+          <w:t>/201-216</w:t>
+        </w:r>
+      </w:hyperlink>
+    </w:p>
+    <w:p>
+      <w:pPr>
+        <w:spacing w:before="0" w:after="0"/>
+        <w:rPr>
+          <w:rFonts w:cs="Calibri"/>
+          <w:lang w:val="es-MX" w:eastAsia="es-CO"/>
+        </w:rPr>
+      </w:pPr>
+      <w:r>
+        <w:rPr>
+          <w:rFonts w:cs="Calibri"/>
+          <w:lang w:val="es-MX" w:eastAsia="es-CO"/>
+        </w:rPr>
+        <w:t>Martín-Andino, R. (2006). Cadena de suministro (SCM). Madrid: EOI Escuela de Negocios.</w:t>
+      </w:r>
+      <w:r>
+        <w:rPr>
+          <w:rFonts w:cs="Calibri"/>
+          <w:lang w:val="es-MX" w:eastAsia="es-CO"/>
+        </w:rPr>
+        <w:t xml:space="preserve"> </w:t>
+      </w:r>
+      <w:hyperlink r:id="rId25" w:history="1">
+        <w:r>
+          <w:rPr>
+            <w:rStyle w:val="Hipervnculo"/>
+            <w:rFonts w:cs="Calibri"/>
+            <w:lang w:val="es-MX" w:eastAsia="es-CO"/>
+          </w:rPr>
+          <w:t>https://www.eoi.es/sites/default/files/savia/documents/componente45144.pdf</w:t>
+        </w:r>
+      </w:hyperlink>
+      <w:r>
+        <w:rPr>
+          <w:rFonts w:cs="Calibri"/>
+          <w:lang w:val="es-MX" w:eastAsia="es-CO"/>
+        </w:rPr>
+        <w:t xml:space="preserve"> </w:t>
+      </w:r>
+    </w:p>
+    <w:p>
+      <w:pPr>
+        <w:spacing w:before="0" w:after="0"/>
+        <w:rPr>
+          <w:rFonts w:cs="Calibri"/>
+          <w:lang w:val="es-MX" w:eastAsia="es-CO"/>
+        </w:rPr>
+      </w:pPr>
+      <w:r>
+        <w:rPr>
+          <w:rFonts w:cs="Calibri"/>
+          <w:lang w:val="es-MX" w:eastAsia="es-CO"/>
+        </w:rPr>
+        <w:t>Preparación de pedidos: definición, etapas, métodos y sistemas. (</w:t>
+      </w:r>
+      <w:r>
+        <w:rPr>
+          <w:rFonts w:cs="Calibri"/>
+          <w:lang w:val="es-MX" w:eastAsia="es-CO"/>
+        </w:rPr>
+        <w:t>s</w:t>
+      </w:r>
+      <w:r>
+        <w:rPr>
+          <w:rFonts w:cs="Calibri"/>
+          <w:lang w:val="es-MX" w:eastAsia="es-CO"/>
+        </w:rPr>
+        <w:t>.</w:t>
+      </w:r>
+      <w:r>
+        <w:rPr>
+          <w:rFonts w:cs="Calibri"/>
+          <w:lang w:val="es-MX" w:eastAsia="es-CO"/>
+        </w:rPr>
+        <w:t xml:space="preserve"> </w:t>
+      </w:r>
+      <w:r>
+        <w:rPr>
+          <w:rFonts w:cs="Calibri"/>
+          <w:lang w:val="es-MX" w:eastAsia="es-CO"/>
+        </w:rPr>
+        <w:t>f</w:t>
+      </w:r>
+      <w:r>
+        <w:rPr>
+          <w:rFonts w:cs="Calibri"/>
+          <w:lang w:val="es-MX" w:eastAsia="es-CO"/>
+        </w:rPr>
+        <w:t>.).</w:t>
+      </w:r>
+      <w:r>
+        <w:rPr>
+          <w:rFonts w:cs="Calibri"/>
+          <w:lang w:val="es-MX" w:eastAsia="es-CO"/>
+        </w:rPr>
+        <w:t xml:space="preserve"> </w:t>
+      </w:r>
+      <w:hyperlink r:id="rId26" w:history="1">
+        <w:r>
+          <w:rPr>
+            <w:rStyle w:val="Hipervnculo"/>
+            <w:rFonts w:cs="Calibri"/>
+            <w:lang w:val="es-MX" w:eastAsia="es-CO"/>
+          </w:rPr>
+          <w:t>https://www.beetrack.com/es/blog/preparacion-de-pedidos</w:t>
+        </w:r>
+      </w:hyperlink>
+      <w:r>
+        <w:rPr>
+          <w:rFonts w:cs="Calibri"/>
+          <w:lang w:val="es-MX" w:eastAsia="es-CO"/>
+        </w:rPr>
+        <w:t xml:space="preserve"> </w:t>
+      </w:r>
+    </w:p>
+    <w:p>
+      <w:pPr>
+        <w:spacing w:before="0" w:after="0"/>
+        <w:rPr>
+          <w:rFonts w:cs="Calibri"/>
+          <w:lang w:val="es-MX" w:eastAsia="es-CO"/>
+        </w:rPr>
+      </w:pPr>
+      <w:r>
+        <w:rPr>
+          <w:rFonts w:cs="Calibri"/>
+          <w:lang w:val="es-MX" w:eastAsia="es-CO"/>
+        </w:rPr>
+        <w:t>Zarate, P. (2023, 8 junio). ¿Qué es unidad de carga y cómo se integra cada tipo? Nasa Pack.</w:t>
+      </w:r>
+    </w:p>
+    <w:p>
+      <w:pPr>
+        <w:spacing w:before="0" w:after="0"/>
+        <w:ind w:firstLine="0"/>
+        <w:rPr>
+          <w:rFonts w:cs="Calibri"/>
+          <w:lang w:val="es-MX" w:eastAsia="es-CO"/>
+        </w:rPr>
+      </w:pPr>
+      <w:hyperlink r:id="rId27" w:history="1">
+        <w:r>
+          <w:rPr>
+            <w:rStyle w:val="Hipervnculo"/>
+            <w:rFonts w:cs="Calibri"/>
+            <w:lang w:val="es-MX" w:eastAsia="es-CO"/>
+          </w:rPr>
+          <w:t>https://www.nasapack.com/que-es-unidad-de-carga/</w:t>
+        </w:r>
+      </w:hyperlink>
+      <w:r>
+        <w:rPr>
+          <w:rFonts w:cs="Calibri"/>
+          <w:lang w:val="es-MX" w:eastAsia="es-CO"/>
+        </w:rPr>
+        <w:t xml:space="preserve"> </w:t>
+      </w:r>
+      <w:r>
+        <w:rPr>
+          <w:rFonts w:cs="Calibri"/>
+          <w:lang w:val="es-MX" w:eastAsia="es-CO"/>
+        </w:rPr>
+        <w:t xml:space="preserve">  </w:t>
+      </w:r>
+    </w:p>
+    <w:p>
+      <w:pPr>
+        <w:spacing w:before="0" w:after="0"/>
+        <w:rPr>
+          <w:rFonts w:cs="Calibri"/>
+          <w:lang w:val="es-MX" w:eastAsia="es-CO"/>
+        </w:rPr>
+      </w:pPr>
+    </w:p>
+    <w:p>
+      <w:pPr>
+        <w:spacing w:before="0" w:after="0"/>
+        <w:rPr>
+          <w:rFonts w:cs="Calibri"/>
+          <w:lang w:val="es-MX" w:eastAsia="es-CO"/>
+        </w:rPr>
+      </w:pPr>
+    </w:p>
+    <w:p>
+      <w:pPr>
+        <w:spacing w:before="0" w:after="0"/>
+        <w:rPr>
+          <w:rFonts w:cs="Calibri"/>
+          <w:lang w:val="es-MX" w:eastAsia="es-CO"/>
+        </w:rPr>
+      </w:pPr>
+    </w:p>
+    <w:p>
+      <w:pPr>
+        <w:spacing w:before="0" w:after="0"/>
+        <w:rPr>
+          <w:rFonts w:cs="Calibri"/>
+          <w:lang w:val="es-MX" w:eastAsia="es-CO"/>
+        </w:rPr>
+      </w:pPr>
+    </w:p>
+    <w:p>
+      <w:pPr>
+        <w:spacing w:before="0" w:after="0"/>
+        <w:rPr>
+          <w:rFonts w:cs="Calibri"/>
+          <w:lang w:val="es-MX" w:eastAsia="es-CO"/>
+        </w:rPr>
+      </w:pPr>
+    </w:p>
+    <w:p>
+      <w:pPr>
+        <w:spacing w:before="0" w:after="0"/>
+        <w:rPr>
+          <w:rFonts w:cs="Calibri"/>
+          <w:lang w:val="es-MX" w:eastAsia="es-CO"/>
+        </w:rPr>
+      </w:pPr>
+    </w:p>
+    <w:p>
+      <w:pPr>
+        <w:spacing w:before="0" w:after="0"/>
+        <w:rPr>
+          <w:rFonts w:cs="Calibri"/>
+          <w:lang w:val="es-MX" w:eastAsia="es-CO"/>
+        </w:rPr>
+      </w:pPr>
+    </w:p>
+    <w:p>
+      <w:pPr>
+        <w:spacing w:before="0" w:after="0"/>
+        <w:rPr>
+          <w:rFonts w:cs="Calibri"/>
+          <w:lang w:val="es-MX" w:eastAsia="es-CO"/>
+        </w:rPr>
+      </w:pPr>
+    </w:p>
+    <w:p>
+      <w:pPr>
+        <w:spacing w:before="0" w:after="0"/>
+        <w:rPr>
+          <w:rFonts w:cs="Calibri"/>
+          <w:lang w:val="es-MX" w:eastAsia="es-CO"/>
+        </w:rPr>
+      </w:pPr>
+    </w:p>
+    <w:p>
+      <w:pPr>
+        <w:pStyle w:val="Ttulo1"/>
+        <w:numPr>
+          <w:ilvl w:val="0"/>
+          <w:numId w:val="0"/>
+        </w:numPr>
+      </w:pPr>
+      <w:bookmarkStart w:id="26" w:name="_Toc176443727"/>
+      <w:bookmarkStart w:id="27" w:name="_Toc234575677"/>
       <w:r>
         <w:lastRenderedPageBreak/>
         <w:t>Créditos</w:t>
       </w:r>
-      <w:bookmarkEnd w:id="23"/>
-      <w:bookmarkEnd w:id="24"/>
+      <w:bookmarkEnd w:id="26"/>
+      <w:bookmarkEnd w:id="27"/>
     </w:p>
     <w:tbl>
       <w:tblPr>
@@ -10382,8 +10591,8 @@
       </w:tblPr>
       <w:tblGrid>
         <w:gridCol w:w="2830"/>
-        <w:gridCol w:w="3544"/>
-        <w:gridCol w:w="3686"/>
+        <w:gridCol w:w="3402"/>
+        <w:gridCol w:w="3828"/>
       </w:tblGrid>
       <w:tr>
         <w:trPr>
@@ -10415,7 +10624,7 @@
         </w:tc>
         <w:tc>
           <w:tcPr>
-            <w:tcW w:w="3544" w:type="dxa"/>
+            <w:tcW w:w="3402" w:type="dxa"/>
           </w:tcPr>
           <w:p>
             <w:pPr>
@@ -10437,7 +10646,7 @@
         </w:tc>
         <w:tc>
           <w:tcPr>
-            <w:tcW w:w="3686" w:type="dxa"/>
+            <w:tcW w:w="3828" w:type="dxa"/>
           </w:tcPr>
           <w:p>
             <w:pPr>
@@ -10490,7 +10699,7 @@
         </w:tc>
         <w:tc>
           <w:tcPr>
-            <w:tcW w:w="3544" w:type="dxa"/>
+            <w:tcW w:w="3402" w:type="dxa"/>
           </w:tcPr>
           <w:p>
             <w:pPr>
@@ -10519,7 +10728,7 @@
         </w:tc>
         <w:tc>
           <w:tcPr>
-            <w:tcW w:w="3686" w:type="dxa"/>
+            <w:tcW w:w="3828" w:type="dxa"/>
           </w:tcPr>
           <w:p>
             <w:pPr>
@@ -10569,7 +10778,7 @@
         </w:tc>
         <w:tc>
           <w:tcPr>
-            <w:tcW w:w="3544" w:type="dxa"/>
+            <w:tcW w:w="3402" w:type="dxa"/>
           </w:tcPr>
           <w:p>
             <w:pPr>
@@ -10591,7 +10800,7 @@
         </w:tc>
         <w:tc>
           <w:tcPr>
-            <w:tcW w:w="3686" w:type="dxa"/>
+            <w:tcW w:w="3828" w:type="dxa"/>
           </w:tcPr>
           <w:p>
             <w:pPr>
@@ -10644,7 +10853,7 @@
         </w:tc>
         <w:tc>
           <w:tcPr>
-            <w:tcW w:w="3544" w:type="dxa"/>
+            <w:tcW w:w="3402" w:type="dxa"/>
           </w:tcPr>
           <w:p>
             <w:pPr>
@@ -10666,7 +10875,7 @@
         </w:tc>
         <w:tc>
           <w:tcPr>
-            <w:tcW w:w="3686" w:type="dxa"/>
+            <w:tcW w:w="3828" w:type="dxa"/>
           </w:tcPr>
           <w:p>
             <w:pPr>
@@ -10716,7 +10925,7 @@
         </w:tc>
         <w:tc>
           <w:tcPr>
-            <w:tcW w:w="3544" w:type="dxa"/>
+            <w:tcW w:w="3402" w:type="dxa"/>
           </w:tcPr>
           <w:p>
             <w:pPr>
@@ -10738,7 +10947,7 @@
         </w:tc>
         <w:tc>
           <w:tcPr>
-            <w:tcW w:w="3686" w:type="dxa"/>
+            <w:tcW w:w="3828" w:type="dxa"/>
           </w:tcPr>
           <w:p>
             <w:pPr>
@@ -10791,7 +11000,7 @@
         </w:tc>
         <w:tc>
           <w:tcPr>
-            <w:tcW w:w="3544" w:type="dxa"/>
+            <w:tcW w:w="3402" w:type="dxa"/>
           </w:tcPr>
           <w:p>
             <w:pPr>
@@ -10813,7 +11022,7 @@
         </w:tc>
         <w:tc>
           <w:tcPr>
-            <w:tcW w:w="3686" w:type="dxa"/>
+            <w:tcW w:w="3828" w:type="dxa"/>
           </w:tcPr>
           <w:p>
             <w:pPr>
@@ -10863,7 +11072,7 @@
         </w:tc>
         <w:tc>
           <w:tcPr>
-            <w:tcW w:w="3544" w:type="dxa"/>
+            <w:tcW w:w="3402" w:type="dxa"/>
           </w:tcPr>
           <w:p>
             <w:pPr>
@@ -10885,7 +11094,7 @@
         </w:tc>
         <w:tc>
           <w:tcPr>
-            <w:tcW w:w="3686" w:type="dxa"/>
+            <w:tcW w:w="3828" w:type="dxa"/>
           </w:tcPr>
           <w:p>
             <w:pPr>
@@ -10938,7 +11147,7 @@
         </w:tc>
         <w:tc>
           <w:tcPr>
-            <w:tcW w:w="3544" w:type="dxa"/>
+            <w:tcW w:w="3402" w:type="dxa"/>
           </w:tcPr>
           <w:p>
             <w:pPr>
@@ -10981,7 +11190,7 @@
         </w:tc>
         <w:tc>
           <w:tcPr>
-            <w:tcW w:w="3686" w:type="dxa"/>
+            <w:tcW w:w="3828" w:type="dxa"/>
           </w:tcPr>
           <w:p>
             <w:pPr>
@@ -11031,7 +11240,7 @@
         </w:tc>
         <w:tc>
           <w:tcPr>
-            <w:tcW w:w="3544" w:type="dxa"/>
+            <w:tcW w:w="3402" w:type="dxa"/>
           </w:tcPr>
           <w:p>
             <w:pPr>
@@ -11061,7 +11270,7 @@
         </w:tc>
         <w:tc>
           <w:tcPr>
-            <w:tcW w:w="3686" w:type="dxa"/>
+            <w:tcW w:w="3828" w:type="dxa"/>
           </w:tcPr>
           <w:p>
             <w:pPr>
@@ -11124,7 +11333,7 @@
         </w:tc>
         <w:tc>
           <w:tcPr>
-            <w:tcW w:w="3544" w:type="dxa"/>
+            <w:tcW w:w="3402" w:type="dxa"/>
           </w:tcPr>
           <w:p>
             <w:pPr>
@@ -11174,7 +11383,7 @@
         </w:tc>
         <w:tc>
           <w:tcPr>
-            <w:tcW w:w="3686" w:type="dxa"/>
+            <w:tcW w:w="3828" w:type="dxa"/>
           </w:tcPr>
           <w:p>
             <w:pPr>
@@ -11218,13 +11427,13 @@
                 <w:sz w:val="28"/>
                 <w:szCs w:val="28"/>
               </w:rPr>
-              <w:t>Yineth Ibette González Quintero</w:t>
+              <w:t>Erika Daniela Manrique Rueda</w:t>
             </w:r>
           </w:p>
         </w:tc>
         <w:tc>
           <w:tcPr>
-            <w:tcW w:w="3544" w:type="dxa"/>
+            <w:tcW w:w="3402" w:type="dxa"/>
           </w:tcPr>
           <w:p>
             <w:pPr>
@@ -11246,7 +11455,7 @@
         </w:tc>
         <w:tc>
           <w:tcPr>
-            <w:tcW w:w="3686" w:type="dxa"/>
+            <w:tcW w:w="3828" w:type="dxa"/>
           </w:tcPr>
           <w:p>
             <w:pPr>
@@ -11299,7 +11508,7 @@
         </w:tc>
         <w:tc>
           <w:tcPr>
-            <w:tcW w:w="3544" w:type="dxa"/>
+            <w:tcW w:w="3402" w:type="dxa"/>
           </w:tcPr>
           <w:p>
             <w:pPr>
@@ -11321,7 +11530,7 @@
         </w:tc>
         <w:tc>
           <w:tcPr>
-            <w:tcW w:w="3686" w:type="dxa"/>
+            <w:tcW w:w="3828" w:type="dxa"/>
           </w:tcPr>
           <w:p>
             <w:pPr>
@@ -11651,6 +11860,119 @@
     </w:lvl>
   </w:abstractNum>
   <w:abstractNum w:abstractNumId="1" w15:restartNumberingAfterBreak="0">
+    <w:nsid w:val="02094FE6"/>
+    <w:multiLevelType w:val="hybridMultilevel"/>
+    <w:tmpl w:val="5A8C313C"/>
+    <w:lvl w:ilvl="0" w:tplc="240A0003">
+      <w:start w:val="1"/>
+      <w:numFmt w:val="bullet"/>
+      <w:lvlText w:val="o"/>
+      <w:lvlJc w:val="left"/>
+      <w:pPr>
+        <w:ind w:left="1429" w:hanging="360"/>
+      </w:pPr>
+      <w:rPr>
+        <w:rFonts w:ascii="Courier New" w:hAnsi="Courier New" w:cs="Courier New" w:hint="default"/>
+      </w:rPr>
+    </w:lvl>
+    <w:lvl w:ilvl="1" w:tplc="FFFFFFFF" w:tentative="1">
+      <w:start w:val="1"/>
+      <w:numFmt w:val="bullet"/>
+      <w:lvlText w:val="o"/>
+      <w:lvlJc w:val="left"/>
+      <w:pPr>
+        <w:ind w:left="2149" w:hanging="360"/>
+      </w:pPr>
+      <w:rPr>
+        <w:rFonts w:ascii="Courier New" w:hAnsi="Courier New" w:cs="Courier New" w:hint="default"/>
+      </w:rPr>
+    </w:lvl>
+    <w:lvl w:ilvl="2" w:tplc="FFFFFFFF" w:tentative="1">
+      <w:start w:val="1"/>
+      <w:numFmt w:val="bullet"/>
+      <w:lvlText w:val=""/>
+      <w:lvlJc w:val="left"/>
+      <w:pPr>
+        <w:ind w:left="2869" w:hanging="360"/>
+      </w:pPr>
+      <w:rPr>
+        <w:rFonts w:ascii="Wingdings" w:hAnsi="Wingdings" w:hint="default"/>
+      </w:rPr>
+    </w:lvl>
+    <w:lvl w:ilvl="3" w:tplc="FFFFFFFF" w:tentative="1">
+      <w:start w:val="1"/>
+      <w:numFmt w:val="bullet"/>
+      <w:lvlText w:val=""/>
+      <w:lvlJc w:val="left"/>
+      <w:pPr>
+        <w:ind w:left="3589" w:hanging="360"/>
+      </w:pPr>
+      <w:rPr>
+        <w:rFonts w:ascii="Symbol" w:hAnsi="Symbol" w:hint="default"/>
+      </w:rPr>
+    </w:lvl>
+    <w:lvl w:ilvl="4" w:tplc="FFFFFFFF" w:tentative="1">
+      <w:start w:val="1"/>
+      <w:numFmt w:val="bullet"/>
+      <w:lvlText w:val="o"/>
+      <w:lvlJc w:val="left"/>
+      <w:pPr>
+        <w:ind w:left="4309" w:hanging="360"/>
+      </w:pPr>
+      <w:rPr>
+        <w:rFonts w:ascii="Courier New" w:hAnsi="Courier New" w:cs="Courier New" w:hint="default"/>
+      </w:rPr>
+    </w:lvl>
+    <w:lvl w:ilvl="5" w:tplc="FFFFFFFF" w:tentative="1">
+      <w:start w:val="1"/>
+      <w:numFmt w:val="bullet"/>
+      <w:lvlText w:val=""/>
+      <w:lvlJc w:val="left"/>
+      <w:pPr>
+        <w:ind w:left="5029" w:hanging="360"/>
+      </w:pPr>
+      <w:rPr>
+        <w:rFonts w:ascii="Wingdings" w:hAnsi="Wingdings" w:hint="default"/>
+      </w:rPr>
+    </w:lvl>
+    <w:lvl w:ilvl="6" w:tplc="FFFFFFFF" w:tentative="1">
+      <w:start w:val="1"/>
+      <w:numFmt w:val="bullet"/>
+      <w:lvlText w:val=""/>
+      <w:lvlJc w:val="left"/>
+      <w:pPr>
+        <w:ind w:left="5749" w:hanging="360"/>
+      </w:pPr>
+      <w:rPr>
+        <w:rFonts w:ascii="Symbol" w:hAnsi="Symbol" w:hint="default"/>
+      </w:rPr>
+    </w:lvl>
+    <w:lvl w:ilvl="7" w:tplc="FFFFFFFF" w:tentative="1">
+      <w:start w:val="1"/>
+      <w:numFmt w:val="bullet"/>
+      <w:lvlText w:val="o"/>
+      <w:lvlJc w:val="left"/>
+      <w:pPr>
+        <w:ind w:left="6469" w:hanging="360"/>
+      </w:pPr>
+      <w:rPr>
+        <w:rFonts w:ascii="Courier New" w:hAnsi="Courier New" w:cs="Courier New" w:hint="default"/>
+      </w:rPr>
+    </w:lvl>
+    <w:lvl w:ilvl="8" w:tplc="FFFFFFFF" w:tentative="1">
+      <w:start w:val="1"/>
+      <w:numFmt w:val="bullet"/>
+      <w:lvlText w:val=""/>
+      <w:lvlJc w:val="left"/>
+      <w:pPr>
+        <w:ind w:left="7189" w:hanging="360"/>
+      </w:pPr>
+      <w:rPr>
+        <w:rFonts w:ascii="Wingdings" w:hAnsi="Wingdings" w:hint="default"/>
+      </w:rPr>
+    </w:lvl>
+  </w:abstractNum>
+  <w:abstractNum w:abstractNumId="2" w15:restartNumberingAfterBreak="0">
     <w:nsid w:val="05344C5E"/>
     <w:multiLevelType w:val="multilevel"/>
     <w:tmpl w:val="04CA2036"/>
@@ -11799,7 +12121,7 @@
       </w:rPr>
     </w:lvl>
   </w:abstractNum>
-  <w:abstractNum w:abstractNumId="2" w15:restartNumberingAfterBreak="0">
+  <w:abstractNum w:abstractNumId="3" w15:restartNumberingAfterBreak="0">
     <w:nsid w:val="1B320993"/>
     <w:multiLevelType w:val="hybridMultilevel"/>
     <w:tmpl w:val="E618EBBC"/>
@@ -11912,7 +12234,7 @@
       </w:rPr>
     </w:lvl>
   </w:abstractNum>
-  <w:abstractNum w:abstractNumId="3" w15:restartNumberingAfterBreak="0">
+  <w:abstractNum w:abstractNumId="4" w15:restartNumberingAfterBreak="0">
     <w:nsid w:val="1B774D48"/>
     <w:multiLevelType w:val="hybridMultilevel"/>
     <w:tmpl w:val="4678BE38"/>
@@ -12025,7 +12347,7 @@
       </w:rPr>
     </w:lvl>
   </w:abstractNum>
-  <w:abstractNum w:abstractNumId="4" w15:restartNumberingAfterBreak="0">
+  <w:abstractNum w:abstractNumId="5" w15:restartNumberingAfterBreak="0">
     <w:nsid w:val="1F2D330A"/>
     <w:multiLevelType w:val="hybridMultilevel"/>
     <w:tmpl w:val="A1524A06"/>
@@ -12111,7 +12433,7 @@
       </w:pPr>
     </w:lvl>
   </w:abstractNum>
-  <w:abstractNum w:abstractNumId="5" w15:restartNumberingAfterBreak="0">
+  <w:abstractNum w:abstractNumId="6" w15:restartNumberingAfterBreak="0">
     <w:nsid w:val="233C5D3F"/>
     <w:multiLevelType w:val="hybridMultilevel"/>
     <w:tmpl w:val="0B7AC0CC"/>
@@ -12224,7 +12546,120 @@
       </w:rPr>
     </w:lvl>
   </w:abstractNum>
-  <w:abstractNum w:abstractNumId="6" w15:restartNumberingAfterBreak="0">
+  <w:abstractNum w:abstractNumId="7" w15:restartNumberingAfterBreak="0">
+    <w:nsid w:val="29305D50"/>
+    <w:multiLevelType w:val="hybridMultilevel"/>
+    <w:tmpl w:val="27763366"/>
+    <w:lvl w:ilvl="0" w:tplc="240A0001">
+      <w:start w:val="1"/>
+      <w:numFmt w:val="bullet"/>
+      <w:lvlText w:val=""/>
+      <w:lvlJc w:val="left"/>
+      <w:pPr>
+        <w:ind w:left="1776" w:hanging="360"/>
+      </w:pPr>
+      <w:rPr>
+        <w:rFonts w:ascii="Symbol" w:hAnsi="Symbol" w:hint="default"/>
+      </w:rPr>
+    </w:lvl>
+    <w:lvl w:ilvl="1" w:tplc="FFFFFFFF" w:tentative="1">
+      <w:start w:val="1"/>
+      <w:numFmt w:val="bullet"/>
+      <w:lvlText w:val="o"/>
+      <w:lvlJc w:val="left"/>
+      <w:pPr>
+        <w:ind w:left="2496" w:hanging="360"/>
+      </w:pPr>
+      <w:rPr>
+        <w:rFonts w:ascii="Courier New" w:hAnsi="Courier New" w:cs="Courier New" w:hint="default"/>
+      </w:rPr>
+    </w:lvl>
+    <w:lvl w:ilvl="2" w:tplc="FFFFFFFF" w:tentative="1">
+      <w:start w:val="1"/>
+      <w:numFmt w:val="bullet"/>
+      <w:lvlText w:val=""/>
+      <w:lvlJc w:val="left"/>
+      <w:pPr>
+        <w:ind w:left="3216" w:hanging="360"/>
+      </w:pPr>
+      <w:rPr>
+        <w:rFonts w:ascii="Wingdings" w:hAnsi="Wingdings" w:hint="default"/>
+      </w:rPr>
+    </w:lvl>
+    <w:lvl w:ilvl="3" w:tplc="FFFFFFFF" w:tentative="1">
+      <w:start w:val="1"/>
+      <w:numFmt w:val="bullet"/>
+      <w:lvlText w:val=""/>
+      <w:lvlJc w:val="left"/>
+      <w:pPr>
+        <w:ind w:left="3936" w:hanging="360"/>
+      </w:pPr>
+      <w:rPr>
+        <w:rFonts w:ascii="Symbol" w:hAnsi="Symbol" w:hint="default"/>
+      </w:rPr>
+    </w:lvl>
+    <w:lvl w:ilvl="4" w:tplc="FFFFFFFF" w:tentative="1">
+      <w:start w:val="1"/>
+      <w:numFmt w:val="bullet"/>
+      <w:lvlText w:val="o"/>
+      <w:lvlJc w:val="left"/>
+      <w:pPr>
+        <w:ind w:left="4656" w:hanging="360"/>
+      </w:pPr>
+      <w:rPr>
+        <w:rFonts w:ascii="Courier New" w:hAnsi="Courier New" w:cs="Courier New" w:hint="default"/>
+      </w:rPr>
+    </w:lvl>
+    <w:lvl w:ilvl="5" w:tplc="FFFFFFFF" w:tentative="1">
+      <w:start w:val="1"/>
+      <w:numFmt w:val="bullet"/>
+      <w:lvlText w:val=""/>
+      <w:lvlJc w:val="left"/>
+      <w:pPr>
+        <w:ind w:left="5376" w:hanging="360"/>
+      </w:pPr>
+      <w:rPr>
+        <w:rFonts w:ascii="Wingdings" w:hAnsi="Wingdings" w:hint="default"/>
+      </w:rPr>
+    </w:lvl>
+    <w:lvl w:ilvl="6" w:tplc="FFFFFFFF" w:tentative="1">
+      <w:start w:val="1"/>
+      <w:numFmt w:val="bullet"/>
+      <w:lvlText w:val=""/>
+      <w:lvlJc w:val="left"/>
+      <w:pPr>
+        <w:ind w:left="6096" w:hanging="360"/>
+      </w:pPr>
+      <w:rPr>
+        <w:rFonts w:ascii="Symbol" w:hAnsi="Symbol" w:hint="default"/>
+      </w:rPr>
+    </w:lvl>
+    <w:lvl w:ilvl="7" w:tplc="FFFFFFFF" w:tentative="1">
+      <w:start w:val="1"/>
+      <w:numFmt w:val="bullet"/>
+      <w:lvlText w:val="o"/>
+      <w:lvlJc w:val="left"/>
+      <w:pPr>
+        <w:ind w:left="6816" w:hanging="360"/>
+      </w:pPr>
+      <w:rPr>
+        <w:rFonts w:ascii="Courier New" w:hAnsi="Courier New" w:cs="Courier New" w:hint="default"/>
+      </w:rPr>
+    </w:lvl>
+    <w:lvl w:ilvl="8" w:tplc="FFFFFFFF" w:tentative="1">
+      <w:start w:val="1"/>
+      <w:numFmt w:val="bullet"/>
+      <w:lvlText w:val=""/>
+      <w:lvlJc w:val="left"/>
+      <w:pPr>
+        <w:ind w:left="7536" w:hanging="360"/>
+      </w:pPr>
+      <w:rPr>
+        <w:rFonts w:ascii="Wingdings" w:hAnsi="Wingdings" w:hint="default"/>
+      </w:rPr>
+    </w:lvl>
+  </w:abstractNum>
+  <w:abstractNum w:abstractNumId="8" w15:restartNumberingAfterBreak="0">
     <w:nsid w:val="2D8D4387"/>
     <w:multiLevelType w:val="hybridMultilevel"/>
     <w:tmpl w:val="309AD6A8"/>
@@ -12337,7 +12772,7 @@
       </w:rPr>
     </w:lvl>
   </w:abstractNum>
-  <w:abstractNum w:abstractNumId="7" w15:restartNumberingAfterBreak="0">
+  <w:abstractNum w:abstractNumId="9" w15:restartNumberingAfterBreak="0">
     <w:nsid w:val="2E7B6EF4"/>
     <w:multiLevelType w:val="hybridMultilevel"/>
     <w:tmpl w:val="A056A7D6"/>
@@ -12423,7 +12858,382 @@
       </w:pPr>
     </w:lvl>
   </w:abstractNum>
-  <w:abstractNum w:abstractNumId="8" w15:restartNumberingAfterBreak="0">
+  <w:abstractNum w:abstractNumId="10" w15:restartNumberingAfterBreak="0">
+    <w:nsid w:val="33050B6A"/>
+    <w:multiLevelType w:val="hybridMultilevel"/>
+    <w:tmpl w:val="01F8EB6A"/>
+    <w:lvl w:ilvl="0" w:tplc="240A0003">
+      <w:start w:val="1"/>
+      <w:numFmt w:val="bullet"/>
+      <w:lvlText w:val="o"/>
+      <w:lvlJc w:val="left"/>
+      <w:pPr>
+        <w:ind w:left="1494" w:hanging="360"/>
+      </w:pPr>
+      <w:rPr>
+        <w:rFonts w:ascii="Courier New" w:hAnsi="Courier New" w:cs="Courier New" w:hint="default"/>
+      </w:rPr>
+    </w:lvl>
+    <w:lvl w:ilvl="1" w:tplc="240A0003" w:tentative="1">
+      <w:start w:val="1"/>
+      <w:numFmt w:val="bullet"/>
+      <w:lvlText w:val="o"/>
+      <w:lvlJc w:val="left"/>
+      <w:pPr>
+        <w:ind w:left="2214" w:hanging="360"/>
+      </w:pPr>
+      <w:rPr>
+        <w:rFonts w:ascii="Courier New" w:hAnsi="Courier New" w:cs="Courier New" w:hint="default"/>
+      </w:rPr>
+    </w:lvl>
+    <w:lvl w:ilvl="2" w:tplc="240A0005">
+      <w:start w:val="1"/>
+      <w:numFmt w:val="bullet"/>
+      <w:lvlText w:val=""/>
+      <w:lvlJc w:val="left"/>
+      <w:pPr>
+        <w:ind w:left="2934" w:hanging="360"/>
+      </w:pPr>
+      <w:rPr>
+        <w:rFonts w:ascii="Wingdings" w:hAnsi="Wingdings" w:hint="default"/>
+      </w:rPr>
+    </w:lvl>
+    <w:lvl w:ilvl="3" w:tplc="240A0001" w:tentative="1">
+      <w:start w:val="1"/>
+      <w:numFmt w:val="bullet"/>
+      <w:lvlText w:val=""/>
+      <w:lvlJc w:val="left"/>
+      <w:pPr>
+        <w:ind w:left="3654" w:hanging="360"/>
+      </w:pPr>
+      <w:rPr>
+        <w:rFonts w:ascii="Symbol" w:hAnsi="Symbol" w:hint="default"/>
+      </w:rPr>
+    </w:lvl>
+    <w:lvl w:ilvl="4" w:tplc="240A0003" w:tentative="1">
+      <w:start w:val="1"/>
+      <w:numFmt w:val="bullet"/>
+      <w:lvlText w:val="o"/>
+      <w:lvlJc w:val="left"/>
+      <w:pPr>
+        <w:ind w:left="4374" w:hanging="360"/>
+      </w:pPr>
+      <w:rPr>
+        <w:rFonts w:ascii="Courier New" w:hAnsi="Courier New" w:cs="Courier New" w:hint="default"/>
+      </w:rPr>
+    </w:lvl>
+    <w:lvl w:ilvl="5" w:tplc="240A0005" w:tentative="1">
+      <w:start w:val="1"/>
+      <w:numFmt w:val="bullet"/>
+      <w:lvlText w:val=""/>
+      <w:lvlJc w:val="left"/>
+      <w:pPr>
+        <w:ind w:left="5094" w:hanging="360"/>
+      </w:pPr>
+      <w:rPr>
+        <w:rFonts w:ascii="Wingdings" w:hAnsi="Wingdings" w:hint="default"/>
+      </w:rPr>
+    </w:lvl>
+    <w:lvl w:ilvl="6" w:tplc="240A0001" w:tentative="1">
+      <w:start w:val="1"/>
+      <w:numFmt w:val="bullet"/>
+      <w:lvlText w:val=""/>
+      <w:lvlJc w:val="left"/>
+      <w:pPr>
+        <w:ind w:left="5814" w:hanging="360"/>
+      </w:pPr>
+      <w:rPr>
+        <w:rFonts w:ascii="Symbol" w:hAnsi="Symbol" w:hint="default"/>
+      </w:rPr>
+    </w:lvl>
+    <w:lvl w:ilvl="7" w:tplc="240A0003" w:tentative="1">
+      <w:start w:val="1"/>
+      <w:numFmt w:val="bullet"/>
+      <w:lvlText w:val="o"/>
+      <w:lvlJc w:val="left"/>
+      <w:pPr>
+        <w:ind w:left="6534" w:hanging="360"/>
+      </w:pPr>
+      <w:rPr>
+        <w:rFonts w:ascii="Courier New" w:hAnsi="Courier New" w:cs="Courier New" w:hint="default"/>
+      </w:rPr>
+    </w:lvl>
+    <w:lvl w:ilvl="8" w:tplc="240A0005" w:tentative="1">
+      <w:start w:val="1"/>
+      <w:numFmt w:val="bullet"/>
+      <w:lvlText w:val=""/>
+      <w:lvlJc w:val="left"/>
+      <w:pPr>
+        <w:ind w:left="7254" w:hanging="360"/>
+      </w:pPr>
+      <w:rPr>
+        <w:rFonts w:ascii="Wingdings" w:hAnsi="Wingdings" w:hint="default"/>
+      </w:rPr>
+    </w:lvl>
+  </w:abstractNum>
+  <w:abstractNum w:abstractNumId="11" w15:restartNumberingAfterBreak="0">
+    <w:nsid w:val="34671C47"/>
+    <w:multiLevelType w:val="hybridMultilevel"/>
+    <w:tmpl w:val="7A0456EC"/>
+    <w:lvl w:ilvl="0" w:tplc="240A0003">
+      <w:start w:val="1"/>
+      <w:numFmt w:val="bullet"/>
+      <w:lvlText w:val="o"/>
+      <w:lvlJc w:val="left"/>
+      <w:pPr>
+        <w:ind w:left="1429" w:hanging="360"/>
+      </w:pPr>
+      <w:rPr>
+        <w:rFonts w:ascii="Courier New" w:hAnsi="Courier New" w:cs="Courier New" w:hint="default"/>
+      </w:rPr>
+    </w:lvl>
+    <w:lvl w:ilvl="1" w:tplc="FFFFFFFF" w:tentative="1">
+      <w:start w:val="1"/>
+      <w:numFmt w:val="bullet"/>
+      <w:lvlText w:val="o"/>
+      <w:lvlJc w:val="left"/>
+      <w:pPr>
+        <w:ind w:left="2149" w:hanging="360"/>
+      </w:pPr>
+      <w:rPr>
+        <w:rFonts w:ascii="Courier New" w:hAnsi="Courier New" w:cs="Courier New" w:hint="default"/>
+      </w:rPr>
+    </w:lvl>
+    <w:lvl w:ilvl="2" w:tplc="FFFFFFFF" w:tentative="1">
+      <w:start w:val="1"/>
+      <w:numFmt w:val="bullet"/>
+      <w:lvlText w:val=""/>
+      <w:lvlJc w:val="left"/>
+      <w:pPr>
+        <w:ind w:left="2869" w:hanging="360"/>
+      </w:pPr>
+      <w:rPr>
+        <w:rFonts w:ascii="Wingdings" w:hAnsi="Wingdings" w:hint="default"/>
+      </w:rPr>
+    </w:lvl>
+    <w:lvl w:ilvl="3" w:tplc="FFFFFFFF" w:tentative="1">
+      <w:start w:val="1"/>
+      <w:numFmt w:val="bullet"/>
+      <w:lvlText w:val=""/>
+      <w:lvlJc w:val="left"/>
+      <w:pPr>
+        <w:ind w:left="3589" w:hanging="360"/>
+      </w:pPr>
+      <w:rPr>
+        <w:rFonts w:ascii="Symbol" w:hAnsi="Symbol" w:hint="default"/>
+      </w:rPr>
+    </w:lvl>
+    <w:lvl w:ilvl="4" w:tplc="FFFFFFFF" w:tentative="1">
+      <w:start w:val="1"/>
+      <w:numFmt w:val="bullet"/>
+      <w:lvlText w:val="o"/>
+      <w:lvlJc w:val="left"/>
+      <w:pPr>
+        <w:ind w:left="4309" w:hanging="360"/>
+      </w:pPr>
+      <w:rPr>
+        <w:rFonts w:ascii="Courier New" w:hAnsi="Courier New" w:cs="Courier New" w:hint="default"/>
+      </w:rPr>
+    </w:lvl>
+    <w:lvl w:ilvl="5" w:tplc="FFFFFFFF" w:tentative="1">
+      <w:start w:val="1"/>
+      <w:numFmt w:val="bullet"/>
+      <w:lvlText w:val=""/>
+      <w:lvlJc w:val="left"/>
+      <w:pPr>
+        <w:ind w:left="5029" w:hanging="360"/>
+      </w:pPr>
+      <w:rPr>
+        <w:rFonts w:ascii="Wingdings" w:hAnsi="Wingdings" w:hint="default"/>
+      </w:rPr>
+    </w:lvl>
+    <w:lvl w:ilvl="6" w:tplc="FFFFFFFF" w:tentative="1">
+      <w:start w:val="1"/>
+      <w:numFmt w:val="bullet"/>
+      <w:lvlText w:val=""/>
+      <w:lvlJc w:val="left"/>
+      <w:pPr>
+        <w:ind w:left="5749" w:hanging="360"/>
+      </w:pPr>
+      <w:rPr>
+        <w:rFonts w:ascii="Symbol" w:hAnsi="Symbol" w:hint="default"/>
+      </w:rPr>
+    </w:lvl>
+    <w:lvl w:ilvl="7" w:tplc="FFFFFFFF" w:tentative="1">
+      <w:start w:val="1"/>
+      <w:numFmt w:val="bullet"/>
+      <w:lvlText w:val="o"/>
+      <w:lvlJc w:val="left"/>
+      <w:pPr>
+        <w:ind w:left="6469" w:hanging="360"/>
+      </w:pPr>
+      <w:rPr>
+        <w:rFonts w:ascii="Courier New" w:hAnsi="Courier New" w:cs="Courier New" w:hint="default"/>
+      </w:rPr>
+    </w:lvl>
+    <w:lvl w:ilvl="8" w:tplc="FFFFFFFF" w:tentative="1">
+      <w:start w:val="1"/>
+      <w:numFmt w:val="bullet"/>
+      <w:lvlText w:val=""/>
+      <w:lvlJc w:val="left"/>
+      <w:pPr>
+        <w:ind w:left="7189" w:hanging="360"/>
+      </w:pPr>
+      <w:rPr>
+        <w:rFonts w:ascii="Wingdings" w:hAnsi="Wingdings" w:hint="default"/>
+      </w:rPr>
+    </w:lvl>
+  </w:abstractNum>
+  <w:abstractNum w:abstractNumId="12" w15:restartNumberingAfterBreak="0">
+    <w:nsid w:val="34712386"/>
+    <w:multiLevelType w:val="multilevel"/>
+    <w:tmpl w:val="B9825172"/>
+    <w:lvl w:ilvl="0">
+      <w:start w:val="1"/>
+      <w:numFmt w:val="bullet"/>
+      <w:lvlText w:val=""/>
+      <w:lvlJc w:val="left"/>
+      <w:pPr>
+        <w:tabs>
+          <w:tab w:val="num" w:pos="1068"/>
+        </w:tabs>
+        <w:ind w:left="1068" w:hanging="360"/>
+      </w:pPr>
+      <w:rPr>
+        <w:rFonts w:ascii="Symbol" w:hAnsi="Symbol" w:hint="default"/>
+        <w:sz w:val="20"/>
+      </w:rPr>
+    </w:lvl>
+    <w:lvl w:ilvl="1" w:tentative="1">
+      <w:start w:val="1"/>
+      <w:numFmt w:val="bullet"/>
+      <w:lvlText w:val="o"/>
+      <w:lvlJc w:val="left"/>
+      <w:pPr>
+        <w:tabs>
+          <w:tab w:val="num" w:pos="1788"/>
+        </w:tabs>
+        <w:ind w:left="1788" w:hanging="360"/>
+      </w:pPr>
+      <w:rPr>
+        <w:rFonts w:ascii="Courier New" w:hAnsi="Courier New" w:hint="default"/>
+        <w:sz w:val="20"/>
+      </w:rPr>
+    </w:lvl>
+    <w:lvl w:ilvl="2" w:tentative="1">
+      <w:start w:val="1"/>
+      <w:numFmt w:val="bullet"/>
+      <w:lvlText w:val=""/>
+      <w:lvlJc w:val="left"/>
+      <w:pPr>
+        <w:tabs>
+          <w:tab w:val="num" w:pos="2508"/>
+        </w:tabs>
+        <w:ind w:left="2508" w:hanging="360"/>
+      </w:pPr>
+      <w:rPr>
+        <w:rFonts w:ascii="Wingdings" w:hAnsi="Wingdings" w:hint="default"/>
+        <w:sz w:val="20"/>
+      </w:rPr>
+    </w:lvl>
+    <w:lvl w:ilvl="3" w:tentative="1">
+      <w:start w:val="1"/>
+      <w:numFmt w:val="bullet"/>
+      <w:lvlText w:val=""/>
+      <w:lvlJc w:val="left"/>
+      <w:pPr>
+        <w:tabs>
+          <w:tab w:val="num" w:pos="3228"/>
+        </w:tabs>
+        <w:ind w:left="3228" w:hanging="360"/>
+      </w:pPr>
+      <w:rPr>
+        <w:rFonts w:ascii="Wingdings" w:hAnsi="Wingdings" w:hint="default"/>
+        <w:sz w:val="20"/>
+      </w:rPr>
+    </w:lvl>
+    <w:lvl w:ilvl="4" w:tentative="1">
+      <w:start w:val="1"/>
+      <w:numFmt w:val="bullet"/>
+      <w:lvlText w:val=""/>
+      <w:lvlJc w:val="left"/>
+      <w:pPr>
+        <w:tabs>
+          <w:tab w:val="num" w:pos="3948"/>
+        </w:tabs>
+        <w:ind w:left="3948" w:hanging="360"/>
+      </w:pPr>
+      <w:rPr>
+        <w:rFonts w:ascii="Wingdings" w:hAnsi="Wingdings" w:hint="default"/>
+        <w:sz w:val="20"/>
+      </w:rPr>
+    </w:lvl>
+    <w:lvl w:ilvl="5" w:tentative="1">
+      <w:start w:val="1"/>
+      <w:numFmt w:val="bullet"/>
+      <w:lvlText w:val=""/>
+      <w:lvlJc w:val="left"/>
+      <w:pPr>
+        <w:tabs>
+          <w:tab w:val="num" w:pos="4668"/>
+        </w:tabs>
+        <w:ind w:left="4668" w:hanging="360"/>
+      </w:pPr>
+      <w:rPr>
+        <w:rFonts w:ascii="Wingdings" w:hAnsi="Wingdings" w:hint="default"/>
+        <w:sz w:val="20"/>
+      </w:rPr>
+    </w:lvl>
+    <w:lvl w:ilvl="6" w:tentative="1">
+      <w:start w:val="1"/>
+      <w:numFmt w:val="bullet"/>
+      <w:lvlText w:val=""/>
+      <w:lvlJc w:val="left"/>
+      <w:pPr>
+        <w:tabs>
+          <w:tab w:val="num" w:pos="5388"/>
+        </w:tabs>
+        <w:ind w:left="5388" w:hanging="360"/>
+      </w:pPr>
+      <w:rPr>
+        <w:rFonts w:ascii="Wingdings" w:hAnsi="Wingdings" w:hint="default"/>
+        <w:sz w:val="20"/>
+      </w:rPr>
+    </w:lvl>
+    <w:lvl w:ilvl="7" w:tentative="1">
+      <w:start w:val="1"/>
+      <w:numFmt w:val="bullet"/>
+      <w:lvlText w:val=""/>
+      <w:lvlJc w:val="left"/>
+      <w:pPr>
+        <w:tabs>
+          <w:tab w:val="num" w:pos="6108"/>
+        </w:tabs>
+        <w:ind w:left="6108" w:hanging="360"/>
+      </w:pPr>
+      <w:rPr>
+        <w:rFonts w:ascii="Wingdings" w:hAnsi="Wingdings" w:hint="default"/>
+        <w:sz w:val="20"/>
+      </w:rPr>
+    </w:lvl>
+    <w:lvl w:ilvl="8" w:tentative="1">
+      <w:start w:val="1"/>
+      <w:numFmt w:val="bullet"/>
+      <w:lvlText w:val=""/>
+      <w:lvlJc w:val="left"/>
+      <w:pPr>
+        <w:tabs>
+          <w:tab w:val="num" w:pos="6828"/>
+        </w:tabs>
+        <w:ind w:left="6828" w:hanging="360"/>
+      </w:pPr>
+      <w:rPr>
+        <w:rFonts w:ascii="Wingdings" w:hAnsi="Wingdings" w:hint="default"/>
+        <w:sz w:val="20"/>
+      </w:rPr>
+    </w:lvl>
+  </w:abstractNum>
+  <w:abstractNum w:abstractNumId="13" w15:restartNumberingAfterBreak="0">
     <w:nsid w:val="368E176E"/>
     <w:multiLevelType w:val="hybridMultilevel"/>
     <w:tmpl w:val="BDF054FE"/>
@@ -12517,7 +13327,465 @@
       </w:pPr>
     </w:lvl>
   </w:abstractNum>
-  <w:abstractNum w:abstractNumId="9" w15:restartNumberingAfterBreak="0">
+  <w:abstractNum w:abstractNumId="14" w15:restartNumberingAfterBreak="0">
+    <w:nsid w:val="3691216C"/>
+    <w:multiLevelType w:val="hybridMultilevel"/>
+    <w:tmpl w:val="8D241E5C"/>
+    <w:lvl w:ilvl="0" w:tplc="240A0003">
+      <w:start w:val="1"/>
+      <w:numFmt w:val="bullet"/>
+      <w:lvlText w:val="o"/>
+      <w:lvlJc w:val="left"/>
+      <w:pPr>
+        <w:ind w:left="1429" w:hanging="360"/>
+      </w:pPr>
+      <w:rPr>
+        <w:rFonts w:ascii="Courier New" w:hAnsi="Courier New" w:cs="Courier New" w:hint="default"/>
+      </w:rPr>
+    </w:lvl>
+    <w:lvl w:ilvl="1" w:tplc="FFFFFFFF" w:tentative="1">
+      <w:start w:val="1"/>
+      <w:numFmt w:val="bullet"/>
+      <w:lvlText w:val="o"/>
+      <w:lvlJc w:val="left"/>
+      <w:pPr>
+        <w:ind w:left="2149" w:hanging="360"/>
+      </w:pPr>
+      <w:rPr>
+        <w:rFonts w:ascii="Courier New" w:hAnsi="Courier New" w:cs="Courier New" w:hint="default"/>
+      </w:rPr>
+    </w:lvl>
+    <w:lvl w:ilvl="2" w:tplc="FFFFFFFF" w:tentative="1">
+      <w:start w:val="1"/>
+      <w:numFmt w:val="bullet"/>
+      <w:lvlText w:val=""/>
+      <w:lvlJc w:val="left"/>
+      <w:pPr>
+        <w:ind w:left="2869" w:hanging="360"/>
+      </w:pPr>
+      <w:rPr>
+        <w:rFonts w:ascii="Wingdings" w:hAnsi="Wingdings" w:hint="default"/>
+      </w:rPr>
+    </w:lvl>
+    <w:lvl w:ilvl="3" w:tplc="FFFFFFFF" w:tentative="1">
+      <w:start w:val="1"/>
+      <w:numFmt w:val="bullet"/>
+      <w:lvlText w:val=""/>
+      <w:lvlJc w:val="left"/>
+      <w:pPr>
+        <w:ind w:left="3589" w:hanging="360"/>
+      </w:pPr>
+      <w:rPr>
+        <w:rFonts w:ascii="Symbol" w:hAnsi="Symbol" w:hint="default"/>
+      </w:rPr>
+    </w:lvl>
+    <w:lvl w:ilvl="4" w:tplc="FFFFFFFF" w:tentative="1">
+      <w:start w:val="1"/>
+      <w:numFmt w:val="bullet"/>
+      <w:lvlText w:val="o"/>
+      <w:lvlJc w:val="left"/>
+      <w:pPr>
+        <w:ind w:left="4309" w:hanging="360"/>
+      </w:pPr>
+      <w:rPr>
+        <w:rFonts w:ascii="Courier New" w:hAnsi="Courier New" w:cs="Courier New" w:hint="default"/>
+      </w:rPr>
+    </w:lvl>
+    <w:lvl w:ilvl="5" w:tplc="FFFFFFFF" w:tentative="1">
+      <w:start w:val="1"/>
+      <w:numFmt w:val="bullet"/>
+      <w:lvlText w:val=""/>
+      <w:lvlJc w:val="left"/>
+      <w:pPr>
+        <w:ind w:left="5029" w:hanging="360"/>
+      </w:pPr>
+      <w:rPr>
+        <w:rFonts w:ascii="Wingdings" w:hAnsi="Wingdings" w:hint="default"/>
+      </w:rPr>
+    </w:lvl>
+    <w:lvl w:ilvl="6" w:tplc="FFFFFFFF" w:tentative="1">
+      <w:start w:val="1"/>
+      <w:numFmt w:val="bullet"/>
+      <w:lvlText w:val=""/>
+      <w:lvlJc w:val="left"/>
+      <w:pPr>
+        <w:ind w:left="5749" w:hanging="360"/>
+      </w:pPr>
+      <w:rPr>
+        <w:rFonts w:ascii="Symbol" w:hAnsi="Symbol" w:hint="default"/>
+      </w:rPr>
+    </w:lvl>
+    <w:lvl w:ilvl="7" w:tplc="FFFFFFFF" w:tentative="1">
+      <w:start w:val="1"/>
+      <w:numFmt w:val="bullet"/>
+      <w:lvlText w:val="o"/>
+      <w:lvlJc w:val="left"/>
+      <w:pPr>
+        <w:ind w:left="6469" w:hanging="360"/>
+      </w:pPr>
+      <w:rPr>
+        <w:rFonts w:ascii="Courier New" w:hAnsi="Courier New" w:cs="Courier New" w:hint="default"/>
+      </w:rPr>
+    </w:lvl>
+    <w:lvl w:ilvl="8" w:tplc="FFFFFFFF" w:tentative="1">
+      <w:start w:val="1"/>
+      <w:numFmt w:val="bullet"/>
+      <w:lvlText w:val=""/>
+      <w:lvlJc w:val="left"/>
+      <w:pPr>
+        <w:ind w:left="7189" w:hanging="360"/>
+      </w:pPr>
+      <w:rPr>
+        <w:rFonts w:ascii="Wingdings" w:hAnsi="Wingdings" w:hint="default"/>
+      </w:rPr>
+    </w:lvl>
+  </w:abstractNum>
+  <w:abstractNum w:abstractNumId="15" w15:restartNumberingAfterBreak="0">
+    <w:nsid w:val="3AA641BF"/>
+    <w:multiLevelType w:val="hybridMultilevel"/>
+    <w:tmpl w:val="A12A2F76"/>
+    <w:lvl w:ilvl="0" w:tplc="240A0001">
+      <w:start w:val="1"/>
+      <w:numFmt w:val="bullet"/>
+      <w:lvlText w:val=""/>
+      <w:lvlJc w:val="left"/>
+      <w:pPr>
+        <w:ind w:left="1776" w:hanging="360"/>
+      </w:pPr>
+      <w:rPr>
+        <w:rFonts w:ascii="Symbol" w:hAnsi="Symbol" w:hint="default"/>
+      </w:rPr>
+    </w:lvl>
+    <w:lvl w:ilvl="1" w:tplc="FFFFFFFF" w:tentative="1">
+      <w:start w:val="1"/>
+      <w:numFmt w:val="bullet"/>
+      <w:lvlText w:val="o"/>
+      <w:lvlJc w:val="left"/>
+      <w:pPr>
+        <w:ind w:left="2496" w:hanging="360"/>
+      </w:pPr>
+      <w:rPr>
+        <w:rFonts w:ascii="Courier New" w:hAnsi="Courier New" w:cs="Courier New" w:hint="default"/>
+      </w:rPr>
+    </w:lvl>
+    <w:lvl w:ilvl="2" w:tplc="FFFFFFFF" w:tentative="1">
+      <w:start w:val="1"/>
+      <w:numFmt w:val="bullet"/>
+      <w:lvlText w:val=""/>
+      <w:lvlJc w:val="left"/>
+      <w:pPr>
+        <w:ind w:left="3216" w:hanging="360"/>
+      </w:pPr>
+      <w:rPr>
+        <w:rFonts w:ascii="Wingdings" w:hAnsi="Wingdings" w:hint="default"/>
+      </w:rPr>
+    </w:lvl>
+    <w:lvl w:ilvl="3" w:tplc="FFFFFFFF" w:tentative="1">
+      <w:start w:val="1"/>
+      <w:numFmt w:val="bullet"/>
+      <w:lvlText w:val=""/>
+      <w:lvlJc w:val="left"/>
+      <w:pPr>
+        <w:ind w:left="3936" w:hanging="360"/>
+      </w:pPr>
+      <w:rPr>
+        <w:rFonts w:ascii="Symbol" w:hAnsi="Symbol" w:hint="default"/>
+      </w:rPr>
+    </w:lvl>
+    <w:lvl w:ilvl="4" w:tplc="FFFFFFFF" w:tentative="1">
+      <w:start w:val="1"/>
+      <w:numFmt w:val="bullet"/>
+      <w:lvlText w:val="o"/>
+      <w:lvlJc w:val="left"/>
+      <w:pPr>
+        <w:ind w:left="4656" w:hanging="360"/>
+      </w:pPr>
+      <w:rPr>
+        <w:rFonts w:ascii="Courier New" w:hAnsi="Courier New" w:cs="Courier New" w:hint="default"/>
+      </w:rPr>
+    </w:lvl>
+    <w:lvl w:ilvl="5" w:tplc="FFFFFFFF" w:tentative="1">
+      <w:start w:val="1"/>
+      <w:numFmt w:val="bullet"/>
+      <w:lvlText w:val=""/>
+      <w:lvlJc w:val="left"/>
+      <w:pPr>
+        <w:ind w:left="5376" w:hanging="360"/>
+      </w:pPr>
+      <w:rPr>
+        <w:rFonts w:ascii="Wingdings" w:hAnsi="Wingdings" w:hint="default"/>
+      </w:rPr>
+    </w:lvl>
+    <w:lvl w:ilvl="6" w:tplc="FFFFFFFF" w:tentative="1">
+      <w:start w:val="1"/>
+      <w:numFmt w:val="bullet"/>
+      <w:lvlText w:val=""/>
+      <w:lvlJc w:val="left"/>
+      <w:pPr>
+        <w:ind w:left="6096" w:hanging="360"/>
+      </w:pPr>
+      <w:rPr>
+        <w:rFonts w:ascii="Symbol" w:hAnsi="Symbol" w:hint="default"/>
+      </w:rPr>
+    </w:lvl>
+    <w:lvl w:ilvl="7" w:tplc="FFFFFFFF" w:tentative="1">
+      <w:start w:val="1"/>
+      <w:numFmt w:val="bullet"/>
+      <w:lvlText w:val="o"/>
+      <w:lvlJc w:val="left"/>
+      <w:pPr>
+        <w:ind w:left="6816" w:hanging="360"/>
+      </w:pPr>
+      <w:rPr>
+        <w:rFonts w:ascii="Courier New" w:hAnsi="Courier New" w:cs="Courier New" w:hint="default"/>
+      </w:rPr>
+    </w:lvl>
+    <w:lvl w:ilvl="8" w:tplc="FFFFFFFF" w:tentative="1">
+      <w:start w:val="1"/>
+      <w:numFmt w:val="bullet"/>
+      <w:lvlText w:val=""/>
+      <w:lvlJc w:val="left"/>
+      <w:pPr>
+        <w:ind w:left="7536" w:hanging="360"/>
+      </w:pPr>
+      <w:rPr>
+        <w:rFonts w:ascii="Wingdings" w:hAnsi="Wingdings" w:hint="default"/>
+      </w:rPr>
+    </w:lvl>
+  </w:abstractNum>
+  <w:abstractNum w:abstractNumId="16" w15:restartNumberingAfterBreak="0">
+    <w:nsid w:val="3AAD4A8D"/>
+    <w:multiLevelType w:val="multilevel"/>
+    <w:tmpl w:val="00562A74"/>
+    <w:lvl w:ilvl="0">
+      <w:start w:val="1"/>
+      <w:numFmt w:val="decimal"/>
+      <w:pStyle w:val="Ttulo1"/>
+      <w:lvlText w:val="%1."/>
+      <w:lvlJc w:val="left"/>
+      <w:pPr>
+        <w:ind w:left="720" w:hanging="360"/>
+      </w:pPr>
+    </w:lvl>
+    <w:lvl w:ilvl="1">
+      <w:start w:val="1"/>
+      <w:numFmt w:val="decimal"/>
+      <w:isLgl/>
+      <w:lvlText w:val="%1.%2."/>
+      <w:lvlJc w:val="left"/>
+      <w:pPr>
+        <w:ind w:left="1080" w:hanging="720"/>
+      </w:pPr>
+      <w:rPr>
+        <w:rFonts w:hint="default"/>
+      </w:rPr>
+    </w:lvl>
+    <w:lvl w:ilvl="2">
+      <w:start w:val="1"/>
+      <w:numFmt w:val="decimal"/>
+      <w:isLgl/>
+      <w:lvlText w:val="%1.%2.%3."/>
+      <w:lvlJc w:val="left"/>
+      <w:pPr>
+        <w:ind w:left="1440" w:hanging="1080"/>
+      </w:pPr>
+      <w:rPr>
+        <w:rFonts w:hint="default"/>
+      </w:rPr>
+    </w:lvl>
+    <w:lvl w:ilvl="3">
+      <w:start w:val="1"/>
+      <w:numFmt w:val="decimal"/>
+      <w:isLgl/>
+      <w:lvlText w:val="%1.%2.%3.%4."/>
+      <w:lvlJc w:val="left"/>
+      <w:pPr>
+        <w:ind w:left="1440" w:hanging="1080"/>
+      </w:pPr>
+      <w:rPr>
+        <w:rFonts w:hint="default"/>
+      </w:rPr>
+    </w:lvl>
+    <w:lvl w:ilvl="4">
+      <w:start w:val="1"/>
+      <w:numFmt w:val="decimal"/>
+      <w:isLgl/>
+      <w:lvlText w:val="%1.%2.%3.%4.%5."/>
+      <w:lvlJc w:val="left"/>
+      <w:pPr>
+        <w:ind w:left="1800" w:hanging="1440"/>
+      </w:pPr>
+      <w:rPr>
+        <w:rFonts w:hint="default"/>
+      </w:rPr>
+    </w:lvl>
+    <w:lvl w:ilvl="5">
+      <w:start w:val="1"/>
+      <w:numFmt w:val="decimal"/>
+      <w:isLgl/>
+      <w:lvlText w:val="%1.%2.%3.%4.%5.%6."/>
+      <w:lvlJc w:val="left"/>
+      <w:pPr>
+        <w:ind w:left="2160" w:hanging="1800"/>
+      </w:pPr>
+      <w:rPr>
+        <w:rFonts w:hint="default"/>
+      </w:rPr>
+    </w:lvl>
+    <w:lvl w:ilvl="6">
+      <w:start w:val="1"/>
+      <w:numFmt w:val="decimal"/>
+      <w:isLgl/>
+      <w:lvlText w:val="%1.%2.%3.%4.%5.%6.%7."/>
+      <w:lvlJc w:val="left"/>
+      <w:pPr>
+        <w:ind w:left="2160" w:hanging="1800"/>
+      </w:pPr>
+      <w:rPr>
+        <w:rFonts w:hint="default"/>
+      </w:rPr>
+    </w:lvl>
+    <w:lvl w:ilvl="7">
+      <w:start w:val="1"/>
+      <w:numFmt w:val="decimal"/>
+      <w:isLgl/>
+      <w:lvlText w:val="%1.%2.%3.%4.%5.%6.%7.%8."/>
+      <w:lvlJc w:val="left"/>
+      <w:pPr>
+        <w:ind w:left="2520" w:hanging="2160"/>
+      </w:pPr>
+      <w:rPr>
+        <w:rFonts w:hint="default"/>
+      </w:rPr>
+    </w:lvl>
+    <w:lvl w:ilvl="8">
+      <w:start w:val="1"/>
+      <w:numFmt w:val="decimal"/>
+      <w:isLgl/>
+      <w:lvlText w:val="%1.%2.%3.%4.%5.%6.%7.%8.%9."/>
+      <w:lvlJc w:val="left"/>
+      <w:pPr>
+        <w:ind w:left="2880" w:hanging="2520"/>
+      </w:pPr>
+      <w:rPr>
+        <w:rFonts w:hint="default"/>
+      </w:rPr>
+    </w:lvl>
+  </w:abstractNum>
+  <w:abstractNum w:abstractNumId="17" w15:restartNumberingAfterBreak="0">
+    <w:nsid w:val="3E7130A4"/>
+    <w:multiLevelType w:val="hybridMultilevel"/>
+    <w:tmpl w:val="32BA5266"/>
+    <w:lvl w:ilvl="0" w:tplc="FFFFFFFF">
+      <w:start w:val="1"/>
+      <w:numFmt w:val="bullet"/>
+      <w:lvlText w:val=""/>
+      <w:lvlJc w:val="left"/>
+      <w:pPr>
+        <w:ind w:left="1429" w:hanging="360"/>
+      </w:pPr>
+      <w:rPr>
+        <w:rFonts w:ascii="Symbol" w:hAnsi="Symbol" w:hint="default"/>
+      </w:rPr>
+    </w:lvl>
+    <w:lvl w:ilvl="1" w:tplc="240A0003">
+      <w:start w:val="1"/>
+      <w:numFmt w:val="bullet"/>
+      <w:lvlText w:val="o"/>
+      <w:lvlJc w:val="left"/>
+      <w:pPr>
+        <w:ind w:left="1429" w:hanging="360"/>
+      </w:pPr>
+      <w:rPr>
+        <w:rFonts w:ascii="Courier New" w:hAnsi="Courier New" w:cs="Courier New" w:hint="default"/>
+      </w:rPr>
+    </w:lvl>
+    <w:lvl w:ilvl="2" w:tplc="FFFFFFFF" w:tentative="1">
+      <w:start w:val="1"/>
+      <w:numFmt w:val="bullet"/>
+      <w:lvlText w:val=""/>
+      <w:lvlJc w:val="left"/>
+      <w:pPr>
+        <w:ind w:left="2869" w:hanging="360"/>
+      </w:pPr>
+      <w:rPr>
+        <w:rFonts w:ascii="Wingdings" w:hAnsi="Wingdings" w:hint="default"/>
+      </w:rPr>
+    </w:lvl>
+    <w:lvl w:ilvl="3" w:tplc="FFFFFFFF" w:tentative="1">
+      <w:start w:val="1"/>
+      <w:numFmt w:val="bullet"/>
+      <w:lvlText w:val=""/>
+      <w:lvlJc w:val="left"/>
+      <w:pPr>
+        <w:ind w:left="3589" w:hanging="360"/>
+      </w:pPr>
+      <w:rPr>
+        <w:rFonts w:ascii="Symbol" w:hAnsi="Symbol" w:hint="default"/>
+      </w:rPr>
+    </w:lvl>
+    <w:lvl w:ilvl="4" w:tplc="FFFFFFFF" w:tentative="1">
+      <w:start w:val="1"/>
+      <w:numFmt w:val="bullet"/>
+      <w:lvlText w:val="o"/>
+      <w:lvlJc w:val="left"/>
+      <w:pPr>
+        <w:ind w:left="4309" w:hanging="360"/>
+      </w:pPr>
+      <w:rPr>
+        <w:rFonts w:ascii="Courier New" w:hAnsi="Courier New" w:cs="Courier New" w:hint="default"/>
+      </w:rPr>
+    </w:lvl>
+    <w:lvl w:ilvl="5" w:tplc="FFFFFFFF" w:tentative="1">
+      <w:start w:val="1"/>
+      <w:numFmt w:val="bullet"/>
+      <w:lvlText w:val=""/>
+      <w:lvlJc w:val="left"/>
+      <w:pPr>
+        <w:ind w:left="5029" w:hanging="360"/>
+      </w:pPr>
+      <w:rPr>
+        <w:rFonts w:ascii="Wingdings" w:hAnsi="Wingdings" w:hint="default"/>
+      </w:rPr>
+    </w:lvl>
+    <w:lvl w:ilvl="6" w:tplc="FFFFFFFF" w:tentative="1">
+      <w:start w:val="1"/>
+      <w:numFmt w:val="bullet"/>
+      <w:lvlText w:val=""/>
+      <w:lvlJc w:val="left"/>
+      <w:pPr>
+        <w:ind w:left="5749" w:hanging="360"/>
+      </w:pPr>
+      <w:rPr>
+        <w:rFonts w:ascii="Symbol" w:hAnsi="Symbol" w:hint="default"/>
+      </w:rPr>
+    </w:lvl>
+    <w:lvl w:ilvl="7" w:tplc="FFFFFFFF" w:tentative="1">
+      <w:start w:val="1"/>
+      <w:numFmt w:val="bullet"/>
+      <w:lvlText w:val="o"/>
+      <w:lvlJc w:val="left"/>
+      <w:pPr>
+        <w:ind w:left="6469" w:hanging="360"/>
+      </w:pPr>
+      <w:rPr>
+        <w:rFonts w:ascii="Courier New" w:hAnsi="Courier New" w:cs="Courier New" w:hint="default"/>
+      </w:rPr>
+    </w:lvl>
+    <w:lvl w:ilvl="8" w:tplc="FFFFFFFF" w:tentative="1">
+      <w:start w:val="1"/>
+      <w:numFmt w:val="bullet"/>
+      <w:lvlText w:val=""/>
+      <w:lvlJc w:val="left"/>
+      <w:pPr>
+        <w:ind w:left="7189" w:hanging="360"/>
+      </w:pPr>
+      <w:rPr>
+        <w:rFonts w:ascii="Wingdings" w:hAnsi="Wingdings" w:hint="default"/>
+      </w:rPr>
+    </w:lvl>
+  </w:abstractNum>
+  <w:abstractNum w:abstractNumId="18" w15:restartNumberingAfterBreak="0">
     <w:nsid w:val="3F1A17A9"/>
     <w:multiLevelType w:val="hybridMultilevel"/>
     <w:tmpl w:val="B4A6D38A"/>
@@ -12630,7 +13898,120 @@
       </w:rPr>
     </w:lvl>
   </w:abstractNum>
-  <w:abstractNum w:abstractNumId="10" w15:restartNumberingAfterBreak="0">
+  <w:abstractNum w:abstractNumId="19" w15:restartNumberingAfterBreak="0">
+    <w:nsid w:val="3FCD5299"/>
+    <w:multiLevelType w:val="hybridMultilevel"/>
+    <w:tmpl w:val="CF0EE798"/>
+    <w:lvl w:ilvl="0" w:tplc="240A0001">
+      <w:start w:val="1"/>
+      <w:numFmt w:val="bullet"/>
+      <w:lvlText w:val=""/>
+      <w:lvlJc w:val="left"/>
+      <w:pPr>
+        <w:ind w:left="1429" w:hanging="360"/>
+      </w:pPr>
+      <w:rPr>
+        <w:rFonts w:ascii="Symbol" w:hAnsi="Symbol" w:hint="default"/>
+      </w:rPr>
+    </w:lvl>
+    <w:lvl w:ilvl="1" w:tplc="FFFFFFFF" w:tentative="1">
+      <w:start w:val="1"/>
+      <w:numFmt w:val="bullet"/>
+      <w:lvlText w:val="o"/>
+      <w:lvlJc w:val="left"/>
+      <w:pPr>
+        <w:ind w:left="2149" w:hanging="360"/>
+      </w:pPr>
+      <w:rPr>
+        <w:rFonts w:ascii="Courier New" w:hAnsi="Courier New" w:cs="Courier New" w:hint="default"/>
+      </w:rPr>
+    </w:lvl>
+    <w:lvl w:ilvl="2" w:tplc="FFFFFFFF" w:tentative="1">
+      <w:start w:val="1"/>
+      <w:numFmt w:val="bullet"/>
+      <w:lvlText w:val=""/>
+      <w:lvlJc w:val="left"/>
+      <w:pPr>
+        <w:ind w:left="2869" w:hanging="360"/>
+      </w:pPr>
+      <w:rPr>
+        <w:rFonts w:ascii="Wingdings" w:hAnsi="Wingdings" w:hint="default"/>
+      </w:rPr>
+    </w:lvl>
+    <w:lvl w:ilvl="3" w:tplc="FFFFFFFF" w:tentative="1">
+      <w:start w:val="1"/>
+      <w:numFmt w:val="bullet"/>
+      <w:lvlText w:val=""/>
+      <w:lvlJc w:val="left"/>
+      <w:pPr>
+        <w:ind w:left="3589" w:hanging="360"/>
+      </w:pPr>
+      <w:rPr>
+        <w:rFonts w:ascii="Symbol" w:hAnsi="Symbol" w:hint="default"/>
+      </w:rPr>
+    </w:lvl>
+    <w:lvl w:ilvl="4" w:tplc="FFFFFFFF" w:tentative="1">
+      <w:start w:val="1"/>
+      <w:numFmt w:val="bullet"/>
+      <w:lvlText w:val="o"/>
+      <w:lvlJc w:val="left"/>
+      <w:pPr>
+        <w:ind w:left="4309" w:hanging="360"/>
+      </w:pPr>
+      <w:rPr>
+        <w:rFonts w:ascii="Courier New" w:hAnsi="Courier New" w:cs="Courier New" w:hint="default"/>
+      </w:rPr>
+    </w:lvl>
+    <w:lvl w:ilvl="5" w:tplc="FFFFFFFF" w:tentative="1">
+      <w:start w:val="1"/>
+      <w:numFmt w:val="bullet"/>
+      <w:lvlText w:val=""/>
+      <w:lvlJc w:val="left"/>
+      <w:pPr>
+        <w:ind w:left="5029" w:hanging="360"/>
+      </w:pPr>
+      <w:rPr>
+        <w:rFonts w:ascii="Wingdings" w:hAnsi="Wingdings" w:hint="default"/>
+      </w:rPr>
+    </w:lvl>
+    <w:lvl w:ilvl="6" w:tplc="FFFFFFFF" w:tentative="1">
+      <w:start w:val="1"/>
+      <w:numFmt w:val="bullet"/>
+      <w:lvlText w:val=""/>
+      <w:lvlJc w:val="left"/>
+      <w:pPr>
+        <w:ind w:left="5749" w:hanging="360"/>
+      </w:pPr>
+      <w:rPr>
+        <w:rFonts w:ascii="Symbol" w:hAnsi="Symbol" w:hint="default"/>
+      </w:rPr>
+    </w:lvl>
+    <w:lvl w:ilvl="7" w:tplc="FFFFFFFF" w:tentative="1">
+      <w:start w:val="1"/>
+      <w:numFmt w:val="bullet"/>
+      <w:lvlText w:val="o"/>
+      <w:lvlJc w:val="left"/>
+      <w:pPr>
+        <w:ind w:left="6469" w:hanging="360"/>
+      </w:pPr>
+      <w:rPr>
+        <w:rFonts w:ascii="Courier New" w:hAnsi="Courier New" w:cs="Courier New" w:hint="default"/>
+      </w:rPr>
+    </w:lvl>
+    <w:lvl w:ilvl="8" w:tplc="FFFFFFFF" w:tentative="1">
+      <w:start w:val="1"/>
+      <w:numFmt w:val="bullet"/>
+      <w:lvlText w:val=""/>
+      <w:lvlJc w:val="left"/>
+      <w:pPr>
+        <w:ind w:left="7189" w:hanging="360"/>
+      </w:pPr>
+      <w:rPr>
+        <w:rFonts w:ascii="Wingdings" w:hAnsi="Wingdings" w:hint="default"/>
+      </w:rPr>
+    </w:lvl>
+  </w:abstractNum>
+  <w:abstractNum w:abstractNumId="20" w15:restartNumberingAfterBreak="0">
     <w:nsid w:val="3FF272E4"/>
     <w:multiLevelType w:val="hybridMultilevel"/>
     <w:tmpl w:val="EE108A60"/>
@@ -12743,7 +14124,120 @@
       </w:rPr>
     </w:lvl>
   </w:abstractNum>
-  <w:abstractNum w:abstractNumId="11" w15:restartNumberingAfterBreak="0">
+  <w:abstractNum w:abstractNumId="21" w15:restartNumberingAfterBreak="0">
+    <w:nsid w:val="43F97669"/>
+    <w:multiLevelType w:val="hybridMultilevel"/>
+    <w:tmpl w:val="CEB6DCC8"/>
+    <w:lvl w:ilvl="0" w:tplc="240A000D">
+      <w:start w:val="1"/>
+      <w:numFmt w:val="bullet"/>
+      <w:lvlText w:val=""/>
+      <w:lvlJc w:val="left"/>
+      <w:pPr>
+        <w:ind w:left="2136" w:hanging="360"/>
+      </w:pPr>
+      <w:rPr>
+        <w:rFonts w:ascii="Wingdings" w:hAnsi="Wingdings" w:hint="default"/>
+      </w:rPr>
+    </w:lvl>
+    <w:lvl w:ilvl="1" w:tplc="240A0003" w:tentative="1">
+      <w:start w:val="1"/>
+      <w:numFmt w:val="bullet"/>
+      <w:lvlText w:val="o"/>
+      <w:lvlJc w:val="left"/>
+      <w:pPr>
+        <w:ind w:left="2856" w:hanging="360"/>
+      </w:pPr>
+      <w:rPr>
+        <w:rFonts w:ascii="Courier New" w:hAnsi="Courier New" w:cs="Courier New" w:hint="default"/>
+      </w:rPr>
+    </w:lvl>
+    <w:lvl w:ilvl="2" w:tplc="240A0005" w:tentative="1">
+      <w:start w:val="1"/>
+      <w:numFmt w:val="bullet"/>
+      <w:lvlText w:val=""/>
+      <w:lvlJc w:val="left"/>
+      <w:pPr>
+        <w:ind w:left="3576" w:hanging="360"/>
+      </w:pPr>
+      <w:rPr>
+        <w:rFonts w:ascii="Wingdings" w:hAnsi="Wingdings" w:hint="default"/>
+      </w:rPr>
+    </w:lvl>
+    <w:lvl w:ilvl="3" w:tplc="240A0001" w:tentative="1">
+      <w:start w:val="1"/>
+      <w:numFmt w:val="bullet"/>
+      <w:lvlText w:val=""/>
+      <w:lvlJc w:val="left"/>
+      <w:pPr>
+        <w:ind w:left="4296" w:hanging="360"/>
+      </w:pPr>
+      <w:rPr>
+        <w:rFonts w:ascii="Symbol" w:hAnsi="Symbol" w:hint="default"/>
+      </w:rPr>
+    </w:lvl>
+    <w:lvl w:ilvl="4" w:tplc="240A0003" w:tentative="1">
+      <w:start w:val="1"/>
+      <w:numFmt w:val="bullet"/>
+      <w:lvlText w:val="o"/>
+      <w:lvlJc w:val="left"/>
+      <w:pPr>
+        <w:ind w:left="5016" w:hanging="360"/>
+      </w:pPr>
+      <w:rPr>
+        <w:rFonts w:ascii="Courier New" w:hAnsi="Courier New" w:cs="Courier New" w:hint="default"/>
+      </w:rPr>
+    </w:lvl>
+    <w:lvl w:ilvl="5" w:tplc="240A0005" w:tentative="1">
+      <w:start w:val="1"/>
+      <w:numFmt w:val="bullet"/>
+      <w:lvlText w:val=""/>
+      <w:lvlJc w:val="left"/>
+      <w:pPr>
+        <w:ind w:left="5736" w:hanging="360"/>
+      </w:pPr>
+      <w:rPr>
+        <w:rFonts w:ascii="Wingdings" w:hAnsi="Wingdings" w:hint="default"/>
+      </w:rPr>
+    </w:lvl>
+    <w:lvl w:ilvl="6" w:tplc="240A0001" w:tentative="1">
+      <w:start w:val="1"/>
+      <w:numFmt w:val="bullet"/>
+      <w:lvlText w:val=""/>
+      <w:lvlJc w:val="left"/>
+      <w:pPr>
+        <w:ind w:left="6456" w:hanging="360"/>
+      </w:pPr>
+      <w:rPr>
+        <w:rFonts w:ascii="Symbol" w:hAnsi="Symbol" w:hint="default"/>
+      </w:rPr>
+    </w:lvl>
+    <w:lvl w:ilvl="7" w:tplc="240A0003" w:tentative="1">
+      <w:start w:val="1"/>
+      <w:numFmt w:val="bullet"/>
+      <w:lvlText w:val="o"/>
+      <w:lvlJc w:val="left"/>
+      <w:pPr>
+        <w:ind w:left="7176" w:hanging="360"/>
+      </w:pPr>
+      <w:rPr>
+        <w:rFonts w:ascii="Courier New" w:hAnsi="Courier New" w:cs="Courier New" w:hint="default"/>
+      </w:rPr>
+    </w:lvl>
+    <w:lvl w:ilvl="8" w:tplc="240A0005" w:tentative="1">
+      <w:start w:val="1"/>
+      <w:numFmt w:val="bullet"/>
+      <w:lvlText w:val=""/>
+      <w:lvlJc w:val="left"/>
+      <w:pPr>
+        <w:ind w:left="7896" w:hanging="360"/>
+      </w:pPr>
+      <w:rPr>
+        <w:rFonts w:ascii="Wingdings" w:hAnsi="Wingdings" w:hint="default"/>
+      </w:rPr>
+    </w:lvl>
+  </w:abstractNum>
+  <w:abstractNum w:abstractNumId="22" w15:restartNumberingAfterBreak="0">
     <w:nsid w:val="4E9B676F"/>
     <w:multiLevelType w:val="multilevel"/>
     <w:tmpl w:val="8586E486"/>
@@ -12892,7 +14386,7 @@
       </w:rPr>
     </w:lvl>
   </w:abstractNum>
-  <w:abstractNum w:abstractNumId="12" w15:restartNumberingAfterBreak="0">
+  <w:abstractNum w:abstractNumId="23" w15:restartNumberingAfterBreak="0">
     <w:nsid w:val="4EBE1EF6"/>
     <w:multiLevelType w:val="hybridMultilevel"/>
     <w:tmpl w:val="A190C170"/>
@@ -12986,14 +14480,13 @@
       </w:pPr>
     </w:lvl>
   </w:abstractNum>
-  <w:abstractNum w:abstractNumId="13" w15:restartNumberingAfterBreak="0">
+  <w:abstractNum w:abstractNumId="24" w15:restartNumberingAfterBreak="0">
     <w:nsid w:val="5DA13499"/>
     <w:multiLevelType w:val="multilevel"/>
     <w:tmpl w:val="6472000E"/>
     <w:lvl w:ilvl="0">
       <w:start w:val="1"/>
       <w:numFmt w:val="decimal"/>
-      <w:pStyle w:val="Ttulo1"/>
       <w:lvlText w:val="%1."/>
       <w:lvlJc w:val="left"/>
       <w:pPr>
@@ -13105,7 +14598,7 @@
       </w:rPr>
     </w:lvl>
   </w:abstractNum>
-  <w:abstractNum w:abstractNumId="14" w15:restartNumberingAfterBreak="0">
+  <w:abstractNum w:abstractNumId="25" w15:restartNumberingAfterBreak="0">
     <w:nsid w:val="5E246269"/>
     <w:multiLevelType w:val="hybridMultilevel"/>
     <w:tmpl w:val="8870DAA2"/>
@@ -13218,7 +14711,7 @@
       </w:rPr>
     </w:lvl>
   </w:abstractNum>
-  <w:abstractNum w:abstractNumId="15" w15:restartNumberingAfterBreak="0">
+  <w:abstractNum w:abstractNumId="26" w15:restartNumberingAfterBreak="0">
     <w:nsid w:val="5F807E74"/>
     <w:multiLevelType w:val="hybridMultilevel"/>
     <w:tmpl w:val="F4BA4C9C"/>
@@ -13331,10 +14824,123 @@
       </w:rPr>
     </w:lvl>
   </w:abstractNum>
-  <w:abstractNum w:abstractNumId="16" w15:restartNumberingAfterBreak="0">
+  <w:abstractNum w:abstractNumId="27" w15:restartNumberingAfterBreak="0">
+    <w:nsid w:val="61EB4BC9"/>
+    <w:multiLevelType w:val="hybridMultilevel"/>
+    <w:tmpl w:val="95B85F4C"/>
+    <w:lvl w:ilvl="0" w:tplc="240A0001">
+      <w:start w:val="1"/>
+      <w:numFmt w:val="bullet"/>
+      <w:lvlText w:val=""/>
+      <w:lvlJc w:val="left"/>
+      <w:pPr>
+        <w:ind w:left="1776" w:hanging="360"/>
+      </w:pPr>
+      <w:rPr>
+        <w:rFonts w:ascii="Symbol" w:hAnsi="Symbol" w:hint="default"/>
+      </w:rPr>
+    </w:lvl>
+    <w:lvl w:ilvl="1" w:tplc="FFFFFFFF" w:tentative="1">
+      <w:start w:val="1"/>
+      <w:numFmt w:val="bullet"/>
+      <w:lvlText w:val="o"/>
+      <w:lvlJc w:val="left"/>
+      <w:pPr>
+        <w:ind w:left="2496" w:hanging="360"/>
+      </w:pPr>
+      <w:rPr>
+        <w:rFonts w:ascii="Courier New" w:hAnsi="Courier New" w:cs="Courier New" w:hint="default"/>
+      </w:rPr>
+    </w:lvl>
+    <w:lvl w:ilvl="2" w:tplc="FFFFFFFF" w:tentative="1">
+      <w:start w:val="1"/>
+      <w:numFmt w:val="bullet"/>
+      <w:lvlText w:val=""/>
+      <w:lvlJc w:val="left"/>
+      <w:pPr>
+        <w:ind w:left="3216" w:hanging="360"/>
+      </w:pPr>
+      <w:rPr>
+        <w:rFonts w:ascii="Wingdings" w:hAnsi="Wingdings" w:hint="default"/>
+      </w:rPr>
+    </w:lvl>
+    <w:lvl w:ilvl="3" w:tplc="FFFFFFFF" w:tentative="1">
+      <w:start w:val="1"/>
+      <w:numFmt w:val="bullet"/>
+      <w:lvlText w:val=""/>
+      <w:lvlJc w:val="left"/>
+      <w:pPr>
+        <w:ind w:left="3936" w:hanging="360"/>
+      </w:pPr>
+      <w:rPr>
+        <w:rFonts w:ascii="Symbol" w:hAnsi="Symbol" w:hint="default"/>
+      </w:rPr>
+    </w:lvl>
+    <w:lvl w:ilvl="4" w:tplc="FFFFFFFF" w:tentative="1">
+      <w:start w:val="1"/>
+      <w:numFmt w:val="bullet"/>
+      <w:lvlText w:val="o"/>
+      <w:lvlJc w:val="left"/>
+      <w:pPr>
+        <w:ind w:left="4656" w:hanging="360"/>
+      </w:pPr>
+      <w:rPr>
+        <w:rFonts w:ascii="Courier New" w:hAnsi="Courier New" w:cs="Courier New" w:hint="default"/>
+      </w:rPr>
+    </w:lvl>
+    <w:lvl w:ilvl="5" w:tplc="FFFFFFFF" w:tentative="1">
+      <w:start w:val="1"/>
+      <w:numFmt w:val="bullet"/>
+      <w:lvlText w:val=""/>
+      <w:lvlJc w:val="left"/>
+      <w:pPr>
+        <w:ind w:left="5376" w:hanging="360"/>
+      </w:pPr>
+      <w:rPr>
+        <w:rFonts w:ascii="Wingdings" w:hAnsi="Wingdings" w:hint="default"/>
+      </w:rPr>
+    </w:lvl>
+    <w:lvl w:ilvl="6" w:tplc="FFFFFFFF" w:tentative="1">
+      <w:start w:val="1"/>
+      <w:numFmt w:val="bullet"/>
+      <w:lvlText w:val=""/>
+      <w:lvlJc w:val="left"/>
+      <w:pPr>
+        <w:ind w:left="6096" w:hanging="360"/>
+      </w:pPr>
+      <w:rPr>
+        <w:rFonts w:ascii="Symbol" w:hAnsi="Symbol" w:hint="default"/>
+      </w:rPr>
+    </w:lvl>
+    <w:lvl w:ilvl="7" w:tplc="FFFFFFFF" w:tentative="1">
+      <w:start w:val="1"/>
+      <w:numFmt w:val="bullet"/>
+      <w:lvlText w:val="o"/>
+      <w:lvlJc w:val="left"/>
+      <w:pPr>
+        <w:ind w:left="6816" w:hanging="360"/>
+      </w:pPr>
+      <w:rPr>
+        <w:rFonts w:ascii="Courier New" w:hAnsi="Courier New" w:cs="Courier New" w:hint="default"/>
+      </w:rPr>
+    </w:lvl>
+    <w:lvl w:ilvl="8" w:tplc="FFFFFFFF" w:tentative="1">
+      <w:start w:val="1"/>
+      <w:numFmt w:val="bullet"/>
+      <w:lvlText w:val=""/>
+      <w:lvlJc w:val="left"/>
+      <w:pPr>
+        <w:ind w:left="7536" w:hanging="360"/>
+      </w:pPr>
+      <w:rPr>
+        <w:rFonts w:ascii="Wingdings" w:hAnsi="Wingdings" w:hint="default"/>
+      </w:rPr>
+    </w:lvl>
+  </w:abstractNum>
+  <w:abstractNum w:abstractNumId="28" w15:restartNumberingAfterBreak="0">
     <w:nsid w:val="65A53B5E"/>
     <w:multiLevelType w:val="hybridMultilevel"/>
-    <w:tmpl w:val="FD009216"/>
+    <w:tmpl w:val="EA3A6D0C"/>
     <w:lvl w:ilvl="0" w:tplc="240A0001">
       <w:start w:val="1"/>
       <w:numFmt w:val="bullet"/>
@@ -13444,7 +15050,120 @@
       </w:rPr>
     </w:lvl>
   </w:abstractNum>
-  <w:abstractNum w:abstractNumId="17" w15:restartNumberingAfterBreak="0">
+  <w:abstractNum w:abstractNumId="29" w15:restartNumberingAfterBreak="0">
+    <w:nsid w:val="684E55B8"/>
+    <w:multiLevelType w:val="hybridMultilevel"/>
+    <w:tmpl w:val="2BBAC7CA"/>
+    <w:lvl w:ilvl="0" w:tplc="240A0001">
+      <w:start w:val="1"/>
+      <w:numFmt w:val="bullet"/>
+      <w:lvlText w:val=""/>
+      <w:lvlJc w:val="left"/>
+      <w:pPr>
+        <w:ind w:left="1776" w:hanging="360"/>
+      </w:pPr>
+      <w:rPr>
+        <w:rFonts w:ascii="Symbol" w:hAnsi="Symbol" w:hint="default"/>
+      </w:rPr>
+    </w:lvl>
+    <w:lvl w:ilvl="1" w:tplc="FFFFFFFF" w:tentative="1">
+      <w:start w:val="1"/>
+      <w:numFmt w:val="bullet"/>
+      <w:lvlText w:val="o"/>
+      <w:lvlJc w:val="left"/>
+      <w:pPr>
+        <w:ind w:left="2496" w:hanging="360"/>
+      </w:pPr>
+      <w:rPr>
+        <w:rFonts w:ascii="Courier New" w:hAnsi="Courier New" w:cs="Courier New" w:hint="default"/>
+      </w:rPr>
+    </w:lvl>
+    <w:lvl w:ilvl="2" w:tplc="FFFFFFFF" w:tentative="1">
+      <w:start w:val="1"/>
+      <w:numFmt w:val="bullet"/>
+      <w:lvlText w:val=""/>
+      <w:lvlJc w:val="left"/>
+      <w:pPr>
+        <w:ind w:left="3216" w:hanging="360"/>
+      </w:pPr>
+      <w:rPr>
+        <w:rFonts w:ascii="Wingdings" w:hAnsi="Wingdings" w:hint="default"/>
+      </w:rPr>
+    </w:lvl>
+    <w:lvl w:ilvl="3" w:tplc="FFFFFFFF" w:tentative="1">
+      <w:start w:val="1"/>
+      <w:numFmt w:val="bullet"/>
+      <w:lvlText w:val=""/>
+      <w:lvlJc w:val="left"/>
+      <w:pPr>
+        <w:ind w:left="3936" w:hanging="360"/>
+      </w:pPr>
+      <w:rPr>
+        <w:rFonts w:ascii="Symbol" w:hAnsi="Symbol" w:hint="default"/>
+      </w:rPr>
+    </w:lvl>
+    <w:lvl w:ilvl="4" w:tplc="FFFFFFFF" w:tentative="1">
+      <w:start w:val="1"/>
+      <w:numFmt w:val="bullet"/>
+      <w:lvlText w:val="o"/>
+      <w:lvlJc w:val="left"/>
+      <w:pPr>
+        <w:ind w:left="4656" w:hanging="360"/>
+      </w:pPr>
+      <w:rPr>
+        <w:rFonts w:ascii="Courier New" w:hAnsi="Courier New" w:cs="Courier New" w:hint="default"/>
+      </w:rPr>
+    </w:lvl>
+    <w:lvl w:ilvl="5" w:tplc="FFFFFFFF" w:tentative="1">
+      <w:start w:val="1"/>
+      <w:numFmt w:val="bullet"/>
+      <w:lvlText w:val=""/>
+      <w:lvlJc w:val="left"/>
+      <w:pPr>
+        <w:ind w:left="5376" w:hanging="360"/>
+      </w:pPr>
+      <w:rPr>
+        <w:rFonts w:ascii="Wingdings" w:hAnsi="Wingdings" w:hint="default"/>
+      </w:rPr>
+    </w:lvl>
+    <w:lvl w:ilvl="6" w:tplc="FFFFFFFF" w:tentative="1">
+      <w:start w:val="1"/>
+      <w:numFmt w:val="bullet"/>
+      <w:lvlText w:val=""/>
+      <w:lvlJc w:val="left"/>
+      <w:pPr>
+        <w:ind w:left="6096" w:hanging="360"/>
+      </w:pPr>
+      <w:rPr>
+        <w:rFonts w:ascii="Symbol" w:hAnsi="Symbol" w:hint="default"/>
+      </w:rPr>
+    </w:lvl>
+    <w:lvl w:ilvl="7" w:tplc="FFFFFFFF" w:tentative="1">
+      <w:start w:val="1"/>
+      <w:numFmt w:val="bullet"/>
+      <w:lvlText w:val="o"/>
+      <w:lvlJc w:val="left"/>
+      <w:pPr>
+        <w:ind w:left="6816" w:hanging="360"/>
+      </w:pPr>
+      <w:rPr>
+        <w:rFonts w:ascii="Courier New" w:hAnsi="Courier New" w:cs="Courier New" w:hint="default"/>
+      </w:rPr>
+    </w:lvl>
+    <w:lvl w:ilvl="8" w:tplc="FFFFFFFF" w:tentative="1">
+      <w:start w:val="1"/>
+      <w:numFmt w:val="bullet"/>
+      <w:lvlText w:val=""/>
+      <w:lvlJc w:val="left"/>
+      <w:pPr>
+        <w:ind w:left="7536" w:hanging="360"/>
+      </w:pPr>
+      <w:rPr>
+        <w:rFonts w:ascii="Wingdings" w:hAnsi="Wingdings" w:hint="default"/>
+      </w:rPr>
+    </w:lvl>
+  </w:abstractNum>
+  <w:abstractNum w:abstractNumId="30" w15:restartNumberingAfterBreak="0">
     <w:nsid w:val="6A7E2BA6"/>
     <w:multiLevelType w:val="hybridMultilevel"/>
     <w:tmpl w:val="6CC075AE"/>
@@ -13557,7 +15276,7 @@
       </w:rPr>
     </w:lvl>
   </w:abstractNum>
-  <w:abstractNum w:abstractNumId="18" w15:restartNumberingAfterBreak="0">
+  <w:abstractNum w:abstractNumId="31" w15:restartNumberingAfterBreak="0">
     <w:nsid w:val="6F490038"/>
     <w:multiLevelType w:val="hybridMultilevel"/>
     <w:tmpl w:val="47F4D464"/>
@@ -13670,7 +15389,120 @@
       </w:rPr>
     </w:lvl>
   </w:abstractNum>
-  <w:abstractNum w:abstractNumId="19" w15:restartNumberingAfterBreak="0">
+  <w:abstractNum w:abstractNumId="32" w15:restartNumberingAfterBreak="0">
+    <w:nsid w:val="70A25222"/>
+    <w:multiLevelType w:val="hybridMultilevel"/>
+    <w:tmpl w:val="597EB4D4"/>
+    <w:lvl w:ilvl="0" w:tplc="240A0001">
+      <w:start w:val="1"/>
+      <w:numFmt w:val="bullet"/>
+      <w:lvlText w:val=""/>
+      <w:lvlJc w:val="left"/>
+      <w:pPr>
+        <w:ind w:left="1429" w:hanging="360"/>
+      </w:pPr>
+      <w:rPr>
+        <w:rFonts w:ascii="Symbol" w:hAnsi="Symbol" w:hint="default"/>
+      </w:rPr>
+    </w:lvl>
+    <w:lvl w:ilvl="1" w:tplc="FFFFFFFF" w:tentative="1">
+      <w:start w:val="1"/>
+      <w:numFmt w:val="bullet"/>
+      <w:lvlText w:val="o"/>
+      <w:lvlJc w:val="left"/>
+      <w:pPr>
+        <w:ind w:left="2149" w:hanging="360"/>
+      </w:pPr>
+      <w:rPr>
+        <w:rFonts w:ascii="Courier New" w:hAnsi="Courier New" w:cs="Courier New" w:hint="default"/>
+      </w:rPr>
+    </w:lvl>
+    <w:lvl w:ilvl="2" w:tplc="FFFFFFFF" w:tentative="1">
+      <w:start w:val="1"/>
+      <w:numFmt w:val="bullet"/>
+      <w:lvlText w:val=""/>
+      <w:lvlJc w:val="left"/>
+      <w:pPr>
+        <w:ind w:left="2869" w:hanging="360"/>
+      </w:pPr>
+      <w:rPr>
+        <w:rFonts w:ascii="Wingdings" w:hAnsi="Wingdings" w:hint="default"/>
+      </w:rPr>
+    </w:lvl>
+    <w:lvl w:ilvl="3" w:tplc="FFFFFFFF" w:tentative="1">
+      <w:start w:val="1"/>
+      <w:numFmt w:val="bullet"/>
+      <w:lvlText w:val=""/>
+      <w:lvlJc w:val="left"/>
+      <w:pPr>
+        <w:ind w:left="3589" w:hanging="360"/>
+      </w:pPr>
+      <w:rPr>
+        <w:rFonts w:ascii="Symbol" w:hAnsi="Symbol" w:hint="default"/>
+      </w:rPr>
+    </w:lvl>
+    <w:lvl w:ilvl="4" w:tplc="FFFFFFFF" w:tentative="1">
+      <w:start w:val="1"/>
+      <w:numFmt w:val="bullet"/>
+      <w:lvlText w:val="o"/>
+      <w:lvlJc w:val="left"/>
+      <w:pPr>
+        <w:ind w:left="4309" w:hanging="360"/>
+      </w:pPr>
+      <w:rPr>
+        <w:rFonts w:ascii="Courier New" w:hAnsi="Courier New" w:cs="Courier New" w:hint="default"/>
+      </w:rPr>
+    </w:lvl>
+    <w:lvl w:ilvl="5" w:tplc="FFFFFFFF" w:tentative="1">
+      <w:start w:val="1"/>
+      <w:numFmt w:val="bullet"/>
+      <w:lvlText w:val=""/>
+      <w:lvlJc w:val="left"/>
+      <w:pPr>
+        <w:ind w:left="5029" w:hanging="360"/>
+      </w:pPr>
+      <w:rPr>
+        <w:rFonts w:ascii="Wingdings" w:hAnsi="Wingdings" w:hint="default"/>
+      </w:rPr>
+    </w:lvl>
+    <w:lvl w:ilvl="6" w:tplc="FFFFFFFF" w:tentative="1">
+      <w:start w:val="1"/>
+      <w:numFmt w:val="bullet"/>
+      <w:lvlText w:val=""/>
+      <w:lvlJc w:val="left"/>
+      <w:pPr>
+        <w:ind w:left="5749" w:hanging="360"/>
+      </w:pPr>
+      <w:rPr>
+        <w:rFonts w:ascii="Symbol" w:hAnsi="Symbol" w:hint="default"/>
+      </w:rPr>
+    </w:lvl>
+    <w:lvl w:ilvl="7" w:tplc="FFFFFFFF" w:tentative="1">
+      <w:start w:val="1"/>
+      <w:numFmt w:val="bullet"/>
+      <w:lvlText w:val="o"/>
+      <w:lvlJc w:val="left"/>
+      <w:pPr>
+        <w:ind w:left="6469" w:hanging="360"/>
+      </w:pPr>
+      <w:rPr>
+        <w:rFonts w:ascii="Courier New" w:hAnsi="Courier New" w:cs="Courier New" w:hint="default"/>
+      </w:rPr>
+    </w:lvl>
+    <w:lvl w:ilvl="8" w:tplc="FFFFFFFF" w:tentative="1">
+      <w:start w:val="1"/>
+      <w:numFmt w:val="bullet"/>
+      <w:lvlText w:val=""/>
+      <w:lvlJc w:val="left"/>
+      <w:pPr>
+        <w:ind w:left="7189" w:hanging="360"/>
+      </w:pPr>
+      <w:rPr>
+        <w:rFonts w:ascii="Wingdings" w:hAnsi="Wingdings" w:hint="default"/>
+      </w:rPr>
+    </w:lvl>
+  </w:abstractNum>
+  <w:abstractNum w:abstractNumId="33" w15:restartNumberingAfterBreak="0">
     <w:nsid w:val="72974A25"/>
     <w:multiLevelType w:val="hybridMultilevel"/>
     <w:tmpl w:val="62A6E554"/>
@@ -13783,7 +15615,7 @@
       </w:rPr>
     </w:lvl>
   </w:abstractNum>
-  <w:abstractNum w:abstractNumId="20" w15:restartNumberingAfterBreak="0">
+  <w:abstractNum w:abstractNumId="34" w15:restartNumberingAfterBreak="0">
     <w:nsid w:val="77776523"/>
     <w:multiLevelType w:val="hybridMultilevel"/>
     <w:tmpl w:val="630649B4"/>
@@ -13896,7 +15728,120 @@
       </w:rPr>
     </w:lvl>
   </w:abstractNum>
-  <w:abstractNum w:abstractNumId="21" w15:restartNumberingAfterBreak="0">
+  <w:abstractNum w:abstractNumId="35" w15:restartNumberingAfterBreak="0">
+    <w:nsid w:val="7A154C58"/>
+    <w:multiLevelType w:val="hybridMultilevel"/>
+    <w:tmpl w:val="81EA78B2"/>
+    <w:lvl w:ilvl="0" w:tplc="240A0003">
+      <w:start w:val="1"/>
+      <w:numFmt w:val="bullet"/>
+      <w:lvlText w:val="o"/>
+      <w:lvlJc w:val="left"/>
+      <w:pPr>
+        <w:ind w:left="1429" w:hanging="360"/>
+      </w:pPr>
+      <w:rPr>
+        <w:rFonts w:ascii="Courier New" w:hAnsi="Courier New" w:cs="Courier New" w:hint="default"/>
+      </w:rPr>
+    </w:lvl>
+    <w:lvl w:ilvl="1" w:tplc="FFFFFFFF" w:tentative="1">
+      <w:start w:val="1"/>
+      <w:numFmt w:val="bullet"/>
+      <w:lvlText w:val="o"/>
+      <w:lvlJc w:val="left"/>
+      <w:pPr>
+        <w:ind w:left="2149" w:hanging="360"/>
+      </w:pPr>
+      <w:rPr>
+        <w:rFonts w:ascii="Courier New" w:hAnsi="Courier New" w:cs="Courier New" w:hint="default"/>
+      </w:rPr>
+    </w:lvl>
+    <w:lvl w:ilvl="2" w:tplc="FFFFFFFF" w:tentative="1">
+      <w:start w:val="1"/>
+      <w:numFmt w:val="bullet"/>
+      <w:lvlText w:val=""/>
+      <w:lvlJc w:val="left"/>
+      <w:pPr>
+        <w:ind w:left="2869" w:hanging="360"/>
+      </w:pPr>
+      <w:rPr>
+        <w:rFonts w:ascii="Wingdings" w:hAnsi="Wingdings" w:hint="default"/>
+      </w:rPr>
+    </w:lvl>
+    <w:lvl w:ilvl="3" w:tplc="FFFFFFFF" w:tentative="1">
+      <w:start w:val="1"/>
+      <w:numFmt w:val="bullet"/>
+      <w:lvlText w:val=""/>
+      <w:lvlJc w:val="left"/>
+      <w:pPr>
+        <w:ind w:left="3589" w:hanging="360"/>
+      </w:pPr>
+      <w:rPr>
+        <w:rFonts w:ascii="Symbol" w:hAnsi="Symbol" w:hint="default"/>
+      </w:rPr>
+    </w:lvl>
+    <w:lvl w:ilvl="4" w:tplc="FFFFFFFF" w:tentative="1">
+      <w:start w:val="1"/>
+      <w:numFmt w:val="bullet"/>
+      <w:lvlText w:val="o"/>
+      <w:lvlJc w:val="left"/>
+      <w:pPr>
+        <w:ind w:left="4309" w:hanging="360"/>
+      </w:pPr>
+      <w:rPr>
+        <w:rFonts w:ascii="Courier New" w:hAnsi="Courier New" w:cs="Courier New" w:hint="default"/>
+      </w:rPr>
+    </w:lvl>
+    <w:lvl w:ilvl="5" w:tplc="FFFFFFFF" w:tentative="1">
+      <w:start w:val="1"/>
+      <w:numFmt w:val="bullet"/>
+      <w:lvlText w:val=""/>
+      <w:lvlJc w:val="left"/>
+      <w:pPr>
+        <w:ind w:left="5029" w:hanging="360"/>
+      </w:pPr>
+      <w:rPr>
+        <w:rFonts w:ascii="Wingdings" w:hAnsi="Wingdings" w:hint="default"/>
+      </w:rPr>
+    </w:lvl>
+    <w:lvl w:ilvl="6" w:tplc="FFFFFFFF" w:tentative="1">
+      <w:start w:val="1"/>
+      <w:numFmt w:val="bullet"/>
+      <w:lvlText w:val=""/>
+      <w:lvlJc w:val="left"/>
+      <w:pPr>
+        <w:ind w:left="5749" w:hanging="360"/>
+      </w:pPr>
+      <w:rPr>
+        <w:rFonts w:ascii="Symbol" w:hAnsi="Symbol" w:hint="default"/>
+      </w:rPr>
+    </w:lvl>
+    <w:lvl w:ilvl="7" w:tplc="FFFFFFFF" w:tentative="1">
+      <w:start w:val="1"/>
+      <w:numFmt w:val="bullet"/>
+      <w:lvlText w:val="o"/>
+      <w:lvlJc w:val="left"/>
+      <w:pPr>
+        <w:ind w:left="6469" w:hanging="360"/>
+      </w:pPr>
+      <w:rPr>
+        <w:rFonts w:ascii="Courier New" w:hAnsi="Courier New" w:cs="Courier New" w:hint="default"/>
+      </w:rPr>
+    </w:lvl>
+    <w:lvl w:ilvl="8" w:tplc="FFFFFFFF" w:tentative="1">
+      <w:start w:val="1"/>
+      <w:numFmt w:val="bullet"/>
+      <w:lvlText w:val=""/>
+      <w:lvlJc w:val="left"/>
+      <w:pPr>
+        <w:ind w:left="7189" w:hanging="360"/>
+      </w:pPr>
+      <w:rPr>
+        <w:rFonts w:ascii="Wingdings" w:hAnsi="Wingdings" w:hint="default"/>
+      </w:rPr>
+    </w:lvl>
+  </w:abstractNum>
+  <w:abstractNum w:abstractNumId="36" w15:restartNumberingAfterBreak="0">
     <w:nsid w:val="7C5C3200"/>
     <w:multiLevelType w:val="hybridMultilevel"/>
     <w:tmpl w:val="D38C25D0"/>
@@ -14013,37 +15958,37 @@
     <w:abstractNumId w:val="0"/>
   </w:num>
   <w:num w:numId="2" w16cid:durableId="1587882489">
-    <w:abstractNumId w:val="12"/>
+    <w:abstractNumId w:val="23"/>
   </w:num>
   <w:num w:numId="3" w16cid:durableId="815605698">
-    <w:abstractNumId w:val="8"/>
+    <w:abstractNumId w:val="13"/>
   </w:num>
   <w:num w:numId="4" w16cid:durableId="1831018542">
-    <w:abstractNumId w:val="13"/>
+    <w:abstractNumId w:val="24"/>
   </w:num>
   <w:num w:numId="5" w16cid:durableId="1871646219">
-    <w:abstractNumId w:val="21"/>
+    <w:abstractNumId w:val="36"/>
   </w:num>
   <w:num w:numId="6" w16cid:durableId="1468621876">
-    <w:abstractNumId w:val="16"/>
+    <w:abstractNumId w:val="28"/>
   </w:num>
   <w:num w:numId="7" w16cid:durableId="1148325436">
-    <w:abstractNumId w:val="10"/>
+    <w:abstractNumId w:val="20"/>
   </w:num>
   <w:num w:numId="8" w16cid:durableId="296301905">
-    <w:abstractNumId w:val="7"/>
+    <w:abstractNumId w:val="9"/>
   </w:num>
   <w:num w:numId="9" w16cid:durableId="1142847388">
-    <w:abstractNumId w:val="17"/>
+    <w:abstractNumId w:val="30"/>
   </w:num>
   <w:num w:numId="10" w16cid:durableId="647395377">
-    <w:abstractNumId w:val="13"/>
+    <w:abstractNumId w:val="24"/>
     <w:lvlOverride w:ilvl="0">
       <w:startOverride w:val="2"/>
     </w:lvlOverride>
   </w:num>
   <w:num w:numId="11" w16cid:durableId="2029722116">
-    <w:abstractNumId w:val="13"/>
+    <w:abstractNumId w:val="24"/>
     <w:lvlOverride w:ilvl="0">
       <w:startOverride w:val="1"/>
     </w:lvlOverride>
@@ -14073,55 +16018,106 @@
     </w:lvlOverride>
   </w:num>
   <w:num w:numId="12" w16cid:durableId="519241817">
-    <w:abstractNumId w:val="20"/>
+    <w:abstractNumId w:val="34"/>
   </w:num>
   <w:num w:numId="13" w16cid:durableId="667248841">
-    <w:abstractNumId w:val="9"/>
+    <w:abstractNumId w:val="18"/>
   </w:num>
   <w:num w:numId="14" w16cid:durableId="2079937488">
+    <w:abstractNumId w:val="6"/>
+  </w:num>
+  <w:num w:numId="15" w16cid:durableId="347755677">
+    <w:abstractNumId w:val="26"/>
+  </w:num>
+  <w:num w:numId="16" w16cid:durableId="2051958157">
+    <w:abstractNumId w:val="4"/>
+  </w:num>
+  <w:num w:numId="17" w16cid:durableId="782455909">
+    <w:abstractNumId w:val="25"/>
+  </w:num>
+  <w:num w:numId="18" w16cid:durableId="20598191">
+    <w:abstractNumId w:val="3"/>
+  </w:num>
+  <w:num w:numId="19" w16cid:durableId="1874808249">
+    <w:abstractNumId w:val="31"/>
+  </w:num>
+  <w:num w:numId="20" w16cid:durableId="24183253">
+    <w:abstractNumId w:val="33"/>
+  </w:num>
+  <w:num w:numId="21" w16cid:durableId="514273177">
+    <w:abstractNumId w:val="2"/>
+  </w:num>
+  <w:num w:numId="22" w16cid:durableId="1462335914">
+    <w:abstractNumId w:val="22"/>
+  </w:num>
+  <w:num w:numId="23" w16cid:durableId="1944069019">
     <w:abstractNumId w:val="5"/>
   </w:num>
-  <w:num w:numId="15" w16cid:durableId="347755677">
+  <w:num w:numId="24" w16cid:durableId="272523184">
+    <w:abstractNumId w:val="24"/>
+  </w:num>
+  <w:num w:numId="25" w16cid:durableId="664628412">
+    <w:abstractNumId w:val="24"/>
+  </w:num>
+  <w:num w:numId="26" w16cid:durableId="296423682">
+    <w:abstractNumId w:val="24"/>
+  </w:num>
+  <w:num w:numId="27" w16cid:durableId="307365812">
+    <w:abstractNumId w:val="24"/>
+  </w:num>
+  <w:num w:numId="28" w16cid:durableId="1734160033">
+    <w:abstractNumId w:val="8"/>
+  </w:num>
+  <w:num w:numId="29" w16cid:durableId="1954969449">
+    <w:abstractNumId w:val="11"/>
+  </w:num>
+  <w:num w:numId="30" w16cid:durableId="150028290">
+    <w:abstractNumId w:val="35"/>
+  </w:num>
+  <w:num w:numId="31" w16cid:durableId="1685282533">
+    <w:abstractNumId w:val="14"/>
+  </w:num>
+  <w:num w:numId="32" w16cid:durableId="128473348">
+    <w:abstractNumId w:val="10"/>
+  </w:num>
+  <w:num w:numId="33" w16cid:durableId="790636431">
+    <w:abstractNumId w:val="21"/>
+  </w:num>
+  <w:num w:numId="34" w16cid:durableId="315382187">
+    <w:abstractNumId w:val="27"/>
+  </w:num>
+  <w:num w:numId="35" w16cid:durableId="233854032">
     <w:abstractNumId w:val="15"/>
   </w:num>
-  <w:num w:numId="16" w16cid:durableId="2051958157">
-    <w:abstractNumId w:val="3"/>
+  <w:num w:numId="36" w16cid:durableId="413750120">
+    <w:abstractNumId w:val="7"/>
   </w:num>
-  <w:num w:numId="17" w16cid:durableId="782455909">
-    <w:abstractNumId w:val="14"/>
+  <w:num w:numId="37" w16cid:durableId="1005669481">
+    <w:abstractNumId w:val="29"/>
   </w:num>
-  <w:num w:numId="18" w16cid:durableId="20598191">
-    <w:abstractNumId w:val="2"/>
+  <w:num w:numId="38" w16cid:durableId="2065367791">
+    <w:abstractNumId w:val="1"/>
   </w:num>
-  <w:num w:numId="19" w16cid:durableId="1874808249">
-    <w:abstractNumId w:val="18"/>
+  <w:num w:numId="39" w16cid:durableId="1224751508">
+    <w:abstractNumId w:val="17"/>
   </w:num>
-  <w:num w:numId="20" w16cid:durableId="24183253">
+  <w:num w:numId="40" w16cid:durableId="457337340">
+    <w:abstractNumId w:val="32"/>
+  </w:num>
+  <w:num w:numId="41" w16cid:durableId="115150597">
     <w:abstractNumId w:val="19"/>
   </w:num>
-  <w:num w:numId="21" w16cid:durableId="514273177">
-    <w:abstractNumId w:val="1"/>
+  <w:num w:numId="42" w16cid:durableId="183633558">
+    <w:abstractNumId w:val="12"/>
   </w:num>
-  <w:num w:numId="22" w16cid:durableId="1462335914">
-    <w:abstractNumId w:val="11"/>
+  <w:num w:numId="43" w16cid:durableId="1024163632">
+    <w:abstractNumId w:val="16"/>
   </w:num>
-  <w:num w:numId="23" w16cid:durableId="1944069019">
-    <w:abstractNumId w:val="4"/>
+  <w:num w:numId="44" w16cid:durableId="784543251">
+    <w:abstractNumId w:val="16"/>
   </w:num>
-  <w:num w:numId="24" w16cid:durableId="272523184">
-    <w:abstractNumId w:val="13"/>
-  </w:num>
-  <w:num w:numId="25" w16cid:durableId="664628412">
-    <w:abstractNumId w:val="13"/>
-  </w:num>
-  <w:num w:numId="26" w16cid:durableId="296423682">
-    <w:abstractNumId w:val="13"/>
-  </w:num>
-  <w:num w:numId="27" w16cid:durableId="307365812">
-    <w:abstractNumId w:val="13"/>
-  </w:num>
-  <w:num w:numId="28" w16cid:durableId="1734160033">
-    <w:abstractNumId w:val="6"/>
+  <w:num w:numId="45" w16cid:durableId="2044623211">
+    <w:abstractNumId w:val="16"/>
   </w:num>
   <w:numIdMacAtCleanup w:val="23"/>
 </w:numbering>
@@ -14539,10 +16535,10 @@
     <w:autoRedefine/>
     <w:uiPriority w:val="9"/>
     <w:qFormat/>
-    <w:rsid w:val="00A720CB"/>
+    <w:rsid w:val="00BC7960"/>
     <w:pPr>
       <w:numPr>
-        <w:numId w:val="4"/>
+        <w:numId w:val="43"/>
       </w:numPr>
       <w:shd w:val="clear" w:color="auto" w:fill="FFFFFF"/>
       <w:spacing w:line="360" w:lineRule="auto"/>
@@ -14727,7 +16723,6 @@
   <w:style w:type="character" w:default="1" w:styleId="Fuentedeprrafopredeter">
     <w:name w:val="Default Paragraph Font"/>
     <w:uiPriority w:val="1"/>
-    <w:semiHidden/>
     <w:unhideWhenUsed/>
   </w:style>
   <w:style w:type="table" w:default="1" w:styleId="Tablanormal">
@@ -14779,7 +16774,7 @@
     <w:name w:val="Título 1 Car"/>
     <w:link w:val="Ttulo1"/>
     <w:uiPriority w:val="9"/>
-    <w:rsid w:val="00A720CB"/>
+    <w:rsid w:val="00BC7960"/>
     <w:rPr>
       <w:rFonts w:eastAsia="Times New Roman" w:cs="Times New Roman (Títulos en alf"/>
       <w:b/>
@@ -15961,19 +17956,6 @@
 </file>
 
 <file path=customXml/item1.xml><?xml version="1.0" encoding="utf-8"?>
-<b:Sources xmlns:b="http://schemas.openxmlformats.org/officeDocument/2006/bibliography" xmlns="http://schemas.openxmlformats.org/officeDocument/2006/bibliography" SelectedStyle="\APASixthEditionOfficeOnline.xsl" StyleName="APA" Version="6"/>
-</file>
-
-<file path=customXml/item2.xml><?xml version="1.0" encoding="utf-8"?>
-<?mso-contentType ?>
-<FormTemplates xmlns="http://schemas.microsoft.com/sharepoint/v3/contenttype/forms">
-  <Display>DocumentLibraryForm</Display>
-  <Edit>DocumentLibraryForm</Edit>
-  <New>DocumentLibraryForm</New>
-</FormTemplates>
-</file>
-
-<file path=customXml/item3.xml><?xml version="1.0" encoding="utf-8"?>
 <ct:contentTypeSchema xmlns:ct="http://schemas.microsoft.com/office/2006/metadata/contentType" xmlns:ma="http://schemas.microsoft.com/office/2006/metadata/properties/metaAttributes" ct:_="" ma:_="" ma:contentTypeName="Documento" ma:contentTypeID="0x0101006A81D6BD42E8DF4C91013959704817E1" ma:contentTypeVersion="15" ma:contentTypeDescription="Crear nuevo documento." ma:contentTypeScope="" ma:versionID="bf4f72ffd194f0963ff564daca6869f7">
   <xsd:schema xmlns:xsd="http://www.w3.org/2001/XMLSchema" xmlns:xs="http://www.w3.org/2001/XMLSchema" xmlns:p="http://schemas.microsoft.com/office/2006/metadata/properties" xmlns:ns2="13c90a0b-73bc-4dc0-be5f-28d77b615beb" xmlns:ns3="13c93bba-48ce-428c-bfe5-88b42c19b028" targetNamespace="http://schemas.microsoft.com/office/2006/metadata/properties" ma:root="true" ma:fieldsID="8718d6f4873a5b1392a45044efa78385" ns2:_="" ns3:_="">
     <xsd:import namespace="13c90a0b-73bc-4dc0-be5f-28d77b615beb"/>
@@ -16208,7 +18190,7 @@
 </ct:contentTypeSchema>
 </file>
 
-<file path=customXml/item4.xml><?xml version="1.0" encoding="utf-8"?>
+<file path=customXml/item2.xml><?xml version="1.0" encoding="utf-8"?>
 <p:properties xmlns:p="http://schemas.microsoft.com/office/2006/metadata/properties" xmlns:xsi="http://www.w3.org/2001/XMLSchema-instance" xmlns:pc="http://schemas.microsoft.com/office/infopath/2007/PartnerControls">
   <documentManagement>
     <TaxCatchAll xmlns="13c90a0b-73bc-4dc0-be5f-28d77b615beb" xsi:nil="true"/>
@@ -16219,23 +18201,20 @@
 </p:properties>
 </file>
 
-<file path=customXml/itemProps1.xml><?xml version="1.0" encoding="utf-8"?>
-<ds:datastoreItem xmlns:ds="http://schemas.openxmlformats.org/officeDocument/2006/customXml" ds:itemID="{1AF2C25B-FB23-49D7-861B-D97474F002D2}">
-  <ds:schemaRefs>
-    <ds:schemaRef ds:uri="http://schemas.openxmlformats.org/officeDocument/2006/bibliography"/>
-  </ds:schemaRefs>
-</ds:datastoreItem>
+<file path=customXml/item3.xml><?xml version="1.0" encoding="utf-8"?>
+<b:Sources xmlns:b="http://schemas.openxmlformats.org/officeDocument/2006/bibliography" xmlns="http://schemas.openxmlformats.org/officeDocument/2006/bibliography" SelectedStyle="\APASixthEditionOfficeOnline.xsl" StyleName="APA" Version="6"/>
 </file>
 
-<file path=customXml/itemProps2.xml><?xml version="1.0" encoding="utf-8"?>
-<ds:datastoreItem xmlns:ds="http://schemas.openxmlformats.org/officeDocument/2006/customXml" ds:itemID="{91756AAB-0645-4FFC-990B-34BB6096B23B}">
-  <ds:schemaRefs>
-    <ds:schemaRef ds:uri="http://schemas.microsoft.com/sharepoint/v3/contenttype/forms"/>
-  </ds:schemaRefs>
-</ds:datastoreItem>
+<file path=customXml/item4.xml><?xml version="1.0" encoding="utf-8"?>
+<?mso-contentType ?>
+<FormTemplates xmlns="http://schemas.microsoft.com/sharepoint/v3/contenttype/forms">
+  <Display>DocumentLibraryForm</Display>
+  <Edit>DocumentLibraryForm</Edit>
+  <New>DocumentLibraryForm</New>
+</FormTemplates>
 </file>
 
-<file path=customXml/itemProps3.xml><?xml version="1.0" encoding="utf-8"?>
+<file path=customXml/itemProps1.xml><?xml version="1.0" encoding="utf-8"?>
 <ds:datastoreItem xmlns:ds="http://schemas.openxmlformats.org/officeDocument/2006/customXml" ds:itemID="{4B3C6E78-634C-4AE7-B2E1-4D68F5BA9D52}">
   <ds:schemaRefs>
     <ds:schemaRef ds:uri="http://schemas.microsoft.com/office/2006/metadata/contentType"/>
@@ -16254,7 +18233,7 @@
 </ds:datastoreItem>
 </file>
 
-<file path=customXml/itemProps4.xml><?xml version="1.0" encoding="utf-8"?>
+<file path=customXml/itemProps2.xml><?xml version="1.0" encoding="utf-8"?>
 <ds:datastoreItem xmlns:ds="http://schemas.openxmlformats.org/officeDocument/2006/customXml" ds:itemID="{CEECB56F-E1D8-45BF-A0A3-B5258E7263D4}">
   <ds:schemaRefs>
     <ds:schemaRef ds:uri="http://schemas.microsoft.com/office/2006/metadata/properties"/>
@@ -16263,4 +18242,20 @@
     <ds:schemaRef ds:uri="13c93bba-48ce-428c-bfe5-88b42c19b028"/>
   </ds:schemaRefs>
 </ds:datastoreItem>
+</file>
+
+<file path=customXml/itemProps3.xml><?xml version="1.0" encoding="utf-8"?>
+<ds:datastoreItem xmlns:ds="http://schemas.openxmlformats.org/officeDocument/2006/customXml" ds:itemID="{1AF2C25B-FB23-49D7-861B-D97474F002D2}">
+  <ds:schemaRefs>
+    <ds:schemaRef ds:uri="http://schemas.openxmlformats.org/officeDocument/2006/bibliography"/>
+  </ds:schemaRefs>
+</ds:datastoreItem>
+</file>
+
+<file path=customXml/itemProps4.xml><?xml version="1.0" encoding="utf-8"?>
+<ds:datastoreItem xmlns:ds="http://schemas.openxmlformats.org/officeDocument/2006/customXml" ds:itemID="{91756AAB-0645-4FFC-990B-34BB6096B23B}">
+  <ds:schemaRefs>
+    <ds:schemaRef ds:uri="http://schemas.microsoft.com/sharepoint/v3/contenttype/forms"/>
+  </ds:schemaRefs>
+</ds:datastoreItem>
 </file>